--- a/documents/pisteytyslomake_Ryhmä10.docx
+++ b/documents/pisteytyslomake_Ryhmä10.docx
@@ -524,7 +524,7 @@
           <w:p>
             <w:r>
               <w:rPr>
-                <w:rFonts w:ascii="Segoe UI Symbol" w:eastAsia="Calibri" w:hAnsi="Segoe UI Symbol" w:cs="Segoe UI Symbol"/>
+                <w:rFonts w:ascii="Segoe UI Symbol" w:hAnsi="Segoe UI Symbol" w:eastAsia="Calibri" w:cs="Segoe UI Symbol"/>
               </w:rPr>
               <w:t>☒</w:t>
             </w:r>
@@ -571,7 +571,7 @@
           <w:p>
             <w:r>
               <w:rPr>
-                <w:rFonts w:ascii="Segoe UI Symbol" w:eastAsia="Calibri" w:hAnsi="Segoe UI Symbol" w:cs="Segoe UI Symbol"/>
+                <w:rFonts w:ascii="Segoe UI Symbol" w:hAnsi="Segoe UI Symbol" w:eastAsia="Calibri" w:cs="Segoe UI Symbol"/>
               </w:rPr>
               <w:t>☒</w:t>
             </w:r>
@@ -667,7 +667,7 @@
           <w:p>
             <w:r>
               <w:rPr>
-                <w:rFonts w:ascii="Segoe UI Symbol" w:eastAsia="Calibri" w:hAnsi="Segoe UI Symbol" w:cs="Segoe UI Symbol"/>
+                <w:rFonts w:ascii="Segoe UI Symbol" w:hAnsi="Segoe UI Symbol" w:eastAsia="Calibri" w:cs="Segoe UI Symbol"/>
               </w:rPr>
               <w:t>☒</w:t>
             </w:r>
@@ -711,7 +711,7 @@
           <w:p>
             <w:r>
               <w:rPr>
-                <w:rFonts w:ascii="Segoe UI Symbol" w:eastAsia="Calibri" w:hAnsi="Segoe UI Symbol" w:cs="Segoe UI Symbol"/>
+                <w:rFonts w:ascii="Segoe UI Symbol" w:hAnsi="Segoe UI Symbol" w:eastAsia="Calibri" w:cs="Segoe UI Symbol"/>
               </w:rPr>
               <w:t>☒</w:t>
             </w:r>
@@ -748,7 +748,7 @@
           <w:p>
             <w:r>
               <w:rPr>
-                <w:rFonts w:ascii="Segoe UI Symbol" w:eastAsia="Calibri" w:hAnsi="Segoe UI Symbol" w:cs="Segoe UI Symbol"/>
+                <w:rFonts w:ascii="Segoe UI Symbol" w:hAnsi="Segoe UI Symbol" w:eastAsia="Calibri" w:cs="Segoe UI Symbol"/>
               </w:rPr>
               <w:t>☒</w:t>
             </w:r>
@@ -790,7 +790,7 @@
           <w:p>
             <w:r>
               <w:rPr>
-                <w:rFonts w:ascii="Segoe UI Symbol" w:eastAsia="Calibri" w:hAnsi="Segoe UI Symbol" w:cs="Segoe UI Symbol"/>
+                <w:rFonts w:ascii="Segoe UI Symbol" w:hAnsi="Segoe UI Symbol" w:eastAsia="Calibri" w:cs="Segoe UI Symbol"/>
               </w:rPr>
               <w:t>☒</w:t>
             </w:r>
@@ -844,7 +844,6 @@
         <w:rPr>
           <w:b/>
         </w:rPr>
-        <w:lastRenderedPageBreak/>
         <w:t>3) Scrum &amp; GitHub Projects – näyttö</w:t>
       </w:r>
     </w:p>
@@ -1001,7 +1000,7 @@
           <w:p>
             <w:r>
               <w:rPr>
-                <w:rFonts w:ascii="Segoe UI Symbol" w:eastAsia="Calibri" w:hAnsi="Segoe UI Symbol" w:cs="Segoe UI Symbol"/>
+                <w:rFonts w:ascii="Segoe UI Symbol" w:hAnsi="Segoe UI Symbol" w:eastAsia="Calibri" w:cs="Segoe UI Symbol"/>
               </w:rPr>
               <w:t>☒</w:t>
             </w:r>
@@ -1012,7 +1011,7 @@
             <w:tcW w:w="3402" w:type="dxa"/>
           </w:tcPr>
           <w:p>
-            <w:hyperlink r:id="rId6" w:history="1">
+            <w:hyperlink w:history="1" r:id="rId6">
               <w:r>
                 <w:rPr>
                   <w:rStyle w:val="Hyperlink"/>
@@ -1055,7 +1054,7 @@
           <w:p>
             <w:r>
               <w:rPr>
-                <w:rFonts w:ascii="Segoe UI Symbol" w:eastAsia="Calibri" w:hAnsi="Segoe UI Symbol" w:cs="Segoe UI Symbol"/>
+                <w:rFonts w:ascii="Segoe UI Symbol" w:hAnsi="Segoe UI Symbol" w:eastAsia="Calibri" w:cs="Segoe UI Symbol"/>
               </w:rPr>
               <w:t>☒</w:t>
             </w:r>
@@ -1066,7 +1065,7 @@
             <w:tcW w:w="3402" w:type="dxa"/>
           </w:tcPr>
           <w:p>
-            <w:hyperlink r:id="rId7" w:history="1">
+            <w:hyperlink w:history="1" r:id="rId7">
               <w:r>
                 <w:rPr>
                   <w:rStyle w:val="Hyperlink"/>
@@ -1101,7 +1100,7 @@
           <w:p>
             <w:r>
               <w:rPr>
-                <w:rFonts w:ascii="Segoe UI Symbol" w:eastAsia="Calibri" w:hAnsi="Segoe UI Symbol" w:cs="Segoe UI Symbol"/>
+                <w:rFonts w:ascii="Segoe UI Symbol" w:hAnsi="Segoe UI Symbol" w:eastAsia="Calibri" w:cs="Segoe UI Symbol"/>
               </w:rPr>
               <w:t>☒</w:t>
             </w:r>
@@ -1112,7 +1111,7 @@
             <w:tcW w:w="3402" w:type="dxa"/>
           </w:tcPr>
           <w:p>
-            <w:hyperlink r:id="rId8" w:history="1">
+            <w:hyperlink w:history="1" r:id="rId8">
               <w:r>
                 <w:rPr>
                   <w:rStyle w:val="Hyperlink"/>
@@ -1173,7 +1172,7 @@
           <w:p>
             <w:r>
               <w:rPr>
-                <w:rFonts w:ascii="Segoe UI Symbol" w:eastAsia="Calibri" w:hAnsi="Segoe UI Symbol" w:cs="Segoe UI Symbol"/>
+                <w:rFonts w:ascii="Segoe UI Symbol" w:hAnsi="Segoe UI Symbol" w:eastAsia="Calibri" w:cs="Segoe UI Symbol"/>
               </w:rPr>
               <w:t>☒</w:t>
             </w:r>
@@ -1184,7 +1183,7 @@
             <w:tcW w:w="3402" w:type="dxa"/>
           </w:tcPr>
           <w:p>
-            <w:hyperlink r:id="rId9" w:history="1">
+            <w:hyperlink w:history="1" r:id="rId9">
               <w:r>
                 <w:rPr>
                   <w:rStyle w:val="Hyperlink"/>
@@ -1374,7 +1373,7 @@
           <w:p>
             <w:r>
               <w:rPr>
-                <w:rFonts w:ascii="Segoe UI Symbol" w:eastAsia="Calibri" w:hAnsi="Segoe UI Symbol" w:cs="Segoe UI Symbol"/>
+                <w:rFonts w:ascii="Segoe UI Symbol" w:hAnsi="Segoe UI Symbol" w:eastAsia="Calibri" w:cs="Segoe UI Symbol"/>
               </w:rPr>
               <w:t>☒</w:t>
             </w:r>
@@ -1385,7 +1384,7 @@
             <w:tcW w:w="3402" w:type="dxa"/>
           </w:tcPr>
           <w:p>
-            <w:hyperlink r:id="rId10" w:history="1">
+            <w:hyperlink w:history="1" r:id="rId10">
               <w:r>
                 <w:rPr>
                   <w:rStyle w:val="Hyperlink"/>
@@ -1437,7 +1436,6 @@
           <w:b/>
           <w:lang w:val="fi-FI"/>
         </w:rPr>
-        <w:lastRenderedPageBreak/>
         <w:t xml:space="preserve">4) Projekti – ominaisuudet (valitkaa yhteensä </w:t>
       </w:r>
       <w:proofErr w:type="gramStart"/>
@@ -1644,7 +1642,7 @@
           <w:p>
             <w:r>
               <w:rPr>
-                <w:rFonts w:ascii="Segoe UI Symbol" w:eastAsia="Calibri" w:hAnsi="Segoe UI Symbol" w:cs="Segoe UI Symbol"/>
+                <w:rFonts w:ascii="Segoe UI Symbol" w:hAnsi="Segoe UI Symbol" w:eastAsia="Calibri" w:cs="Segoe UI Symbol"/>
               </w:rPr>
               <w:t>☒</w:t>
             </w:r>
@@ -1725,7 +1723,7 @@
           <w:p>
             <w:r>
               <w:rPr>
-                <w:rFonts w:ascii="Segoe UI Symbol" w:eastAsia="Calibri" w:hAnsi="Segoe UI Symbol" w:cs="Segoe UI Symbol"/>
+                <w:rFonts w:ascii="Segoe UI Symbol" w:hAnsi="Segoe UI Symbol" w:eastAsia="Calibri" w:cs="Segoe UI Symbol"/>
               </w:rPr>
               <w:t>☒</w:t>
             </w:r>
@@ -1912,7 +1910,7 @@
           <w:p>
             <w:r>
               <w:rPr>
-                <w:rFonts w:ascii="Segoe UI Symbol" w:eastAsia="Calibri" w:hAnsi="Segoe UI Symbol" w:cs="Segoe UI Symbol"/>
+                <w:rFonts w:ascii="Segoe UI Symbol" w:hAnsi="Segoe UI Symbol" w:eastAsia="Calibri" w:cs="Segoe UI Symbol"/>
               </w:rPr>
               <w:t>☒</w:t>
             </w:r>
@@ -2010,7 +2008,7 @@
           <w:p>
             <w:r>
               <w:rPr>
-                <w:rFonts w:ascii="Segoe UI Symbol" w:eastAsia="Calibri" w:hAnsi="Segoe UI Symbol" w:cs="Segoe UI Symbol"/>
+                <w:rFonts w:ascii="Segoe UI Symbol" w:hAnsi="Segoe UI Symbol" w:eastAsia="Calibri" w:cs="Segoe UI Symbol"/>
               </w:rPr>
               <w:t>☒</w:t>
             </w:r>
@@ -2093,7 +2091,7 @@
           <w:p>
             <w:r>
               <w:rPr>
-                <w:rFonts w:ascii="Segoe UI Symbol" w:eastAsia="Calibri" w:hAnsi="Segoe UI Symbol" w:cs="Segoe UI Symbol"/>
+                <w:rFonts w:ascii="Segoe UI Symbol" w:hAnsi="Segoe UI Symbol" w:eastAsia="Calibri" w:cs="Segoe UI Symbol"/>
               </w:rPr>
               <w:t>☒</w:t>
             </w:r>
@@ -2326,7 +2324,7 @@
           <w:p>
             <w:r>
               <w:rPr>
-                <w:rFonts w:ascii="Segoe UI Symbol" w:eastAsia="Calibri" w:hAnsi="Segoe UI Symbol" w:cs="Segoe UI Symbol"/>
+                <w:rFonts w:ascii="Segoe UI Symbol" w:hAnsi="Segoe UI Symbol" w:eastAsia="Calibri" w:cs="Segoe UI Symbol"/>
               </w:rPr>
               <w:t>☒</w:t>
             </w:r>
@@ -2497,7 +2495,6 @@
           <w:b/>
           <w:lang w:val="fi-FI"/>
         </w:rPr>
-        <w:lastRenderedPageBreak/>
         <w:t>5) Projekti – UI/UX &amp; navigaatio (</w:t>
       </w:r>
       <w:proofErr w:type="gramStart"/>
@@ -2660,7 +2657,7 @@
           <w:p>
             <w:r>
               <w:rPr>
-                <w:rFonts w:ascii="Segoe UI Symbol" w:eastAsia="Calibri" w:hAnsi="Segoe UI Symbol" w:cs="Segoe UI Symbol"/>
+                <w:rFonts w:ascii="Segoe UI Symbol" w:hAnsi="Segoe UI Symbol" w:eastAsia="Calibri" w:cs="Segoe UI Symbol"/>
               </w:rPr>
               <w:t>☒</w:t>
             </w:r>
@@ -2744,7 +2741,7 @@
           <w:p>
             <w:r>
               <w:rPr>
-                <w:rFonts w:ascii="Segoe UI Symbol" w:eastAsia="Calibri" w:hAnsi="Segoe UI Symbol" w:cs="Segoe UI Symbol"/>
+                <w:rFonts w:ascii="Segoe UI Symbol" w:hAnsi="Segoe UI Symbol" w:eastAsia="Calibri" w:cs="Segoe UI Symbol"/>
               </w:rPr>
               <w:t>☒</w:t>
             </w:r>
@@ -2827,7 +2824,7 @@
           <w:p>
             <w:r>
               <w:rPr>
-                <w:rFonts w:ascii="Segoe UI Symbol" w:eastAsia="Calibri" w:hAnsi="Segoe UI Symbol" w:cs="Segoe UI Symbol"/>
+                <w:rFonts w:ascii="Segoe UI Symbol" w:hAnsi="Segoe UI Symbol" w:eastAsia="Calibri" w:cs="Segoe UI Symbol"/>
               </w:rPr>
               <w:t>☒</w:t>
             </w:r>
@@ -2918,7 +2915,7 @@
           <w:p>
             <w:r>
               <w:rPr>
-                <w:rFonts w:ascii="Segoe UI Symbol" w:eastAsia="Calibri" w:hAnsi="Segoe UI Symbol" w:cs="Segoe UI Symbol"/>
+                <w:rFonts w:ascii="Segoe UI Symbol" w:hAnsi="Segoe UI Symbol" w:eastAsia="Calibri" w:cs="Segoe UI Symbol"/>
               </w:rPr>
               <w:t>☒</w:t>
             </w:r>
@@ -2940,7 +2937,10 @@
               <w:t xml:space="preserve"> </w:t>
             </w:r>
             <w:r>
-              <w:sym w:font="Wingdings" w:char="F0E0"/>
+              <w:rPr>
+                <w:rFonts w:ascii="Wingdings" w:hAnsi="Wingdings" w:eastAsia="Wingdings" w:cs="Wingdings"/>
+              </w:rPr>
+              <w:t>à</w:t>
             </w:r>
             <w:r>
               <w:t xml:space="preserve"> </w:t>
@@ -3160,7 +3160,7 @@
           <w:p>
             <w:r>
               <w:rPr>
-                <w:rFonts w:ascii="Segoe UI Symbol" w:eastAsia="Calibri" w:hAnsi="Segoe UI Symbol" w:cs="Segoe UI Symbol"/>
+                <w:rFonts w:ascii="Segoe UI Symbol" w:hAnsi="Segoe UI Symbol" w:eastAsia="Calibri" w:cs="Segoe UI Symbol"/>
               </w:rPr>
               <w:t>☒</w:t>
             </w:r>
@@ -3219,7 +3219,7 @@
           <w:p>
             <w:r>
               <w:rPr>
-                <w:rFonts w:ascii="Segoe UI Symbol" w:eastAsia="Calibri" w:hAnsi="Segoe UI Symbol" w:cs="Segoe UI Symbol"/>
+                <w:rFonts w:ascii="Segoe UI Symbol" w:hAnsi="Segoe UI Symbol" w:eastAsia="Calibri" w:cs="Segoe UI Symbol"/>
               </w:rPr>
               <w:t>☒</w:t>
             </w:r>
@@ -3292,7 +3292,7 @@
           <w:p>
             <w:r>
               <w:rPr>
-                <w:rFonts w:ascii="Segoe UI Symbol" w:eastAsia="Calibri" w:hAnsi="Segoe UI Symbol" w:cs="Segoe UI Symbol"/>
+                <w:rFonts w:ascii="Segoe UI Symbol" w:hAnsi="Segoe UI Symbol" w:eastAsia="Calibri" w:cs="Segoe UI Symbol"/>
               </w:rPr>
               <w:t>☒</w:t>
             </w:r>
@@ -3354,6 +3354,7 @@
           <w:tcPr>
             <w:tcW w:w="4082" w:type="dxa"/>
             <w:shd w:val="clear" w:color="auto" w:fill="EEF2FF"/>
+            <w:tcMar/>
           </w:tcPr>
           <w:p>
             <w:r>
@@ -3368,6 +3369,7 @@
           <w:tcPr>
             <w:tcW w:w="737" w:type="dxa"/>
             <w:shd w:val="clear" w:color="auto" w:fill="EEF2FF"/>
+            <w:tcMar/>
           </w:tcPr>
           <w:p>
             <w:r>
@@ -3382,6 +3384,7 @@
           <w:tcPr>
             <w:tcW w:w="963" w:type="dxa"/>
             <w:shd w:val="clear" w:color="auto" w:fill="EEF2FF"/>
+            <w:tcMar/>
           </w:tcPr>
           <w:p>
             <w:r>
@@ -3396,6 +3399,7 @@
           <w:tcPr>
             <w:tcW w:w="2835" w:type="dxa"/>
             <w:shd w:val="clear" w:color="auto" w:fill="EEF2FF"/>
+            <w:tcMar/>
           </w:tcPr>
           <w:p>
             <w:r>
@@ -3410,6 +3414,7 @@
           <w:tcPr>
             <w:tcW w:w="1304" w:type="dxa"/>
             <w:shd w:val="clear" w:color="auto" w:fill="EEF2FF"/>
+            <w:tcMar/>
           </w:tcPr>
           <w:p>
             <w:r>
@@ -3425,6 +3430,7 @@
         <w:tc>
           <w:tcPr>
             <w:tcW w:w="4082" w:type="dxa"/>
+            <w:tcMar/>
           </w:tcPr>
           <w:p>
             <w:pPr>
@@ -3443,6 +3449,7 @@
         <w:tc>
           <w:tcPr>
             <w:tcW w:w="737" w:type="dxa"/>
+            <w:tcMar/>
           </w:tcPr>
           <w:p>
             <w:r>
@@ -3453,30 +3460,47 @@
         <w:tc>
           <w:tcPr>
             <w:tcW w:w="963" w:type="dxa"/>
-          </w:tcPr>
-          <w:p>
-            <w:r>
-              <w:t>☐</w:t>
+            <w:tcMar/>
+          </w:tcPr>
+          <w:p>
+            <w:r>
+              <w:rPr/>
+              <w:t>x</w:t>
             </w:r>
           </w:p>
         </w:tc>
         <w:tc>
           <w:tcPr>
             <w:tcW w:w="2835" w:type="dxa"/>
-          </w:tcPr>
-          <w:p/>
+            <w:tcMar/>
+          </w:tcPr>
+          <w:p>
+            <w:hyperlink r:id="R69912bd0694c45cc">
+              <w:r>
+                <w:rPr>
+                  <w:rStyle w:val="Hyperlink"/>
+                </w:rPr>
+                <w:t>Video 00:00–01:20</w:t>
+              </w:r>
+            </w:hyperlink>
+          </w:p>
         </w:tc>
         <w:tc>
           <w:tcPr>
             <w:tcW w:w="1304" w:type="dxa"/>
+            <w:tcMar/>
           </w:tcPr>
           <w:p/>
         </w:tc>
       </w:tr>
       <w:tr>
+        <w:trPr>
+          <w:trHeight w:val="432"/>
+        </w:trPr>
         <w:tc>
           <w:tcPr>
             <w:tcW w:w="4082" w:type="dxa"/>
+            <w:tcMar/>
           </w:tcPr>
           <w:p>
             <w:pPr>
@@ -3509,6 +3533,7 @@
         <w:tc>
           <w:tcPr>
             <w:tcW w:w="737" w:type="dxa"/>
+            <w:tcMar/>
           </w:tcPr>
           <w:p>
             <w:r>
@@ -3519,22 +3544,306 @@
         <w:tc>
           <w:tcPr>
             <w:tcW w:w="963" w:type="dxa"/>
-          </w:tcPr>
-          <w:p>
-            <w:r>
-              <w:t>☐</w:t>
+            <w:tcMar/>
+          </w:tcPr>
+          <w:p>
+            <w:r>
+              <w:rPr/>
+              <w:t>x</w:t>
             </w:r>
           </w:p>
         </w:tc>
         <w:tc>
           <w:tcPr>
             <w:tcW w:w="2835" w:type="dxa"/>
-          </w:tcPr>
-          <w:p/>
+            <w:tcMar/>
+          </w:tcPr>
+          <w:p>
+            <w:pPr>
+              <w:pStyle w:val="Normal"/>
+              <w:spacing w:before="240" w:beforeAutospacing="off" w:after="240" w:afterAutospacing="off" w:line="240" w:lineRule="auto"/>
+              <w:ind w:left="0"/>
+              <w:rPr>
+                <w:rFonts w:ascii="Calibri" w:hAnsi="Calibri" w:eastAsia="Calibri" w:cs="Calibri"/>
+                <w:noProof w:val="0"/>
+                <w:color w:val="000000" w:themeColor="text1" w:themeTint="FF" w:themeShade="FF"/>
+                <w:sz w:val="22"/>
+                <w:szCs w:val="22"/>
+                <w:lang w:val="en-US"/>
+              </w:rPr>
+            </w:pPr>
+            <w:r>
+              <w:rPr>
+                <w:rFonts w:ascii="Calibri" w:hAnsi="Calibri" w:eastAsia="Calibri" w:cs="Calibri"/>
+                <w:noProof w:val="0"/>
+                <w:color w:val="000000" w:themeColor="text1" w:themeTint="FF" w:themeShade="FF"/>
+                <w:sz w:val="22"/>
+                <w:szCs w:val="22"/>
+                <w:lang w:val="en-US"/>
+              </w:rPr>
+              <w:t>-</w:t>
+            </w:r>
+            <w:r>
+              <w:rPr>
+                <w:rFonts w:ascii="Calibri" w:hAnsi="Calibri" w:eastAsia="Calibri" w:cs="Calibri"/>
+                <w:noProof w:val="0"/>
+                <w:color w:val="000000" w:themeColor="text1" w:themeTint="FF" w:themeShade="FF"/>
+                <w:sz w:val="22"/>
+                <w:szCs w:val="22"/>
+                <w:lang w:val="en-US"/>
+              </w:rPr>
+              <w:t>package.json</w:t>
+            </w:r>
+            <w:r>
+              <w:rPr>
+                <w:rFonts w:ascii="Calibri" w:hAnsi="Calibri" w:eastAsia="Calibri" w:cs="Calibri"/>
+                <w:noProof w:val="0"/>
+                <w:color w:val="000000" w:themeColor="text1" w:themeTint="FF" w:themeShade="FF"/>
+                <w:sz w:val="22"/>
+                <w:szCs w:val="22"/>
+                <w:lang w:val="en-US"/>
+              </w:rPr>
+              <w:t xml:space="preserve"> (expo-notifications, expo-device)</w:t>
+            </w:r>
+            <w:r>
+              <w:br/>
+            </w:r>
+            <w:r>
+              <w:rPr>
+                <w:rFonts w:ascii="Calibri" w:hAnsi="Calibri" w:eastAsia="Calibri" w:cs="Calibri"/>
+                <w:noProof w:val="0"/>
+                <w:color w:val="000000" w:themeColor="text1" w:themeTint="FF" w:themeShade="FF"/>
+                <w:sz w:val="22"/>
+                <w:szCs w:val="22"/>
+                <w:lang w:val="en-US"/>
+              </w:rPr>
+              <w:t xml:space="preserve">- </w:t>
+            </w:r>
+            <w:r>
+              <w:rPr>
+                <w:rFonts w:ascii="Calibri" w:hAnsi="Calibri" w:eastAsia="Calibri" w:cs="Calibri"/>
+                <w:noProof w:val="0"/>
+                <w:color w:val="000000" w:themeColor="text1" w:themeTint="FF" w:themeShade="FF"/>
+                <w:sz w:val="22"/>
+                <w:szCs w:val="22"/>
+                <w:lang w:val="en-US"/>
+              </w:rPr>
+              <w:t>app.json</w:t>
+            </w:r>
+            <w:r>
+              <w:rPr>
+                <w:rFonts w:ascii="Calibri" w:hAnsi="Calibri" w:eastAsia="Calibri" w:cs="Calibri"/>
+                <w:noProof w:val="0"/>
+                <w:color w:val="000000" w:themeColor="text1" w:themeTint="FF" w:themeShade="FF"/>
+                <w:sz w:val="22"/>
+                <w:szCs w:val="22"/>
+                <w:lang w:val="en-US"/>
+              </w:rPr>
+              <w:t xml:space="preserve"> → </w:t>
+            </w:r>
+            <w:r>
+              <w:rPr>
+                <w:rFonts w:ascii="Calibri" w:hAnsi="Calibri" w:eastAsia="Calibri" w:cs="Calibri"/>
+                <w:noProof w:val="0"/>
+                <w:color w:val="000000" w:themeColor="text1" w:themeTint="FF" w:themeShade="FF"/>
+                <w:sz w:val="22"/>
+                <w:szCs w:val="22"/>
+                <w:lang w:val="en-US"/>
+              </w:rPr>
+              <w:t>android.googleServicesFile</w:t>
+            </w:r>
+            <w:r>
+              <w:br/>
+            </w:r>
+            <w:r>
+              <w:rPr>
+                <w:rFonts w:ascii="Calibri" w:hAnsi="Calibri" w:eastAsia="Calibri" w:cs="Calibri"/>
+                <w:noProof w:val="0"/>
+                <w:color w:val="000000" w:themeColor="text1" w:themeTint="FF" w:themeShade="FF"/>
+                <w:sz w:val="22"/>
+                <w:szCs w:val="22"/>
+                <w:lang w:val="en-US"/>
+              </w:rPr>
+              <w:t xml:space="preserve">- </w:t>
+            </w:r>
+            <w:r>
+              <w:rPr>
+                <w:rFonts w:ascii="Calibri" w:hAnsi="Calibri" w:eastAsia="Calibri" w:cs="Calibri"/>
+                <w:noProof w:val="0"/>
+                <w:color w:val="000000" w:themeColor="text1" w:themeTint="FF" w:themeShade="FF"/>
+                <w:sz w:val="22"/>
+                <w:szCs w:val="22"/>
+                <w:lang w:val="en-US"/>
+              </w:rPr>
+              <w:t>Google</w:t>
+            </w:r>
+            <w:r>
+              <w:rPr>
+                <w:rFonts w:ascii="Calibri" w:hAnsi="Calibri" w:eastAsia="Calibri" w:cs="Calibri"/>
+                <w:noProof w:val="0"/>
+                <w:color w:val="000000" w:themeColor="text1" w:themeTint="FF" w:themeShade="FF"/>
+                <w:sz w:val="22"/>
+                <w:szCs w:val="22"/>
+                <w:lang w:val="en-US"/>
+              </w:rPr>
+              <w:t xml:space="preserve"> </w:t>
+            </w:r>
+            <w:r>
+              <w:rPr>
+                <w:rFonts w:ascii="Calibri" w:hAnsi="Calibri" w:eastAsia="Calibri" w:cs="Calibri"/>
+                <w:noProof w:val="0"/>
+                <w:color w:val="000000" w:themeColor="text1" w:themeTint="FF" w:themeShade="FF"/>
+                <w:sz w:val="22"/>
+                <w:szCs w:val="22"/>
+                <w:lang w:val="en-US"/>
+              </w:rPr>
+              <w:t>service</w:t>
+            </w:r>
+            <w:r>
+              <w:rPr>
+                <w:rFonts w:ascii="Calibri" w:hAnsi="Calibri" w:eastAsia="Calibri" w:cs="Calibri"/>
+                <w:noProof w:val="0"/>
+                <w:color w:val="000000" w:themeColor="text1" w:themeTint="FF" w:themeShade="FF"/>
+                <w:sz w:val="22"/>
+                <w:szCs w:val="22"/>
+                <w:lang w:val="en-US"/>
+              </w:rPr>
+              <w:t xml:space="preserve"> </w:t>
+            </w:r>
+            <w:r>
+              <w:rPr>
+                <w:rFonts w:ascii="Calibri" w:hAnsi="Calibri" w:eastAsia="Calibri" w:cs="Calibri"/>
+                <w:noProof w:val="0"/>
+                <w:color w:val="000000" w:themeColor="text1" w:themeTint="FF" w:themeShade="FF"/>
+                <w:sz w:val="22"/>
+                <w:szCs w:val="22"/>
+                <w:lang w:val="en-US"/>
+              </w:rPr>
+              <w:t>account key</w:t>
+            </w:r>
+            <w:r>
+              <w:br/>
+            </w:r>
+            <w:r>
+              <w:rPr>
+                <w:rFonts w:ascii="Calibri" w:hAnsi="Calibri" w:eastAsia="Calibri" w:cs="Calibri"/>
+                <w:noProof w:val="0"/>
+                <w:color w:val="000000" w:themeColor="text1" w:themeTint="FF" w:themeShade="FF"/>
+                <w:sz w:val="22"/>
+                <w:szCs w:val="22"/>
+                <w:lang w:val="en-US"/>
+              </w:rPr>
+              <w:t xml:space="preserve"> - </w:t>
+            </w:r>
+            <w:r>
+              <w:rPr>
+                <w:rFonts w:ascii="Calibri" w:hAnsi="Calibri" w:eastAsia="Calibri" w:cs="Calibri"/>
+                <w:noProof w:val="0"/>
+                <w:color w:val="000000" w:themeColor="text1" w:themeTint="FF" w:themeShade="FF"/>
+                <w:sz w:val="22"/>
+                <w:szCs w:val="22"/>
+                <w:lang w:val="en-US"/>
+              </w:rPr>
+              <w:t>eas</w:t>
+            </w:r>
+            <w:r>
+              <w:rPr>
+                <w:rFonts w:ascii="Calibri" w:hAnsi="Calibri" w:eastAsia="Calibri" w:cs="Calibri"/>
+                <w:noProof w:val="0"/>
+                <w:color w:val="000000" w:themeColor="text1" w:themeTint="FF" w:themeShade="FF"/>
+                <w:sz w:val="22"/>
+                <w:szCs w:val="22"/>
+                <w:lang w:val="en-US"/>
+              </w:rPr>
+              <w:t xml:space="preserve"> </w:t>
+            </w:r>
+            <w:r>
+              <w:rPr>
+                <w:rFonts w:ascii="Calibri" w:hAnsi="Calibri" w:eastAsia="Calibri" w:cs="Calibri"/>
+                <w:noProof w:val="0"/>
+                <w:color w:val="000000" w:themeColor="text1" w:themeTint="FF" w:themeShade="FF"/>
+                <w:sz w:val="22"/>
+                <w:szCs w:val="22"/>
+                <w:lang w:val="en-US"/>
+              </w:rPr>
+              <w:t>build</w:t>
+            </w:r>
+            <w:r>
+              <w:rPr>
+                <w:rFonts w:ascii="Calibri" w:hAnsi="Calibri" w:eastAsia="Calibri" w:cs="Calibri"/>
+                <w:noProof w:val="0"/>
+                <w:color w:val="000000" w:themeColor="text1" w:themeTint="FF" w:themeShade="FF"/>
+                <w:sz w:val="22"/>
+                <w:szCs w:val="22"/>
+                <w:lang w:val="en-US"/>
+              </w:rPr>
+              <w:t xml:space="preserve"> </w:t>
+            </w:r>
+            <w:r>
+              <w:rPr>
+                <w:rFonts w:ascii="Calibri" w:hAnsi="Calibri" w:eastAsia="Calibri" w:cs="Calibri"/>
+                <w:noProof w:val="0"/>
+                <w:color w:val="000000" w:themeColor="text1" w:themeTint="FF" w:themeShade="FF"/>
+                <w:sz w:val="22"/>
+                <w:szCs w:val="22"/>
+                <w:lang w:val="en-US"/>
+              </w:rPr>
+              <w:t>(preview profile)</w:t>
+            </w:r>
+          </w:p>
+          <w:p>
+            <w:pPr>
+              <w:spacing w:before="240" w:beforeAutospacing="off" w:after="240" w:afterAutospacing="off"/>
+              <w:rPr>
+                <w:rFonts w:ascii="Calibri" w:hAnsi="Calibri" w:eastAsia="Calibri" w:cs="Calibri"/>
+                <w:noProof w:val="0"/>
+                <w:color w:val="000000" w:themeColor="text1" w:themeTint="FF" w:themeShade="FF"/>
+                <w:sz w:val="22"/>
+                <w:szCs w:val="22"/>
+                <w:lang w:val="en-US"/>
+              </w:rPr>
+            </w:pPr>
+            <w:hyperlink r:id="R90001e28679646b5">
+              <w:r>
+                <w:rPr>
+                  <w:rStyle w:val="Hyperlink"/>
+                  <w:rFonts w:ascii="Calibri" w:hAnsi="Calibri" w:eastAsia="Calibri" w:cs="Calibri"/>
+                  <w:noProof w:val="0"/>
+                  <w:sz w:val="22"/>
+                  <w:szCs w:val="22"/>
+                  <w:lang w:val="en-US"/>
+                </w:rPr>
+                <w:t xml:space="preserve">- video </w:t>
+              </w:r>
+              <w:r>
+                <w:rPr>
+                  <w:rStyle w:val="Hyperlink"/>
+                  <w:rFonts w:ascii="Calibri" w:hAnsi="Calibri" w:eastAsia="Calibri" w:cs="Calibri"/>
+                  <w:noProof w:val="0"/>
+                  <w:sz w:val="22"/>
+                  <w:szCs w:val="22"/>
+                  <w:lang w:val="en-US"/>
+                </w:rPr>
+                <w:t>1.05-</w:t>
+              </w:r>
+              <w:r>
+                <w:rPr>
+                  <w:rStyle w:val="Hyperlink"/>
+                  <w:rFonts w:ascii="Calibri" w:hAnsi="Calibri" w:eastAsia="Calibri" w:cs="Calibri"/>
+                  <w:noProof w:val="0"/>
+                  <w:sz w:val="22"/>
+                  <w:szCs w:val="22"/>
+                  <w:lang w:val="en-US"/>
+                </w:rPr>
+                <w:t>7.40</w:t>
+              </w:r>
+            </w:hyperlink>
+          </w:p>
         </w:tc>
         <w:tc>
           <w:tcPr>
             <w:tcW w:w="1304" w:type="dxa"/>
+            <w:tcMar/>
           </w:tcPr>
           <w:p/>
         </w:tc>
@@ -3543,6 +3852,7 @@
         <w:tc>
           <w:tcPr>
             <w:tcW w:w="4082" w:type="dxa"/>
+            <w:tcMar/>
           </w:tcPr>
           <w:p>
             <w:r>
@@ -3553,6 +3863,7 @@
         <w:tc>
           <w:tcPr>
             <w:tcW w:w="737" w:type="dxa"/>
+            <w:tcMar/>
           </w:tcPr>
           <w:p>
             <w:r>
@@ -3563,22 +3874,112 @@
         <w:tc>
           <w:tcPr>
             <w:tcW w:w="963" w:type="dxa"/>
-          </w:tcPr>
-          <w:p>
-            <w:r>
-              <w:t>☐</w:t>
+            <w:tcMar/>
+          </w:tcPr>
+          <w:p>
+            <w:r>
+              <w:rPr/>
+              <w:t>x</w:t>
             </w:r>
           </w:p>
         </w:tc>
         <w:tc>
           <w:tcPr>
             <w:tcW w:w="2835" w:type="dxa"/>
-          </w:tcPr>
-          <w:p/>
+            <w:tcMar/>
+          </w:tcPr>
+          <w:p>
+            <w:r>
+              <w:rPr/>
+              <w:t>features/notifications/</w:t>
+            </w:r>
+            <w:r>
+              <w:rPr/>
+              <w:t>push.</w:t>
+            </w:r>
+            <w:r>
+              <w:rPr/>
+              <w:t>t</w:t>
+            </w:r>
+            <w:r>
+              <w:rPr/>
+              <w:t>s</w:t>
+            </w:r>
+          </w:p>
+          <w:p>
+            <w:pPr>
+              <w:pStyle w:val="Normal"/>
+            </w:pPr>
+            <w:r>
+              <w:rPr/>
+              <w:t>-</w:t>
+            </w:r>
+            <w:r>
+              <w:rPr/>
+              <w:t>AuthContext</w:t>
+            </w:r>
+            <w:r>
+              <w:rPr/>
+              <w:t xml:space="preserve"> → token registration</w:t>
+            </w:r>
+          </w:p>
+          <w:p>
+            <w:pPr>
+              <w:pStyle w:val="Normal"/>
+            </w:pPr>
+            <w:r>
+              <w:rPr/>
+              <w:t>-</w:t>
+            </w:r>
+            <w:r>
+              <w:rPr/>
+              <w:t xml:space="preserve"> </w:t>
+            </w:r>
+            <w:r>
+              <w:rPr/>
+              <w:t>AddComplaintScree</w:t>
+            </w:r>
+            <w:r>
+              <w:rPr/>
+              <w:t>n</w:t>
+            </w:r>
+            <w:r>
+              <w:rPr/>
+              <w:t xml:space="preserve"> → </w:t>
+            </w:r>
+            <w:r>
+              <w:rPr/>
+              <w:t>notifyManagersAtLocation</w:t>
+            </w:r>
+            <w:r>
+              <w:rPr/>
+              <w:t>()</w:t>
+            </w:r>
+          </w:p>
+          <w:p>
+            <w:pPr>
+              <w:pStyle w:val="Normal"/>
+            </w:pPr>
+            <w:hyperlink r:id="R1f9d44877fd94f90">
+              <w:r>
+                <w:rPr>
+                  <w:rStyle w:val="Hyperlink"/>
+                </w:rPr>
+                <w:t>- video 8.20</w:t>
+              </w:r>
+              <w:r>
+                <w:rPr>
+                  <w:rStyle w:val="Hyperlink"/>
+                </w:rPr>
+                <w:t>-10.18</w:t>
+              </w:r>
+            </w:hyperlink>
+          </w:p>
         </w:tc>
         <w:tc>
           <w:tcPr>
             <w:tcW w:w="1304" w:type="dxa"/>
+            <w:tcMar/>
           </w:tcPr>
           <w:p/>
         </w:tc>
@@ -3587,6 +3988,7 @@
         <w:tc>
           <w:tcPr>
             <w:tcW w:w="4082" w:type="dxa"/>
+            <w:tcMar/>
           </w:tcPr>
           <w:p>
             <w:pPr>
@@ -3619,6 +4021,7 @@
         <w:tc>
           <w:tcPr>
             <w:tcW w:w="737" w:type="dxa"/>
+            <w:tcMar/>
           </w:tcPr>
           <w:p>
             <w:r>
@@ -3629,22 +4032,35 @@
         <w:tc>
           <w:tcPr>
             <w:tcW w:w="963" w:type="dxa"/>
-          </w:tcPr>
-          <w:p>
-            <w:r>
-              <w:t>☐</w:t>
+            <w:tcMar/>
+          </w:tcPr>
+          <w:p>
+            <w:r>
+              <w:rPr/>
+              <w:t>x</w:t>
             </w:r>
           </w:p>
         </w:tc>
         <w:tc>
           <w:tcPr>
             <w:tcW w:w="2835" w:type="dxa"/>
-          </w:tcPr>
-          <w:p/>
+            <w:tcMar/>
+          </w:tcPr>
+          <w:p>
+            <w:hyperlink r:id="R9b80e1922da040f6">
+              <w:r>
+                <w:rPr>
+                  <w:rStyle w:val="Hyperlink"/>
+                </w:rPr>
+                <w:t>video</w:t>
+              </w:r>
+            </w:hyperlink>
+          </w:p>
         </w:tc>
         <w:tc>
           <w:tcPr>
             <w:tcW w:w="1304" w:type="dxa"/>
+            <w:tcMar/>
           </w:tcPr>
           <w:p/>
         </w:tc>
@@ -3653,6 +4069,7 @@
         <w:tc>
           <w:tcPr>
             <w:tcW w:w="4082" w:type="dxa"/>
+            <w:tcMar/>
           </w:tcPr>
           <w:p>
             <w:r>
@@ -3663,6 +4080,7 @@
         <w:tc>
           <w:tcPr>
             <w:tcW w:w="737" w:type="dxa"/>
+            <w:tcMar/>
           </w:tcPr>
           <w:p>
             <w:r>
@@ -3673,22 +4091,52 @@
         <w:tc>
           <w:tcPr>
             <w:tcW w:w="963" w:type="dxa"/>
-          </w:tcPr>
-          <w:p>
-            <w:r>
-              <w:t>☐</w:t>
+            <w:tcMar/>
+          </w:tcPr>
+          <w:p>
+            <w:r>
+              <w:rPr/>
+              <w:t>x</w:t>
             </w:r>
           </w:p>
         </w:tc>
         <w:tc>
           <w:tcPr>
             <w:tcW w:w="2835" w:type="dxa"/>
-          </w:tcPr>
-          <w:p/>
+            <w:tcMar/>
+          </w:tcPr>
+          <w:p>
+            <w:pPr>
+              <w:rPr>
+                <w:rStyle w:val="Hyperlink"/>
+              </w:rPr>
+            </w:pPr>
+            <w:hyperlink r:id="R94aee46c5d8a4bff">
+              <w:r>
+                <w:rPr>
+                  <w:rStyle w:val="Hyperlink"/>
+                </w:rPr>
+                <w:t>Informatiivinen</w:t>
+              </w:r>
+              <w:r>
+                <w:rPr>
+                  <w:rStyle w:val="Hyperlink"/>
+                </w:rPr>
+                <w:t xml:space="preserve"> </w:t>
+              </w:r>
+              <w:r>
+                <w:rPr>
+                  <w:rStyle w:val="Hyperlink"/>
+                </w:rPr>
+                <w:t>tutoriaali</w:t>
+              </w:r>
+            </w:hyperlink>
+          </w:p>
         </w:tc>
         <w:tc>
           <w:tcPr>
             <w:tcW w:w="1304" w:type="dxa"/>
+            <w:tcMar/>
           </w:tcPr>
           <w:p/>
         </w:tc>
@@ -3697,6 +4145,7 @@
         <w:tc>
           <w:tcPr>
             <w:tcW w:w="4082" w:type="dxa"/>
+            <w:tcMar/>
           </w:tcPr>
           <w:p>
             <w:pPr>
@@ -3715,6 +4164,7 @@
         <w:tc>
           <w:tcPr>
             <w:tcW w:w="737" w:type="dxa"/>
+            <w:tcMar/>
           </w:tcPr>
           <w:p>
             <w:r>
@@ -3725,22 +4175,122 @@
         <w:tc>
           <w:tcPr>
             <w:tcW w:w="963" w:type="dxa"/>
-          </w:tcPr>
-          <w:p>
-            <w:r>
-              <w:t>☐</w:t>
+            <w:tcMar/>
+          </w:tcPr>
+          <w:p>
+            <w:r>
+              <w:rPr/>
+              <w:t>x</w:t>
             </w:r>
           </w:p>
         </w:tc>
         <w:tc>
           <w:tcPr>
             <w:tcW w:w="2835" w:type="dxa"/>
-          </w:tcPr>
-          <w:p/>
+            <w:tcMar/>
+          </w:tcPr>
+          <w:p>
+            <w:pPr>
+              <w:pStyle w:val="Normal"/>
+              <w:rPr>
+                <w:rFonts w:ascii="Calibri" w:hAnsi="Calibri" w:eastAsia="Calibri" w:cs="Calibri"/>
+                <w:noProof w:val="0"/>
+                <w:color w:val="000000" w:themeColor="text1" w:themeTint="FF" w:themeShade="FF"/>
+                <w:sz w:val="22"/>
+                <w:szCs w:val="22"/>
+                <w:lang w:val="en-US"/>
+              </w:rPr>
+            </w:pPr>
+            <w:r>
+              <w:rPr>
+                <w:rFonts w:ascii="Calibri" w:hAnsi="Calibri" w:eastAsia="Calibri" w:cs="Calibri"/>
+                <w:noProof w:val="0"/>
+                <w:color w:val="000000" w:themeColor="text1" w:themeTint="FF" w:themeShade="FF"/>
+                <w:sz w:val="22"/>
+                <w:szCs w:val="22"/>
+                <w:lang w:val="en-US"/>
+              </w:rPr>
+              <w:t>Package.jso</w:t>
+            </w:r>
+            <w:r>
+              <w:rPr>
+                <w:rFonts w:ascii="Calibri" w:hAnsi="Calibri" w:eastAsia="Calibri" w:cs="Calibri"/>
+                <w:noProof w:val="0"/>
+                <w:color w:val="000000" w:themeColor="text1" w:themeTint="FF" w:themeShade="FF"/>
+                <w:sz w:val="22"/>
+                <w:szCs w:val="22"/>
+                <w:lang w:val="en-US"/>
+              </w:rPr>
+              <w:t>n</w:t>
+            </w:r>
+          </w:p>
+          <w:p>
+            <w:pPr>
+              <w:pStyle w:val="Normal"/>
+              <w:rPr>
+                <w:rFonts w:ascii="Calibri" w:hAnsi="Calibri" w:eastAsia="Calibri" w:cs="Calibri"/>
+                <w:noProof w:val="0"/>
+                <w:color w:val="000000" w:themeColor="text1" w:themeTint="FF" w:themeShade="FF"/>
+                <w:sz w:val="22"/>
+                <w:szCs w:val="22"/>
+                <w:lang w:val="en-US"/>
+              </w:rPr>
+            </w:pPr>
+            <w:r>
+              <w:rPr>
+                <w:rFonts w:ascii="Calibri" w:hAnsi="Calibri" w:eastAsia="Calibri" w:cs="Calibri"/>
+                <w:noProof w:val="0"/>
+                <w:color w:val="000000" w:themeColor="text1" w:themeTint="FF" w:themeShade="FF"/>
+                <w:sz w:val="22"/>
+                <w:szCs w:val="22"/>
+                <w:lang w:val="en-US"/>
+              </w:rPr>
+              <w:t>Eas</w:t>
+            </w:r>
+            <w:r>
+              <w:rPr>
+                <w:rFonts w:ascii="Calibri" w:hAnsi="Calibri" w:eastAsia="Calibri" w:cs="Calibri"/>
+                <w:noProof w:val="0"/>
+                <w:color w:val="000000" w:themeColor="text1" w:themeTint="FF" w:themeShade="FF"/>
+                <w:sz w:val="22"/>
+                <w:szCs w:val="22"/>
+                <w:lang w:val="en-US"/>
+              </w:rPr>
+              <w:t>.json</w:t>
+            </w:r>
+          </w:p>
+          <w:p>
+            <w:pPr>
+              <w:pStyle w:val="Normal"/>
+              <w:rPr>
+                <w:rFonts w:ascii="Calibri" w:hAnsi="Calibri" w:eastAsia="Calibri" w:cs="Calibri"/>
+                <w:noProof w:val="0"/>
+                <w:color w:val="000000" w:themeColor="text1" w:themeTint="FF" w:themeShade="FF"/>
+                <w:sz w:val="22"/>
+                <w:szCs w:val="22"/>
+                <w:lang w:val="en-US"/>
+              </w:rPr>
+            </w:pPr>
+            <w:r>
+              <w:rPr>
+                <w:rFonts w:ascii="Calibri" w:hAnsi="Calibri" w:eastAsia="Calibri" w:cs="Calibri"/>
+                <w:noProof w:val="0"/>
+                <w:color w:val="000000" w:themeColor="text1" w:themeTint="FF" w:themeShade="FF"/>
+                <w:sz w:val="22"/>
+                <w:szCs w:val="22"/>
+                <w:lang w:val="en-US"/>
+              </w:rPr>
+              <w:t>App.json</w:t>
+            </w:r>
+            <w:r>
+              <w:br/>
+            </w:r>
+          </w:p>
         </w:tc>
         <w:tc>
           <w:tcPr>
             <w:tcW w:w="1304" w:type="dxa"/>
+            <w:tcMar/>
           </w:tcPr>
           <w:p/>
         </w:tc>
@@ -3780,7 +4330,6 @@
         <w:rPr>
           <w:b/>
         </w:rPr>
-        <w:lastRenderedPageBreak/>
         <w:t xml:space="preserve">8) </w:t>
       </w:r>
       <w:proofErr w:type="spellStart"/>
@@ -3985,7 +4534,7 @@
           <w:p>
             <w:r>
               <w:rPr>
-                <w:rFonts w:ascii="Segoe UI Symbol" w:eastAsia="Calibri" w:hAnsi="Segoe UI Symbol" w:cs="Segoe UI Symbol"/>
+                <w:rFonts w:ascii="Segoe UI Symbol" w:hAnsi="Segoe UI Symbol" w:eastAsia="Calibri" w:cs="Segoe UI Symbol"/>
               </w:rPr>
               <w:t>☒</w:t>
             </w:r>
@@ -4072,7 +4621,7 @@
       </w:pPr>
     </w:p>
     <w:sectPr>
-      <w:pgSz w:w="12240" w:h="15840"/>
+      <w:pgSz w:w="12240" w:h="15840" w:orient="portrait"/>
       <w:pgMar w:top="1020" w:right="1134" w:bottom="1020" w:left="1134" w:header="720" w:footer="720" w:gutter="0"/>
       <w:cols w:space="720"/>
       <w:docGrid w:linePitch="360"/>
@@ -4083,6 +4632,230 @@
 
 <file path=word/numbering.xml><?xml version="1.0" encoding="utf-8"?>
 <w:numbering xmlns:wpc="http://schemas.microsoft.com/office/word/2010/wordprocessingCanvas" xmlns:cx="http://schemas.microsoft.com/office/drawing/2014/chartex" xmlns:cx1="http://schemas.microsoft.com/office/drawing/2015/9/8/chartex" xmlns:cx2="http://schemas.microsoft.com/office/drawing/2015/10/21/chartex" xmlns:cx3="http://schemas.microsoft.com/office/drawing/2016/5/9/chartex" xmlns:cx4="http://schemas.microsoft.com/office/drawing/2016/5/10/chartex" xmlns:cx5="http://schemas.microsoft.com/office/drawing/2016/5/11/chartex" xmlns:cx6="http://schemas.microsoft.com/office/drawing/2016/5/12/chartex" xmlns:cx7="http://schemas.microsoft.com/office/drawing/2016/5/13/chartex" xmlns:cx8="http://schemas.microsoft.com/office/drawing/2016/5/14/chartex" xmlns:mc="http://schemas.openxmlformats.org/markup-compatibility/2006" xmlns:aink="http://schemas.microsoft.com/office/drawing/2016/ink" xmlns:am3d="http://schemas.microsoft.com/office/drawing/2017/model3d" xmlns:o="urn:schemas-microsoft-com:office:office" xmlns:oel="http://schemas.microsoft.com/office/2019/extlst" xmlns:r="http://schemas.openxmlformats.org/officeDocument/2006/relationships" xmlns:m="http://schemas.openxmlformats.org/officeDocument/2006/math" xmlns:v="urn:schemas-microsoft-com:vml" xmlns:wp14="http://schemas.microsoft.com/office/word/2010/wordprocessingDrawing" xmlns:wp="http://schemas.openxmlformats.org/drawingml/2006/wordprocessingDrawing" xmlns:w10="urn:schemas-microsoft-com:office:word" xmlns:w="http://schemas.openxmlformats.org/wordprocessingml/2006/main" xmlns:w14="http://schemas.microsoft.com/office/word/2010/wordml" xmlns:w15="http://schemas.microsoft.com/office/word/2012/wordml" xmlns:w16cex="http://schemas.microsoft.com/office/word/2018/wordml/cex" xmlns:w16cid="http://schemas.microsoft.com/office/word/2016/wordml/cid" xmlns:w16="http://schemas.microsoft.com/office/word/2018/wordml" xmlns:w16du="http://schemas.microsoft.com/office/word/2023/wordml/word16du" xmlns:w16sdtdh="http://schemas.microsoft.com/office/word/2020/wordml/sdtdatahash" xmlns:w16sdtfl="http://schemas.microsoft.com/office/word/2024/wordml/sdtformatlock" xmlns:w16se="http://schemas.microsoft.com/office/word/2015/wordml/symex" xmlns:wpg="http://schemas.microsoft.com/office/word/2010/wordprocessingGroup" xmlns:wpi="http://schemas.microsoft.com/office/word/2010/wordprocessingInk" xmlns:wne="http://schemas.microsoft.com/office/word/2006/wordml" xmlns:wps="http://schemas.microsoft.com/office/word/2010/wordprocessingShape" mc:Ignorable="w14 w15 w16se w16cid w16 w16cex w16sdtdh w16sdtfl w16du wp14">
+  <w:abstractNum xmlns:w="http://schemas.openxmlformats.org/wordprocessingml/2006/main" w:abstractNumId="10">
+    <w:nsid w:val="6dfd0839"/>
+    <w:multiLevelType xmlns:w="http://schemas.openxmlformats.org/wordprocessingml/2006/main" w:val="hybridMultilevel"/>
+    <w:lvl xmlns:w="http://schemas.openxmlformats.org/wordprocessingml/2006/main" w:ilvl="0">
+      <w:start w:val="1"/>
+      <w:numFmt w:val="bullet"/>
+      <w:lvlText w:val="-"/>
+      <w:lvlJc w:val="left"/>
+      <w:pPr>
+        <w:ind w:left="720" w:hanging="360"/>
+      </w:pPr>
+      <w:rPr>
+        <w:rFonts w:hint="default" w:ascii="Aptos" w:hAnsi="Aptos"/>
+      </w:rPr>
+    </w:lvl>
+    <w:lvl xmlns:w="http://schemas.openxmlformats.org/wordprocessingml/2006/main" w:ilvl="1">
+      <w:start w:val="1"/>
+      <w:numFmt w:val="bullet"/>
+      <w:lvlText w:val="o"/>
+      <w:lvlJc w:val="left"/>
+      <w:pPr>
+        <w:ind w:left="1440" w:hanging="360"/>
+      </w:pPr>
+      <w:rPr>
+        <w:rFonts w:hint="default" w:ascii="Courier New" w:hAnsi="Courier New"/>
+      </w:rPr>
+    </w:lvl>
+    <w:lvl xmlns:w="http://schemas.openxmlformats.org/wordprocessingml/2006/main" w:ilvl="2">
+      <w:start w:val="1"/>
+      <w:numFmt w:val="bullet"/>
+      <w:lvlText w:val=""/>
+      <w:lvlJc w:val="left"/>
+      <w:pPr>
+        <w:ind w:left="2160" w:hanging="360"/>
+      </w:pPr>
+      <w:rPr>
+        <w:rFonts w:hint="default" w:ascii="Wingdings" w:hAnsi="Wingdings"/>
+      </w:rPr>
+    </w:lvl>
+    <w:lvl xmlns:w="http://schemas.openxmlformats.org/wordprocessingml/2006/main" w:ilvl="3">
+      <w:start w:val="1"/>
+      <w:numFmt w:val="bullet"/>
+      <w:lvlText w:val=""/>
+      <w:lvlJc w:val="left"/>
+      <w:pPr>
+        <w:ind w:left="2880" w:hanging="360"/>
+      </w:pPr>
+      <w:rPr>
+        <w:rFonts w:hint="default" w:ascii="Symbol" w:hAnsi="Symbol"/>
+      </w:rPr>
+    </w:lvl>
+    <w:lvl xmlns:w="http://schemas.openxmlformats.org/wordprocessingml/2006/main" w:ilvl="4">
+      <w:start w:val="1"/>
+      <w:numFmt w:val="bullet"/>
+      <w:lvlText w:val="o"/>
+      <w:lvlJc w:val="left"/>
+      <w:pPr>
+        <w:ind w:left="3600" w:hanging="360"/>
+      </w:pPr>
+      <w:rPr>
+        <w:rFonts w:hint="default" w:ascii="Courier New" w:hAnsi="Courier New"/>
+      </w:rPr>
+    </w:lvl>
+    <w:lvl xmlns:w="http://schemas.openxmlformats.org/wordprocessingml/2006/main" w:ilvl="5">
+      <w:start w:val="1"/>
+      <w:numFmt w:val="bullet"/>
+      <w:lvlText w:val=""/>
+      <w:lvlJc w:val="left"/>
+      <w:pPr>
+        <w:ind w:left="4320" w:hanging="360"/>
+      </w:pPr>
+      <w:rPr>
+        <w:rFonts w:hint="default" w:ascii="Wingdings" w:hAnsi="Wingdings"/>
+      </w:rPr>
+    </w:lvl>
+    <w:lvl xmlns:w="http://schemas.openxmlformats.org/wordprocessingml/2006/main" w:ilvl="6">
+      <w:start w:val="1"/>
+      <w:numFmt w:val="bullet"/>
+      <w:lvlText w:val=""/>
+      <w:lvlJc w:val="left"/>
+      <w:pPr>
+        <w:ind w:left="5040" w:hanging="360"/>
+      </w:pPr>
+      <w:rPr>
+        <w:rFonts w:hint="default" w:ascii="Symbol" w:hAnsi="Symbol"/>
+      </w:rPr>
+    </w:lvl>
+    <w:lvl xmlns:w="http://schemas.openxmlformats.org/wordprocessingml/2006/main" w:ilvl="7">
+      <w:start w:val="1"/>
+      <w:numFmt w:val="bullet"/>
+      <w:lvlText w:val="o"/>
+      <w:lvlJc w:val="left"/>
+      <w:pPr>
+        <w:ind w:left="5760" w:hanging="360"/>
+      </w:pPr>
+      <w:rPr>
+        <w:rFonts w:hint="default" w:ascii="Courier New" w:hAnsi="Courier New"/>
+      </w:rPr>
+    </w:lvl>
+    <w:lvl xmlns:w="http://schemas.openxmlformats.org/wordprocessingml/2006/main" w:ilvl="8">
+      <w:start w:val="1"/>
+      <w:numFmt w:val="bullet"/>
+      <w:lvlText w:val=""/>
+      <w:lvlJc w:val="left"/>
+      <w:pPr>
+        <w:ind w:left="6480" w:hanging="360"/>
+      </w:pPr>
+      <w:rPr>
+        <w:rFonts w:hint="default" w:ascii="Wingdings" w:hAnsi="Wingdings"/>
+      </w:rPr>
+    </w:lvl>
+  </w:abstractNum>
+  <w:abstractNum xmlns:w="http://schemas.openxmlformats.org/wordprocessingml/2006/main" w:abstractNumId="9">
+    <w:nsid w:val="43886f8a"/>
+    <w:multiLevelType xmlns:w="http://schemas.openxmlformats.org/wordprocessingml/2006/main" w:val="hybridMultilevel"/>
+    <w:lvl xmlns:w="http://schemas.openxmlformats.org/wordprocessingml/2006/main" w:ilvl="0">
+      <w:start w:val="1"/>
+      <w:numFmt w:val="bullet"/>
+      <w:lvlText w:val="-"/>
+      <w:lvlJc w:val="left"/>
+      <w:pPr>
+        <w:ind w:left="720" w:hanging="360"/>
+      </w:pPr>
+      <w:rPr>
+        <w:rFonts w:hint="default" w:ascii="Aptos" w:hAnsi="Aptos"/>
+      </w:rPr>
+    </w:lvl>
+    <w:lvl xmlns:w="http://schemas.openxmlformats.org/wordprocessingml/2006/main" w:ilvl="1">
+      <w:start w:val="1"/>
+      <w:numFmt w:val="bullet"/>
+      <w:lvlText w:val="o"/>
+      <w:lvlJc w:val="left"/>
+      <w:pPr>
+        <w:ind w:left="1440" w:hanging="360"/>
+      </w:pPr>
+      <w:rPr>
+        <w:rFonts w:hint="default" w:ascii="Courier New" w:hAnsi="Courier New"/>
+      </w:rPr>
+    </w:lvl>
+    <w:lvl xmlns:w="http://schemas.openxmlformats.org/wordprocessingml/2006/main" w:ilvl="2">
+      <w:start w:val="1"/>
+      <w:numFmt w:val="bullet"/>
+      <w:lvlText w:val=""/>
+      <w:lvlJc w:val="left"/>
+      <w:pPr>
+        <w:ind w:left="2160" w:hanging="360"/>
+      </w:pPr>
+      <w:rPr>
+        <w:rFonts w:hint="default" w:ascii="Wingdings" w:hAnsi="Wingdings"/>
+      </w:rPr>
+    </w:lvl>
+    <w:lvl xmlns:w="http://schemas.openxmlformats.org/wordprocessingml/2006/main" w:ilvl="3">
+      <w:start w:val="1"/>
+      <w:numFmt w:val="bullet"/>
+      <w:lvlText w:val=""/>
+      <w:lvlJc w:val="left"/>
+      <w:pPr>
+        <w:ind w:left="2880" w:hanging="360"/>
+      </w:pPr>
+      <w:rPr>
+        <w:rFonts w:hint="default" w:ascii="Symbol" w:hAnsi="Symbol"/>
+      </w:rPr>
+    </w:lvl>
+    <w:lvl xmlns:w="http://schemas.openxmlformats.org/wordprocessingml/2006/main" w:ilvl="4">
+      <w:start w:val="1"/>
+      <w:numFmt w:val="bullet"/>
+      <w:lvlText w:val="o"/>
+      <w:lvlJc w:val="left"/>
+      <w:pPr>
+        <w:ind w:left="3600" w:hanging="360"/>
+      </w:pPr>
+      <w:rPr>
+        <w:rFonts w:hint="default" w:ascii="Courier New" w:hAnsi="Courier New"/>
+      </w:rPr>
+    </w:lvl>
+    <w:lvl xmlns:w="http://schemas.openxmlformats.org/wordprocessingml/2006/main" w:ilvl="5">
+      <w:start w:val="1"/>
+      <w:numFmt w:val="bullet"/>
+      <w:lvlText w:val=""/>
+      <w:lvlJc w:val="left"/>
+      <w:pPr>
+        <w:ind w:left="4320" w:hanging="360"/>
+      </w:pPr>
+      <w:rPr>
+        <w:rFonts w:hint="default" w:ascii="Wingdings" w:hAnsi="Wingdings"/>
+      </w:rPr>
+    </w:lvl>
+    <w:lvl xmlns:w="http://schemas.openxmlformats.org/wordprocessingml/2006/main" w:ilvl="6">
+      <w:start w:val="1"/>
+      <w:numFmt w:val="bullet"/>
+      <w:lvlText w:val=""/>
+      <w:lvlJc w:val="left"/>
+      <w:pPr>
+        <w:ind w:left="5040" w:hanging="360"/>
+      </w:pPr>
+      <w:rPr>
+        <w:rFonts w:hint="default" w:ascii="Symbol" w:hAnsi="Symbol"/>
+      </w:rPr>
+    </w:lvl>
+    <w:lvl xmlns:w="http://schemas.openxmlformats.org/wordprocessingml/2006/main" w:ilvl="7">
+      <w:start w:val="1"/>
+      <w:numFmt w:val="bullet"/>
+      <w:lvlText w:val="o"/>
+      <w:lvlJc w:val="left"/>
+      <w:pPr>
+        <w:ind w:left="5760" w:hanging="360"/>
+      </w:pPr>
+      <w:rPr>
+        <w:rFonts w:hint="default" w:ascii="Courier New" w:hAnsi="Courier New"/>
+      </w:rPr>
+    </w:lvl>
+    <w:lvl xmlns:w="http://schemas.openxmlformats.org/wordprocessingml/2006/main" w:ilvl="8">
+      <w:start w:val="1"/>
+      <w:numFmt w:val="bullet"/>
+      <w:lvlText w:val=""/>
+      <w:lvlJc w:val="left"/>
+      <w:pPr>
+        <w:ind w:left="6480" w:hanging="360"/>
+      </w:pPr>
+      <w:rPr>
+        <w:rFonts w:hint="default" w:ascii="Wingdings" w:hAnsi="Wingdings"/>
+      </w:rPr>
+    </w:lvl>
+  </w:abstractNum>
   <w:abstractNum w:abstractNumId="0" w15:restartNumberingAfterBreak="0">
     <w:nsid w:val="FFFFFF7C"/>
     <w:multiLevelType w:val="singleLevel"/>
@@ -4169,7 +4942,7 @@
         <w:ind w:left="1440" w:hanging="360"/>
       </w:pPr>
       <w:rPr>
-        <w:rFonts w:ascii="Symbol" w:hAnsi="Symbol" w:hint="default"/>
+        <w:rFonts w:hint="default" w:ascii="Symbol" w:hAnsi="Symbol"/>
       </w:rPr>
     </w:lvl>
   </w:abstractNum>
@@ -4190,7 +4963,7 @@
         <w:ind w:left="1080" w:hanging="360"/>
       </w:pPr>
       <w:rPr>
-        <w:rFonts w:ascii="Symbol" w:hAnsi="Symbol" w:hint="default"/>
+        <w:rFonts w:hint="default" w:ascii="Symbol" w:hAnsi="Symbol"/>
       </w:rPr>
     </w:lvl>
   </w:abstractNum>
@@ -4211,7 +4984,7 @@
         <w:ind w:left="720" w:hanging="360"/>
       </w:pPr>
       <w:rPr>
-        <w:rFonts w:ascii="Symbol" w:hAnsi="Symbol" w:hint="default"/>
+        <w:rFonts w:hint="default" w:ascii="Symbol" w:hAnsi="Symbol"/>
       </w:rPr>
     </w:lvl>
   </w:abstractNum>
@@ -4250,10 +5023,16 @@
         <w:ind w:left="360" w:hanging="360"/>
       </w:pPr>
       <w:rPr>
-        <w:rFonts w:ascii="Symbol" w:hAnsi="Symbol" w:hint="default"/>
+        <w:rFonts w:hint="default" w:ascii="Symbol" w:hAnsi="Symbol"/>
       </w:rPr>
     </w:lvl>
   </w:abstractNum>
+  <w:num w:numId="11">
+    <w:abstractNumId w:val="10"/>
+  </w:num>
+  <w:num w:numId="10">
+    <w:abstractNumId w:val="9"/>
+  </w:num>
   <w:num w:numId="1" w16cid:durableId="1721829959">
     <w:abstractNumId w:val="8"/>
   </w:num>
@@ -4285,11 +5064,11 @@
 </file>
 
 <file path=word/styles.xml><?xml version="1.0" encoding="utf-8"?>
-<w:styles xmlns:mc="http://schemas.openxmlformats.org/markup-compatibility/2006" xmlns:r="http://schemas.openxmlformats.org/officeDocument/2006/relationships" xmlns:w="http://schemas.openxmlformats.org/wordprocessingml/2006/main" xmlns:w14="http://schemas.microsoft.com/office/word/2010/wordml" xmlns:w15="http://schemas.microsoft.com/office/word/2012/wordml" xmlns:w16cex="http://schemas.microsoft.com/office/word/2018/wordml/cex" xmlns:w16cid="http://schemas.microsoft.com/office/word/2016/wordml/cid" xmlns:w16="http://schemas.microsoft.com/office/word/2018/wordml" xmlns:w16du="http://schemas.microsoft.com/office/word/2023/wordml/word16du" xmlns:w16sdtdh="http://schemas.microsoft.com/office/word/2020/wordml/sdtdatahash" xmlns:w16sdtfl="http://schemas.microsoft.com/office/word/2024/wordml/sdtformatlock" xmlns:w16se="http://schemas.microsoft.com/office/word/2015/wordml/symex" mc:Ignorable="w14 w15 w16se w16cid w16 w16cex w16sdtdh w16sdtfl w16du">
+<w:styles xmlns:wp14="http://schemas.microsoft.com/office/word/2010/wordprocessingDrawing" xmlns:mc="http://schemas.openxmlformats.org/markup-compatibility/2006" xmlns:r="http://schemas.openxmlformats.org/officeDocument/2006/relationships" xmlns:w="http://schemas.openxmlformats.org/wordprocessingml/2006/main" xmlns:w14="http://schemas.microsoft.com/office/word/2010/wordml" xmlns:w15="http://schemas.microsoft.com/office/word/2012/wordml" xmlns:w16cex="http://schemas.microsoft.com/office/word/2018/wordml/cex" xmlns:w16cid="http://schemas.microsoft.com/office/word/2016/wordml/cid" xmlns:w16="http://schemas.microsoft.com/office/word/2018/wordml" xmlns:w16du="http://schemas.microsoft.com/office/word/2023/wordml/word16du" xmlns:w16sdtdh="http://schemas.microsoft.com/office/word/2020/wordml/sdtdatahash" xmlns:w16sdtfl="http://schemas.microsoft.com/office/word/2024/wordml/sdtformatlock" xmlns:w16se="http://schemas.microsoft.com/office/word/2015/wordml/symex" mc:Ignorable="w14 w15 w16se w16cid w16 w16cex w16sdtdh w16sdtfl w16du wp14">
   <w:docDefaults>
     <w:rPrDefault>
       <w:rPr>
-        <w:rFonts w:asciiTheme="minorHAnsi" w:eastAsiaTheme="minorEastAsia" w:hAnsiTheme="minorHAnsi" w:cstheme="minorBidi"/>
+        <w:rFonts w:asciiTheme="minorHAnsi" w:hAnsiTheme="minorHAnsi" w:eastAsiaTheme="minorEastAsia" w:cstheme="minorBidi"/>
         <w:sz w:val="22"/>
         <w:szCs w:val="22"/>
         <w:lang w:val="en-US" w:eastAsia="en-US" w:bidi="ar-SA"/>
@@ -4304,14 +5083,14 @@
   <w:latentStyles w:defLockedState="0" w:defUIPriority="99" w:defSemiHidden="0" w:defUnhideWhenUsed="0" w:defQFormat="0" w:count="376">
     <w:lsdException w:name="Normal" w:uiPriority="0" w:qFormat="1"/>
     <w:lsdException w:name="heading 1" w:uiPriority="9" w:qFormat="1"/>
-    <w:lsdException w:name="heading 2" w:semiHidden="1" w:uiPriority="9" w:unhideWhenUsed="1" w:qFormat="1"/>
-    <w:lsdException w:name="heading 3" w:semiHidden="1" w:uiPriority="9" w:unhideWhenUsed="1" w:qFormat="1"/>
-    <w:lsdException w:name="heading 4" w:semiHidden="1" w:uiPriority="9" w:unhideWhenUsed="1" w:qFormat="1"/>
-    <w:lsdException w:name="heading 5" w:semiHidden="1" w:uiPriority="9" w:unhideWhenUsed="1" w:qFormat="1"/>
-    <w:lsdException w:name="heading 6" w:semiHidden="1" w:uiPriority="9" w:unhideWhenUsed="1" w:qFormat="1"/>
-    <w:lsdException w:name="heading 7" w:semiHidden="1" w:uiPriority="9" w:unhideWhenUsed="1" w:qFormat="1"/>
-    <w:lsdException w:name="heading 8" w:semiHidden="1" w:uiPriority="9" w:unhideWhenUsed="1" w:qFormat="1"/>
-    <w:lsdException w:name="heading 9" w:semiHidden="1" w:uiPriority="9" w:unhideWhenUsed="1" w:qFormat="1"/>
+    <w:lsdException w:name="heading 2" w:uiPriority="9" w:semiHidden="1" w:unhideWhenUsed="1" w:qFormat="1"/>
+    <w:lsdException w:name="heading 3" w:uiPriority="9" w:semiHidden="1" w:unhideWhenUsed="1" w:qFormat="1"/>
+    <w:lsdException w:name="heading 4" w:uiPriority="9" w:semiHidden="1" w:unhideWhenUsed="1" w:qFormat="1"/>
+    <w:lsdException w:name="heading 5" w:uiPriority="9" w:semiHidden="1" w:unhideWhenUsed="1" w:qFormat="1"/>
+    <w:lsdException w:name="heading 6" w:uiPriority="9" w:semiHidden="1" w:unhideWhenUsed="1" w:qFormat="1"/>
+    <w:lsdException w:name="heading 7" w:uiPriority="9" w:semiHidden="1" w:unhideWhenUsed="1" w:qFormat="1"/>
+    <w:lsdException w:name="heading 8" w:uiPriority="9" w:semiHidden="1" w:unhideWhenUsed="1" w:qFormat="1"/>
+    <w:lsdException w:name="heading 9" w:uiPriority="9" w:semiHidden="1" w:unhideWhenUsed="1" w:qFormat="1"/>
     <w:lsdException w:name="index 1" w:semiHidden="1" w:unhideWhenUsed="1"/>
     <w:lsdException w:name="index 2" w:semiHidden="1" w:unhideWhenUsed="1"/>
     <w:lsdException w:name="index 3" w:semiHidden="1" w:unhideWhenUsed="1"/>
@@ -4321,22 +5100,22 @@
     <w:lsdException w:name="index 7" w:semiHidden="1" w:unhideWhenUsed="1"/>
     <w:lsdException w:name="index 8" w:semiHidden="1" w:unhideWhenUsed="1"/>
     <w:lsdException w:name="index 9" w:semiHidden="1" w:unhideWhenUsed="1"/>
-    <w:lsdException w:name="toc 1" w:semiHidden="1" w:uiPriority="39" w:unhideWhenUsed="1"/>
-    <w:lsdException w:name="toc 2" w:semiHidden="1" w:uiPriority="39" w:unhideWhenUsed="1"/>
-    <w:lsdException w:name="toc 3" w:semiHidden="1" w:uiPriority="39" w:unhideWhenUsed="1"/>
-    <w:lsdException w:name="toc 4" w:semiHidden="1" w:uiPriority="39" w:unhideWhenUsed="1"/>
-    <w:lsdException w:name="toc 5" w:semiHidden="1" w:uiPriority="39" w:unhideWhenUsed="1"/>
-    <w:lsdException w:name="toc 6" w:semiHidden="1" w:uiPriority="39" w:unhideWhenUsed="1"/>
-    <w:lsdException w:name="toc 7" w:semiHidden="1" w:uiPriority="39" w:unhideWhenUsed="1"/>
-    <w:lsdException w:name="toc 8" w:semiHidden="1" w:uiPriority="39" w:unhideWhenUsed="1"/>
-    <w:lsdException w:name="toc 9" w:semiHidden="1" w:uiPriority="39" w:unhideWhenUsed="1"/>
+    <w:lsdException w:name="toc 1" w:uiPriority="39" w:semiHidden="1" w:unhideWhenUsed="1"/>
+    <w:lsdException w:name="toc 2" w:uiPriority="39" w:semiHidden="1" w:unhideWhenUsed="1"/>
+    <w:lsdException w:name="toc 3" w:uiPriority="39" w:semiHidden="1" w:unhideWhenUsed="1"/>
+    <w:lsdException w:name="toc 4" w:uiPriority="39" w:semiHidden="1" w:unhideWhenUsed="1"/>
+    <w:lsdException w:name="toc 5" w:uiPriority="39" w:semiHidden="1" w:unhideWhenUsed="1"/>
+    <w:lsdException w:name="toc 6" w:uiPriority="39" w:semiHidden="1" w:unhideWhenUsed="1"/>
+    <w:lsdException w:name="toc 7" w:uiPriority="39" w:semiHidden="1" w:unhideWhenUsed="1"/>
+    <w:lsdException w:name="toc 8" w:uiPriority="39" w:semiHidden="1" w:unhideWhenUsed="1"/>
+    <w:lsdException w:name="toc 9" w:uiPriority="39" w:semiHidden="1" w:unhideWhenUsed="1"/>
     <w:lsdException w:name="Normal Indent" w:semiHidden="1" w:unhideWhenUsed="1"/>
     <w:lsdException w:name="footnote text" w:semiHidden="1" w:unhideWhenUsed="1"/>
     <w:lsdException w:name="annotation text" w:semiHidden="1" w:unhideWhenUsed="1"/>
     <w:lsdException w:name="header" w:semiHidden="1" w:unhideWhenUsed="1"/>
     <w:lsdException w:name="footer" w:semiHidden="1" w:unhideWhenUsed="1"/>
     <w:lsdException w:name="index heading" w:semiHidden="1" w:unhideWhenUsed="1"/>
-    <w:lsdException w:name="caption" w:semiHidden="1" w:uiPriority="35" w:unhideWhenUsed="1" w:qFormat="1"/>
+    <w:lsdException w:name="caption" w:uiPriority="35" w:semiHidden="1" w:unhideWhenUsed="1" w:qFormat="1"/>
     <w:lsdException w:name="table of figures" w:semiHidden="1" w:unhideWhenUsed="1"/>
     <w:lsdException w:name="envelope address" w:semiHidden="1" w:unhideWhenUsed="1"/>
     <w:lsdException w:name="envelope return" w:semiHidden="1" w:unhideWhenUsed="1"/>
@@ -4367,7 +5146,7 @@
     <w:lsdException w:name="Title" w:uiPriority="10" w:qFormat="1"/>
     <w:lsdException w:name="Closing" w:semiHidden="1" w:unhideWhenUsed="1"/>
     <w:lsdException w:name="Signature" w:semiHidden="1" w:unhideWhenUsed="1"/>
-    <w:lsdException w:name="Default Paragraph Font" w:semiHidden="1" w:uiPriority="1" w:unhideWhenUsed="1"/>
+    <w:lsdException w:name="Default Paragraph Font" w:uiPriority="1" w:semiHidden="1" w:unhideWhenUsed="1"/>
     <w:lsdException w:name="Body Text" w:semiHidden="1" w:unhideWhenUsed="1"/>
     <w:lsdException w:name="Body Text Indent" w:semiHidden="1" w:unhideWhenUsed="1"/>
     <w:lsdException w:name="List Continue" w:semiHidden="1" w:unhideWhenUsed="1"/>
@@ -4567,8 +5346,8 @@
     <w:lsdException w:name="Subtle Reference" w:uiPriority="31" w:qFormat="1"/>
     <w:lsdException w:name="Intense Reference" w:uiPriority="32" w:qFormat="1"/>
     <w:lsdException w:name="Book Title" w:uiPriority="33" w:qFormat="1"/>
-    <w:lsdException w:name="Bibliography" w:semiHidden="1" w:uiPriority="37" w:unhideWhenUsed="1"/>
-    <w:lsdException w:name="TOC Heading" w:semiHidden="1" w:uiPriority="39" w:unhideWhenUsed="1" w:qFormat="1"/>
+    <w:lsdException w:name="Bibliography" w:uiPriority="37" w:semiHidden="1" w:unhideWhenUsed="1"/>
+    <w:lsdException w:name="TOC Heading" w:uiPriority="39" w:semiHidden="1" w:unhideWhenUsed="1" w:qFormat="1"/>
     <w:lsdException w:name="Grid Table 4" w:uiPriority="49"/>
     <w:lsdException w:name="Grid Table 5 Dark" w:uiPriority="50"/>
     <w:lsdException w:name="Grid Table 6 Colorful" w:uiPriority="51"/>
@@ -4670,7 +5449,7 @@
     <w:lsdException w:name="Unresolved Mention" w:semiHidden="1" w:unhideWhenUsed="1"/>
     <w:lsdException w:name="Smart Link" w:semiHidden="1" w:unhideWhenUsed="1"/>
   </w:latentStyles>
-  <w:style w:type="paragraph" w:default="1" w:styleId="Normal">
+  <w:style w:type="paragraph" w:styleId="Normal" w:default="1">
     <w:name w:val="Normal"/>
     <w:qFormat/>
     <w:rsid w:val="00FC693F"/>
@@ -4693,7 +5472,7 @@
       <w:outlineLvl w:val="0"/>
     </w:pPr>
     <w:rPr>
-      <w:rFonts w:asciiTheme="majorHAnsi" w:eastAsiaTheme="majorEastAsia" w:hAnsiTheme="majorHAnsi" w:cstheme="majorBidi"/>
+      <w:rFonts w:asciiTheme="majorHAnsi" w:hAnsiTheme="majorHAnsi" w:eastAsiaTheme="majorEastAsia" w:cstheme="majorBidi"/>
       <w:b/>
       <w:bCs/>
       <w:color w:val="365F91" w:themeColor="accent1" w:themeShade="BF"/>
@@ -4717,7 +5496,7 @@
       <w:outlineLvl w:val="1"/>
     </w:pPr>
     <w:rPr>
-      <w:rFonts w:asciiTheme="majorHAnsi" w:eastAsiaTheme="majorEastAsia" w:hAnsiTheme="majorHAnsi" w:cstheme="majorBidi"/>
+      <w:rFonts w:asciiTheme="majorHAnsi" w:hAnsiTheme="majorHAnsi" w:eastAsiaTheme="majorEastAsia" w:cstheme="majorBidi"/>
       <w:b/>
       <w:bCs/>
       <w:color w:val="4F81BD" w:themeColor="accent1"/>
@@ -4741,7 +5520,7 @@
       <w:outlineLvl w:val="2"/>
     </w:pPr>
     <w:rPr>
-      <w:rFonts w:asciiTheme="majorHAnsi" w:eastAsiaTheme="majorEastAsia" w:hAnsiTheme="majorHAnsi" w:cstheme="majorBidi"/>
+      <w:rFonts w:asciiTheme="majorHAnsi" w:hAnsiTheme="majorHAnsi" w:eastAsiaTheme="majorEastAsia" w:cstheme="majorBidi"/>
       <w:b/>
       <w:bCs/>
       <w:color w:val="4F81BD" w:themeColor="accent1"/>
@@ -4764,7 +5543,7 @@
       <w:outlineLvl w:val="3"/>
     </w:pPr>
     <w:rPr>
-      <w:rFonts w:asciiTheme="majorHAnsi" w:eastAsiaTheme="majorEastAsia" w:hAnsiTheme="majorHAnsi" w:cstheme="majorBidi"/>
+      <w:rFonts w:asciiTheme="majorHAnsi" w:hAnsiTheme="majorHAnsi" w:eastAsiaTheme="majorEastAsia" w:cstheme="majorBidi"/>
       <w:b/>
       <w:bCs/>
       <w:i/>
@@ -4789,7 +5568,7 @@
       <w:outlineLvl w:val="4"/>
     </w:pPr>
     <w:rPr>
-      <w:rFonts w:asciiTheme="majorHAnsi" w:eastAsiaTheme="majorEastAsia" w:hAnsiTheme="majorHAnsi" w:cstheme="majorBidi"/>
+      <w:rFonts w:asciiTheme="majorHAnsi" w:hAnsiTheme="majorHAnsi" w:eastAsiaTheme="majorEastAsia" w:cstheme="majorBidi"/>
       <w:color w:val="243F60" w:themeColor="accent1" w:themeShade="7F"/>
     </w:rPr>
   </w:style>
@@ -4810,7 +5589,7 @@
       <w:outlineLvl w:val="5"/>
     </w:pPr>
     <w:rPr>
-      <w:rFonts w:asciiTheme="majorHAnsi" w:eastAsiaTheme="majorEastAsia" w:hAnsiTheme="majorHAnsi" w:cstheme="majorBidi"/>
+      <w:rFonts w:asciiTheme="majorHAnsi" w:hAnsiTheme="majorHAnsi" w:eastAsiaTheme="majorEastAsia" w:cstheme="majorBidi"/>
       <w:i/>
       <w:iCs/>
       <w:color w:val="243F60" w:themeColor="accent1" w:themeShade="7F"/>
@@ -4833,7 +5612,7 @@
       <w:outlineLvl w:val="6"/>
     </w:pPr>
     <w:rPr>
-      <w:rFonts w:asciiTheme="majorHAnsi" w:eastAsiaTheme="majorEastAsia" w:hAnsiTheme="majorHAnsi" w:cstheme="majorBidi"/>
+      <w:rFonts w:asciiTheme="majorHAnsi" w:hAnsiTheme="majorHAnsi" w:eastAsiaTheme="majorEastAsia" w:cstheme="majorBidi"/>
       <w:i/>
       <w:iCs/>
       <w:color w:val="404040" w:themeColor="text1" w:themeTint="BF"/>
@@ -4856,7 +5635,7 @@
       <w:outlineLvl w:val="7"/>
     </w:pPr>
     <w:rPr>
-      <w:rFonts w:asciiTheme="majorHAnsi" w:eastAsiaTheme="majorEastAsia" w:hAnsiTheme="majorHAnsi" w:cstheme="majorBidi"/>
+      <w:rFonts w:asciiTheme="majorHAnsi" w:hAnsiTheme="majorHAnsi" w:eastAsiaTheme="majorEastAsia" w:cstheme="majorBidi"/>
       <w:color w:val="4F81BD" w:themeColor="accent1"/>
       <w:sz w:val="20"/>
       <w:szCs w:val="20"/>
@@ -4879,7 +5658,7 @@
       <w:outlineLvl w:val="8"/>
     </w:pPr>
     <w:rPr>
-      <w:rFonts w:asciiTheme="majorHAnsi" w:eastAsiaTheme="majorEastAsia" w:hAnsiTheme="majorHAnsi" w:cstheme="majorBidi"/>
+      <w:rFonts w:asciiTheme="majorHAnsi" w:hAnsiTheme="majorHAnsi" w:eastAsiaTheme="majorEastAsia" w:cstheme="majorBidi"/>
       <w:i/>
       <w:iCs/>
       <w:color w:val="404040" w:themeColor="text1" w:themeTint="BF"/>
@@ -4887,12 +5666,12 @@
       <w:szCs w:val="20"/>
     </w:rPr>
   </w:style>
-  <w:style w:type="character" w:default="1" w:styleId="DefaultParagraphFont">
+  <w:style w:type="character" w:styleId="DefaultParagraphFont" w:default="1">
     <w:name w:val="Default Paragraph Font"/>
     <w:uiPriority w:val="1"/>
     <w:unhideWhenUsed/>
   </w:style>
-  <w:style w:type="table" w:default="1" w:styleId="TableNormal">
+  <w:style w:type="table" w:styleId="TableNormal" w:default="1">
     <w:name w:val="Normal Table"/>
     <w:uiPriority w:val="99"/>
     <w:semiHidden/>
@@ -4907,7 +5686,7 @@
       </w:tblCellMar>
     </w:tblPr>
   </w:style>
-  <w:style w:type="numbering" w:default="1" w:styleId="NoList">
+  <w:style w:type="numbering" w:styleId="NoList" w:default="1">
     <w:name w:val="No List"/>
     <w:uiPriority w:val="99"/>
     <w:semiHidden/>
@@ -4928,7 +5707,7 @@
       <w:spacing w:after="0" w:line="240" w:lineRule="auto"/>
     </w:pPr>
   </w:style>
-  <w:style w:type="character" w:customStyle="1" w:styleId="HeaderChar">
+  <w:style w:type="character" w:styleId="HeaderChar" w:customStyle="1">
     <w:name w:val="Header Char"/>
     <w:basedOn w:val="DefaultParagraphFont"/>
     <w:link w:val="Header"/>
@@ -4950,7 +5729,7 @@
       <w:spacing w:after="0" w:line="240" w:lineRule="auto"/>
     </w:pPr>
   </w:style>
-  <w:style w:type="character" w:customStyle="1" w:styleId="FooterChar">
+  <w:style w:type="character" w:styleId="FooterChar" w:customStyle="1">
     <w:name w:val="Footer Char"/>
     <w:basedOn w:val="DefaultParagraphFont"/>
     <w:link w:val="Footer"/>
@@ -4966,14 +5745,14 @@
       <w:spacing w:after="0" w:line="240" w:lineRule="auto"/>
     </w:pPr>
   </w:style>
-  <w:style w:type="character" w:customStyle="1" w:styleId="Heading1Char">
+  <w:style w:type="character" w:styleId="Heading1Char" w:customStyle="1">
     <w:name w:val="Heading 1 Char"/>
     <w:basedOn w:val="DefaultParagraphFont"/>
     <w:link w:val="Heading1"/>
     <w:uiPriority w:val="9"/>
     <w:rsid w:val="00FC693F"/>
     <w:rPr>
-      <w:rFonts w:asciiTheme="majorHAnsi" w:eastAsiaTheme="majorEastAsia" w:hAnsiTheme="majorHAnsi" w:cstheme="majorBidi"/>
+      <w:rFonts w:asciiTheme="majorHAnsi" w:hAnsiTheme="majorHAnsi" w:eastAsiaTheme="majorEastAsia" w:cstheme="majorBidi"/>
       <w:b/>
       <w:bCs/>
       <w:color w:val="365F91" w:themeColor="accent1" w:themeShade="BF"/>
@@ -4981,14 +5760,14 @@
       <w:szCs w:val="28"/>
     </w:rPr>
   </w:style>
-  <w:style w:type="character" w:customStyle="1" w:styleId="Heading2Char">
+  <w:style w:type="character" w:styleId="Heading2Char" w:customStyle="1">
     <w:name w:val="Heading 2 Char"/>
     <w:basedOn w:val="DefaultParagraphFont"/>
     <w:link w:val="Heading2"/>
     <w:uiPriority w:val="9"/>
     <w:rsid w:val="00FC693F"/>
     <w:rPr>
-      <w:rFonts w:asciiTheme="majorHAnsi" w:eastAsiaTheme="majorEastAsia" w:hAnsiTheme="majorHAnsi" w:cstheme="majorBidi"/>
+      <w:rFonts w:asciiTheme="majorHAnsi" w:hAnsiTheme="majorHAnsi" w:eastAsiaTheme="majorEastAsia" w:cstheme="majorBidi"/>
       <w:b/>
       <w:bCs/>
       <w:color w:val="4F81BD" w:themeColor="accent1"/>
@@ -4996,14 +5775,14 @@
       <w:szCs w:val="26"/>
     </w:rPr>
   </w:style>
-  <w:style w:type="character" w:customStyle="1" w:styleId="Heading3Char">
+  <w:style w:type="character" w:styleId="Heading3Char" w:customStyle="1">
     <w:name w:val="Heading 3 Char"/>
     <w:basedOn w:val="DefaultParagraphFont"/>
     <w:link w:val="Heading3"/>
     <w:uiPriority w:val="9"/>
     <w:rsid w:val="00FC693F"/>
     <w:rPr>
-      <w:rFonts w:asciiTheme="majorHAnsi" w:eastAsiaTheme="majorEastAsia" w:hAnsiTheme="majorHAnsi" w:cstheme="majorBidi"/>
+      <w:rFonts w:asciiTheme="majorHAnsi" w:hAnsiTheme="majorHAnsi" w:eastAsiaTheme="majorEastAsia" w:cstheme="majorBidi"/>
       <w:b/>
       <w:bCs/>
       <w:color w:val="4F81BD" w:themeColor="accent1"/>
@@ -5019,13 +5798,13 @@
     <w:rsid w:val="00FC693F"/>
     <w:pPr>
       <w:pBdr>
-        <w:bottom w:val="single" w:sz="8" w:space="4" w:color="4F81BD" w:themeColor="accent1"/>
+        <w:bottom w:val="single" w:color="4F81BD" w:themeColor="accent1" w:sz="8" w:space="4"/>
       </w:pBdr>
       <w:spacing w:after="300" w:line="240" w:lineRule="auto"/>
       <w:contextualSpacing/>
     </w:pPr>
     <w:rPr>
-      <w:rFonts w:asciiTheme="majorHAnsi" w:eastAsiaTheme="majorEastAsia" w:hAnsiTheme="majorHAnsi" w:cstheme="majorBidi"/>
+      <w:rFonts w:asciiTheme="majorHAnsi" w:hAnsiTheme="majorHAnsi" w:eastAsiaTheme="majorEastAsia" w:cstheme="majorBidi"/>
       <w:color w:val="17365D" w:themeColor="text2" w:themeShade="BF"/>
       <w:spacing w:val="5"/>
       <w:kern w:val="28"/>
@@ -5033,14 +5812,14 @@
       <w:szCs w:val="52"/>
     </w:rPr>
   </w:style>
-  <w:style w:type="character" w:customStyle="1" w:styleId="TitleChar">
+  <w:style w:type="character" w:styleId="TitleChar" w:customStyle="1">
     <w:name w:val="Title Char"/>
     <w:basedOn w:val="DefaultParagraphFont"/>
     <w:link w:val="Title"/>
     <w:uiPriority w:val="10"/>
     <w:rsid w:val="00FC693F"/>
     <w:rPr>
-      <w:rFonts w:asciiTheme="majorHAnsi" w:eastAsiaTheme="majorEastAsia" w:hAnsiTheme="majorHAnsi" w:cstheme="majorBidi"/>
+      <w:rFonts w:asciiTheme="majorHAnsi" w:hAnsiTheme="majorHAnsi" w:eastAsiaTheme="majorEastAsia" w:cstheme="majorBidi"/>
       <w:color w:val="17365D" w:themeColor="text2" w:themeShade="BF"/>
       <w:spacing w:val="5"/>
       <w:kern w:val="28"/>
@@ -5062,7 +5841,7 @@
       </w:numPr>
     </w:pPr>
     <w:rPr>
-      <w:rFonts w:asciiTheme="majorHAnsi" w:eastAsiaTheme="majorEastAsia" w:hAnsiTheme="majorHAnsi" w:cstheme="majorBidi"/>
+      <w:rFonts w:asciiTheme="majorHAnsi" w:hAnsiTheme="majorHAnsi" w:eastAsiaTheme="majorEastAsia" w:cstheme="majorBidi"/>
       <w:i/>
       <w:iCs/>
       <w:color w:val="4F81BD" w:themeColor="accent1"/>
@@ -5071,14 +5850,14 @@
       <w:szCs w:val="24"/>
     </w:rPr>
   </w:style>
-  <w:style w:type="character" w:customStyle="1" w:styleId="SubtitleChar">
+  <w:style w:type="character" w:styleId="SubtitleChar" w:customStyle="1">
     <w:name w:val="Subtitle Char"/>
     <w:basedOn w:val="DefaultParagraphFont"/>
     <w:link w:val="Subtitle"/>
     <w:uiPriority w:val="11"/>
     <w:rsid w:val="00FC693F"/>
     <w:rPr>
-      <w:rFonts w:asciiTheme="majorHAnsi" w:eastAsiaTheme="majorEastAsia" w:hAnsiTheme="majorHAnsi" w:cstheme="majorBidi"/>
+      <w:rFonts w:asciiTheme="majorHAnsi" w:hAnsiTheme="majorHAnsi" w:eastAsiaTheme="majorEastAsia" w:cstheme="majorBidi"/>
       <w:i/>
       <w:iCs/>
       <w:color w:val="4F81BD" w:themeColor="accent1"/>
@@ -5109,7 +5888,7 @@
       <w:spacing w:after="120"/>
     </w:pPr>
   </w:style>
-  <w:style w:type="character" w:customStyle="1" w:styleId="BodyTextChar">
+  <w:style w:type="character" w:styleId="BodyTextChar" w:customStyle="1">
     <w:name w:val="Body Text Char"/>
     <w:basedOn w:val="DefaultParagraphFont"/>
     <w:link w:val="BodyText"/>
@@ -5127,7 +5906,7 @@
       <w:spacing w:after="120" w:line="480" w:lineRule="auto"/>
     </w:pPr>
   </w:style>
-  <w:style w:type="character" w:customStyle="1" w:styleId="BodyText2Char">
+  <w:style w:type="character" w:styleId="BodyText2Char" w:customStyle="1">
     <w:name w:val="Body Text 2 Char"/>
     <w:basedOn w:val="DefaultParagraphFont"/>
     <w:link w:val="BodyText2"/>
@@ -5149,7 +5928,7 @@
       <w:szCs w:val="16"/>
     </w:rPr>
   </w:style>
-  <w:style w:type="character" w:customStyle="1" w:styleId="BodyText3Char">
+  <w:style w:type="character" w:styleId="BodyText3Char" w:customStyle="1">
     <w:name w:val="Body Text 3 Char"/>
     <w:basedOn w:val="DefaultParagraphFont"/>
     <w:link w:val="BodyText3"/>
@@ -5330,7 +6109,7 @@
       <w:szCs w:val="20"/>
     </w:rPr>
   </w:style>
-  <w:style w:type="character" w:customStyle="1" w:styleId="MacroTextChar">
+  <w:style w:type="character" w:styleId="MacroTextChar" w:customStyle="1">
     <w:name w:val="Macro Text Char"/>
     <w:basedOn w:val="DefaultParagraphFont"/>
     <w:link w:val="MacroText"/>
@@ -5356,7 +6135,7 @@
       <w:color w:val="000000" w:themeColor="text1"/>
     </w:rPr>
   </w:style>
-  <w:style w:type="character" w:customStyle="1" w:styleId="QuoteChar">
+  <w:style w:type="character" w:styleId="QuoteChar" w:customStyle="1">
     <w:name w:val="Quote Char"/>
     <w:basedOn w:val="DefaultParagraphFont"/>
     <w:link w:val="Quote"/>
@@ -5368,7 +6147,7 @@
       <w:color w:val="000000" w:themeColor="text1"/>
     </w:rPr>
   </w:style>
-  <w:style w:type="character" w:customStyle="1" w:styleId="Heading4Char">
+  <w:style w:type="character" w:styleId="Heading4Char" w:customStyle="1">
     <w:name w:val="Heading 4 Char"/>
     <w:basedOn w:val="DefaultParagraphFont"/>
     <w:link w:val="Heading4"/>
@@ -5376,7 +6155,7 @@
     <w:semiHidden/>
     <w:rsid w:val="00FC693F"/>
     <w:rPr>
-      <w:rFonts w:asciiTheme="majorHAnsi" w:eastAsiaTheme="majorEastAsia" w:hAnsiTheme="majorHAnsi" w:cstheme="majorBidi"/>
+      <w:rFonts w:asciiTheme="majorHAnsi" w:hAnsiTheme="majorHAnsi" w:eastAsiaTheme="majorEastAsia" w:cstheme="majorBidi"/>
       <w:b/>
       <w:bCs/>
       <w:i/>
@@ -5384,7 +6163,7 @@
       <w:color w:val="4F81BD" w:themeColor="accent1"/>
     </w:rPr>
   </w:style>
-  <w:style w:type="character" w:customStyle="1" w:styleId="Heading5Char">
+  <w:style w:type="character" w:styleId="Heading5Char" w:customStyle="1">
     <w:name w:val="Heading 5 Char"/>
     <w:basedOn w:val="DefaultParagraphFont"/>
     <w:link w:val="Heading5"/>
@@ -5392,11 +6171,11 @@
     <w:semiHidden/>
     <w:rsid w:val="00FC693F"/>
     <w:rPr>
-      <w:rFonts w:asciiTheme="majorHAnsi" w:eastAsiaTheme="majorEastAsia" w:hAnsiTheme="majorHAnsi" w:cstheme="majorBidi"/>
+      <w:rFonts w:asciiTheme="majorHAnsi" w:hAnsiTheme="majorHAnsi" w:eastAsiaTheme="majorEastAsia" w:cstheme="majorBidi"/>
       <w:color w:val="243F60" w:themeColor="accent1" w:themeShade="7F"/>
     </w:rPr>
   </w:style>
-  <w:style w:type="character" w:customStyle="1" w:styleId="Heading6Char">
+  <w:style w:type="character" w:styleId="Heading6Char" w:customStyle="1">
     <w:name w:val="Heading 6 Char"/>
     <w:basedOn w:val="DefaultParagraphFont"/>
     <w:link w:val="Heading6"/>
@@ -5404,13 +6183,13 @@
     <w:semiHidden/>
     <w:rsid w:val="00FC693F"/>
     <w:rPr>
-      <w:rFonts w:asciiTheme="majorHAnsi" w:eastAsiaTheme="majorEastAsia" w:hAnsiTheme="majorHAnsi" w:cstheme="majorBidi"/>
+      <w:rFonts w:asciiTheme="majorHAnsi" w:hAnsiTheme="majorHAnsi" w:eastAsiaTheme="majorEastAsia" w:cstheme="majorBidi"/>
       <w:i/>
       <w:iCs/>
       <w:color w:val="243F60" w:themeColor="accent1" w:themeShade="7F"/>
     </w:rPr>
   </w:style>
-  <w:style w:type="character" w:customStyle="1" w:styleId="Heading7Char">
+  <w:style w:type="character" w:styleId="Heading7Char" w:customStyle="1">
     <w:name w:val="Heading 7 Char"/>
     <w:basedOn w:val="DefaultParagraphFont"/>
     <w:link w:val="Heading7"/>
@@ -5418,13 +6197,13 @@
     <w:semiHidden/>
     <w:rsid w:val="00FC693F"/>
     <w:rPr>
-      <w:rFonts w:asciiTheme="majorHAnsi" w:eastAsiaTheme="majorEastAsia" w:hAnsiTheme="majorHAnsi" w:cstheme="majorBidi"/>
+      <w:rFonts w:asciiTheme="majorHAnsi" w:hAnsiTheme="majorHAnsi" w:eastAsiaTheme="majorEastAsia" w:cstheme="majorBidi"/>
       <w:i/>
       <w:iCs/>
       <w:color w:val="404040" w:themeColor="text1" w:themeTint="BF"/>
     </w:rPr>
   </w:style>
-  <w:style w:type="character" w:customStyle="1" w:styleId="Heading8Char">
+  <w:style w:type="character" w:styleId="Heading8Char" w:customStyle="1">
     <w:name w:val="Heading 8 Char"/>
     <w:basedOn w:val="DefaultParagraphFont"/>
     <w:link w:val="Heading8"/>
@@ -5432,13 +6211,13 @@
     <w:semiHidden/>
     <w:rsid w:val="00FC693F"/>
     <w:rPr>
-      <w:rFonts w:asciiTheme="majorHAnsi" w:eastAsiaTheme="majorEastAsia" w:hAnsiTheme="majorHAnsi" w:cstheme="majorBidi"/>
+      <w:rFonts w:asciiTheme="majorHAnsi" w:hAnsiTheme="majorHAnsi" w:eastAsiaTheme="majorEastAsia" w:cstheme="majorBidi"/>
       <w:color w:val="4F81BD" w:themeColor="accent1"/>
       <w:sz w:val="20"/>
       <w:szCs w:val="20"/>
     </w:rPr>
   </w:style>
-  <w:style w:type="character" w:customStyle="1" w:styleId="Heading9Char">
+  <w:style w:type="character" w:styleId="Heading9Char" w:customStyle="1">
     <w:name w:val="Heading 9 Char"/>
     <w:basedOn w:val="DefaultParagraphFont"/>
     <w:link w:val="Heading9"/>
@@ -5446,7 +6225,7 @@
     <w:semiHidden/>
     <w:rsid w:val="00FC693F"/>
     <w:rPr>
-      <w:rFonts w:asciiTheme="majorHAnsi" w:eastAsiaTheme="majorEastAsia" w:hAnsiTheme="majorHAnsi" w:cstheme="majorBidi"/>
+      <w:rFonts w:asciiTheme="majorHAnsi" w:hAnsiTheme="majorHAnsi" w:eastAsiaTheme="majorEastAsia" w:cstheme="majorBidi"/>
       <w:i/>
       <w:iCs/>
       <w:color w:val="404040" w:themeColor="text1" w:themeTint="BF"/>
@@ -5506,7 +6285,7 @@
     <w:rsid w:val="00FC693F"/>
     <w:pPr>
       <w:pBdr>
-        <w:bottom w:val="single" w:sz="4" w:space="4" w:color="4F81BD" w:themeColor="accent1"/>
+        <w:bottom w:val="single" w:color="4F81BD" w:themeColor="accent1" w:sz="4" w:space="4"/>
       </w:pBdr>
       <w:spacing w:before="200" w:after="280"/>
       <w:ind w:left="936" w:right="936"/>
@@ -5519,7 +6298,7 @@
       <w:color w:val="4F81BD" w:themeColor="accent1"/>
     </w:rPr>
   </w:style>
-  <w:style w:type="character" w:customStyle="1" w:styleId="IntenseQuoteChar">
+  <w:style w:type="character" w:styleId="IntenseQuoteChar" w:customStyle="1">
     <w:name w:val="Intense Quote Char"/>
     <w:basedOn w:val="DefaultParagraphFont"/>
     <w:link w:val="IntenseQuote"/>
@@ -5622,12 +6401,12 @@
     </w:pPr>
     <w:tblPr>
       <w:tblBorders>
-        <w:top w:val="single" w:sz="4" w:space="0" w:color="auto"/>
-        <w:left w:val="single" w:sz="4" w:space="0" w:color="auto"/>
-        <w:bottom w:val="single" w:sz="4" w:space="0" w:color="auto"/>
-        <w:right w:val="single" w:sz="4" w:space="0" w:color="auto"/>
-        <w:insideH w:val="single" w:sz="4" w:space="0" w:color="auto"/>
-        <w:insideV w:val="single" w:sz="4" w:space="0" w:color="auto"/>
+        <w:top w:val="single" w:color="auto" w:sz="4" w:space="0"/>
+        <w:left w:val="single" w:color="auto" w:sz="4" w:space="0"/>
+        <w:bottom w:val="single" w:color="auto" w:sz="4" w:space="0"/>
+        <w:right w:val="single" w:color="auto" w:sz="4" w:space="0"/>
+        <w:insideH w:val="single" w:color="auto" w:sz="4" w:space="0"/>
+        <w:insideV w:val="single" w:color="auto" w:sz="4" w:space="0"/>
       </w:tblBorders>
     </w:tblPr>
   </w:style>
@@ -5646,8 +6425,8 @@
       <w:tblStyleRowBandSize w:val="1"/>
       <w:tblStyleColBandSize w:val="1"/>
       <w:tblBorders>
-        <w:top w:val="single" w:sz="8" w:space="0" w:color="000000" w:themeColor="text1"/>
-        <w:bottom w:val="single" w:sz="8" w:space="0" w:color="000000" w:themeColor="text1"/>
+        <w:top w:val="single" w:color="000000" w:themeColor="text1" w:sz="8" w:space="0"/>
+        <w:bottom w:val="single" w:color="000000" w:themeColor="text1" w:sz="8" w:space="0"/>
       </w:tblBorders>
     </w:tblPr>
     <w:tblStylePr w:type="firstRow">
@@ -5661,9 +6440,9 @@
       <w:tblPr/>
       <w:tcPr>
         <w:tcBorders>
-          <w:top w:val="single" w:sz="8" w:space="0" w:color="000000" w:themeColor="text1"/>
-          <w:left w:val="nil"/>
-          <w:bottom w:val="single" w:sz="8" w:space="0" w:color="000000" w:themeColor="text1"/>
+          <w:top w:val="single" w:color="000000" w:themeColor="text1" w:sz="8" w:space="0"/>
+          <w:left w:val="nil"/>
+          <w:bottom w:val="single" w:color="000000" w:themeColor="text1" w:sz="8" w:space="0"/>
           <w:right w:val="nil"/>
           <w:insideH w:val="nil"/>
           <w:insideV w:val="nil"/>
@@ -5681,9 +6460,9 @@
       <w:tblPr/>
       <w:tcPr>
         <w:tcBorders>
-          <w:top w:val="single" w:sz="8" w:space="0" w:color="000000" w:themeColor="text1"/>
-          <w:left w:val="nil"/>
-          <w:bottom w:val="single" w:sz="8" w:space="0" w:color="000000" w:themeColor="text1"/>
+          <w:top w:val="single" w:color="000000" w:themeColor="text1" w:sz="8" w:space="0"/>
+          <w:left w:val="nil"/>
+          <w:bottom w:val="single" w:color="000000" w:themeColor="text1" w:sz="8" w:space="0"/>
           <w:right w:val="nil"/>
           <w:insideH w:val="nil"/>
           <w:insideV w:val="nil"/>
@@ -5742,8 +6521,8 @@
       <w:tblStyleRowBandSize w:val="1"/>
       <w:tblStyleColBandSize w:val="1"/>
       <w:tblBorders>
-        <w:top w:val="single" w:sz="8" w:space="0" w:color="4F81BD" w:themeColor="accent1"/>
-        <w:bottom w:val="single" w:sz="8" w:space="0" w:color="4F81BD" w:themeColor="accent1"/>
+        <w:top w:val="single" w:color="4F81BD" w:themeColor="accent1" w:sz="8" w:space="0"/>
+        <w:bottom w:val="single" w:color="4F81BD" w:themeColor="accent1" w:sz="8" w:space="0"/>
       </w:tblBorders>
     </w:tblPr>
     <w:tblStylePr w:type="firstRow">
@@ -5757,9 +6536,9 @@
       <w:tblPr/>
       <w:tcPr>
         <w:tcBorders>
-          <w:top w:val="single" w:sz="8" w:space="0" w:color="4F81BD" w:themeColor="accent1"/>
-          <w:left w:val="nil"/>
-          <w:bottom w:val="single" w:sz="8" w:space="0" w:color="4F81BD" w:themeColor="accent1"/>
+          <w:top w:val="single" w:color="4F81BD" w:themeColor="accent1" w:sz="8" w:space="0"/>
+          <w:left w:val="nil"/>
+          <w:bottom w:val="single" w:color="4F81BD" w:themeColor="accent1" w:sz="8" w:space="0"/>
           <w:right w:val="nil"/>
           <w:insideH w:val="nil"/>
           <w:insideV w:val="nil"/>
@@ -5777,9 +6556,9 @@
       <w:tblPr/>
       <w:tcPr>
         <w:tcBorders>
-          <w:top w:val="single" w:sz="8" w:space="0" w:color="4F81BD" w:themeColor="accent1"/>
-          <w:left w:val="nil"/>
-          <w:bottom w:val="single" w:sz="8" w:space="0" w:color="4F81BD" w:themeColor="accent1"/>
+          <w:top w:val="single" w:color="4F81BD" w:themeColor="accent1" w:sz="8" w:space="0"/>
+          <w:left w:val="nil"/>
+          <w:bottom w:val="single" w:color="4F81BD" w:themeColor="accent1" w:sz="8" w:space="0"/>
           <w:right w:val="nil"/>
           <w:insideH w:val="nil"/>
           <w:insideV w:val="nil"/>
@@ -5838,8 +6617,8 @@
       <w:tblStyleRowBandSize w:val="1"/>
       <w:tblStyleColBandSize w:val="1"/>
       <w:tblBorders>
-        <w:top w:val="single" w:sz="8" w:space="0" w:color="C0504D" w:themeColor="accent2"/>
-        <w:bottom w:val="single" w:sz="8" w:space="0" w:color="C0504D" w:themeColor="accent2"/>
+        <w:top w:val="single" w:color="C0504D" w:themeColor="accent2" w:sz="8" w:space="0"/>
+        <w:bottom w:val="single" w:color="C0504D" w:themeColor="accent2" w:sz="8" w:space="0"/>
       </w:tblBorders>
     </w:tblPr>
     <w:tblStylePr w:type="firstRow">
@@ -5853,9 +6632,9 @@
       <w:tblPr/>
       <w:tcPr>
         <w:tcBorders>
-          <w:top w:val="single" w:sz="8" w:space="0" w:color="C0504D" w:themeColor="accent2"/>
-          <w:left w:val="nil"/>
-          <w:bottom w:val="single" w:sz="8" w:space="0" w:color="C0504D" w:themeColor="accent2"/>
+          <w:top w:val="single" w:color="C0504D" w:themeColor="accent2" w:sz="8" w:space="0"/>
+          <w:left w:val="nil"/>
+          <w:bottom w:val="single" w:color="C0504D" w:themeColor="accent2" w:sz="8" w:space="0"/>
           <w:right w:val="nil"/>
           <w:insideH w:val="nil"/>
           <w:insideV w:val="nil"/>
@@ -5873,9 +6652,9 @@
       <w:tblPr/>
       <w:tcPr>
         <w:tcBorders>
-          <w:top w:val="single" w:sz="8" w:space="0" w:color="C0504D" w:themeColor="accent2"/>
-          <w:left w:val="nil"/>
-          <w:bottom w:val="single" w:sz="8" w:space="0" w:color="C0504D" w:themeColor="accent2"/>
+          <w:top w:val="single" w:color="C0504D" w:themeColor="accent2" w:sz="8" w:space="0"/>
+          <w:left w:val="nil"/>
+          <w:bottom w:val="single" w:color="C0504D" w:themeColor="accent2" w:sz="8" w:space="0"/>
           <w:right w:val="nil"/>
           <w:insideH w:val="nil"/>
           <w:insideV w:val="nil"/>
@@ -5934,8 +6713,8 @@
       <w:tblStyleRowBandSize w:val="1"/>
       <w:tblStyleColBandSize w:val="1"/>
       <w:tblBorders>
-        <w:top w:val="single" w:sz="8" w:space="0" w:color="9BBB59" w:themeColor="accent3"/>
-        <w:bottom w:val="single" w:sz="8" w:space="0" w:color="9BBB59" w:themeColor="accent3"/>
+        <w:top w:val="single" w:color="9BBB59" w:themeColor="accent3" w:sz="8" w:space="0"/>
+        <w:bottom w:val="single" w:color="9BBB59" w:themeColor="accent3" w:sz="8" w:space="0"/>
       </w:tblBorders>
     </w:tblPr>
     <w:tblStylePr w:type="firstRow">
@@ -5949,9 +6728,9 @@
       <w:tblPr/>
       <w:tcPr>
         <w:tcBorders>
-          <w:top w:val="single" w:sz="8" w:space="0" w:color="9BBB59" w:themeColor="accent3"/>
-          <w:left w:val="nil"/>
-          <w:bottom w:val="single" w:sz="8" w:space="0" w:color="9BBB59" w:themeColor="accent3"/>
+          <w:top w:val="single" w:color="9BBB59" w:themeColor="accent3" w:sz="8" w:space="0"/>
+          <w:left w:val="nil"/>
+          <w:bottom w:val="single" w:color="9BBB59" w:themeColor="accent3" w:sz="8" w:space="0"/>
           <w:right w:val="nil"/>
           <w:insideH w:val="nil"/>
           <w:insideV w:val="nil"/>
@@ -5969,9 +6748,9 @@
       <w:tblPr/>
       <w:tcPr>
         <w:tcBorders>
-          <w:top w:val="single" w:sz="8" w:space="0" w:color="9BBB59" w:themeColor="accent3"/>
-          <w:left w:val="nil"/>
-          <w:bottom w:val="single" w:sz="8" w:space="0" w:color="9BBB59" w:themeColor="accent3"/>
+          <w:top w:val="single" w:color="9BBB59" w:themeColor="accent3" w:sz="8" w:space="0"/>
+          <w:left w:val="nil"/>
+          <w:bottom w:val="single" w:color="9BBB59" w:themeColor="accent3" w:sz="8" w:space="0"/>
           <w:right w:val="nil"/>
           <w:insideH w:val="nil"/>
           <w:insideV w:val="nil"/>
@@ -6030,8 +6809,8 @@
       <w:tblStyleRowBandSize w:val="1"/>
       <w:tblStyleColBandSize w:val="1"/>
       <w:tblBorders>
-        <w:top w:val="single" w:sz="8" w:space="0" w:color="8064A2" w:themeColor="accent4"/>
-        <w:bottom w:val="single" w:sz="8" w:space="0" w:color="8064A2" w:themeColor="accent4"/>
+        <w:top w:val="single" w:color="8064A2" w:themeColor="accent4" w:sz="8" w:space="0"/>
+        <w:bottom w:val="single" w:color="8064A2" w:themeColor="accent4" w:sz="8" w:space="0"/>
       </w:tblBorders>
     </w:tblPr>
     <w:tblStylePr w:type="firstRow">
@@ -6045,9 +6824,9 @@
       <w:tblPr/>
       <w:tcPr>
         <w:tcBorders>
-          <w:top w:val="single" w:sz="8" w:space="0" w:color="8064A2" w:themeColor="accent4"/>
-          <w:left w:val="nil"/>
-          <w:bottom w:val="single" w:sz="8" w:space="0" w:color="8064A2" w:themeColor="accent4"/>
+          <w:top w:val="single" w:color="8064A2" w:themeColor="accent4" w:sz="8" w:space="0"/>
+          <w:left w:val="nil"/>
+          <w:bottom w:val="single" w:color="8064A2" w:themeColor="accent4" w:sz="8" w:space="0"/>
           <w:right w:val="nil"/>
           <w:insideH w:val="nil"/>
           <w:insideV w:val="nil"/>
@@ -6065,9 +6844,9 @@
       <w:tblPr/>
       <w:tcPr>
         <w:tcBorders>
-          <w:top w:val="single" w:sz="8" w:space="0" w:color="8064A2" w:themeColor="accent4"/>
-          <w:left w:val="nil"/>
-          <w:bottom w:val="single" w:sz="8" w:space="0" w:color="8064A2" w:themeColor="accent4"/>
+          <w:top w:val="single" w:color="8064A2" w:themeColor="accent4" w:sz="8" w:space="0"/>
+          <w:left w:val="nil"/>
+          <w:bottom w:val="single" w:color="8064A2" w:themeColor="accent4" w:sz="8" w:space="0"/>
           <w:right w:val="nil"/>
           <w:insideH w:val="nil"/>
           <w:insideV w:val="nil"/>
@@ -6126,8 +6905,8 @@
       <w:tblStyleRowBandSize w:val="1"/>
       <w:tblStyleColBandSize w:val="1"/>
       <w:tblBorders>
-        <w:top w:val="single" w:sz="8" w:space="0" w:color="4BACC6" w:themeColor="accent5"/>
-        <w:bottom w:val="single" w:sz="8" w:space="0" w:color="4BACC6" w:themeColor="accent5"/>
+        <w:top w:val="single" w:color="4BACC6" w:themeColor="accent5" w:sz="8" w:space="0"/>
+        <w:bottom w:val="single" w:color="4BACC6" w:themeColor="accent5" w:sz="8" w:space="0"/>
       </w:tblBorders>
     </w:tblPr>
     <w:tblStylePr w:type="firstRow">
@@ -6141,9 +6920,9 @@
       <w:tblPr/>
       <w:tcPr>
         <w:tcBorders>
-          <w:top w:val="single" w:sz="8" w:space="0" w:color="4BACC6" w:themeColor="accent5"/>
-          <w:left w:val="nil"/>
-          <w:bottom w:val="single" w:sz="8" w:space="0" w:color="4BACC6" w:themeColor="accent5"/>
+          <w:top w:val="single" w:color="4BACC6" w:themeColor="accent5" w:sz="8" w:space="0"/>
+          <w:left w:val="nil"/>
+          <w:bottom w:val="single" w:color="4BACC6" w:themeColor="accent5" w:sz="8" w:space="0"/>
           <w:right w:val="nil"/>
           <w:insideH w:val="nil"/>
           <w:insideV w:val="nil"/>
@@ -6161,9 +6940,9 @@
       <w:tblPr/>
       <w:tcPr>
         <w:tcBorders>
-          <w:top w:val="single" w:sz="8" w:space="0" w:color="4BACC6" w:themeColor="accent5"/>
-          <w:left w:val="nil"/>
-          <w:bottom w:val="single" w:sz="8" w:space="0" w:color="4BACC6" w:themeColor="accent5"/>
+          <w:top w:val="single" w:color="4BACC6" w:themeColor="accent5" w:sz="8" w:space="0"/>
+          <w:left w:val="nil"/>
+          <w:bottom w:val="single" w:color="4BACC6" w:themeColor="accent5" w:sz="8" w:space="0"/>
           <w:right w:val="nil"/>
           <w:insideH w:val="nil"/>
           <w:insideV w:val="nil"/>
@@ -6222,8 +7001,8 @@
       <w:tblStyleRowBandSize w:val="1"/>
       <w:tblStyleColBandSize w:val="1"/>
       <w:tblBorders>
-        <w:top w:val="single" w:sz="8" w:space="0" w:color="F79646" w:themeColor="accent6"/>
-        <w:bottom w:val="single" w:sz="8" w:space="0" w:color="F79646" w:themeColor="accent6"/>
+        <w:top w:val="single" w:color="F79646" w:themeColor="accent6" w:sz="8" w:space="0"/>
+        <w:bottom w:val="single" w:color="F79646" w:themeColor="accent6" w:sz="8" w:space="0"/>
       </w:tblBorders>
     </w:tblPr>
     <w:tblStylePr w:type="firstRow">
@@ -6237,9 +7016,9 @@
       <w:tblPr/>
       <w:tcPr>
         <w:tcBorders>
-          <w:top w:val="single" w:sz="8" w:space="0" w:color="F79646" w:themeColor="accent6"/>
-          <w:left w:val="nil"/>
-          <w:bottom w:val="single" w:sz="8" w:space="0" w:color="F79646" w:themeColor="accent6"/>
+          <w:top w:val="single" w:color="F79646" w:themeColor="accent6" w:sz="8" w:space="0"/>
+          <w:left w:val="nil"/>
+          <w:bottom w:val="single" w:color="F79646" w:themeColor="accent6" w:sz="8" w:space="0"/>
           <w:right w:val="nil"/>
           <w:insideH w:val="nil"/>
           <w:insideV w:val="nil"/>
@@ -6257,9 +7036,9 @@
       <w:tblPr/>
       <w:tcPr>
         <w:tcBorders>
-          <w:top w:val="single" w:sz="8" w:space="0" w:color="F79646" w:themeColor="accent6"/>
-          <w:left w:val="nil"/>
-          <w:bottom w:val="single" w:sz="8" w:space="0" w:color="F79646" w:themeColor="accent6"/>
+          <w:top w:val="single" w:color="F79646" w:themeColor="accent6" w:sz="8" w:space="0"/>
+          <w:left w:val="nil"/>
+          <w:bottom w:val="single" w:color="F79646" w:themeColor="accent6" w:sz="8" w:space="0"/>
           <w:right w:val="nil"/>
           <w:insideH w:val="nil"/>
           <w:insideV w:val="nil"/>
@@ -6315,10 +7094,10 @@
       <w:tblStyleRowBandSize w:val="1"/>
       <w:tblStyleColBandSize w:val="1"/>
       <w:tblBorders>
-        <w:top w:val="single" w:sz="8" w:space="0" w:color="000000" w:themeColor="text1"/>
-        <w:left w:val="single" w:sz="8" w:space="0" w:color="000000" w:themeColor="text1"/>
-        <w:bottom w:val="single" w:sz="8" w:space="0" w:color="000000" w:themeColor="text1"/>
-        <w:right w:val="single" w:sz="8" w:space="0" w:color="000000" w:themeColor="text1"/>
+        <w:top w:val="single" w:color="000000" w:themeColor="text1" w:sz="8" w:space="0"/>
+        <w:left w:val="single" w:color="000000" w:themeColor="text1" w:sz="8" w:space="0"/>
+        <w:bottom w:val="single" w:color="000000" w:themeColor="text1" w:sz="8" w:space="0"/>
+        <w:right w:val="single" w:color="000000" w:themeColor="text1" w:sz="8" w:space="0"/>
       </w:tblBorders>
     </w:tblPr>
     <w:tblStylePr w:type="firstRow">
@@ -6346,10 +7125,10 @@
       <w:tblPr/>
       <w:tcPr>
         <w:tcBorders>
-          <w:top w:val="double" w:sz="6" w:space="0" w:color="000000" w:themeColor="text1"/>
-          <w:left w:val="single" w:sz="8" w:space="0" w:color="000000" w:themeColor="text1"/>
-          <w:bottom w:val="single" w:sz="8" w:space="0" w:color="000000" w:themeColor="text1"/>
-          <w:right w:val="single" w:sz="8" w:space="0" w:color="000000" w:themeColor="text1"/>
+          <w:top w:val="double" w:color="000000" w:themeColor="text1" w:sz="6" w:space="0"/>
+          <w:left w:val="single" w:color="000000" w:themeColor="text1" w:sz="8" w:space="0"/>
+          <w:bottom w:val="single" w:color="000000" w:themeColor="text1" w:sz="8" w:space="0"/>
+          <w:right w:val="single" w:color="000000" w:themeColor="text1" w:sz="8" w:space="0"/>
         </w:tcBorders>
       </w:tcPr>
     </w:tblStylePr>
@@ -6369,10 +7148,10 @@
       <w:tblPr/>
       <w:tcPr>
         <w:tcBorders>
-          <w:top w:val="single" w:sz="8" w:space="0" w:color="000000" w:themeColor="text1"/>
-          <w:left w:val="single" w:sz="8" w:space="0" w:color="000000" w:themeColor="text1"/>
-          <w:bottom w:val="single" w:sz="8" w:space="0" w:color="000000" w:themeColor="text1"/>
-          <w:right w:val="single" w:sz="8" w:space="0" w:color="000000" w:themeColor="text1"/>
+          <w:top w:val="single" w:color="000000" w:themeColor="text1" w:sz="8" w:space="0"/>
+          <w:left w:val="single" w:color="000000" w:themeColor="text1" w:sz="8" w:space="0"/>
+          <w:bottom w:val="single" w:color="000000" w:themeColor="text1" w:sz="8" w:space="0"/>
+          <w:right w:val="single" w:color="000000" w:themeColor="text1" w:sz="8" w:space="0"/>
         </w:tcBorders>
       </w:tcPr>
     </w:tblStylePr>
@@ -6380,10 +7159,10 @@
       <w:tblPr/>
       <w:tcPr>
         <w:tcBorders>
-          <w:top w:val="single" w:sz="8" w:space="0" w:color="000000" w:themeColor="text1"/>
-          <w:left w:val="single" w:sz="8" w:space="0" w:color="000000" w:themeColor="text1"/>
-          <w:bottom w:val="single" w:sz="8" w:space="0" w:color="000000" w:themeColor="text1"/>
-          <w:right w:val="single" w:sz="8" w:space="0" w:color="000000" w:themeColor="text1"/>
+          <w:top w:val="single" w:color="000000" w:themeColor="text1" w:sz="8" w:space="0"/>
+          <w:left w:val="single" w:color="000000" w:themeColor="text1" w:sz="8" w:space="0"/>
+          <w:bottom w:val="single" w:color="000000" w:themeColor="text1" w:sz="8" w:space="0"/>
+          <w:right w:val="single" w:color="000000" w:themeColor="text1" w:sz="8" w:space="0"/>
         </w:tcBorders>
       </w:tcPr>
     </w:tblStylePr>
@@ -6400,10 +7179,10 @@
       <w:tblStyleRowBandSize w:val="1"/>
       <w:tblStyleColBandSize w:val="1"/>
       <w:tblBorders>
-        <w:top w:val="single" w:sz="8" w:space="0" w:color="4F81BD" w:themeColor="accent1"/>
-        <w:left w:val="single" w:sz="8" w:space="0" w:color="4F81BD" w:themeColor="accent1"/>
-        <w:bottom w:val="single" w:sz="8" w:space="0" w:color="4F81BD" w:themeColor="accent1"/>
-        <w:right w:val="single" w:sz="8" w:space="0" w:color="4F81BD" w:themeColor="accent1"/>
+        <w:top w:val="single" w:color="4F81BD" w:themeColor="accent1" w:sz="8" w:space="0"/>
+        <w:left w:val="single" w:color="4F81BD" w:themeColor="accent1" w:sz="8" w:space="0"/>
+        <w:bottom w:val="single" w:color="4F81BD" w:themeColor="accent1" w:sz="8" w:space="0"/>
+        <w:right w:val="single" w:color="4F81BD" w:themeColor="accent1" w:sz="8" w:space="0"/>
       </w:tblBorders>
     </w:tblPr>
     <w:tblStylePr w:type="firstRow">
@@ -6431,10 +7210,10 @@
       <w:tblPr/>
       <w:tcPr>
         <w:tcBorders>
-          <w:top w:val="double" w:sz="6" w:space="0" w:color="4F81BD" w:themeColor="accent1"/>
-          <w:left w:val="single" w:sz="8" w:space="0" w:color="4F81BD" w:themeColor="accent1"/>
-          <w:bottom w:val="single" w:sz="8" w:space="0" w:color="4F81BD" w:themeColor="accent1"/>
-          <w:right w:val="single" w:sz="8" w:space="0" w:color="4F81BD" w:themeColor="accent1"/>
+          <w:top w:val="double" w:color="4F81BD" w:themeColor="accent1" w:sz="6" w:space="0"/>
+          <w:left w:val="single" w:color="4F81BD" w:themeColor="accent1" w:sz="8" w:space="0"/>
+          <w:bottom w:val="single" w:color="4F81BD" w:themeColor="accent1" w:sz="8" w:space="0"/>
+          <w:right w:val="single" w:color="4F81BD" w:themeColor="accent1" w:sz="8" w:space="0"/>
         </w:tcBorders>
       </w:tcPr>
     </w:tblStylePr>
@@ -6454,10 +7233,10 @@
       <w:tblPr/>
       <w:tcPr>
         <w:tcBorders>
-          <w:top w:val="single" w:sz="8" w:space="0" w:color="4F81BD" w:themeColor="accent1"/>
-          <w:left w:val="single" w:sz="8" w:space="0" w:color="4F81BD" w:themeColor="accent1"/>
-          <w:bottom w:val="single" w:sz="8" w:space="0" w:color="4F81BD" w:themeColor="accent1"/>
-          <w:right w:val="single" w:sz="8" w:space="0" w:color="4F81BD" w:themeColor="accent1"/>
+          <w:top w:val="single" w:color="4F81BD" w:themeColor="accent1" w:sz="8" w:space="0"/>
+          <w:left w:val="single" w:color="4F81BD" w:themeColor="accent1" w:sz="8" w:space="0"/>
+          <w:bottom w:val="single" w:color="4F81BD" w:themeColor="accent1" w:sz="8" w:space="0"/>
+          <w:right w:val="single" w:color="4F81BD" w:themeColor="accent1" w:sz="8" w:space="0"/>
         </w:tcBorders>
       </w:tcPr>
     </w:tblStylePr>
@@ -6465,10 +7244,10 @@
       <w:tblPr/>
       <w:tcPr>
         <w:tcBorders>
-          <w:top w:val="single" w:sz="8" w:space="0" w:color="4F81BD" w:themeColor="accent1"/>
-          <w:left w:val="single" w:sz="8" w:space="0" w:color="4F81BD" w:themeColor="accent1"/>
-          <w:bottom w:val="single" w:sz="8" w:space="0" w:color="4F81BD" w:themeColor="accent1"/>
-          <w:right w:val="single" w:sz="8" w:space="0" w:color="4F81BD" w:themeColor="accent1"/>
+          <w:top w:val="single" w:color="4F81BD" w:themeColor="accent1" w:sz="8" w:space="0"/>
+          <w:left w:val="single" w:color="4F81BD" w:themeColor="accent1" w:sz="8" w:space="0"/>
+          <w:bottom w:val="single" w:color="4F81BD" w:themeColor="accent1" w:sz="8" w:space="0"/>
+          <w:right w:val="single" w:color="4F81BD" w:themeColor="accent1" w:sz="8" w:space="0"/>
         </w:tcBorders>
       </w:tcPr>
     </w:tblStylePr>
@@ -6485,10 +7264,10 @@
       <w:tblStyleRowBandSize w:val="1"/>
       <w:tblStyleColBandSize w:val="1"/>
       <w:tblBorders>
-        <w:top w:val="single" w:sz="8" w:space="0" w:color="C0504D" w:themeColor="accent2"/>
-        <w:left w:val="single" w:sz="8" w:space="0" w:color="C0504D" w:themeColor="accent2"/>
-        <w:bottom w:val="single" w:sz="8" w:space="0" w:color="C0504D" w:themeColor="accent2"/>
-        <w:right w:val="single" w:sz="8" w:space="0" w:color="C0504D" w:themeColor="accent2"/>
+        <w:top w:val="single" w:color="C0504D" w:themeColor="accent2" w:sz="8" w:space="0"/>
+        <w:left w:val="single" w:color="C0504D" w:themeColor="accent2" w:sz="8" w:space="0"/>
+        <w:bottom w:val="single" w:color="C0504D" w:themeColor="accent2" w:sz="8" w:space="0"/>
+        <w:right w:val="single" w:color="C0504D" w:themeColor="accent2" w:sz="8" w:space="0"/>
       </w:tblBorders>
     </w:tblPr>
     <w:tblStylePr w:type="firstRow">
@@ -6516,10 +7295,10 @@
       <w:tblPr/>
       <w:tcPr>
         <w:tcBorders>
-          <w:top w:val="double" w:sz="6" w:space="0" w:color="C0504D" w:themeColor="accent2"/>
-          <w:left w:val="single" w:sz="8" w:space="0" w:color="C0504D" w:themeColor="accent2"/>
-          <w:bottom w:val="single" w:sz="8" w:space="0" w:color="C0504D" w:themeColor="accent2"/>
-          <w:right w:val="single" w:sz="8" w:space="0" w:color="C0504D" w:themeColor="accent2"/>
+          <w:top w:val="double" w:color="C0504D" w:themeColor="accent2" w:sz="6" w:space="0"/>
+          <w:left w:val="single" w:color="C0504D" w:themeColor="accent2" w:sz="8" w:space="0"/>
+          <w:bottom w:val="single" w:color="C0504D" w:themeColor="accent2" w:sz="8" w:space="0"/>
+          <w:right w:val="single" w:color="C0504D" w:themeColor="accent2" w:sz="8" w:space="0"/>
         </w:tcBorders>
       </w:tcPr>
     </w:tblStylePr>
@@ -6539,10 +7318,10 @@
       <w:tblPr/>
       <w:tcPr>
         <w:tcBorders>
-          <w:top w:val="single" w:sz="8" w:space="0" w:color="C0504D" w:themeColor="accent2"/>
-          <w:left w:val="single" w:sz="8" w:space="0" w:color="C0504D" w:themeColor="accent2"/>
-          <w:bottom w:val="single" w:sz="8" w:space="0" w:color="C0504D" w:themeColor="accent2"/>
-          <w:right w:val="single" w:sz="8" w:space="0" w:color="C0504D" w:themeColor="accent2"/>
+          <w:top w:val="single" w:color="C0504D" w:themeColor="accent2" w:sz="8" w:space="0"/>
+          <w:left w:val="single" w:color="C0504D" w:themeColor="accent2" w:sz="8" w:space="0"/>
+          <w:bottom w:val="single" w:color="C0504D" w:themeColor="accent2" w:sz="8" w:space="0"/>
+          <w:right w:val="single" w:color="C0504D" w:themeColor="accent2" w:sz="8" w:space="0"/>
         </w:tcBorders>
       </w:tcPr>
     </w:tblStylePr>
@@ -6550,10 +7329,10 @@
       <w:tblPr/>
       <w:tcPr>
         <w:tcBorders>
-          <w:top w:val="single" w:sz="8" w:space="0" w:color="C0504D" w:themeColor="accent2"/>
-          <w:left w:val="single" w:sz="8" w:space="0" w:color="C0504D" w:themeColor="accent2"/>
-          <w:bottom w:val="single" w:sz="8" w:space="0" w:color="C0504D" w:themeColor="accent2"/>
-          <w:right w:val="single" w:sz="8" w:space="0" w:color="C0504D" w:themeColor="accent2"/>
+          <w:top w:val="single" w:color="C0504D" w:themeColor="accent2" w:sz="8" w:space="0"/>
+          <w:left w:val="single" w:color="C0504D" w:themeColor="accent2" w:sz="8" w:space="0"/>
+          <w:bottom w:val="single" w:color="C0504D" w:themeColor="accent2" w:sz="8" w:space="0"/>
+          <w:right w:val="single" w:color="C0504D" w:themeColor="accent2" w:sz="8" w:space="0"/>
         </w:tcBorders>
       </w:tcPr>
     </w:tblStylePr>
@@ -6570,10 +7349,10 @@
       <w:tblStyleRowBandSize w:val="1"/>
       <w:tblStyleColBandSize w:val="1"/>
       <w:tblBorders>
-        <w:top w:val="single" w:sz="8" w:space="0" w:color="9BBB59" w:themeColor="accent3"/>
-        <w:left w:val="single" w:sz="8" w:space="0" w:color="9BBB59" w:themeColor="accent3"/>
-        <w:bottom w:val="single" w:sz="8" w:space="0" w:color="9BBB59" w:themeColor="accent3"/>
-        <w:right w:val="single" w:sz="8" w:space="0" w:color="9BBB59" w:themeColor="accent3"/>
+        <w:top w:val="single" w:color="9BBB59" w:themeColor="accent3" w:sz="8" w:space="0"/>
+        <w:left w:val="single" w:color="9BBB59" w:themeColor="accent3" w:sz="8" w:space="0"/>
+        <w:bottom w:val="single" w:color="9BBB59" w:themeColor="accent3" w:sz="8" w:space="0"/>
+        <w:right w:val="single" w:color="9BBB59" w:themeColor="accent3" w:sz="8" w:space="0"/>
       </w:tblBorders>
     </w:tblPr>
     <w:tblStylePr w:type="firstRow">
@@ -6601,10 +7380,10 @@
       <w:tblPr/>
       <w:tcPr>
         <w:tcBorders>
-          <w:top w:val="double" w:sz="6" w:space="0" w:color="9BBB59" w:themeColor="accent3"/>
-          <w:left w:val="single" w:sz="8" w:space="0" w:color="9BBB59" w:themeColor="accent3"/>
-          <w:bottom w:val="single" w:sz="8" w:space="0" w:color="9BBB59" w:themeColor="accent3"/>
-          <w:right w:val="single" w:sz="8" w:space="0" w:color="9BBB59" w:themeColor="accent3"/>
+          <w:top w:val="double" w:color="9BBB59" w:themeColor="accent3" w:sz="6" w:space="0"/>
+          <w:left w:val="single" w:color="9BBB59" w:themeColor="accent3" w:sz="8" w:space="0"/>
+          <w:bottom w:val="single" w:color="9BBB59" w:themeColor="accent3" w:sz="8" w:space="0"/>
+          <w:right w:val="single" w:color="9BBB59" w:themeColor="accent3" w:sz="8" w:space="0"/>
         </w:tcBorders>
       </w:tcPr>
     </w:tblStylePr>
@@ -6624,10 +7403,10 @@
       <w:tblPr/>
       <w:tcPr>
         <w:tcBorders>
-          <w:top w:val="single" w:sz="8" w:space="0" w:color="9BBB59" w:themeColor="accent3"/>
-          <w:left w:val="single" w:sz="8" w:space="0" w:color="9BBB59" w:themeColor="accent3"/>
-          <w:bottom w:val="single" w:sz="8" w:space="0" w:color="9BBB59" w:themeColor="accent3"/>
-          <w:right w:val="single" w:sz="8" w:space="0" w:color="9BBB59" w:themeColor="accent3"/>
+          <w:top w:val="single" w:color="9BBB59" w:themeColor="accent3" w:sz="8" w:space="0"/>
+          <w:left w:val="single" w:color="9BBB59" w:themeColor="accent3" w:sz="8" w:space="0"/>
+          <w:bottom w:val="single" w:color="9BBB59" w:themeColor="accent3" w:sz="8" w:space="0"/>
+          <w:right w:val="single" w:color="9BBB59" w:themeColor="accent3" w:sz="8" w:space="0"/>
         </w:tcBorders>
       </w:tcPr>
     </w:tblStylePr>
@@ -6635,10 +7414,10 @@
       <w:tblPr/>
       <w:tcPr>
         <w:tcBorders>
-          <w:top w:val="single" w:sz="8" w:space="0" w:color="9BBB59" w:themeColor="accent3"/>
-          <w:left w:val="single" w:sz="8" w:space="0" w:color="9BBB59" w:themeColor="accent3"/>
-          <w:bottom w:val="single" w:sz="8" w:space="0" w:color="9BBB59" w:themeColor="accent3"/>
-          <w:right w:val="single" w:sz="8" w:space="0" w:color="9BBB59" w:themeColor="accent3"/>
+          <w:top w:val="single" w:color="9BBB59" w:themeColor="accent3" w:sz="8" w:space="0"/>
+          <w:left w:val="single" w:color="9BBB59" w:themeColor="accent3" w:sz="8" w:space="0"/>
+          <w:bottom w:val="single" w:color="9BBB59" w:themeColor="accent3" w:sz="8" w:space="0"/>
+          <w:right w:val="single" w:color="9BBB59" w:themeColor="accent3" w:sz="8" w:space="0"/>
         </w:tcBorders>
       </w:tcPr>
     </w:tblStylePr>
@@ -6655,10 +7434,10 @@
       <w:tblStyleRowBandSize w:val="1"/>
       <w:tblStyleColBandSize w:val="1"/>
       <w:tblBorders>
-        <w:top w:val="single" w:sz="8" w:space="0" w:color="8064A2" w:themeColor="accent4"/>
-        <w:left w:val="single" w:sz="8" w:space="0" w:color="8064A2" w:themeColor="accent4"/>
-        <w:bottom w:val="single" w:sz="8" w:space="0" w:color="8064A2" w:themeColor="accent4"/>
-        <w:right w:val="single" w:sz="8" w:space="0" w:color="8064A2" w:themeColor="accent4"/>
+        <w:top w:val="single" w:color="8064A2" w:themeColor="accent4" w:sz="8" w:space="0"/>
+        <w:left w:val="single" w:color="8064A2" w:themeColor="accent4" w:sz="8" w:space="0"/>
+        <w:bottom w:val="single" w:color="8064A2" w:themeColor="accent4" w:sz="8" w:space="0"/>
+        <w:right w:val="single" w:color="8064A2" w:themeColor="accent4" w:sz="8" w:space="0"/>
       </w:tblBorders>
     </w:tblPr>
     <w:tblStylePr w:type="firstRow">
@@ -6686,10 +7465,10 @@
       <w:tblPr/>
       <w:tcPr>
         <w:tcBorders>
-          <w:top w:val="double" w:sz="6" w:space="0" w:color="8064A2" w:themeColor="accent4"/>
-          <w:left w:val="single" w:sz="8" w:space="0" w:color="8064A2" w:themeColor="accent4"/>
-          <w:bottom w:val="single" w:sz="8" w:space="0" w:color="8064A2" w:themeColor="accent4"/>
-          <w:right w:val="single" w:sz="8" w:space="0" w:color="8064A2" w:themeColor="accent4"/>
+          <w:top w:val="double" w:color="8064A2" w:themeColor="accent4" w:sz="6" w:space="0"/>
+          <w:left w:val="single" w:color="8064A2" w:themeColor="accent4" w:sz="8" w:space="0"/>
+          <w:bottom w:val="single" w:color="8064A2" w:themeColor="accent4" w:sz="8" w:space="0"/>
+          <w:right w:val="single" w:color="8064A2" w:themeColor="accent4" w:sz="8" w:space="0"/>
         </w:tcBorders>
       </w:tcPr>
     </w:tblStylePr>
@@ -6709,10 +7488,10 @@
       <w:tblPr/>
       <w:tcPr>
         <w:tcBorders>
-          <w:top w:val="single" w:sz="8" w:space="0" w:color="8064A2" w:themeColor="accent4"/>
-          <w:left w:val="single" w:sz="8" w:space="0" w:color="8064A2" w:themeColor="accent4"/>
-          <w:bottom w:val="single" w:sz="8" w:space="0" w:color="8064A2" w:themeColor="accent4"/>
-          <w:right w:val="single" w:sz="8" w:space="0" w:color="8064A2" w:themeColor="accent4"/>
+          <w:top w:val="single" w:color="8064A2" w:themeColor="accent4" w:sz="8" w:space="0"/>
+          <w:left w:val="single" w:color="8064A2" w:themeColor="accent4" w:sz="8" w:space="0"/>
+          <w:bottom w:val="single" w:color="8064A2" w:themeColor="accent4" w:sz="8" w:space="0"/>
+          <w:right w:val="single" w:color="8064A2" w:themeColor="accent4" w:sz="8" w:space="0"/>
         </w:tcBorders>
       </w:tcPr>
     </w:tblStylePr>
@@ -6720,10 +7499,10 @@
       <w:tblPr/>
       <w:tcPr>
         <w:tcBorders>
-          <w:top w:val="single" w:sz="8" w:space="0" w:color="8064A2" w:themeColor="accent4"/>
-          <w:left w:val="single" w:sz="8" w:space="0" w:color="8064A2" w:themeColor="accent4"/>
-          <w:bottom w:val="single" w:sz="8" w:space="0" w:color="8064A2" w:themeColor="accent4"/>
-          <w:right w:val="single" w:sz="8" w:space="0" w:color="8064A2" w:themeColor="accent4"/>
+          <w:top w:val="single" w:color="8064A2" w:themeColor="accent4" w:sz="8" w:space="0"/>
+          <w:left w:val="single" w:color="8064A2" w:themeColor="accent4" w:sz="8" w:space="0"/>
+          <w:bottom w:val="single" w:color="8064A2" w:themeColor="accent4" w:sz="8" w:space="0"/>
+          <w:right w:val="single" w:color="8064A2" w:themeColor="accent4" w:sz="8" w:space="0"/>
         </w:tcBorders>
       </w:tcPr>
     </w:tblStylePr>
@@ -6740,10 +7519,10 @@
       <w:tblStyleRowBandSize w:val="1"/>
       <w:tblStyleColBandSize w:val="1"/>
       <w:tblBorders>
-        <w:top w:val="single" w:sz="8" w:space="0" w:color="4BACC6" w:themeColor="accent5"/>
-        <w:left w:val="single" w:sz="8" w:space="0" w:color="4BACC6" w:themeColor="accent5"/>
-        <w:bottom w:val="single" w:sz="8" w:space="0" w:color="4BACC6" w:themeColor="accent5"/>
-        <w:right w:val="single" w:sz="8" w:space="0" w:color="4BACC6" w:themeColor="accent5"/>
+        <w:top w:val="single" w:color="4BACC6" w:themeColor="accent5" w:sz="8" w:space="0"/>
+        <w:left w:val="single" w:color="4BACC6" w:themeColor="accent5" w:sz="8" w:space="0"/>
+        <w:bottom w:val="single" w:color="4BACC6" w:themeColor="accent5" w:sz="8" w:space="0"/>
+        <w:right w:val="single" w:color="4BACC6" w:themeColor="accent5" w:sz="8" w:space="0"/>
       </w:tblBorders>
     </w:tblPr>
     <w:tblStylePr w:type="firstRow">
@@ -6771,10 +7550,10 @@
       <w:tblPr/>
       <w:tcPr>
         <w:tcBorders>
-          <w:top w:val="double" w:sz="6" w:space="0" w:color="4BACC6" w:themeColor="accent5"/>
-          <w:left w:val="single" w:sz="8" w:space="0" w:color="4BACC6" w:themeColor="accent5"/>
-          <w:bottom w:val="single" w:sz="8" w:space="0" w:color="4BACC6" w:themeColor="accent5"/>
-          <w:right w:val="single" w:sz="8" w:space="0" w:color="4BACC6" w:themeColor="accent5"/>
+          <w:top w:val="double" w:color="4BACC6" w:themeColor="accent5" w:sz="6" w:space="0"/>
+          <w:left w:val="single" w:color="4BACC6" w:themeColor="accent5" w:sz="8" w:space="0"/>
+          <w:bottom w:val="single" w:color="4BACC6" w:themeColor="accent5" w:sz="8" w:space="0"/>
+          <w:right w:val="single" w:color="4BACC6" w:themeColor="accent5" w:sz="8" w:space="0"/>
         </w:tcBorders>
       </w:tcPr>
     </w:tblStylePr>
@@ -6794,10 +7573,10 @@
       <w:tblPr/>
       <w:tcPr>
         <w:tcBorders>
-          <w:top w:val="single" w:sz="8" w:space="0" w:color="4BACC6" w:themeColor="accent5"/>
-          <w:left w:val="single" w:sz="8" w:space="0" w:color="4BACC6" w:themeColor="accent5"/>
-          <w:bottom w:val="single" w:sz="8" w:space="0" w:color="4BACC6" w:themeColor="accent5"/>
-          <w:right w:val="single" w:sz="8" w:space="0" w:color="4BACC6" w:themeColor="accent5"/>
+          <w:top w:val="single" w:color="4BACC6" w:themeColor="accent5" w:sz="8" w:space="0"/>
+          <w:left w:val="single" w:color="4BACC6" w:themeColor="accent5" w:sz="8" w:space="0"/>
+          <w:bottom w:val="single" w:color="4BACC6" w:themeColor="accent5" w:sz="8" w:space="0"/>
+          <w:right w:val="single" w:color="4BACC6" w:themeColor="accent5" w:sz="8" w:space="0"/>
         </w:tcBorders>
       </w:tcPr>
     </w:tblStylePr>
@@ -6805,10 +7584,10 @@
       <w:tblPr/>
       <w:tcPr>
         <w:tcBorders>
-          <w:top w:val="single" w:sz="8" w:space="0" w:color="4BACC6" w:themeColor="accent5"/>
-          <w:left w:val="single" w:sz="8" w:space="0" w:color="4BACC6" w:themeColor="accent5"/>
-          <w:bottom w:val="single" w:sz="8" w:space="0" w:color="4BACC6" w:themeColor="accent5"/>
-          <w:right w:val="single" w:sz="8" w:space="0" w:color="4BACC6" w:themeColor="accent5"/>
+          <w:top w:val="single" w:color="4BACC6" w:themeColor="accent5" w:sz="8" w:space="0"/>
+          <w:left w:val="single" w:color="4BACC6" w:themeColor="accent5" w:sz="8" w:space="0"/>
+          <w:bottom w:val="single" w:color="4BACC6" w:themeColor="accent5" w:sz="8" w:space="0"/>
+          <w:right w:val="single" w:color="4BACC6" w:themeColor="accent5" w:sz="8" w:space="0"/>
         </w:tcBorders>
       </w:tcPr>
     </w:tblStylePr>
@@ -6825,10 +7604,10 @@
       <w:tblStyleRowBandSize w:val="1"/>
       <w:tblStyleColBandSize w:val="1"/>
       <w:tblBorders>
-        <w:top w:val="single" w:sz="8" w:space="0" w:color="F79646" w:themeColor="accent6"/>
-        <w:left w:val="single" w:sz="8" w:space="0" w:color="F79646" w:themeColor="accent6"/>
-        <w:bottom w:val="single" w:sz="8" w:space="0" w:color="F79646" w:themeColor="accent6"/>
-        <w:right w:val="single" w:sz="8" w:space="0" w:color="F79646" w:themeColor="accent6"/>
+        <w:top w:val="single" w:color="F79646" w:themeColor="accent6" w:sz="8" w:space="0"/>
+        <w:left w:val="single" w:color="F79646" w:themeColor="accent6" w:sz="8" w:space="0"/>
+        <w:bottom w:val="single" w:color="F79646" w:themeColor="accent6" w:sz="8" w:space="0"/>
+        <w:right w:val="single" w:color="F79646" w:themeColor="accent6" w:sz="8" w:space="0"/>
       </w:tblBorders>
     </w:tblPr>
     <w:tblStylePr w:type="firstRow">
@@ -6856,10 +7635,10 @@
       <w:tblPr/>
       <w:tcPr>
         <w:tcBorders>
-          <w:top w:val="double" w:sz="6" w:space="0" w:color="F79646" w:themeColor="accent6"/>
-          <w:left w:val="single" w:sz="8" w:space="0" w:color="F79646" w:themeColor="accent6"/>
-          <w:bottom w:val="single" w:sz="8" w:space="0" w:color="F79646" w:themeColor="accent6"/>
-          <w:right w:val="single" w:sz="8" w:space="0" w:color="F79646" w:themeColor="accent6"/>
+          <w:top w:val="double" w:color="F79646" w:themeColor="accent6" w:sz="6" w:space="0"/>
+          <w:left w:val="single" w:color="F79646" w:themeColor="accent6" w:sz="8" w:space="0"/>
+          <w:bottom w:val="single" w:color="F79646" w:themeColor="accent6" w:sz="8" w:space="0"/>
+          <w:right w:val="single" w:color="F79646" w:themeColor="accent6" w:sz="8" w:space="0"/>
         </w:tcBorders>
       </w:tcPr>
     </w:tblStylePr>
@@ -6879,10 +7658,10 @@
       <w:tblPr/>
       <w:tcPr>
         <w:tcBorders>
-          <w:top w:val="single" w:sz="8" w:space="0" w:color="F79646" w:themeColor="accent6"/>
-          <w:left w:val="single" w:sz="8" w:space="0" w:color="F79646" w:themeColor="accent6"/>
-          <w:bottom w:val="single" w:sz="8" w:space="0" w:color="F79646" w:themeColor="accent6"/>
-          <w:right w:val="single" w:sz="8" w:space="0" w:color="F79646" w:themeColor="accent6"/>
+          <w:top w:val="single" w:color="F79646" w:themeColor="accent6" w:sz="8" w:space="0"/>
+          <w:left w:val="single" w:color="F79646" w:themeColor="accent6" w:sz="8" w:space="0"/>
+          <w:bottom w:val="single" w:color="F79646" w:themeColor="accent6" w:sz="8" w:space="0"/>
+          <w:right w:val="single" w:color="F79646" w:themeColor="accent6" w:sz="8" w:space="0"/>
         </w:tcBorders>
       </w:tcPr>
     </w:tblStylePr>
@@ -6890,10 +7669,10 @@
       <w:tblPr/>
       <w:tcPr>
         <w:tcBorders>
-          <w:top w:val="single" w:sz="8" w:space="0" w:color="F79646" w:themeColor="accent6"/>
-          <w:left w:val="single" w:sz="8" w:space="0" w:color="F79646" w:themeColor="accent6"/>
-          <w:bottom w:val="single" w:sz="8" w:space="0" w:color="F79646" w:themeColor="accent6"/>
-          <w:right w:val="single" w:sz="8" w:space="0" w:color="F79646" w:themeColor="accent6"/>
+          <w:top w:val="single" w:color="F79646" w:themeColor="accent6" w:sz="8" w:space="0"/>
+          <w:left w:val="single" w:color="F79646" w:themeColor="accent6" w:sz="8" w:space="0"/>
+          <w:bottom w:val="single" w:color="F79646" w:themeColor="accent6" w:sz="8" w:space="0"/>
+          <w:right w:val="single" w:color="F79646" w:themeColor="accent6" w:sz="8" w:space="0"/>
         </w:tcBorders>
       </w:tcPr>
     </w:tblStylePr>
@@ -6910,12 +7689,12 @@
       <w:tblStyleRowBandSize w:val="1"/>
       <w:tblStyleColBandSize w:val="1"/>
       <w:tblBorders>
-        <w:top w:val="single" w:sz="8" w:space="0" w:color="000000" w:themeColor="text1"/>
-        <w:left w:val="single" w:sz="8" w:space="0" w:color="000000" w:themeColor="text1"/>
-        <w:bottom w:val="single" w:sz="8" w:space="0" w:color="000000" w:themeColor="text1"/>
-        <w:right w:val="single" w:sz="8" w:space="0" w:color="000000" w:themeColor="text1"/>
-        <w:insideH w:val="single" w:sz="8" w:space="0" w:color="000000" w:themeColor="text1"/>
-        <w:insideV w:val="single" w:sz="8" w:space="0" w:color="000000" w:themeColor="text1"/>
+        <w:top w:val="single" w:color="000000" w:themeColor="text1" w:sz="8" w:space="0"/>
+        <w:left w:val="single" w:color="000000" w:themeColor="text1" w:sz="8" w:space="0"/>
+        <w:bottom w:val="single" w:color="000000" w:themeColor="text1" w:sz="8" w:space="0"/>
+        <w:right w:val="single" w:color="000000" w:themeColor="text1" w:sz="8" w:space="0"/>
+        <w:insideH w:val="single" w:color="000000" w:themeColor="text1" w:sz="8" w:space="0"/>
+        <w:insideV w:val="single" w:color="000000" w:themeColor="text1" w:sz="8" w:space="0"/>
       </w:tblBorders>
     </w:tblPr>
     <w:tblStylePr w:type="firstRow">
@@ -6923,19 +7702,19 @@
         <w:spacing w:before="0" w:after="0" w:line="240" w:lineRule="auto"/>
       </w:pPr>
       <w:rPr>
-        <w:rFonts w:asciiTheme="majorHAnsi" w:eastAsiaTheme="majorEastAsia" w:hAnsiTheme="majorHAnsi" w:cstheme="majorBidi"/>
-        <w:b/>
-        <w:bCs/>
-      </w:rPr>
-      <w:tblPr/>
-      <w:tcPr>
-        <w:tcBorders>
-          <w:top w:val="single" w:sz="8" w:space="0" w:color="000000" w:themeColor="text1"/>
-          <w:left w:val="single" w:sz="8" w:space="0" w:color="000000" w:themeColor="text1"/>
-          <w:bottom w:val="single" w:sz="18" w:space="0" w:color="000000" w:themeColor="text1"/>
-          <w:right w:val="single" w:sz="8" w:space="0" w:color="000000" w:themeColor="text1"/>
-          <w:insideH w:val="nil"/>
-          <w:insideV w:val="single" w:sz="8" w:space="0" w:color="000000" w:themeColor="text1"/>
+        <w:rFonts w:asciiTheme="majorHAnsi" w:hAnsiTheme="majorHAnsi" w:eastAsiaTheme="majorEastAsia" w:cstheme="majorBidi"/>
+        <w:b/>
+        <w:bCs/>
+      </w:rPr>
+      <w:tblPr/>
+      <w:tcPr>
+        <w:tcBorders>
+          <w:top w:val="single" w:color="000000" w:themeColor="text1" w:sz="8" w:space="0"/>
+          <w:left w:val="single" w:color="000000" w:themeColor="text1" w:sz="8" w:space="0"/>
+          <w:bottom w:val="single" w:color="000000" w:themeColor="text1" w:sz="18" w:space="0"/>
+          <w:right w:val="single" w:color="000000" w:themeColor="text1" w:sz="8" w:space="0"/>
+          <w:insideH w:val="nil"/>
+          <w:insideV w:val="single" w:color="000000" w:themeColor="text1" w:sz="8" w:space="0"/>
         </w:tcBorders>
       </w:tcPr>
     </w:tblStylePr>
@@ -6944,42 +7723,42 @@
         <w:spacing w:before="0" w:after="0" w:line="240" w:lineRule="auto"/>
       </w:pPr>
       <w:rPr>
-        <w:rFonts w:asciiTheme="majorHAnsi" w:eastAsiaTheme="majorEastAsia" w:hAnsiTheme="majorHAnsi" w:cstheme="majorBidi"/>
-        <w:b/>
-        <w:bCs/>
-      </w:rPr>
-      <w:tblPr/>
-      <w:tcPr>
-        <w:tcBorders>
-          <w:top w:val="double" w:sz="6" w:space="0" w:color="000000" w:themeColor="text1"/>
-          <w:left w:val="single" w:sz="8" w:space="0" w:color="000000" w:themeColor="text1"/>
-          <w:bottom w:val="single" w:sz="8" w:space="0" w:color="000000" w:themeColor="text1"/>
-          <w:right w:val="single" w:sz="8" w:space="0" w:color="000000" w:themeColor="text1"/>
-          <w:insideH w:val="nil"/>
-          <w:insideV w:val="single" w:sz="8" w:space="0" w:color="000000" w:themeColor="text1"/>
+        <w:rFonts w:asciiTheme="majorHAnsi" w:hAnsiTheme="majorHAnsi" w:eastAsiaTheme="majorEastAsia" w:cstheme="majorBidi"/>
+        <w:b/>
+        <w:bCs/>
+      </w:rPr>
+      <w:tblPr/>
+      <w:tcPr>
+        <w:tcBorders>
+          <w:top w:val="double" w:color="000000" w:themeColor="text1" w:sz="6" w:space="0"/>
+          <w:left w:val="single" w:color="000000" w:themeColor="text1" w:sz="8" w:space="0"/>
+          <w:bottom w:val="single" w:color="000000" w:themeColor="text1" w:sz="8" w:space="0"/>
+          <w:right w:val="single" w:color="000000" w:themeColor="text1" w:sz="8" w:space="0"/>
+          <w:insideH w:val="nil"/>
+          <w:insideV w:val="single" w:color="000000" w:themeColor="text1" w:sz="8" w:space="0"/>
         </w:tcBorders>
       </w:tcPr>
     </w:tblStylePr>
     <w:tblStylePr w:type="firstCol">
       <w:rPr>
-        <w:rFonts w:asciiTheme="majorHAnsi" w:eastAsiaTheme="majorEastAsia" w:hAnsiTheme="majorHAnsi" w:cstheme="majorBidi"/>
+        <w:rFonts w:asciiTheme="majorHAnsi" w:hAnsiTheme="majorHAnsi" w:eastAsiaTheme="majorEastAsia" w:cstheme="majorBidi"/>
         <w:b/>
         <w:bCs/>
       </w:rPr>
     </w:tblStylePr>
     <w:tblStylePr w:type="lastCol">
       <w:rPr>
-        <w:rFonts w:asciiTheme="majorHAnsi" w:eastAsiaTheme="majorEastAsia" w:hAnsiTheme="majorHAnsi" w:cstheme="majorBidi"/>
-        <w:b/>
-        <w:bCs/>
-      </w:rPr>
-      <w:tblPr/>
-      <w:tcPr>
-        <w:tcBorders>
-          <w:top w:val="single" w:sz="8" w:space="0" w:color="000000" w:themeColor="text1"/>
-          <w:left w:val="single" w:sz="8" w:space="0" w:color="000000" w:themeColor="text1"/>
-          <w:bottom w:val="single" w:sz="8" w:space="0" w:color="000000" w:themeColor="text1"/>
-          <w:right w:val="single" w:sz="8" w:space="0" w:color="000000" w:themeColor="text1"/>
+        <w:rFonts w:asciiTheme="majorHAnsi" w:hAnsiTheme="majorHAnsi" w:eastAsiaTheme="majorEastAsia" w:cstheme="majorBidi"/>
+        <w:b/>
+        <w:bCs/>
+      </w:rPr>
+      <w:tblPr/>
+      <w:tcPr>
+        <w:tcBorders>
+          <w:top w:val="single" w:color="000000" w:themeColor="text1" w:sz="8" w:space="0"/>
+          <w:left w:val="single" w:color="000000" w:themeColor="text1" w:sz="8" w:space="0"/>
+          <w:bottom w:val="single" w:color="000000" w:themeColor="text1" w:sz="8" w:space="0"/>
+          <w:right w:val="single" w:color="000000" w:themeColor="text1" w:sz="8" w:space="0"/>
         </w:tcBorders>
       </w:tcPr>
     </w:tblStylePr>
@@ -6987,10 +7766,10 @@
       <w:tblPr/>
       <w:tcPr>
         <w:tcBorders>
-          <w:top w:val="single" w:sz="8" w:space="0" w:color="000000" w:themeColor="text1"/>
-          <w:left w:val="single" w:sz="8" w:space="0" w:color="000000" w:themeColor="text1"/>
-          <w:bottom w:val="single" w:sz="8" w:space="0" w:color="000000" w:themeColor="text1"/>
-          <w:right w:val="single" w:sz="8" w:space="0" w:color="000000" w:themeColor="text1"/>
+          <w:top w:val="single" w:color="000000" w:themeColor="text1" w:sz="8" w:space="0"/>
+          <w:left w:val="single" w:color="000000" w:themeColor="text1" w:sz="8" w:space="0"/>
+          <w:bottom w:val="single" w:color="000000" w:themeColor="text1" w:sz="8" w:space="0"/>
+          <w:right w:val="single" w:color="000000" w:themeColor="text1" w:sz="8" w:space="0"/>
         </w:tcBorders>
         <w:shd w:val="clear" w:color="auto" w:fill="C0C0C0" w:themeFill="text1" w:themeFillTint="3F"/>
       </w:tcPr>
@@ -6999,11 +7778,11 @@
       <w:tblPr/>
       <w:tcPr>
         <w:tcBorders>
-          <w:top w:val="single" w:sz="8" w:space="0" w:color="000000" w:themeColor="text1"/>
-          <w:left w:val="single" w:sz="8" w:space="0" w:color="000000" w:themeColor="text1"/>
-          <w:bottom w:val="single" w:sz="8" w:space="0" w:color="000000" w:themeColor="text1"/>
-          <w:right w:val="single" w:sz="8" w:space="0" w:color="000000" w:themeColor="text1"/>
-          <w:insideV w:val="single" w:sz="8" w:space="0" w:color="000000" w:themeColor="text1"/>
+          <w:top w:val="single" w:color="000000" w:themeColor="text1" w:sz="8" w:space="0"/>
+          <w:left w:val="single" w:color="000000" w:themeColor="text1" w:sz="8" w:space="0"/>
+          <w:bottom w:val="single" w:color="000000" w:themeColor="text1" w:sz="8" w:space="0"/>
+          <w:right w:val="single" w:color="000000" w:themeColor="text1" w:sz="8" w:space="0"/>
+          <w:insideV w:val="single" w:color="000000" w:themeColor="text1" w:sz="8" w:space="0"/>
         </w:tcBorders>
         <w:shd w:val="clear" w:color="auto" w:fill="C0C0C0" w:themeFill="text1" w:themeFillTint="3F"/>
       </w:tcPr>
@@ -7012,11 +7791,11 @@
       <w:tblPr/>
       <w:tcPr>
         <w:tcBorders>
-          <w:top w:val="single" w:sz="8" w:space="0" w:color="000000" w:themeColor="text1"/>
-          <w:left w:val="single" w:sz="8" w:space="0" w:color="000000" w:themeColor="text1"/>
-          <w:bottom w:val="single" w:sz="8" w:space="0" w:color="000000" w:themeColor="text1"/>
-          <w:right w:val="single" w:sz="8" w:space="0" w:color="000000" w:themeColor="text1"/>
-          <w:insideV w:val="single" w:sz="8" w:space="0" w:color="000000" w:themeColor="text1"/>
+          <w:top w:val="single" w:color="000000" w:themeColor="text1" w:sz="8" w:space="0"/>
+          <w:left w:val="single" w:color="000000" w:themeColor="text1" w:sz="8" w:space="0"/>
+          <w:bottom w:val="single" w:color="000000" w:themeColor="text1" w:sz="8" w:space="0"/>
+          <w:right w:val="single" w:color="000000" w:themeColor="text1" w:sz="8" w:space="0"/>
+          <w:insideV w:val="single" w:color="000000" w:themeColor="text1" w:sz="8" w:space="0"/>
         </w:tcBorders>
       </w:tcPr>
     </w:tblStylePr>
@@ -7033,12 +7812,12 @@
       <w:tblStyleRowBandSize w:val="1"/>
       <w:tblStyleColBandSize w:val="1"/>
       <w:tblBorders>
-        <w:top w:val="single" w:sz="8" w:space="0" w:color="4F81BD" w:themeColor="accent1"/>
-        <w:left w:val="single" w:sz="8" w:space="0" w:color="4F81BD" w:themeColor="accent1"/>
-        <w:bottom w:val="single" w:sz="8" w:space="0" w:color="4F81BD" w:themeColor="accent1"/>
-        <w:right w:val="single" w:sz="8" w:space="0" w:color="4F81BD" w:themeColor="accent1"/>
-        <w:insideH w:val="single" w:sz="8" w:space="0" w:color="4F81BD" w:themeColor="accent1"/>
-        <w:insideV w:val="single" w:sz="8" w:space="0" w:color="4F81BD" w:themeColor="accent1"/>
+        <w:top w:val="single" w:color="4F81BD" w:themeColor="accent1" w:sz="8" w:space="0"/>
+        <w:left w:val="single" w:color="4F81BD" w:themeColor="accent1" w:sz="8" w:space="0"/>
+        <w:bottom w:val="single" w:color="4F81BD" w:themeColor="accent1" w:sz="8" w:space="0"/>
+        <w:right w:val="single" w:color="4F81BD" w:themeColor="accent1" w:sz="8" w:space="0"/>
+        <w:insideH w:val="single" w:color="4F81BD" w:themeColor="accent1" w:sz="8" w:space="0"/>
+        <w:insideV w:val="single" w:color="4F81BD" w:themeColor="accent1" w:sz="8" w:space="0"/>
       </w:tblBorders>
     </w:tblPr>
     <w:tblStylePr w:type="firstRow">
@@ -7046,19 +7825,19 @@
         <w:spacing w:before="0" w:after="0" w:line="240" w:lineRule="auto"/>
       </w:pPr>
       <w:rPr>
-        <w:rFonts w:asciiTheme="majorHAnsi" w:eastAsiaTheme="majorEastAsia" w:hAnsiTheme="majorHAnsi" w:cstheme="majorBidi"/>
-        <w:b/>
-        <w:bCs/>
-      </w:rPr>
-      <w:tblPr/>
-      <w:tcPr>
-        <w:tcBorders>
-          <w:top w:val="single" w:sz="8" w:space="0" w:color="4F81BD" w:themeColor="accent1"/>
-          <w:left w:val="single" w:sz="8" w:space="0" w:color="4F81BD" w:themeColor="accent1"/>
-          <w:bottom w:val="single" w:sz="18" w:space="0" w:color="4F81BD" w:themeColor="accent1"/>
-          <w:right w:val="single" w:sz="8" w:space="0" w:color="4F81BD" w:themeColor="accent1"/>
-          <w:insideH w:val="nil"/>
-          <w:insideV w:val="single" w:sz="8" w:space="0" w:color="4F81BD" w:themeColor="accent1"/>
+        <w:rFonts w:asciiTheme="majorHAnsi" w:hAnsiTheme="majorHAnsi" w:eastAsiaTheme="majorEastAsia" w:cstheme="majorBidi"/>
+        <w:b/>
+        <w:bCs/>
+      </w:rPr>
+      <w:tblPr/>
+      <w:tcPr>
+        <w:tcBorders>
+          <w:top w:val="single" w:color="4F81BD" w:themeColor="accent1" w:sz="8" w:space="0"/>
+          <w:left w:val="single" w:color="4F81BD" w:themeColor="accent1" w:sz="8" w:space="0"/>
+          <w:bottom w:val="single" w:color="4F81BD" w:themeColor="accent1" w:sz="18" w:space="0"/>
+          <w:right w:val="single" w:color="4F81BD" w:themeColor="accent1" w:sz="8" w:space="0"/>
+          <w:insideH w:val="nil"/>
+          <w:insideV w:val="single" w:color="4F81BD" w:themeColor="accent1" w:sz="8" w:space="0"/>
         </w:tcBorders>
       </w:tcPr>
     </w:tblStylePr>
@@ -7067,42 +7846,42 @@
         <w:spacing w:before="0" w:after="0" w:line="240" w:lineRule="auto"/>
       </w:pPr>
       <w:rPr>
-        <w:rFonts w:asciiTheme="majorHAnsi" w:eastAsiaTheme="majorEastAsia" w:hAnsiTheme="majorHAnsi" w:cstheme="majorBidi"/>
-        <w:b/>
-        <w:bCs/>
-      </w:rPr>
-      <w:tblPr/>
-      <w:tcPr>
-        <w:tcBorders>
-          <w:top w:val="double" w:sz="6" w:space="0" w:color="4F81BD" w:themeColor="accent1"/>
-          <w:left w:val="single" w:sz="8" w:space="0" w:color="4F81BD" w:themeColor="accent1"/>
-          <w:bottom w:val="single" w:sz="8" w:space="0" w:color="4F81BD" w:themeColor="accent1"/>
-          <w:right w:val="single" w:sz="8" w:space="0" w:color="4F81BD" w:themeColor="accent1"/>
-          <w:insideH w:val="nil"/>
-          <w:insideV w:val="single" w:sz="8" w:space="0" w:color="4F81BD" w:themeColor="accent1"/>
+        <w:rFonts w:asciiTheme="majorHAnsi" w:hAnsiTheme="majorHAnsi" w:eastAsiaTheme="majorEastAsia" w:cstheme="majorBidi"/>
+        <w:b/>
+        <w:bCs/>
+      </w:rPr>
+      <w:tblPr/>
+      <w:tcPr>
+        <w:tcBorders>
+          <w:top w:val="double" w:color="4F81BD" w:themeColor="accent1" w:sz="6" w:space="0"/>
+          <w:left w:val="single" w:color="4F81BD" w:themeColor="accent1" w:sz="8" w:space="0"/>
+          <w:bottom w:val="single" w:color="4F81BD" w:themeColor="accent1" w:sz="8" w:space="0"/>
+          <w:right w:val="single" w:color="4F81BD" w:themeColor="accent1" w:sz="8" w:space="0"/>
+          <w:insideH w:val="nil"/>
+          <w:insideV w:val="single" w:color="4F81BD" w:themeColor="accent1" w:sz="8" w:space="0"/>
         </w:tcBorders>
       </w:tcPr>
     </w:tblStylePr>
     <w:tblStylePr w:type="firstCol">
       <w:rPr>
-        <w:rFonts w:asciiTheme="majorHAnsi" w:eastAsiaTheme="majorEastAsia" w:hAnsiTheme="majorHAnsi" w:cstheme="majorBidi"/>
+        <w:rFonts w:asciiTheme="majorHAnsi" w:hAnsiTheme="majorHAnsi" w:eastAsiaTheme="majorEastAsia" w:cstheme="majorBidi"/>
         <w:b/>
         <w:bCs/>
       </w:rPr>
     </w:tblStylePr>
     <w:tblStylePr w:type="lastCol">
       <w:rPr>
-        <w:rFonts w:asciiTheme="majorHAnsi" w:eastAsiaTheme="majorEastAsia" w:hAnsiTheme="majorHAnsi" w:cstheme="majorBidi"/>
-        <w:b/>
-        <w:bCs/>
-      </w:rPr>
-      <w:tblPr/>
-      <w:tcPr>
-        <w:tcBorders>
-          <w:top w:val="single" w:sz="8" w:space="0" w:color="4F81BD" w:themeColor="accent1"/>
-          <w:left w:val="single" w:sz="8" w:space="0" w:color="4F81BD" w:themeColor="accent1"/>
-          <w:bottom w:val="single" w:sz="8" w:space="0" w:color="4F81BD" w:themeColor="accent1"/>
-          <w:right w:val="single" w:sz="8" w:space="0" w:color="4F81BD" w:themeColor="accent1"/>
+        <w:rFonts w:asciiTheme="majorHAnsi" w:hAnsiTheme="majorHAnsi" w:eastAsiaTheme="majorEastAsia" w:cstheme="majorBidi"/>
+        <w:b/>
+        <w:bCs/>
+      </w:rPr>
+      <w:tblPr/>
+      <w:tcPr>
+        <w:tcBorders>
+          <w:top w:val="single" w:color="4F81BD" w:themeColor="accent1" w:sz="8" w:space="0"/>
+          <w:left w:val="single" w:color="4F81BD" w:themeColor="accent1" w:sz="8" w:space="0"/>
+          <w:bottom w:val="single" w:color="4F81BD" w:themeColor="accent1" w:sz="8" w:space="0"/>
+          <w:right w:val="single" w:color="4F81BD" w:themeColor="accent1" w:sz="8" w:space="0"/>
         </w:tcBorders>
       </w:tcPr>
     </w:tblStylePr>
@@ -7110,10 +7889,10 @@
       <w:tblPr/>
       <w:tcPr>
         <w:tcBorders>
-          <w:top w:val="single" w:sz="8" w:space="0" w:color="4F81BD" w:themeColor="accent1"/>
-          <w:left w:val="single" w:sz="8" w:space="0" w:color="4F81BD" w:themeColor="accent1"/>
-          <w:bottom w:val="single" w:sz="8" w:space="0" w:color="4F81BD" w:themeColor="accent1"/>
-          <w:right w:val="single" w:sz="8" w:space="0" w:color="4F81BD" w:themeColor="accent1"/>
+          <w:top w:val="single" w:color="4F81BD" w:themeColor="accent1" w:sz="8" w:space="0"/>
+          <w:left w:val="single" w:color="4F81BD" w:themeColor="accent1" w:sz="8" w:space="0"/>
+          <w:bottom w:val="single" w:color="4F81BD" w:themeColor="accent1" w:sz="8" w:space="0"/>
+          <w:right w:val="single" w:color="4F81BD" w:themeColor="accent1" w:sz="8" w:space="0"/>
         </w:tcBorders>
         <w:shd w:val="clear" w:color="auto" w:fill="D3DFEE" w:themeFill="accent1" w:themeFillTint="3F"/>
       </w:tcPr>
@@ -7122,11 +7901,11 @@
       <w:tblPr/>
       <w:tcPr>
         <w:tcBorders>
-          <w:top w:val="single" w:sz="8" w:space="0" w:color="4F81BD" w:themeColor="accent1"/>
-          <w:left w:val="single" w:sz="8" w:space="0" w:color="4F81BD" w:themeColor="accent1"/>
-          <w:bottom w:val="single" w:sz="8" w:space="0" w:color="4F81BD" w:themeColor="accent1"/>
-          <w:right w:val="single" w:sz="8" w:space="0" w:color="4F81BD" w:themeColor="accent1"/>
-          <w:insideV w:val="single" w:sz="8" w:space="0" w:color="4F81BD" w:themeColor="accent1"/>
+          <w:top w:val="single" w:color="4F81BD" w:themeColor="accent1" w:sz="8" w:space="0"/>
+          <w:left w:val="single" w:color="4F81BD" w:themeColor="accent1" w:sz="8" w:space="0"/>
+          <w:bottom w:val="single" w:color="4F81BD" w:themeColor="accent1" w:sz="8" w:space="0"/>
+          <w:right w:val="single" w:color="4F81BD" w:themeColor="accent1" w:sz="8" w:space="0"/>
+          <w:insideV w:val="single" w:color="4F81BD" w:themeColor="accent1" w:sz="8" w:space="0"/>
         </w:tcBorders>
         <w:shd w:val="clear" w:color="auto" w:fill="D3DFEE" w:themeFill="accent1" w:themeFillTint="3F"/>
       </w:tcPr>
@@ -7135,11 +7914,11 @@
       <w:tblPr/>
       <w:tcPr>
         <w:tcBorders>
-          <w:top w:val="single" w:sz="8" w:space="0" w:color="4F81BD" w:themeColor="accent1"/>
-          <w:left w:val="single" w:sz="8" w:space="0" w:color="4F81BD" w:themeColor="accent1"/>
-          <w:bottom w:val="single" w:sz="8" w:space="0" w:color="4F81BD" w:themeColor="accent1"/>
-          <w:right w:val="single" w:sz="8" w:space="0" w:color="4F81BD" w:themeColor="accent1"/>
-          <w:insideV w:val="single" w:sz="8" w:space="0" w:color="4F81BD" w:themeColor="accent1"/>
+          <w:top w:val="single" w:color="4F81BD" w:themeColor="accent1" w:sz="8" w:space="0"/>
+          <w:left w:val="single" w:color="4F81BD" w:themeColor="accent1" w:sz="8" w:space="0"/>
+          <w:bottom w:val="single" w:color="4F81BD" w:themeColor="accent1" w:sz="8" w:space="0"/>
+          <w:right w:val="single" w:color="4F81BD" w:themeColor="accent1" w:sz="8" w:space="0"/>
+          <w:insideV w:val="single" w:color="4F81BD" w:themeColor="accent1" w:sz="8" w:space="0"/>
         </w:tcBorders>
       </w:tcPr>
     </w:tblStylePr>
@@ -7156,12 +7935,12 @@
       <w:tblStyleRowBandSize w:val="1"/>
       <w:tblStyleColBandSize w:val="1"/>
       <w:tblBorders>
-        <w:top w:val="single" w:sz="8" w:space="0" w:color="C0504D" w:themeColor="accent2"/>
-        <w:left w:val="single" w:sz="8" w:space="0" w:color="C0504D" w:themeColor="accent2"/>
-        <w:bottom w:val="single" w:sz="8" w:space="0" w:color="C0504D" w:themeColor="accent2"/>
-        <w:right w:val="single" w:sz="8" w:space="0" w:color="C0504D" w:themeColor="accent2"/>
-        <w:insideH w:val="single" w:sz="8" w:space="0" w:color="C0504D" w:themeColor="accent2"/>
-        <w:insideV w:val="single" w:sz="8" w:space="0" w:color="C0504D" w:themeColor="accent2"/>
+        <w:top w:val="single" w:color="C0504D" w:themeColor="accent2" w:sz="8" w:space="0"/>
+        <w:left w:val="single" w:color="C0504D" w:themeColor="accent2" w:sz="8" w:space="0"/>
+        <w:bottom w:val="single" w:color="C0504D" w:themeColor="accent2" w:sz="8" w:space="0"/>
+        <w:right w:val="single" w:color="C0504D" w:themeColor="accent2" w:sz="8" w:space="0"/>
+        <w:insideH w:val="single" w:color="C0504D" w:themeColor="accent2" w:sz="8" w:space="0"/>
+        <w:insideV w:val="single" w:color="C0504D" w:themeColor="accent2" w:sz="8" w:space="0"/>
       </w:tblBorders>
     </w:tblPr>
     <w:tblStylePr w:type="firstRow">
@@ -7169,19 +7948,19 @@
         <w:spacing w:before="0" w:after="0" w:line="240" w:lineRule="auto"/>
       </w:pPr>
       <w:rPr>
-        <w:rFonts w:asciiTheme="majorHAnsi" w:eastAsiaTheme="majorEastAsia" w:hAnsiTheme="majorHAnsi" w:cstheme="majorBidi"/>
-        <w:b/>
-        <w:bCs/>
-      </w:rPr>
-      <w:tblPr/>
-      <w:tcPr>
-        <w:tcBorders>
-          <w:top w:val="single" w:sz="8" w:space="0" w:color="C0504D" w:themeColor="accent2"/>
-          <w:left w:val="single" w:sz="8" w:space="0" w:color="C0504D" w:themeColor="accent2"/>
-          <w:bottom w:val="single" w:sz="18" w:space="0" w:color="C0504D" w:themeColor="accent2"/>
-          <w:right w:val="single" w:sz="8" w:space="0" w:color="C0504D" w:themeColor="accent2"/>
-          <w:insideH w:val="nil"/>
-          <w:insideV w:val="single" w:sz="8" w:space="0" w:color="C0504D" w:themeColor="accent2"/>
+        <w:rFonts w:asciiTheme="majorHAnsi" w:hAnsiTheme="majorHAnsi" w:eastAsiaTheme="majorEastAsia" w:cstheme="majorBidi"/>
+        <w:b/>
+        <w:bCs/>
+      </w:rPr>
+      <w:tblPr/>
+      <w:tcPr>
+        <w:tcBorders>
+          <w:top w:val="single" w:color="C0504D" w:themeColor="accent2" w:sz="8" w:space="0"/>
+          <w:left w:val="single" w:color="C0504D" w:themeColor="accent2" w:sz="8" w:space="0"/>
+          <w:bottom w:val="single" w:color="C0504D" w:themeColor="accent2" w:sz="18" w:space="0"/>
+          <w:right w:val="single" w:color="C0504D" w:themeColor="accent2" w:sz="8" w:space="0"/>
+          <w:insideH w:val="nil"/>
+          <w:insideV w:val="single" w:color="C0504D" w:themeColor="accent2" w:sz="8" w:space="0"/>
         </w:tcBorders>
       </w:tcPr>
     </w:tblStylePr>
@@ -7190,42 +7969,42 @@
         <w:spacing w:before="0" w:after="0" w:line="240" w:lineRule="auto"/>
       </w:pPr>
       <w:rPr>
-        <w:rFonts w:asciiTheme="majorHAnsi" w:eastAsiaTheme="majorEastAsia" w:hAnsiTheme="majorHAnsi" w:cstheme="majorBidi"/>
-        <w:b/>
-        <w:bCs/>
-      </w:rPr>
-      <w:tblPr/>
-      <w:tcPr>
-        <w:tcBorders>
-          <w:top w:val="double" w:sz="6" w:space="0" w:color="C0504D" w:themeColor="accent2"/>
-          <w:left w:val="single" w:sz="8" w:space="0" w:color="C0504D" w:themeColor="accent2"/>
-          <w:bottom w:val="single" w:sz="8" w:space="0" w:color="C0504D" w:themeColor="accent2"/>
-          <w:right w:val="single" w:sz="8" w:space="0" w:color="C0504D" w:themeColor="accent2"/>
-          <w:insideH w:val="nil"/>
-          <w:insideV w:val="single" w:sz="8" w:space="0" w:color="C0504D" w:themeColor="accent2"/>
+        <w:rFonts w:asciiTheme="majorHAnsi" w:hAnsiTheme="majorHAnsi" w:eastAsiaTheme="majorEastAsia" w:cstheme="majorBidi"/>
+        <w:b/>
+        <w:bCs/>
+      </w:rPr>
+      <w:tblPr/>
+      <w:tcPr>
+        <w:tcBorders>
+          <w:top w:val="double" w:color="C0504D" w:themeColor="accent2" w:sz="6" w:space="0"/>
+          <w:left w:val="single" w:color="C0504D" w:themeColor="accent2" w:sz="8" w:space="0"/>
+          <w:bottom w:val="single" w:color="C0504D" w:themeColor="accent2" w:sz="8" w:space="0"/>
+          <w:right w:val="single" w:color="C0504D" w:themeColor="accent2" w:sz="8" w:space="0"/>
+          <w:insideH w:val="nil"/>
+          <w:insideV w:val="single" w:color="C0504D" w:themeColor="accent2" w:sz="8" w:space="0"/>
         </w:tcBorders>
       </w:tcPr>
     </w:tblStylePr>
     <w:tblStylePr w:type="firstCol">
       <w:rPr>
-        <w:rFonts w:asciiTheme="majorHAnsi" w:eastAsiaTheme="majorEastAsia" w:hAnsiTheme="majorHAnsi" w:cstheme="majorBidi"/>
+        <w:rFonts w:asciiTheme="majorHAnsi" w:hAnsiTheme="majorHAnsi" w:eastAsiaTheme="majorEastAsia" w:cstheme="majorBidi"/>
         <w:b/>
         <w:bCs/>
       </w:rPr>
     </w:tblStylePr>
     <w:tblStylePr w:type="lastCol">
       <w:rPr>
-        <w:rFonts w:asciiTheme="majorHAnsi" w:eastAsiaTheme="majorEastAsia" w:hAnsiTheme="majorHAnsi" w:cstheme="majorBidi"/>
-        <w:b/>
-        <w:bCs/>
-      </w:rPr>
-      <w:tblPr/>
-      <w:tcPr>
-        <w:tcBorders>
-          <w:top w:val="single" w:sz="8" w:space="0" w:color="C0504D" w:themeColor="accent2"/>
-          <w:left w:val="single" w:sz="8" w:space="0" w:color="C0504D" w:themeColor="accent2"/>
-          <w:bottom w:val="single" w:sz="8" w:space="0" w:color="C0504D" w:themeColor="accent2"/>
-          <w:right w:val="single" w:sz="8" w:space="0" w:color="C0504D" w:themeColor="accent2"/>
+        <w:rFonts w:asciiTheme="majorHAnsi" w:hAnsiTheme="majorHAnsi" w:eastAsiaTheme="majorEastAsia" w:cstheme="majorBidi"/>
+        <w:b/>
+        <w:bCs/>
+      </w:rPr>
+      <w:tblPr/>
+      <w:tcPr>
+        <w:tcBorders>
+          <w:top w:val="single" w:color="C0504D" w:themeColor="accent2" w:sz="8" w:space="0"/>
+          <w:left w:val="single" w:color="C0504D" w:themeColor="accent2" w:sz="8" w:space="0"/>
+          <w:bottom w:val="single" w:color="C0504D" w:themeColor="accent2" w:sz="8" w:space="0"/>
+          <w:right w:val="single" w:color="C0504D" w:themeColor="accent2" w:sz="8" w:space="0"/>
         </w:tcBorders>
       </w:tcPr>
     </w:tblStylePr>
@@ -7233,10 +8012,10 @@
       <w:tblPr/>
       <w:tcPr>
         <w:tcBorders>
-          <w:top w:val="single" w:sz="8" w:space="0" w:color="C0504D" w:themeColor="accent2"/>
-          <w:left w:val="single" w:sz="8" w:space="0" w:color="C0504D" w:themeColor="accent2"/>
-          <w:bottom w:val="single" w:sz="8" w:space="0" w:color="C0504D" w:themeColor="accent2"/>
-          <w:right w:val="single" w:sz="8" w:space="0" w:color="C0504D" w:themeColor="accent2"/>
+          <w:top w:val="single" w:color="C0504D" w:themeColor="accent2" w:sz="8" w:space="0"/>
+          <w:left w:val="single" w:color="C0504D" w:themeColor="accent2" w:sz="8" w:space="0"/>
+          <w:bottom w:val="single" w:color="C0504D" w:themeColor="accent2" w:sz="8" w:space="0"/>
+          <w:right w:val="single" w:color="C0504D" w:themeColor="accent2" w:sz="8" w:space="0"/>
         </w:tcBorders>
         <w:shd w:val="clear" w:color="auto" w:fill="EFD3D2" w:themeFill="accent2" w:themeFillTint="3F"/>
       </w:tcPr>
@@ -7245,11 +8024,11 @@
       <w:tblPr/>
       <w:tcPr>
         <w:tcBorders>
-          <w:top w:val="single" w:sz="8" w:space="0" w:color="C0504D" w:themeColor="accent2"/>
-          <w:left w:val="single" w:sz="8" w:space="0" w:color="C0504D" w:themeColor="accent2"/>
-          <w:bottom w:val="single" w:sz="8" w:space="0" w:color="C0504D" w:themeColor="accent2"/>
-          <w:right w:val="single" w:sz="8" w:space="0" w:color="C0504D" w:themeColor="accent2"/>
-          <w:insideV w:val="single" w:sz="8" w:space="0" w:color="C0504D" w:themeColor="accent2"/>
+          <w:top w:val="single" w:color="C0504D" w:themeColor="accent2" w:sz="8" w:space="0"/>
+          <w:left w:val="single" w:color="C0504D" w:themeColor="accent2" w:sz="8" w:space="0"/>
+          <w:bottom w:val="single" w:color="C0504D" w:themeColor="accent2" w:sz="8" w:space="0"/>
+          <w:right w:val="single" w:color="C0504D" w:themeColor="accent2" w:sz="8" w:space="0"/>
+          <w:insideV w:val="single" w:color="C0504D" w:themeColor="accent2" w:sz="8" w:space="0"/>
         </w:tcBorders>
         <w:shd w:val="clear" w:color="auto" w:fill="EFD3D2" w:themeFill="accent2" w:themeFillTint="3F"/>
       </w:tcPr>
@@ -7258,11 +8037,11 @@
       <w:tblPr/>
       <w:tcPr>
         <w:tcBorders>
-          <w:top w:val="single" w:sz="8" w:space="0" w:color="C0504D" w:themeColor="accent2"/>
-          <w:left w:val="single" w:sz="8" w:space="0" w:color="C0504D" w:themeColor="accent2"/>
-          <w:bottom w:val="single" w:sz="8" w:space="0" w:color="C0504D" w:themeColor="accent2"/>
-          <w:right w:val="single" w:sz="8" w:space="0" w:color="C0504D" w:themeColor="accent2"/>
-          <w:insideV w:val="single" w:sz="8" w:space="0" w:color="C0504D" w:themeColor="accent2"/>
+          <w:top w:val="single" w:color="C0504D" w:themeColor="accent2" w:sz="8" w:space="0"/>
+          <w:left w:val="single" w:color="C0504D" w:themeColor="accent2" w:sz="8" w:space="0"/>
+          <w:bottom w:val="single" w:color="C0504D" w:themeColor="accent2" w:sz="8" w:space="0"/>
+          <w:right w:val="single" w:color="C0504D" w:themeColor="accent2" w:sz="8" w:space="0"/>
+          <w:insideV w:val="single" w:color="C0504D" w:themeColor="accent2" w:sz="8" w:space="0"/>
         </w:tcBorders>
       </w:tcPr>
     </w:tblStylePr>
@@ -7279,12 +8058,12 @@
       <w:tblStyleRowBandSize w:val="1"/>
       <w:tblStyleColBandSize w:val="1"/>
       <w:tblBorders>
-        <w:top w:val="single" w:sz="8" w:space="0" w:color="9BBB59" w:themeColor="accent3"/>
-        <w:left w:val="single" w:sz="8" w:space="0" w:color="9BBB59" w:themeColor="accent3"/>
-        <w:bottom w:val="single" w:sz="8" w:space="0" w:color="9BBB59" w:themeColor="accent3"/>
-        <w:right w:val="single" w:sz="8" w:space="0" w:color="9BBB59" w:themeColor="accent3"/>
-        <w:insideH w:val="single" w:sz="8" w:space="0" w:color="9BBB59" w:themeColor="accent3"/>
-        <w:insideV w:val="single" w:sz="8" w:space="0" w:color="9BBB59" w:themeColor="accent3"/>
+        <w:top w:val="single" w:color="9BBB59" w:themeColor="accent3" w:sz="8" w:space="0"/>
+        <w:left w:val="single" w:color="9BBB59" w:themeColor="accent3" w:sz="8" w:space="0"/>
+        <w:bottom w:val="single" w:color="9BBB59" w:themeColor="accent3" w:sz="8" w:space="0"/>
+        <w:right w:val="single" w:color="9BBB59" w:themeColor="accent3" w:sz="8" w:space="0"/>
+        <w:insideH w:val="single" w:color="9BBB59" w:themeColor="accent3" w:sz="8" w:space="0"/>
+        <w:insideV w:val="single" w:color="9BBB59" w:themeColor="accent3" w:sz="8" w:space="0"/>
       </w:tblBorders>
     </w:tblPr>
     <w:tblStylePr w:type="firstRow">
@@ -7292,19 +8071,19 @@
         <w:spacing w:before="0" w:after="0" w:line="240" w:lineRule="auto"/>
       </w:pPr>
       <w:rPr>
-        <w:rFonts w:asciiTheme="majorHAnsi" w:eastAsiaTheme="majorEastAsia" w:hAnsiTheme="majorHAnsi" w:cstheme="majorBidi"/>
-        <w:b/>
-        <w:bCs/>
-      </w:rPr>
-      <w:tblPr/>
-      <w:tcPr>
-        <w:tcBorders>
-          <w:top w:val="single" w:sz="8" w:space="0" w:color="9BBB59" w:themeColor="accent3"/>
-          <w:left w:val="single" w:sz="8" w:space="0" w:color="9BBB59" w:themeColor="accent3"/>
-          <w:bottom w:val="single" w:sz="18" w:space="0" w:color="9BBB59" w:themeColor="accent3"/>
-          <w:right w:val="single" w:sz="8" w:space="0" w:color="9BBB59" w:themeColor="accent3"/>
-          <w:insideH w:val="nil"/>
-          <w:insideV w:val="single" w:sz="8" w:space="0" w:color="9BBB59" w:themeColor="accent3"/>
+        <w:rFonts w:asciiTheme="majorHAnsi" w:hAnsiTheme="majorHAnsi" w:eastAsiaTheme="majorEastAsia" w:cstheme="majorBidi"/>
+        <w:b/>
+        <w:bCs/>
+      </w:rPr>
+      <w:tblPr/>
+      <w:tcPr>
+        <w:tcBorders>
+          <w:top w:val="single" w:color="9BBB59" w:themeColor="accent3" w:sz="8" w:space="0"/>
+          <w:left w:val="single" w:color="9BBB59" w:themeColor="accent3" w:sz="8" w:space="0"/>
+          <w:bottom w:val="single" w:color="9BBB59" w:themeColor="accent3" w:sz="18" w:space="0"/>
+          <w:right w:val="single" w:color="9BBB59" w:themeColor="accent3" w:sz="8" w:space="0"/>
+          <w:insideH w:val="nil"/>
+          <w:insideV w:val="single" w:color="9BBB59" w:themeColor="accent3" w:sz="8" w:space="0"/>
         </w:tcBorders>
       </w:tcPr>
     </w:tblStylePr>
@@ -7313,42 +8092,42 @@
         <w:spacing w:before="0" w:after="0" w:line="240" w:lineRule="auto"/>
       </w:pPr>
       <w:rPr>
-        <w:rFonts w:asciiTheme="majorHAnsi" w:eastAsiaTheme="majorEastAsia" w:hAnsiTheme="majorHAnsi" w:cstheme="majorBidi"/>
-        <w:b/>
-        <w:bCs/>
-      </w:rPr>
-      <w:tblPr/>
-      <w:tcPr>
-        <w:tcBorders>
-          <w:top w:val="double" w:sz="6" w:space="0" w:color="9BBB59" w:themeColor="accent3"/>
-          <w:left w:val="single" w:sz="8" w:space="0" w:color="9BBB59" w:themeColor="accent3"/>
-          <w:bottom w:val="single" w:sz="8" w:space="0" w:color="9BBB59" w:themeColor="accent3"/>
-          <w:right w:val="single" w:sz="8" w:space="0" w:color="9BBB59" w:themeColor="accent3"/>
-          <w:insideH w:val="nil"/>
-          <w:insideV w:val="single" w:sz="8" w:space="0" w:color="9BBB59" w:themeColor="accent3"/>
+        <w:rFonts w:asciiTheme="majorHAnsi" w:hAnsiTheme="majorHAnsi" w:eastAsiaTheme="majorEastAsia" w:cstheme="majorBidi"/>
+        <w:b/>
+        <w:bCs/>
+      </w:rPr>
+      <w:tblPr/>
+      <w:tcPr>
+        <w:tcBorders>
+          <w:top w:val="double" w:color="9BBB59" w:themeColor="accent3" w:sz="6" w:space="0"/>
+          <w:left w:val="single" w:color="9BBB59" w:themeColor="accent3" w:sz="8" w:space="0"/>
+          <w:bottom w:val="single" w:color="9BBB59" w:themeColor="accent3" w:sz="8" w:space="0"/>
+          <w:right w:val="single" w:color="9BBB59" w:themeColor="accent3" w:sz="8" w:space="0"/>
+          <w:insideH w:val="nil"/>
+          <w:insideV w:val="single" w:color="9BBB59" w:themeColor="accent3" w:sz="8" w:space="0"/>
         </w:tcBorders>
       </w:tcPr>
     </w:tblStylePr>
     <w:tblStylePr w:type="firstCol">
       <w:rPr>
-        <w:rFonts w:asciiTheme="majorHAnsi" w:eastAsiaTheme="majorEastAsia" w:hAnsiTheme="majorHAnsi" w:cstheme="majorBidi"/>
+        <w:rFonts w:asciiTheme="majorHAnsi" w:hAnsiTheme="majorHAnsi" w:eastAsiaTheme="majorEastAsia" w:cstheme="majorBidi"/>
         <w:b/>
         <w:bCs/>
       </w:rPr>
     </w:tblStylePr>
     <w:tblStylePr w:type="lastCol">
       <w:rPr>
-        <w:rFonts w:asciiTheme="majorHAnsi" w:eastAsiaTheme="majorEastAsia" w:hAnsiTheme="majorHAnsi" w:cstheme="majorBidi"/>
-        <w:b/>
-        <w:bCs/>
-      </w:rPr>
-      <w:tblPr/>
-      <w:tcPr>
-        <w:tcBorders>
-          <w:top w:val="single" w:sz="8" w:space="0" w:color="9BBB59" w:themeColor="accent3"/>
-          <w:left w:val="single" w:sz="8" w:space="0" w:color="9BBB59" w:themeColor="accent3"/>
-          <w:bottom w:val="single" w:sz="8" w:space="0" w:color="9BBB59" w:themeColor="accent3"/>
-          <w:right w:val="single" w:sz="8" w:space="0" w:color="9BBB59" w:themeColor="accent3"/>
+        <w:rFonts w:asciiTheme="majorHAnsi" w:hAnsiTheme="majorHAnsi" w:eastAsiaTheme="majorEastAsia" w:cstheme="majorBidi"/>
+        <w:b/>
+        <w:bCs/>
+      </w:rPr>
+      <w:tblPr/>
+      <w:tcPr>
+        <w:tcBorders>
+          <w:top w:val="single" w:color="9BBB59" w:themeColor="accent3" w:sz="8" w:space="0"/>
+          <w:left w:val="single" w:color="9BBB59" w:themeColor="accent3" w:sz="8" w:space="0"/>
+          <w:bottom w:val="single" w:color="9BBB59" w:themeColor="accent3" w:sz="8" w:space="0"/>
+          <w:right w:val="single" w:color="9BBB59" w:themeColor="accent3" w:sz="8" w:space="0"/>
         </w:tcBorders>
       </w:tcPr>
     </w:tblStylePr>
@@ -7356,10 +8135,10 @@
       <w:tblPr/>
       <w:tcPr>
         <w:tcBorders>
-          <w:top w:val="single" w:sz="8" w:space="0" w:color="9BBB59" w:themeColor="accent3"/>
-          <w:left w:val="single" w:sz="8" w:space="0" w:color="9BBB59" w:themeColor="accent3"/>
-          <w:bottom w:val="single" w:sz="8" w:space="0" w:color="9BBB59" w:themeColor="accent3"/>
-          <w:right w:val="single" w:sz="8" w:space="0" w:color="9BBB59" w:themeColor="accent3"/>
+          <w:top w:val="single" w:color="9BBB59" w:themeColor="accent3" w:sz="8" w:space="0"/>
+          <w:left w:val="single" w:color="9BBB59" w:themeColor="accent3" w:sz="8" w:space="0"/>
+          <w:bottom w:val="single" w:color="9BBB59" w:themeColor="accent3" w:sz="8" w:space="0"/>
+          <w:right w:val="single" w:color="9BBB59" w:themeColor="accent3" w:sz="8" w:space="0"/>
         </w:tcBorders>
         <w:shd w:val="clear" w:color="auto" w:fill="E6EED5" w:themeFill="accent3" w:themeFillTint="3F"/>
       </w:tcPr>
@@ -7368,11 +8147,11 @@
       <w:tblPr/>
       <w:tcPr>
         <w:tcBorders>
-          <w:top w:val="single" w:sz="8" w:space="0" w:color="9BBB59" w:themeColor="accent3"/>
-          <w:left w:val="single" w:sz="8" w:space="0" w:color="9BBB59" w:themeColor="accent3"/>
-          <w:bottom w:val="single" w:sz="8" w:space="0" w:color="9BBB59" w:themeColor="accent3"/>
-          <w:right w:val="single" w:sz="8" w:space="0" w:color="9BBB59" w:themeColor="accent3"/>
-          <w:insideV w:val="single" w:sz="8" w:space="0" w:color="9BBB59" w:themeColor="accent3"/>
+          <w:top w:val="single" w:color="9BBB59" w:themeColor="accent3" w:sz="8" w:space="0"/>
+          <w:left w:val="single" w:color="9BBB59" w:themeColor="accent3" w:sz="8" w:space="0"/>
+          <w:bottom w:val="single" w:color="9BBB59" w:themeColor="accent3" w:sz="8" w:space="0"/>
+          <w:right w:val="single" w:color="9BBB59" w:themeColor="accent3" w:sz="8" w:space="0"/>
+          <w:insideV w:val="single" w:color="9BBB59" w:themeColor="accent3" w:sz="8" w:space="0"/>
         </w:tcBorders>
         <w:shd w:val="clear" w:color="auto" w:fill="E6EED5" w:themeFill="accent3" w:themeFillTint="3F"/>
       </w:tcPr>
@@ -7381,11 +8160,11 @@
       <w:tblPr/>
       <w:tcPr>
         <w:tcBorders>
-          <w:top w:val="single" w:sz="8" w:space="0" w:color="9BBB59" w:themeColor="accent3"/>
-          <w:left w:val="single" w:sz="8" w:space="0" w:color="9BBB59" w:themeColor="accent3"/>
-          <w:bottom w:val="single" w:sz="8" w:space="0" w:color="9BBB59" w:themeColor="accent3"/>
-          <w:right w:val="single" w:sz="8" w:space="0" w:color="9BBB59" w:themeColor="accent3"/>
-          <w:insideV w:val="single" w:sz="8" w:space="0" w:color="9BBB59" w:themeColor="accent3"/>
+          <w:top w:val="single" w:color="9BBB59" w:themeColor="accent3" w:sz="8" w:space="0"/>
+          <w:left w:val="single" w:color="9BBB59" w:themeColor="accent3" w:sz="8" w:space="0"/>
+          <w:bottom w:val="single" w:color="9BBB59" w:themeColor="accent3" w:sz="8" w:space="0"/>
+          <w:right w:val="single" w:color="9BBB59" w:themeColor="accent3" w:sz="8" w:space="0"/>
+          <w:insideV w:val="single" w:color="9BBB59" w:themeColor="accent3" w:sz="8" w:space="0"/>
         </w:tcBorders>
       </w:tcPr>
     </w:tblStylePr>
@@ -7402,12 +8181,12 @@
       <w:tblStyleRowBandSize w:val="1"/>
       <w:tblStyleColBandSize w:val="1"/>
       <w:tblBorders>
-        <w:top w:val="single" w:sz="8" w:space="0" w:color="8064A2" w:themeColor="accent4"/>
-        <w:left w:val="single" w:sz="8" w:space="0" w:color="8064A2" w:themeColor="accent4"/>
-        <w:bottom w:val="single" w:sz="8" w:space="0" w:color="8064A2" w:themeColor="accent4"/>
-        <w:right w:val="single" w:sz="8" w:space="0" w:color="8064A2" w:themeColor="accent4"/>
-        <w:insideH w:val="single" w:sz="8" w:space="0" w:color="8064A2" w:themeColor="accent4"/>
-        <w:insideV w:val="single" w:sz="8" w:space="0" w:color="8064A2" w:themeColor="accent4"/>
+        <w:top w:val="single" w:color="8064A2" w:themeColor="accent4" w:sz="8" w:space="0"/>
+        <w:left w:val="single" w:color="8064A2" w:themeColor="accent4" w:sz="8" w:space="0"/>
+        <w:bottom w:val="single" w:color="8064A2" w:themeColor="accent4" w:sz="8" w:space="0"/>
+        <w:right w:val="single" w:color="8064A2" w:themeColor="accent4" w:sz="8" w:space="0"/>
+        <w:insideH w:val="single" w:color="8064A2" w:themeColor="accent4" w:sz="8" w:space="0"/>
+        <w:insideV w:val="single" w:color="8064A2" w:themeColor="accent4" w:sz="8" w:space="0"/>
       </w:tblBorders>
     </w:tblPr>
     <w:tblStylePr w:type="firstRow">
@@ -7415,19 +8194,19 @@
         <w:spacing w:before="0" w:after="0" w:line="240" w:lineRule="auto"/>
       </w:pPr>
       <w:rPr>
-        <w:rFonts w:asciiTheme="majorHAnsi" w:eastAsiaTheme="majorEastAsia" w:hAnsiTheme="majorHAnsi" w:cstheme="majorBidi"/>
-        <w:b/>
-        <w:bCs/>
-      </w:rPr>
-      <w:tblPr/>
-      <w:tcPr>
-        <w:tcBorders>
-          <w:top w:val="single" w:sz="8" w:space="0" w:color="8064A2" w:themeColor="accent4"/>
-          <w:left w:val="single" w:sz="8" w:space="0" w:color="8064A2" w:themeColor="accent4"/>
-          <w:bottom w:val="single" w:sz="18" w:space="0" w:color="8064A2" w:themeColor="accent4"/>
-          <w:right w:val="single" w:sz="8" w:space="0" w:color="8064A2" w:themeColor="accent4"/>
-          <w:insideH w:val="nil"/>
-          <w:insideV w:val="single" w:sz="8" w:space="0" w:color="8064A2" w:themeColor="accent4"/>
+        <w:rFonts w:asciiTheme="majorHAnsi" w:hAnsiTheme="majorHAnsi" w:eastAsiaTheme="majorEastAsia" w:cstheme="majorBidi"/>
+        <w:b/>
+        <w:bCs/>
+      </w:rPr>
+      <w:tblPr/>
+      <w:tcPr>
+        <w:tcBorders>
+          <w:top w:val="single" w:color="8064A2" w:themeColor="accent4" w:sz="8" w:space="0"/>
+          <w:left w:val="single" w:color="8064A2" w:themeColor="accent4" w:sz="8" w:space="0"/>
+          <w:bottom w:val="single" w:color="8064A2" w:themeColor="accent4" w:sz="18" w:space="0"/>
+          <w:right w:val="single" w:color="8064A2" w:themeColor="accent4" w:sz="8" w:space="0"/>
+          <w:insideH w:val="nil"/>
+          <w:insideV w:val="single" w:color="8064A2" w:themeColor="accent4" w:sz="8" w:space="0"/>
         </w:tcBorders>
       </w:tcPr>
     </w:tblStylePr>
@@ -7436,42 +8215,42 @@
         <w:spacing w:before="0" w:after="0" w:line="240" w:lineRule="auto"/>
       </w:pPr>
       <w:rPr>
-        <w:rFonts w:asciiTheme="majorHAnsi" w:eastAsiaTheme="majorEastAsia" w:hAnsiTheme="majorHAnsi" w:cstheme="majorBidi"/>
-        <w:b/>
-        <w:bCs/>
-      </w:rPr>
-      <w:tblPr/>
-      <w:tcPr>
-        <w:tcBorders>
-          <w:top w:val="double" w:sz="6" w:space="0" w:color="8064A2" w:themeColor="accent4"/>
-          <w:left w:val="single" w:sz="8" w:space="0" w:color="8064A2" w:themeColor="accent4"/>
-          <w:bottom w:val="single" w:sz="8" w:space="0" w:color="8064A2" w:themeColor="accent4"/>
-          <w:right w:val="single" w:sz="8" w:space="0" w:color="8064A2" w:themeColor="accent4"/>
-          <w:insideH w:val="nil"/>
-          <w:insideV w:val="single" w:sz="8" w:space="0" w:color="8064A2" w:themeColor="accent4"/>
+        <w:rFonts w:asciiTheme="majorHAnsi" w:hAnsiTheme="majorHAnsi" w:eastAsiaTheme="majorEastAsia" w:cstheme="majorBidi"/>
+        <w:b/>
+        <w:bCs/>
+      </w:rPr>
+      <w:tblPr/>
+      <w:tcPr>
+        <w:tcBorders>
+          <w:top w:val="double" w:color="8064A2" w:themeColor="accent4" w:sz="6" w:space="0"/>
+          <w:left w:val="single" w:color="8064A2" w:themeColor="accent4" w:sz="8" w:space="0"/>
+          <w:bottom w:val="single" w:color="8064A2" w:themeColor="accent4" w:sz="8" w:space="0"/>
+          <w:right w:val="single" w:color="8064A2" w:themeColor="accent4" w:sz="8" w:space="0"/>
+          <w:insideH w:val="nil"/>
+          <w:insideV w:val="single" w:color="8064A2" w:themeColor="accent4" w:sz="8" w:space="0"/>
         </w:tcBorders>
       </w:tcPr>
     </w:tblStylePr>
     <w:tblStylePr w:type="firstCol">
       <w:rPr>
-        <w:rFonts w:asciiTheme="majorHAnsi" w:eastAsiaTheme="majorEastAsia" w:hAnsiTheme="majorHAnsi" w:cstheme="majorBidi"/>
+        <w:rFonts w:asciiTheme="majorHAnsi" w:hAnsiTheme="majorHAnsi" w:eastAsiaTheme="majorEastAsia" w:cstheme="majorBidi"/>
         <w:b/>
         <w:bCs/>
       </w:rPr>
     </w:tblStylePr>
     <w:tblStylePr w:type="lastCol">
       <w:rPr>
-        <w:rFonts w:asciiTheme="majorHAnsi" w:eastAsiaTheme="majorEastAsia" w:hAnsiTheme="majorHAnsi" w:cstheme="majorBidi"/>
-        <w:b/>
-        <w:bCs/>
-      </w:rPr>
-      <w:tblPr/>
-      <w:tcPr>
-        <w:tcBorders>
-          <w:top w:val="single" w:sz="8" w:space="0" w:color="8064A2" w:themeColor="accent4"/>
-          <w:left w:val="single" w:sz="8" w:space="0" w:color="8064A2" w:themeColor="accent4"/>
-          <w:bottom w:val="single" w:sz="8" w:space="0" w:color="8064A2" w:themeColor="accent4"/>
-          <w:right w:val="single" w:sz="8" w:space="0" w:color="8064A2" w:themeColor="accent4"/>
+        <w:rFonts w:asciiTheme="majorHAnsi" w:hAnsiTheme="majorHAnsi" w:eastAsiaTheme="majorEastAsia" w:cstheme="majorBidi"/>
+        <w:b/>
+        <w:bCs/>
+      </w:rPr>
+      <w:tblPr/>
+      <w:tcPr>
+        <w:tcBorders>
+          <w:top w:val="single" w:color="8064A2" w:themeColor="accent4" w:sz="8" w:space="0"/>
+          <w:left w:val="single" w:color="8064A2" w:themeColor="accent4" w:sz="8" w:space="0"/>
+          <w:bottom w:val="single" w:color="8064A2" w:themeColor="accent4" w:sz="8" w:space="0"/>
+          <w:right w:val="single" w:color="8064A2" w:themeColor="accent4" w:sz="8" w:space="0"/>
         </w:tcBorders>
       </w:tcPr>
     </w:tblStylePr>
@@ -7479,10 +8258,10 @@
       <w:tblPr/>
       <w:tcPr>
         <w:tcBorders>
-          <w:top w:val="single" w:sz="8" w:space="0" w:color="8064A2" w:themeColor="accent4"/>
-          <w:left w:val="single" w:sz="8" w:space="0" w:color="8064A2" w:themeColor="accent4"/>
-          <w:bottom w:val="single" w:sz="8" w:space="0" w:color="8064A2" w:themeColor="accent4"/>
-          <w:right w:val="single" w:sz="8" w:space="0" w:color="8064A2" w:themeColor="accent4"/>
+          <w:top w:val="single" w:color="8064A2" w:themeColor="accent4" w:sz="8" w:space="0"/>
+          <w:left w:val="single" w:color="8064A2" w:themeColor="accent4" w:sz="8" w:space="0"/>
+          <w:bottom w:val="single" w:color="8064A2" w:themeColor="accent4" w:sz="8" w:space="0"/>
+          <w:right w:val="single" w:color="8064A2" w:themeColor="accent4" w:sz="8" w:space="0"/>
         </w:tcBorders>
         <w:shd w:val="clear" w:color="auto" w:fill="DFD8E8" w:themeFill="accent4" w:themeFillTint="3F"/>
       </w:tcPr>
@@ -7491,11 +8270,11 @@
       <w:tblPr/>
       <w:tcPr>
         <w:tcBorders>
-          <w:top w:val="single" w:sz="8" w:space="0" w:color="8064A2" w:themeColor="accent4"/>
-          <w:left w:val="single" w:sz="8" w:space="0" w:color="8064A2" w:themeColor="accent4"/>
-          <w:bottom w:val="single" w:sz="8" w:space="0" w:color="8064A2" w:themeColor="accent4"/>
-          <w:right w:val="single" w:sz="8" w:space="0" w:color="8064A2" w:themeColor="accent4"/>
-          <w:insideV w:val="single" w:sz="8" w:space="0" w:color="8064A2" w:themeColor="accent4"/>
+          <w:top w:val="single" w:color="8064A2" w:themeColor="accent4" w:sz="8" w:space="0"/>
+          <w:left w:val="single" w:color="8064A2" w:themeColor="accent4" w:sz="8" w:space="0"/>
+          <w:bottom w:val="single" w:color="8064A2" w:themeColor="accent4" w:sz="8" w:space="0"/>
+          <w:right w:val="single" w:color="8064A2" w:themeColor="accent4" w:sz="8" w:space="0"/>
+          <w:insideV w:val="single" w:color="8064A2" w:themeColor="accent4" w:sz="8" w:space="0"/>
         </w:tcBorders>
         <w:shd w:val="clear" w:color="auto" w:fill="DFD8E8" w:themeFill="accent4" w:themeFillTint="3F"/>
       </w:tcPr>
@@ -7504,11 +8283,11 @@
       <w:tblPr/>
       <w:tcPr>
         <w:tcBorders>
-          <w:top w:val="single" w:sz="8" w:space="0" w:color="8064A2" w:themeColor="accent4"/>
-          <w:left w:val="single" w:sz="8" w:space="0" w:color="8064A2" w:themeColor="accent4"/>
-          <w:bottom w:val="single" w:sz="8" w:space="0" w:color="8064A2" w:themeColor="accent4"/>
-          <w:right w:val="single" w:sz="8" w:space="0" w:color="8064A2" w:themeColor="accent4"/>
-          <w:insideV w:val="single" w:sz="8" w:space="0" w:color="8064A2" w:themeColor="accent4"/>
+          <w:top w:val="single" w:color="8064A2" w:themeColor="accent4" w:sz="8" w:space="0"/>
+          <w:left w:val="single" w:color="8064A2" w:themeColor="accent4" w:sz="8" w:space="0"/>
+          <w:bottom w:val="single" w:color="8064A2" w:themeColor="accent4" w:sz="8" w:space="0"/>
+          <w:right w:val="single" w:color="8064A2" w:themeColor="accent4" w:sz="8" w:space="0"/>
+          <w:insideV w:val="single" w:color="8064A2" w:themeColor="accent4" w:sz="8" w:space="0"/>
         </w:tcBorders>
       </w:tcPr>
     </w:tblStylePr>
@@ -7525,12 +8304,12 @@
       <w:tblStyleRowBandSize w:val="1"/>
       <w:tblStyleColBandSize w:val="1"/>
       <w:tblBorders>
-        <w:top w:val="single" w:sz="8" w:space="0" w:color="4BACC6" w:themeColor="accent5"/>
-        <w:left w:val="single" w:sz="8" w:space="0" w:color="4BACC6" w:themeColor="accent5"/>
-        <w:bottom w:val="single" w:sz="8" w:space="0" w:color="4BACC6" w:themeColor="accent5"/>
-        <w:right w:val="single" w:sz="8" w:space="0" w:color="4BACC6" w:themeColor="accent5"/>
-        <w:insideH w:val="single" w:sz="8" w:space="0" w:color="4BACC6" w:themeColor="accent5"/>
-        <w:insideV w:val="single" w:sz="8" w:space="0" w:color="4BACC6" w:themeColor="accent5"/>
+        <w:top w:val="single" w:color="4BACC6" w:themeColor="accent5" w:sz="8" w:space="0"/>
+        <w:left w:val="single" w:color="4BACC6" w:themeColor="accent5" w:sz="8" w:space="0"/>
+        <w:bottom w:val="single" w:color="4BACC6" w:themeColor="accent5" w:sz="8" w:space="0"/>
+        <w:right w:val="single" w:color="4BACC6" w:themeColor="accent5" w:sz="8" w:space="0"/>
+        <w:insideH w:val="single" w:color="4BACC6" w:themeColor="accent5" w:sz="8" w:space="0"/>
+        <w:insideV w:val="single" w:color="4BACC6" w:themeColor="accent5" w:sz="8" w:space="0"/>
       </w:tblBorders>
     </w:tblPr>
     <w:tblStylePr w:type="firstRow">
@@ -7538,19 +8317,19 @@
         <w:spacing w:before="0" w:after="0" w:line="240" w:lineRule="auto"/>
       </w:pPr>
       <w:rPr>
-        <w:rFonts w:asciiTheme="majorHAnsi" w:eastAsiaTheme="majorEastAsia" w:hAnsiTheme="majorHAnsi" w:cstheme="majorBidi"/>
-        <w:b/>
-        <w:bCs/>
-      </w:rPr>
-      <w:tblPr/>
-      <w:tcPr>
-        <w:tcBorders>
-          <w:top w:val="single" w:sz="8" w:space="0" w:color="4BACC6" w:themeColor="accent5"/>
-          <w:left w:val="single" w:sz="8" w:space="0" w:color="4BACC6" w:themeColor="accent5"/>
-          <w:bottom w:val="single" w:sz="18" w:space="0" w:color="4BACC6" w:themeColor="accent5"/>
-          <w:right w:val="single" w:sz="8" w:space="0" w:color="4BACC6" w:themeColor="accent5"/>
-          <w:insideH w:val="nil"/>
-          <w:insideV w:val="single" w:sz="8" w:space="0" w:color="4BACC6" w:themeColor="accent5"/>
+        <w:rFonts w:asciiTheme="majorHAnsi" w:hAnsiTheme="majorHAnsi" w:eastAsiaTheme="majorEastAsia" w:cstheme="majorBidi"/>
+        <w:b/>
+        <w:bCs/>
+      </w:rPr>
+      <w:tblPr/>
+      <w:tcPr>
+        <w:tcBorders>
+          <w:top w:val="single" w:color="4BACC6" w:themeColor="accent5" w:sz="8" w:space="0"/>
+          <w:left w:val="single" w:color="4BACC6" w:themeColor="accent5" w:sz="8" w:space="0"/>
+          <w:bottom w:val="single" w:color="4BACC6" w:themeColor="accent5" w:sz="18" w:space="0"/>
+          <w:right w:val="single" w:color="4BACC6" w:themeColor="accent5" w:sz="8" w:space="0"/>
+          <w:insideH w:val="nil"/>
+          <w:insideV w:val="single" w:color="4BACC6" w:themeColor="accent5" w:sz="8" w:space="0"/>
         </w:tcBorders>
       </w:tcPr>
     </w:tblStylePr>
@@ -7559,42 +8338,42 @@
         <w:spacing w:before="0" w:after="0" w:line="240" w:lineRule="auto"/>
       </w:pPr>
       <w:rPr>
-        <w:rFonts w:asciiTheme="majorHAnsi" w:eastAsiaTheme="majorEastAsia" w:hAnsiTheme="majorHAnsi" w:cstheme="majorBidi"/>
-        <w:b/>
-        <w:bCs/>
-      </w:rPr>
-      <w:tblPr/>
-      <w:tcPr>
-        <w:tcBorders>
-          <w:top w:val="double" w:sz="6" w:space="0" w:color="4BACC6" w:themeColor="accent5"/>
-          <w:left w:val="single" w:sz="8" w:space="0" w:color="4BACC6" w:themeColor="accent5"/>
-          <w:bottom w:val="single" w:sz="8" w:space="0" w:color="4BACC6" w:themeColor="accent5"/>
-          <w:right w:val="single" w:sz="8" w:space="0" w:color="4BACC6" w:themeColor="accent5"/>
-          <w:insideH w:val="nil"/>
-          <w:insideV w:val="single" w:sz="8" w:space="0" w:color="4BACC6" w:themeColor="accent5"/>
+        <w:rFonts w:asciiTheme="majorHAnsi" w:hAnsiTheme="majorHAnsi" w:eastAsiaTheme="majorEastAsia" w:cstheme="majorBidi"/>
+        <w:b/>
+        <w:bCs/>
+      </w:rPr>
+      <w:tblPr/>
+      <w:tcPr>
+        <w:tcBorders>
+          <w:top w:val="double" w:color="4BACC6" w:themeColor="accent5" w:sz="6" w:space="0"/>
+          <w:left w:val="single" w:color="4BACC6" w:themeColor="accent5" w:sz="8" w:space="0"/>
+          <w:bottom w:val="single" w:color="4BACC6" w:themeColor="accent5" w:sz="8" w:space="0"/>
+          <w:right w:val="single" w:color="4BACC6" w:themeColor="accent5" w:sz="8" w:space="0"/>
+          <w:insideH w:val="nil"/>
+          <w:insideV w:val="single" w:color="4BACC6" w:themeColor="accent5" w:sz="8" w:space="0"/>
         </w:tcBorders>
       </w:tcPr>
     </w:tblStylePr>
     <w:tblStylePr w:type="firstCol">
       <w:rPr>
-        <w:rFonts w:asciiTheme="majorHAnsi" w:eastAsiaTheme="majorEastAsia" w:hAnsiTheme="majorHAnsi" w:cstheme="majorBidi"/>
+        <w:rFonts w:asciiTheme="majorHAnsi" w:hAnsiTheme="majorHAnsi" w:eastAsiaTheme="majorEastAsia" w:cstheme="majorBidi"/>
         <w:b/>
         <w:bCs/>
       </w:rPr>
     </w:tblStylePr>
     <w:tblStylePr w:type="lastCol">
       <w:rPr>
-        <w:rFonts w:asciiTheme="majorHAnsi" w:eastAsiaTheme="majorEastAsia" w:hAnsiTheme="majorHAnsi" w:cstheme="majorBidi"/>
-        <w:b/>
-        <w:bCs/>
-      </w:rPr>
-      <w:tblPr/>
-      <w:tcPr>
-        <w:tcBorders>
-          <w:top w:val="single" w:sz="8" w:space="0" w:color="4BACC6" w:themeColor="accent5"/>
-          <w:left w:val="single" w:sz="8" w:space="0" w:color="4BACC6" w:themeColor="accent5"/>
-          <w:bottom w:val="single" w:sz="8" w:space="0" w:color="4BACC6" w:themeColor="accent5"/>
-          <w:right w:val="single" w:sz="8" w:space="0" w:color="4BACC6" w:themeColor="accent5"/>
+        <w:rFonts w:asciiTheme="majorHAnsi" w:hAnsiTheme="majorHAnsi" w:eastAsiaTheme="majorEastAsia" w:cstheme="majorBidi"/>
+        <w:b/>
+        <w:bCs/>
+      </w:rPr>
+      <w:tblPr/>
+      <w:tcPr>
+        <w:tcBorders>
+          <w:top w:val="single" w:color="4BACC6" w:themeColor="accent5" w:sz="8" w:space="0"/>
+          <w:left w:val="single" w:color="4BACC6" w:themeColor="accent5" w:sz="8" w:space="0"/>
+          <w:bottom w:val="single" w:color="4BACC6" w:themeColor="accent5" w:sz="8" w:space="0"/>
+          <w:right w:val="single" w:color="4BACC6" w:themeColor="accent5" w:sz="8" w:space="0"/>
         </w:tcBorders>
       </w:tcPr>
     </w:tblStylePr>
@@ -7602,10 +8381,10 @@
       <w:tblPr/>
       <w:tcPr>
         <w:tcBorders>
-          <w:top w:val="single" w:sz="8" w:space="0" w:color="4BACC6" w:themeColor="accent5"/>
-          <w:left w:val="single" w:sz="8" w:space="0" w:color="4BACC6" w:themeColor="accent5"/>
-          <w:bottom w:val="single" w:sz="8" w:space="0" w:color="4BACC6" w:themeColor="accent5"/>
-          <w:right w:val="single" w:sz="8" w:space="0" w:color="4BACC6" w:themeColor="accent5"/>
+          <w:top w:val="single" w:color="4BACC6" w:themeColor="accent5" w:sz="8" w:space="0"/>
+          <w:left w:val="single" w:color="4BACC6" w:themeColor="accent5" w:sz="8" w:space="0"/>
+          <w:bottom w:val="single" w:color="4BACC6" w:themeColor="accent5" w:sz="8" w:space="0"/>
+          <w:right w:val="single" w:color="4BACC6" w:themeColor="accent5" w:sz="8" w:space="0"/>
         </w:tcBorders>
         <w:shd w:val="clear" w:color="auto" w:fill="D2EAF1" w:themeFill="accent5" w:themeFillTint="3F"/>
       </w:tcPr>
@@ -7614,11 +8393,11 @@
       <w:tblPr/>
       <w:tcPr>
         <w:tcBorders>
-          <w:top w:val="single" w:sz="8" w:space="0" w:color="4BACC6" w:themeColor="accent5"/>
-          <w:left w:val="single" w:sz="8" w:space="0" w:color="4BACC6" w:themeColor="accent5"/>
-          <w:bottom w:val="single" w:sz="8" w:space="0" w:color="4BACC6" w:themeColor="accent5"/>
-          <w:right w:val="single" w:sz="8" w:space="0" w:color="4BACC6" w:themeColor="accent5"/>
-          <w:insideV w:val="single" w:sz="8" w:space="0" w:color="4BACC6" w:themeColor="accent5"/>
+          <w:top w:val="single" w:color="4BACC6" w:themeColor="accent5" w:sz="8" w:space="0"/>
+          <w:left w:val="single" w:color="4BACC6" w:themeColor="accent5" w:sz="8" w:space="0"/>
+          <w:bottom w:val="single" w:color="4BACC6" w:themeColor="accent5" w:sz="8" w:space="0"/>
+          <w:right w:val="single" w:color="4BACC6" w:themeColor="accent5" w:sz="8" w:space="0"/>
+          <w:insideV w:val="single" w:color="4BACC6" w:themeColor="accent5" w:sz="8" w:space="0"/>
         </w:tcBorders>
         <w:shd w:val="clear" w:color="auto" w:fill="D2EAF1" w:themeFill="accent5" w:themeFillTint="3F"/>
       </w:tcPr>
@@ -7627,11 +8406,11 @@
       <w:tblPr/>
       <w:tcPr>
         <w:tcBorders>
-          <w:top w:val="single" w:sz="8" w:space="0" w:color="4BACC6" w:themeColor="accent5"/>
-          <w:left w:val="single" w:sz="8" w:space="0" w:color="4BACC6" w:themeColor="accent5"/>
-          <w:bottom w:val="single" w:sz="8" w:space="0" w:color="4BACC6" w:themeColor="accent5"/>
-          <w:right w:val="single" w:sz="8" w:space="0" w:color="4BACC6" w:themeColor="accent5"/>
-          <w:insideV w:val="single" w:sz="8" w:space="0" w:color="4BACC6" w:themeColor="accent5"/>
+          <w:top w:val="single" w:color="4BACC6" w:themeColor="accent5" w:sz="8" w:space="0"/>
+          <w:left w:val="single" w:color="4BACC6" w:themeColor="accent5" w:sz="8" w:space="0"/>
+          <w:bottom w:val="single" w:color="4BACC6" w:themeColor="accent5" w:sz="8" w:space="0"/>
+          <w:right w:val="single" w:color="4BACC6" w:themeColor="accent5" w:sz="8" w:space="0"/>
+          <w:insideV w:val="single" w:color="4BACC6" w:themeColor="accent5" w:sz="8" w:space="0"/>
         </w:tcBorders>
       </w:tcPr>
     </w:tblStylePr>
@@ -7648,12 +8427,12 @@
       <w:tblStyleRowBandSize w:val="1"/>
       <w:tblStyleColBandSize w:val="1"/>
       <w:tblBorders>
-        <w:top w:val="single" w:sz="8" w:space="0" w:color="F79646" w:themeColor="accent6"/>
-        <w:left w:val="single" w:sz="8" w:space="0" w:color="F79646" w:themeColor="accent6"/>
-        <w:bottom w:val="single" w:sz="8" w:space="0" w:color="F79646" w:themeColor="accent6"/>
-        <w:right w:val="single" w:sz="8" w:space="0" w:color="F79646" w:themeColor="accent6"/>
-        <w:insideH w:val="single" w:sz="8" w:space="0" w:color="F79646" w:themeColor="accent6"/>
-        <w:insideV w:val="single" w:sz="8" w:space="0" w:color="F79646" w:themeColor="accent6"/>
+        <w:top w:val="single" w:color="F79646" w:themeColor="accent6" w:sz="8" w:space="0"/>
+        <w:left w:val="single" w:color="F79646" w:themeColor="accent6" w:sz="8" w:space="0"/>
+        <w:bottom w:val="single" w:color="F79646" w:themeColor="accent6" w:sz="8" w:space="0"/>
+        <w:right w:val="single" w:color="F79646" w:themeColor="accent6" w:sz="8" w:space="0"/>
+        <w:insideH w:val="single" w:color="F79646" w:themeColor="accent6" w:sz="8" w:space="0"/>
+        <w:insideV w:val="single" w:color="F79646" w:themeColor="accent6" w:sz="8" w:space="0"/>
       </w:tblBorders>
     </w:tblPr>
     <w:tblStylePr w:type="firstRow">
@@ -7661,19 +8440,19 @@
         <w:spacing w:before="0" w:after="0" w:line="240" w:lineRule="auto"/>
       </w:pPr>
       <w:rPr>
-        <w:rFonts w:asciiTheme="majorHAnsi" w:eastAsiaTheme="majorEastAsia" w:hAnsiTheme="majorHAnsi" w:cstheme="majorBidi"/>
-        <w:b/>
-        <w:bCs/>
-      </w:rPr>
-      <w:tblPr/>
-      <w:tcPr>
-        <w:tcBorders>
-          <w:top w:val="single" w:sz="8" w:space="0" w:color="F79646" w:themeColor="accent6"/>
-          <w:left w:val="single" w:sz="8" w:space="0" w:color="F79646" w:themeColor="accent6"/>
-          <w:bottom w:val="single" w:sz="18" w:space="0" w:color="F79646" w:themeColor="accent6"/>
-          <w:right w:val="single" w:sz="8" w:space="0" w:color="F79646" w:themeColor="accent6"/>
-          <w:insideH w:val="nil"/>
-          <w:insideV w:val="single" w:sz="8" w:space="0" w:color="F79646" w:themeColor="accent6"/>
+        <w:rFonts w:asciiTheme="majorHAnsi" w:hAnsiTheme="majorHAnsi" w:eastAsiaTheme="majorEastAsia" w:cstheme="majorBidi"/>
+        <w:b/>
+        <w:bCs/>
+      </w:rPr>
+      <w:tblPr/>
+      <w:tcPr>
+        <w:tcBorders>
+          <w:top w:val="single" w:color="F79646" w:themeColor="accent6" w:sz="8" w:space="0"/>
+          <w:left w:val="single" w:color="F79646" w:themeColor="accent6" w:sz="8" w:space="0"/>
+          <w:bottom w:val="single" w:color="F79646" w:themeColor="accent6" w:sz="18" w:space="0"/>
+          <w:right w:val="single" w:color="F79646" w:themeColor="accent6" w:sz="8" w:space="0"/>
+          <w:insideH w:val="nil"/>
+          <w:insideV w:val="single" w:color="F79646" w:themeColor="accent6" w:sz="8" w:space="0"/>
         </w:tcBorders>
       </w:tcPr>
     </w:tblStylePr>
@@ -7682,42 +8461,42 @@
         <w:spacing w:before="0" w:after="0" w:line="240" w:lineRule="auto"/>
       </w:pPr>
       <w:rPr>
-        <w:rFonts w:asciiTheme="majorHAnsi" w:eastAsiaTheme="majorEastAsia" w:hAnsiTheme="majorHAnsi" w:cstheme="majorBidi"/>
-        <w:b/>
-        <w:bCs/>
-      </w:rPr>
-      <w:tblPr/>
-      <w:tcPr>
-        <w:tcBorders>
-          <w:top w:val="double" w:sz="6" w:space="0" w:color="F79646" w:themeColor="accent6"/>
-          <w:left w:val="single" w:sz="8" w:space="0" w:color="F79646" w:themeColor="accent6"/>
-          <w:bottom w:val="single" w:sz="8" w:space="0" w:color="F79646" w:themeColor="accent6"/>
-          <w:right w:val="single" w:sz="8" w:space="0" w:color="F79646" w:themeColor="accent6"/>
-          <w:insideH w:val="nil"/>
-          <w:insideV w:val="single" w:sz="8" w:space="0" w:color="F79646" w:themeColor="accent6"/>
+        <w:rFonts w:asciiTheme="majorHAnsi" w:hAnsiTheme="majorHAnsi" w:eastAsiaTheme="majorEastAsia" w:cstheme="majorBidi"/>
+        <w:b/>
+        <w:bCs/>
+      </w:rPr>
+      <w:tblPr/>
+      <w:tcPr>
+        <w:tcBorders>
+          <w:top w:val="double" w:color="F79646" w:themeColor="accent6" w:sz="6" w:space="0"/>
+          <w:left w:val="single" w:color="F79646" w:themeColor="accent6" w:sz="8" w:space="0"/>
+          <w:bottom w:val="single" w:color="F79646" w:themeColor="accent6" w:sz="8" w:space="0"/>
+          <w:right w:val="single" w:color="F79646" w:themeColor="accent6" w:sz="8" w:space="0"/>
+          <w:insideH w:val="nil"/>
+          <w:insideV w:val="single" w:color="F79646" w:themeColor="accent6" w:sz="8" w:space="0"/>
         </w:tcBorders>
       </w:tcPr>
     </w:tblStylePr>
     <w:tblStylePr w:type="firstCol">
       <w:rPr>
-        <w:rFonts w:asciiTheme="majorHAnsi" w:eastAsiaTheme="majorEastAsia" w:hAnsiTheme="majorHAnsi" w:cstheme="majorBidi"/>
+        <w:rFonts w:asciiTheme="majorHAnsi" w:hAnsiTheme="majorHAnsi" w:eastAsiaTheme="majorEastAsia" w:cstheme="majorBidi"/>
         <w:b/>
         <w:bCs/>
       </w:rPr>
     </w:tblStylePr>
     <w:tblStylePr w:type="lastCol">
       <w:rPr>
-        <w:rFonts w:asciiTheme="majorHAnsi" w:eastAsiaTheme="majorEastAsia" w:hAnsiTheme="majorHAnsi" w:cstheme="majorBidi"/>
-        <w:b/>
-        <w:bCs/>
-      </w:rPr>
-      <w:tblPr/>
-      <w:tcPr>
-        <w:tcBorders>
-          <w:top w:val="single" w:sz="8" w:space="0" w:color="F79646" w:themeColor="accent6"/>
-          <w:left w:val="single" w:sz="8" w:space="0" w:color="F79646" w:themeColor="accent6"/>
-          <w:bottom w:val="single" w:sz="8" w:space="0" w:color="F79646" w:themeColor="accent6"/>
-          <w:right w:val="single" w:sz="8" w:space="0" w:color="F79646" w:themeColor="accent6"/>
+        <w:rFonts w:asciiTheme="majorHAnsi" w:hAnsiTheme="majorHAnsi" w:eastAsiaTheme="majorEastAsia" w:cstheme="majorBidi"/>
+        <w:b/>
+        <w:bCs/>
+      </w:rPr>
+      <w:tblPr/>
+      <w:tcPr>
+        <w:tcBorders>
+          <w:top w:val="single" w:color="F79646" w:themeColor="accent6" w:sz="8" w:space="0"/>
+          <w:left w:val="single" w:color="F79646" w:themeColor="accent6" w:sz="8" w:space="0"/>
+          <w:bottom w:val="single" w:color="F79646" w:themeColor="accent6" w:sz="8" w:space="0"/>
+          <w:right w:val="single" w:color="F79646" w:themeColor="accent6" w:sz="8" w:space="0"/>
         </w:tcBorders>
       </w:tcPr>
     </w:tblStylePr>
@@ -7725,10 +8504,10 @@
       <w:tblPr/>
       <w:tcPr>
         <w:tcBorders>
-          <w:top w:val="single" w:sz="8" w:space="0" w:color="F79646" w:themeColor="accent6"/>
-          <w:left w:val="single" w:sz="8" w:space="0" w:color="F79646" w:themeColor="accent6"/>
-          <w:bottom w:val="single" w:sz="8" w:space="0" w:color="F79646" w:themeColor="accent6"/>
-          <w:right w:val="single" w:sz="8" w:space="0" w:color="F79646" w:themeColor="accent6"/>
+          <w:top w:val="single" w:color="F79646" w:themeColor="accent6" w:sz="8" w:space="0"/>
+          <w:left w:val="single" w:color="F79646" w:themeColor="accent6" w:sz="8" w:space="0"/>
+          <w:bottom w:val="single" w:color="F79646" w:themeColor="accent6" w:sz="8" w:space="0"/>
+          <w:right w:val="single" w:color="F79646" w:themeColor="accent6" w:sz="8" w:space="0"/>
         </w:tcBorders>
         <w:shd w:val="clear" w:color="auto" w:fill="FDE4D0" w:themeFill="accent6" w:themeFillTint="3F"/>
       </w:tcPr>
@@ -7737,11 +8516,11 @@
       <w:tblPr/>
       <w:tcPr>
         <w:tcBorders>
-          <w:top w:val="single" w:sz="8" w:space="0" w:color="F79646" w:themeColor="accent6"/>
-          <w:left w:val="single" w:sz="8" w:space="0" w:color="F79646" w:themeColor="accent6"/>
-          <w:bottom w:val="single" w:sz="8" w:space="0" w:color="F79646" w:themeColor="accent6"/>
-          <w:right w:val="single" w:sz="8" w:space="0" w:color="F79646" w:themeColor="accent6"/>
-          <w:insideV w:val="single" w:sz="8" w:space="0" w:color="F79646" w:themeColor="accent6"/>
+          <w:top w:val="single" w:color="F79646" w:themeColor="accent6" w:sz="8" w:space="0"/>
+          <w:left w:val="single" w:color="F79646" w:themeColor="accent6" w:sz="8" w:space="0"/>
+          <w:bottom w:val="single" w:color="F79646" w:themeColor="accent6" w:sz="8" w:space="0"/>
+          <w:right w:val="single" w:color="F79646" w:themeColor="accent6" w:sz="8" w:space="0"/>
+          <w:insideV w:val="single" w:color="F79646" w:themeColor="accent6" w:sz="8" w:space="0"/>
         </w:tcBorders>
         <w:shd w:val="clear" w:color="auto" w:fill="FDE4D0" w:themeFill="accent6" w:themeFillTint="3F"/>
       </w:tcPr>
@@ -7750,11 +8529,11 @@
       <w:tblPr/>
       <w:tcPr>
         <w:tcBorders>
-          <w:top w:val="single" w:sz="8" w:space="0" w:color="F79646" w:themeColor="accent6"/>
-          <w:left w:val="single" w:sz="8" w:space="0" w:color="F79646" w:themeColor="accent6"/>
-          <w:bottom w:val="single" w:sz="8" w:space="0" w:color="F79646" w:themeColor="accent6"/>
-          <w:right w:val="single" w:sz="8" w:space="0" w:color="F79646" w:themeColor="accent6"/>
-          <w:insideV w:val="single" w:sz="8" w:space="0" w:color="F79646" w:themeColor="accent6"/>
+          <w:top w:val="single" w:color="F79646" w:themeColor="accent6" w:sz="8" w:space="0"/>
+          <w:left w:val="single" w:color="F79646" w:themeColor="accent6" w:sz="8" w:space="0"/>
+          <w:bottom w:val="single" w:color="F79646" w:themeColor="accent6" w:sz="8" w:space="0"/>
+          <w:right w:val="single" w:color="F79646" w:themeColor="accent6" w:sz="8" w:space="0"/>
+          <w:insideV w:val="single" w:color="F79646" w:themeColor="accent6" w:sz="8" w:space="0"/>
         </w:tcBorders>
       </w:tcPr>
     </w:tblStylePr>
@@ -7771,11 +8550,11 @@
       <w:tblStyleRowBandSize w:val="1"/>
       <w:tblStyleColBandSize w:val="1"/>
       <w:tblBorders>
-        <w:top w:val="single" w:sz="8" w:space="0" w:color="404040" w:themeColor="text1" w:themeTint="BF"/>
-        <w:left w:val="single" w:sz="8" w:space="0" w:color="404040" w:themeColor="text1" w:themeTint="BF"/>
-        <w:bottom w:val="single" w:sz="8" w:space="0" w:color="404040" w:themeColor="text1" w:themeTint="BF"/>
-        <w:right w:val="single" w:sz="8" w:space="0" w:color="404040" w:themeColor="text1" w:themeTint="BF"/>
-        <w:insideH w:val="single" w:sz="8" w:space="0" w:color="404040" w:themeColor="text1" w:themeTint="BF"/>
+        <w:top w:val="single" w:color="404040" w:themeColor="text1" w:themeTint="BF" w:sz="8" w:space="0"/>
+        <w:left w:val="single" w:color="404040" w:themeColor="text1" w:themeTint="BF" w:sz="8" w:space="0"/>
+        <w:bottom w:val="single" w:color="404040" w:themeColor="text1" w:themeTint="BF" w:sz="8" w:space="0"/>
+        <w:right w:val="single" w:color="404040" w:themeColor="text1" w:themeTint="BF" w:sz="8" w:space="0"/>
+        <w:insideH w:val="single" w:color="404040" w:themeColor="text1" w:themeTint="BF" w:sz="8" w:space="0"/>
       </w:tblBorders>
     </w:tblPr>
     <w:tblStylePr w:type="firstRow">
@@ -7790,10 +8569,10 @@
       <w:tblPr/>
       <w:tcPr>
         <w:tcBorders>
-          <w:top w:val="single" w:sz="8" w:space="0" w:color="404040" w:themeColor="text1" w:themeTint="BF"/>
-          <w:left w:val="single" w:sz="8" w:space="0" w:color="404040" w:themeColor="text1" w:themeTint="BF"/>
-          <w:bottom w:val="single" w:sz="8" w:space="0" w:color="404040" w:themeColor="text1" w:themeTint="BF"/>
-          <w:right w:val="single" w:sz="8" w:space="0" w:color="404040" w:themeColor="text1" w:themeTint="BF"/>
+          <w:top w:val="single" w:color="404040" w:themeColor="text1" w:themeTint="BF" w:sz="8" w:space="0"/>
+          <w:left w:val="single" w:color="404040" w:themeColor="text1" w:themeTint="BF" w:sz="8" w:space="0"/>
+          <w:bottom w:val="single" w:color="404040" w:themeColor="text1" w:themeTint="BF" w:sz="8" w:space="0"/>
+          <w:right w:val="single" w:color="404040" w:themeColor="text1" w:themeTint="BF" w:sz="8" w:space="0"/>
           <w:insideH w:val="nil"/>
           <w:insideV w:val="nil"/>
         </w:tcBorders>
@@ -7811,10 +8590,10 @@
       <w:tblPr/>
       <w:tcPr>
         <w:tcBorders>
-          <w:top w:val="double" w:sz="6" w:space="0" w:color="404040" w:themeColor="text1" w:themeTint="BF"/>
-          <w:left w:val="single" w:sz="8" w:space="0" w:color="404040" w:themeColor="text1" w:themeTint="BF"/>
-          <w:bottom w:val="single" w:sz="8" w:space="0" w:color="404040" w:themeColor="text1" w:themeTint="BF"/>
-          <w:right w:val="single" w:sz="8" w:space="0" w:color="404040" w:themeColor="text1" w:themeTint="BF"/>
+          <w:top w:val="double" w:color="404040" w:themeColor="text1" w:themeTint="BF" w:sz="6" w:space="0"/>
+          <w:left w:val="single" w:color="404040" w:themeColor="text1" w:themeTint="BF" w:sz="8" w:space="0"/>
+          <w:bottom w:val="single" w:color="404040" w:themeColor="text1" w:themeTint="BF" w:sz="8" w:space="0"/>
+          <w:right w:val="single" w:color="404040" w:themeColor="text1" w:themeTint="BF" w:sz="8" w:space="0"/>
           <w:insideH w:val="nil"/>
           <w:insideV w:val="nil"/>
         </w:tcBorders>
@@ -7870,11 +8649,11 @@
       <w:tblStyleRowBandSize w:val="1"/>
       <w:tblStyleColBandSize w:val="1"/>
       <w:tblBorders>
-        <w:top w:val="single" w:sz="8" w:space="0" w:color="7BA0CD" w:themeColor="accent1" w:themeTint="BF"/>
-        <w:left w:val="single" w:sz="8" w:space="0" w:color="7BA0CD" w:themeColor="accent1" w:themeTint="BF"/>
-        <w:bottom w:val="single" w:sz="8" w:space="0" w:color="7BA0CD" w:themeColor="accent1" w:themeTint="BF"/>
-        <w:right w:val="single" w:sz="8" w:space="0" w:color="7BA0CD" w:themeColor="accent1" w:themeTint="BF"/>
-        <w:insideH w:val="single" w:sz="8" w:space="0" w:color="7BA0CD" w:themeColor="accent1" w:themeTint="BF"/>
+        <w:top w:val="single" w:color="7BA0CD" w:themeColor="accent1" w:themeTint="BF" w:sz="8" w:space="0"/>
+        <w:left w:val="single" w:color="7BA0CD" w:themeColor="accent1" w:themeTint="BF" w:sz="8" w:space="0"/>
+        <w:bottom w:val="single" w:color="7BA0CD" w:themeColor="accent1" w:themeTint="BF" w:sz="8" w:space="0"/>
+        <w:right w:val="single" w:color="7BA0CD" w:themeColor="accent1" w:themeTint="BF" w:sz="8" w:space="0"/>
+        <w:insideH w:val="single" w:color="7BA0CD" w:themeColor="accent1" w:themeTint="BF" w:sz="8" w:space="0"/>
       </w:tblBorders>
     </w:tblPr>
     <w:tblStylePr w:type="firstRow">
@@ -7889,10 +8668,10 @@
       <w:tblPr/>
       <w:tcPr>
         <w:tcBorders>
-          <w:top w:val="single" w:sz="8" w:space="0" w:color="7BA0CD" w:themeColor="accent1" w:themeTint="BF"/>
-          <w:left w:val="single" w:sz="8" w:space="0" w:color="7BA0CD" w:themeColor="accent1" w:themeTint="BF"/>
-          <w:bottom w:val="single" w:sz="8" w:space="0" w:color="7BA0CD" w:themeColor="accent1" w:themeTint="BF"/>
-          <w:right w:val="single" w:sz="8" w:space="0" w:color="7BA0CD" w:themeColor="accent1" w:themeTint="BF"/>
+          <w:top w:val="single" w:color="7BA0CD" w:themeColor="accent1" w:themeTint="BF" w:sz="8" w:space="0"/>
+          <w:left w:val="single" w:color="7BA0CD" w:themeColor="accent1" w:themeTint="BF" w:sz="8" w:space="0"/>
+          <w:bottom w:val="single" w:color="7BA0CD" w:themeColor="accent1" w:themeTint="BF" w:sz="8" w:space="0"/>
+          <w:right w:val="single" w:color="7BA0CD" w:themeColor="accent1" w:themeTint="BF" w:sz="8" w:space="0"/>
           <w:insideH w:val="nil"/>
           <w:insideV w:val="nil"/>
         </w:tcBorders>
@@ -7910,10 +8689,10 @@
       <w:tblPr/>
       <w:tcPr>
         <w:tcBorders>
-          <w:top w:val="double" w:sz="6" w:space="0" w:color="7BA0CD" w:themeColor="accent1" w:themeTint="BF"/>
-          <w:left w:val="single" w:sz="8" w:space="0" w:color="7BA0CD" w:themeColor="accent1" w:themeTint="BF"/>
-          <w:bottom w:val="single" w:sz="8" w:space="0" w:color="7BA0CD" w:themeColor="accent1" w:themeTint="BF"/>
-          <w:right w:val="single" w:sz="8" w:space="0" w:color="7BA0CD" w:themeColor="accent1" w:themeTint="BF"/>
+          <w:top w:val="double" w:color="7BA0CD" w:themeColor="accent1" w:themeTint="BF" w:sz="6" w:space="0"/>
+          <w:left w:val="single" w:color="7BA0CD" w:themeColor="accent1" w:themeTint="BF" w:sz="8" w:space="0"/>
+          <w:bottom w:val="single" w:color="7BA0CD" w:themeColor="accent1" w:themeTint="BF" w:sz="8" w:space="0"/>
+          <w:right w:val="single" w:color="7BA0CD" w:themeColor="accent1" w:themeTint="BF" w:sz="8" w:space="0"/>
           <w:insideH w:val="nil"/>
           <w:insideV w:val="nil"/>
         </w:tcBorders>
@@ -7969,11 +8748,11 @@
       <w:tblStyleRowBandSize w:val="1"/>
       <w:tblStyleColBandSize w:val="1"/>
       <w:tblBorders>
-        <w:top w:val="single" w:sz="8" w:space="0" w:color="CF7B79" w:themeColor="accent2" w:themeTint="BF"/>
-        <w:left w:val="single" w:sz="8" w:space="0" w:color="CF7B79" w:themeColor="accent2" w:themeTint="BF"/>
-        <w:bottom w:val="single" w:sz="8" w:space="0" w:color="CF7B79" w:themeColor="accent2" w:themeTint="BF"/>
-        <w:right w:val="single" w:sz="8" w:space="0" w:color="CF7B79" w:themeColor="accent2" w:themeTint="BF"/>
-        <w:insideH w:val="single" w:sz="8" w:space="0" w:color="CF7B79" w:themeColor="accent2" w:themeTint="BF"/>
+        <w:top w:val="single" w:color="CF7B79" w:themeColor="accent2" w:themeTint="BF" w:sz="8" w:space="0"/>
+        <w:left w:val="single" w:color="CF7B79" w:themeColor="accent2" w:themeTint="BF" w:sz="8" w:space="0"/>
+        <w:bottom w:val="single" w:color="CF7B79" w:themeColor="accent2" w:themeTint="BF" w:sz="8" w:space="0"/>
+        <w:right w:val="single" w:color="CF7B79" w:themeColor="accent2" w:themeTint="BF" w:sz="8" w:space="0"/>
+        <w:insideH w:val="single" w:color="CF7B79" w:themeColor="accent2" w:themeTint="BF" w:sz="8" w:space="0"/>
       </w:tblBorders>
     </w:tblPr>
     <w:tblStylePr w:type="firstRow">
@@ -7988,10 +8767,10 @@
       <w:tblPr/>
       <w:tcPr>
         <w:tcBorders>
-          <w:top w:val="single" w:sz="8" w:space="0" w:color="CF7B79" w:themeColor="accent2" w:themeTint="BF"/>
-          <w:left w:val="single" w:sz="8" w:space="0" w:color="CF7B79" w:themeColor="accent2" w:themeTint="BF"/>
-          <w:bottom w:val="single" w:sz="8" w:space="0" w:color="CF7B79" w:themeColor="accent2" w:themeTint="BF"/>
-          <w:right w:val="single" w:sz="8" w:space="0" w:color="CF7B79" w:themeColor="accent2" w:themeTint="BF"/>
+          <w:top w:val="single" w:color="CF7B79" w:themeColor="accent2" w:themeTint="BF" w:sz="8" w:space="0"/>
+          <w:left w:val="single" w:color="CF7B79" w:themeColor="accent2" w:themeTint="BF" w:sz="8" w:space="0"/>
+          <w:bottom w:val="single" w:color="CF7B79" w:themeColor="accent2" w:themeTint="BF" w:sz="8" w:space="0"/>
+          <w:right w:val="single" w:color="CF7B79" w:themeColor="accent2" w:themeTint="BF" w:sz="8" w:space="0"/>
           <w:insideH w:val="nil"/>
           <w:insideV w:val="nil"/>
         </w:tcBorders>
@@ -8009,10 +8788,10 @@
       <w:tblPr/>
       <w:tcPr>
         <w:tcBorders>
-          <w:top w:val="double" w:sz="6" w:space="0" w:color="CF7B79" w:themeColor="accent2" w:themeTint="BF"/>
-          <w:left w:val="single" w:sz="8" w:space="0" w:color="CF7B79" w:themeColor="accent2" w:themeTint="BF"/>
-          <w:bottom w:val="single" w:sz="8" w:space="0" w:color="CF7B79" w:themeColor="accent2" w:themeTint="BF"/>
-          <w:right w:val="single" w:sz="8" w:space="0" w:color="CF7B79" w:themeColor="accent2" w:themeTint="BF"/>
+          <w:top w:val="double" w:color="CF7B79" w:themeColor="accent2" w:themeTint="BF" w:sz="6" w:space="0"/>
+          <w:left w:val="single" w:color="CF7B79" w:themeColor="accent2" w:themeTint="BF" w:sz="8" w:space="0"/>
+          <w:bottom w:val="single" w:color="CF7B79" w:themeColor="accent2" w:themeTint="BF" w:sz="8" w:space="0"/>
+          <w:right w:val="single" w:color="CF7B79" w:themeColor="accent2" w:themeTint="BF" w:sz="8" w:space="0"/>
           <w:insideH w:val="nil"/>
           <w:insideV w:val="nil"/>
         </w:tcBorders>
@@ -8068,11 +8847,11 @@
       <w:tblStyleRowBandSize w:val="1"/>
       <w:tblStyleColBandSize w:val="1"/>
       <w:tblBorders>
-        <w:top w:val="single" w:sz="8" w:space="0" w:color="B3CC82" w:themeColor="accent3" w:themeTint="BF"/>
-        <w:left w:val="single" w:sz="8" w:space="0" w:color="B3CC82" w:themeColor="accent3" w:themeTint="BF"/>
-        <w:bottom w:val="single" w:sz="8" w:space="0" w:color="B3CC82" w:themeColor="accent3" w:themeTint="BF"/>
-        <w:right w:val="single" w:sz="8" w:space="0" w:color="B3CC82" w:themeColor="accent3" w:themeTint="BF"/>
-        <w:insideH w:val="single" w:sz="8" w:space="0" w:color="B3CC82" w:themeColor="accent3" w:themeTint="BF"/>
+        <w:top w:val="single" w:color="B3CC82" w:themeColor="accent3" w:themeTint="BF" w:sz="8" w:space="0"/>
+        <w:left w:val="single" w:color="B3CC82" w:themeColor="accent3" w:themeTint="BF" w:sz="8" w:space="0"/>
+        <w:bottom w:val="single" w:color="B3CC82" w:themeColor="accent3" w:themeTint="BF" w:sz="8" w:space="0"/>
+        <w:right w:val="single" w:color="B3CC82" w:themeColor="accent3" w:themeTint="BF" w:sz="8" w:space="0"/>
+        <w:insideH w:val="single" w:color="B3CC82" w:themeColor="accent3" w:themeTint="BF" w:sz="8" w:space="0"/>
       </w:tblBorders>
     </w:tblPr>
     <w:tblStylePr w:type="firstRow">
@@ -8087,10 +8866,10 @@
       <w:tblPr/>
       <w:tcPr>
         <w:tcBorders>
-          <w:top w:val="single" w:sz="8" w:space="0" w:color="B3CC82" w:themeColor="accent3" w:themeTint="BF"/>
-          <w:left w:val="single" w:sz="8" w:space="0" w:color="B3CC82" w:themeColor="accent3" w:themeTint="BF"/>
-          <w:bottom w:val="single" w:sz="8" w:space="0" w:color="B3CC82" w:themeColor="accent3" w:themeTint="BF"/>
-          <w:right w:val="single" w:sz="8" w:space="0" w:color="B3CC82" w:themeColor="accent3" w:themeTint="BF"/>
+          <w:top w:val="single" w:color="B3CC82" w:themeColor="accent3" w:themeTint="BF" w:sz="8" w:space="0"/>
+          <w:left w:val="single" w:color="B3CC82" w:themeColor="accent3" w:themeTint="BF" w:sz="8" w:space="0"/>
+          <w:bottom w:val="single" w:color="B3CC82" w:themeColor="accent3" w:themeTint="BF" w:sz="8" w:space="0"/>
+          <w:right w:val="single" w:color="B3CC82" w:themeColor="accent3" w:themeTint="BF" w:sz="8" w:space="0"/>
           <w:insideH w:val="nil"/>
           <w:insideV w:val="nil"/>
         </w:tcBorders>
@@ -8108,10 +8887,10 @@
       <w:tblPr/>
       <w:tcPr>
         <w:tcBorders>
-          <w:top w:val="double" w:sz="6" w:space="0" w:color="B3CC82" w:themeColor="accent3" w:themeTint="BF"/>
-          <w:left w:val="single" w:sz="8" w:space="0" w:color="B3CC82" w:themeColor="accent3" w:themeTint="BF"/>
-          <w:bottom w:val="single" w:sz="8" w:space="0" w:color="B3CC82" w:themeColor="accent3" w:themeTint="BF"/>
-          <w:right w:val="single" w:sz="8" w:space="0" w:color="B3CC82" w:themeColor="accent3" w:themeTint="BF"/>
+          <w:top w:val="double" w:color="B3CC82" w:themeColor="accent3" w:themeTint="BF" w:sz="6" w:space="0"/>
+          <w:left w:val="single" w:color="B3CC82" w:themeColor="accent3" w:themeTint="BF" w:sz="8" w:space="0"/>
+          <w:bottom w:val="single" w:color="B3CC82" w:themeColor="accent3" w:themeTint="BF" w:sz="8" w:space="0"/>
+          <w:right w:val="single" w:color="B3CC82" w:themeColor="accent3" w:themeTint="BF" w:sz="8" w:space="0"/>
           <w:insideH w:val="nil"/>
           <w:insideV w:val="nil"/>
         </w:tcBorders>
@@ -8167,11 +8946,11 @@
       <w:tblStyleRowBandSize w:val="1"/>
       <w:tblStyleColBandSize w:val="1"/>
       <w:tblBorders>
-        <w:top w:val="single" w:sz="8" w:space="0" w:color="9F8AB9" w:themeColor="accent4" w:themeTint="BF"/>
-        <w:left w:val="single" w:sz="8" w:space="0" w:color="9F8AB9" w:themeColor="accent4" w:themeTint="BF"/>
-        <w:bottom w:val="single" w:sz="8" w:space="0" w:color="9F8AB9" w:themeColor="accent4" w:themeTint="BF"/>
-        <w:right w:val="single" w:sz="8" w:space="0" w:color="9F8AB9" w:themeColor="accent4" w:themeTint="BF"/>
-        <w:insideH w:val="single" w:sz="8" w:space="0" w:color="9F8AB9" w:themeColor="accent4" w:themeTint="BF"/>
+        <w:top w:val="single" w:color="9F8AB9" w:themeColor="accent4" w:themeTint="BF" w:sz="8" w:space="0"/>
+        <w:left w:val="single" w:color="9F8AB9" w:themeColor="accent4" w:themeTint="BF" w:sz="8" w:space="0"/>
+        <w:bottom w:val="single" w:color="9F8AB9" w:themeColor="accent4" w:themeTint="BF" w:sz="8" w:space="0"/>
+        <w:right w:val="single" w:color="9F8AB9" w:themeColor="accent4" w:themeTint="BF" w:sz="8" w:space="0"/>
+        <w:insideH w:val="single" w:color="9F8AB9" w:themeColor="accent4" w:themeTint="BF" w:sz="8" w:space="0"/>
       </w:tblBorders>
     </w:tblPr>
     <w:tblStylePr w:type="firstRow">
@@ -8186,10 +8965,10 @@
       <w:tblPr/>
       <w:tcPr>
         <w:tcBorders>
-          <w:top w:val="single" w:sz="8" w:space="0" w:color="9F8AB9" w:themeColor="accent4" w:themeTint="BF"/>
-          <w:left w:val="single" w:sz="8" w:space="0" w:color="9F8AB9" w:themeColor="accent4" w:themeTint="BF"/>
-          <w:bottom w:val="single" w:sz="8" w:space="0" w:color="9F8AB9" w:themeColor="accent4" w:themeTint="BF"/>
-          <w:right w:val="single" w:sz="8" w:space="0" w:color="9F8AB9" w:themeColor="accent4" w:themeTint="BF"/>
+          <w:top w:val="single" w:color="9F8AB9" w:themeColor="accent4" w:themeTint="BF" w:sz="8" w:space="0"/>
+          <w:left w:val="single" w:color="9F8AB9" w:themeColor="accent4" w:themeTint="BF" w:sz="8" w:space="0"/>
+          <w:bottom w:val="single" w:color="9F8AB9" w:themeColor="accent4" w:themeTint="BF" w:sz="8" w:space="0"/>
+          <w:right w:val="single" w:color="9F8AB9" w:themeColor="accent4" w:themeTint="BF" w:sz="8" w:space="0"/>
           <w:insideH w:val="nil"/>
           <w:insideV w:val="nil"/>
         </w:tcBorders>
@@ -8207,10 +8986,10 @@
       <w:tblPr/>
       <w:tcPr>
         <w:tcBorders>
-          <w:top w:val="double" w:sz="6" w:space="0" w:color="9F8AB9" w:themeColor="accent4" w:themeTint="BF"/>
-          <w:left w:val="single" w:sz="8" w:space="0" w:color="9F8AB9" w:themeColor="accent4" w:themeTint="BF"/>
-          <w:bottom w:val="single" w:sz="8" w:space="0" w:color="9F8AB9" w:themeColor="accent4" w:themeTint="BF"/>
-          <w:right w:val="single" w:sz="8" w:space="0" w:color="9F8AB9" w:themeColor="accent4" w:themeTint="BF"/>
+          <w:top w:val="double" w:color="9F8AB9" w:themeColor="accent4" w:themeTint="BF" w:sz="6" w:space="0"/>
+          <w:left w:val="single" w:color="9F8AB9" w:themeColor="accent4" w:themeTint="BF" w:sz="8" w:space="0"/>
+          <w:bottom w:val="single" w:color="9F8AB9" w:themeColor="accent4" w:themeTint="BF" w:sz="8" w:space="0"/>
+          <w:right w:val="single" w:color="9F8AB9" w:themeColor="accent4" w:themeTint="BF" w:sz="8" w:space="0"/>
           <w:insideH w:val="nil"/>
           <w:insideV w:val="nil"/>
         </w:tcBorders>
@@ -8266,11 +9045,11 @@
       <w:tblStyleRowBandSize w:val="1"/>
       <w:tblStyleColBandSize w:val="1"/>
       <w:tblBorders>
-        <w:top w:val="single" w:sz="8" w:space="0" w:color="78C0D4" w:themeColor="accent5" w:themeTint="BF"/>
-        <w:left w:val="single" w:sz="8" w:space="0" w:color="78C0D4" w:themeColor="accent5" w:themeTint="BF"/>
-        <w:bottom w:val="single" w:sz="8" w:space="0" w:color="78C0D4" w:themeColor="accent5" w:themeTint="BF"/>
-        <w:right w:val="single" w:sz="8" w:space="0" w:color="78C0D4" w:themeColor="accent5" w:themeTint="BF"/>
-        <w:insideH w:val="single" w:sz="8" w:space="0" w:color="78C0D4" w:themeColor="accent5" w:themeTint="BF"/>
+        <w:top w:val="single" w:color="78C0D4" w:themeColor="accent5" w:themeTint="BF" w:sz="8" w:space="0"/>
+        <w:left w:val="single" w:color="78C0D4" w:themeColor="accent5" w:themeTint="BF" w:sz="8" w:space="0"/>
+        <w:bottom w:val="single" w:color="78C0D4" w:themeColor="accent5" w:themeTint="BF" w:sz="8" w:space="0"/>
+        <w:right w:val="single" w:color="78C0D4" w:themeColor="accent5" w:themeTint="BF" w:sz="8" w:space="0"/>
+        <w:insideH w:val="single" w:color="78C0D4" w:themeColor="accent5" w:themeTint="BF" w:sz="8" w:space="0"/>
       </w:tblBorders>
     </w:tblPr>
     <w:tblStylePr w:type="firstRow">
@@ -8285,10 +9064,10 @@
       <w:tblPr/>
       <w:tcPr>
         <w:tcBorders>
-          <w:top w:val="single" w:sz="8" w:space="0" w:color="78C0D4" w:themeColor="accent5" w:themeTint="BF"/>
-          <w:left w:val="single" w:sz="8" w:space="0" w:color="78C0D4" w:themeColor="accent5" w:themeTint="BF"/>
-          <w:bottom w:val="single" w:sz="8" w:space="0" w:color="78C0D4" w:themeColor="accent5" w:themeTint="BF"/>
-          <w:right w:val="single" w:sz="8" w:space="0" w:color="78C0D4" w:themeColor="accent5" w:themeTint="BF"/>
+          <w:top w:val="single" w:color="78C0D4" w:themeColor="accent5" w:themeTint="BF" w:sz="8" w:space="0"/>
+          <w:left w:val="single" w:color="78C0D4" w:themeColor="accent5" w:themeTint="BF" w:sz="8" w:space="0"/>
+          <w:bottom w:val="single" w:color="78C0D4" w:themeColor="accent5" w:themeTint="BF" w:sz="8" w:space="0"/>
+          <w:right w:val="single" w:color="78C0D4" w:themeColor="accent5" w:themeTint="BF" w:sz="8" w:space="0"/>
           <w:insideH w:val="nil"/>
           <w:insideV w:val="nil"/>
         </w:tcBorders>
@@ -8306,10 +9085,10 @@
       <w:tblPr/>
       <w:tcPr>
         <w:tcBorders>
-          <w:top w:val="double" w:sz="6" w:space="0" w:color="78C0D4" w:themeColor="accent5" w:themeTint="BF"/>
-          <w:left w:val="single" w:sz="8" w:space="0" w:color="78C0D4" w:themeColor="accent5" w:themeTint="BF"/>
-          <w:bottom w:val="single" w:sz="8" w:space="0" w:color="78C0D4" w:themeColor="accent5" w:themeTint="BF"/>
-          <w:right w:val="single" w:sz="8" w:space="0" w:color="78C0D4" w:themeColor="accent5" w:themeTint="BF"/>
+          <w:top w:val="double" w:color="78C0D4" w:themeColor="accent5" w:themeTint="BF" w:sz="6" w:space="0"/>
+          <w:left w:val="single" w:color="78C0D4" w:themeColor="accent5" w:themeTint="BF" w:sz="8" w:space="0"/>
+          <w:bottom w:val="single" w:color="78C0D4" w:themeColor="accent5" w:themeTint="BF" w:sz="8" w:space="0"/>
+          <w:right w:val="single" w:color="78C0D4" w:themeColor="accent5" w:themeTint="BF" w:sz="8" w:space="0"/>
           <w:insideH w:val="nil"/>
           <w:insideV w:val="nil"/>
         </w:tcBorders>
@@ -8365,11 +9144,11 @@
       <w:tblStyleRowBandSize w:val="1"/>
       <w:tblStyleColBandSize w:val="1"/>
       <w:tblBorders>
-        <w:top w:val="single" w:sz="8" w:space="0" w:color="F9B074" w:themeColor="accent6" w:themeTint="BF"/>
-        <w:left w:val="single" w:sz="8" w:space="0" w:color="F9B074" w:themeColor="accent6" w:themeTint="BF"/>
-        <w:bottom w:val="single" w:sz="8" w:space="0" w:color="F9B074" w:themeColor="accent6" w:themeTint="BF"/>
-        <w:right w:val="single" w:sz="8" w:space="0" w:color="F9B074" w:themeColor="accent6" w:themeTint="BF"/>
-        <w:insideH w:val="single" w:sz="8" w:space="0" w:color="F9B074" w:themeColor="accent6" w:themeTint="BF"/>
+        <w:top w:val="single" w:color="F9B074" w:themeColor="accent6" w:themeTint="BF" w:sz="8" w:space="0"/>
+        <w:left w:val="single" w:color="F9B074" w:themeColor="accent6" w:themeTint="BF" w:sz="8" w:space="0"/>
+        <w:bottom w:val="single" w:color="F9B074" w:themeColor="accent6" w:themeTint="BF" w:sz="8" w:space="0"/>
+        <w:right w:val="single" w:color="F9B074" w:themeColor="accent6" w:themeTint="BF" w:sz="8" w:space="0"/>
+        <w:insideH w:val="single" w:color="F9B074" w:themeColor="accent6" w:themeTint="BF" w:sz="8" w:space="0"/>
       </w:tblBorders>
     </w:tblPr>
     <w:tblStylePr w:type="firstRow">
@@ -8384,10 +9163,10 @@
       <w:tblPr/>
       <w:tcPr>
         <w:tcBorders>
-          <w:top w:val="single" w:sz="8" w:space="0" w:color="F9B074" w:themeColor="accent6" w:themeTint="BF"/>
-          <w:left w:val="single" w:sz="8" w:space="0" w:color="F9B074" w:themeColor="accent6" w:themeTint="BF"/>
-          <w:bottom w:val="single" w:sz="8" w:space="0" w:color="F9B074" w:themeColor="accent6" w:themeTint="BF"/>
-          <w:right w:val="single" w:sz="8" w:space="0" w:color="F9B074" w:themeColor="accent6" w:themeTint="BF"/>
+          <w:top w:val="single" w:color="F9B074" w:themeColor="accent6" w:themeTint="BF" w:sz="8" w:space="0"/>
+          <w:left w:val="single" w:color="F9B074" w:themeColor="accent6" w:themeTint="BF" w:sz="8" w:space="0"/>
+          <w:bottom w:val="single" w:color="F9B074" w:themeColor="accent6" w:themeTint="BF" w:sz="8" w:space="0"/>
+          <w:right w:val="single" w:color="F9B074" w:themeColor="accent6" w:themeTint="BF" w:sz="8" w:space="0"/>
           <w:insideH w:val="nil"/>
           <w:insideV w:val="nil"/>
         </w:tcBorders>
@@ -8405,10 +9184,10 @@
       <w:tblPr/>
       <w:tcPr>
         <w:tcBorders>
-          <w:top w:val="double" w:sz="6" w:space="0" w:color="F9B074" w:themeColor="accent6" w:themeTint="BF"/>
-          <w:left w:val="single" w:sz="8" w:space="0" w:color="F9B074" w:themeColor="accent6" w:themeTint="BF"/>
-          <w:bottom w:val="single" w:sz="8" w:space="0" w:color="F9B074" w:themeColor="accent6" w:themeTint="BF"/>
-          <w:right w:val="single" w:sz="8" w:space="0" w:color="F9B074" w:themeColor="accent6" w:themeTint="BF"/>
+          <w:top w:val="double" w:color="F9B074" w:themeColor="accent6" w:themeTint="BF" w:sz="6" w:space="0"/>
+          <w:left w:val="single" w:color="F9B074" w:themeColor="accent6" w:themeTint="BF" w:sz="8" w:space="0"/>
+          <w:bottom w:val="single" w:color="F9B074" w:themeColor="accent6" w:themeTint="BF" w:sz="8" w:space="0"/>
+          <w:right w:val="single" w:color="F9B074" w:themeColor="accent6" w:themeTint="BF" w:sz="8" w:space="0"/>
           <w:insideH w:val="nil"/>
           <w:insideV w:val="nil"/>
         </w:tcBorders>
@@ -8464,8 +9243,8 @@
       <w:tblStyleRowBandSize w:val="1"/>
       <w:tblStyleColBandSize w:val="1"/>
       <w:tblBorders>
-        <w:top w:val="single" w:sz="18" w:space="0" w:color="auto"/>
-        <w:bottom w:val="single" w:sz="18" w:space="0" w:color="auto"/>
+        <w:top w:val="single" w:color="auto" w:sz="18" w:space="0"/>
+        <w:bottom w:val="single" w:color="auto" w:sz="18" w:space="0"/>
       </w:tblBorders>
     </w:tblPr>
     <w:tblStylePr w:type="firstRow">
@@ -8480,9 +9259,9 @@
       <w:tblPr/>
       <w:tcPr>
         <w:tcBorders>
-          <w:top w:val="single" w:sz="18" w:space="0" w:color="auto"/>
-          <w:left w:val="nil"/>
-          <w:bottom w:val="single" w:sz="18" w:space="0" w:color="auto"/>
+          <w:top w:val="single" w:color="auto" w:sz="18" w:space="0"/>
+          <w:left w:val="nil"/>
+          <w:bottom w:val="single" w:color="auto" w:sz="18" w:space="0"/>
           <w:right w:val="nil"/>
           <w:insideH w:val="nil"/>
           <w:insideV w:val="nil"/>
@@ -8500,9 +9279,9 @@
       <w:tblPr/>
       <w:tcPr>
         <w:tcBorders>
-          <w:top w:val="double" w:sz="6" w:space="0" w:color="auto"/>
-          <w:left w:val="nil"/>
-          <w:bottom w:val="single" w:sz="18" w:space="0" w:color="auto"/>
+          <w:top w:val="double" w:color="auto" w:sz="6" w:space="0"/>
+          <w:left w:val="nil"/>
+          <w:bottom w:val="single" w:color="auto" w:sz="18" w:space="0"/>
           <w:right w:val="nil"/>
           <w:insideH w:val="nil"/>
           <w:insideV w:val="nil"/>
@@ -8521,7 +9300,7 @@
         <w:tcBorders>
           <w:top w:val="nil"/>
           <w:left w:val="nil"/>
-          <w:bottom w:val="single" w:sz="18" w:space="0" w:color="auto"/>
+          <w:bottom w:val="single" w:color="auto" w:sz="18" w:space="0"/>
           <w:right w:val="nil"/>
           <w:insideH w:val="nil"/>
           <w:insideV w:val="nil"/>
@@ -8568,9 +9347,9 @@
       <w:tblPr/>
       <w:tcPr>
         <w:tcBorders>
-          <w:top w:val="single" w:sz="18" w:space="0" w:color="auto"/>
-          <w:left w:val="nil"/>
-          <w:bottom w:val="single" w:sz="18" w:space="0" w:color="auto"/>
+          <w:top w:val="single" w:color="auto" w:sz="18" w:space="0"/>
+          <w:left w:val="nil"/>
+          <w:bottom w:val="single" w:color="auto" w:sz="18" w:space="0"/>
           <w:right w:val="nil"/>
           <w:insideH w:val="nil"/>
           <w:insideV w:val="nil"/>
@@ -8584,9 +9363,9 @@
       <w:tblPr/>
       <w:tcPr>
         <w:tcBorders>
-          <w:top w:val="single" w:sz="18" w:space="0" w:color="auto"/>
-          <w:left w:val="nil"/>
-          <w:bottom w:val="single" w:sz="18" w:space="0" w:color="auto"/>
+          <w:top w:val="single" w:color="auto" w:sz="18" w:space="0"/>
+          <w:left w:val="nil"/>
+          <w:bottom w:val="single" w:color="auto" w:sz="18" w:space="0"/>
           <w:right w:val="nil"/>
           <w:insideH w:val="nil"/>
           <w:insideV w:val="nil"/>
@@ -8606,8 +9385,8 @@
       <w:tblStyleRowBandSize w:val="1"/>
       <w:tblStyleColBandSize w:val="1"/>
       <w:tblBorders>
-        <w:top w:val="single" w:sz="18" w:space="0" w:color="auto"/>
-        <w:bottom w:val="single" w:sz="18" w:space="0" w:color="auto"/>
+        <w:top w:val="single" w:color="auto" w:sz="18" w:space="0"/>
+        <w:bottom w:val="single" w:color="auto" w:sz="18" w:space="0"/>
       </w:tblBorders>
     </w:tblPr>
     <w:tblStylePr w:type="firstRow">
@@ -8622,9 +9401,9 @@
       <w:tblPr/>
       <w:tcPr>
         <w:tcBorders>
-          <w:top w:val="single" w:sz="18" w:space="0" w:color="auto"/>
-          <w:left w:val="nil"/>
-          <w:bottom w:val="single" w:sz="18" w:space="0" w:color="auto"/>
+          <w:top w:val="single" w:color="auto" w:sz="18" w:space="0"/>
+          <w:left w:val="nil"/>
+          <w:bottom w:val="single" w:color="auto" w:sz="18" w:space="0"/>
           <w:right w:val="nil"/>
           <w:insideH w:val="nil"/>
           <w:insideV w:val="nil"/>
@@ -8642,9 +9421,9 @@
       <w:tblPr/>
       <w:tcPr>
         <w:tcBorders>
-          <w:top w:val="double" w:sz="6" w:space="0" w:color="auto"/>
-          <w:left w:val="nil"/>
-          <w:bottom w:val="single" w:sz="18" w:space="0" w:color="auto"/>
+          <w:top w:val="double" w:color="auto" w:sz="6" w:space="0"/>
+          <w:left w:val="nil"/>
+          <w:bottom w:val="single" w:color="auto" w:sz="18" w:space="0"/>
           <w:right w:val="nil"/>
           <w:insideH w:val="nil"/>
           <w:insideV w:val="nil"/>
@@ -8663,7 +9442,7 @@
         <w:tcBorders>
           <w:top w:val="nil"/>
           <w:left w:val="nil"/>
-          <w:bottom w:val="single" w:sz="18" w:space="0" w:color="auto"/>
+          <w:bottom w:val="single" w:color="auto" w:sz="18" w:space="0"/>
           <w:right w:val="nil"/>
           <w:insideH w:val="nil"/>
           <w:insideV w:val="nil"/>
@@ -8710,9 +9489,9 @@
       <w:tblPr/>
       <w:tcPr>
         <w:tcBorders>
-          <w:top w:val="single" w:sz="18" w:space="0" w:color="auto"/>
-          <w:left w:val="nil"/>
-          <w:bottom w:val="single" w:sz="18" w:space="0" w:color="auto"/>
+          <w:top w:val="single" w:color="auto" w:sz="18" w:space="0"/>
+          <w:left w:val="nil"/>
+          <w:bottom w:val="single" w:color="auto" w:sz="18" w:space="0"/>
           <w:right w:val="nil"/>
           <w:insideH w:val="nil"/>
           <w:insideV w:val="nil"/>
@@ -8726,9 +9505,9 @@
       <w:tblPr/>
       <w:tcPr>
         <w:tcBorders>
-          <w:top w:val="single" w:sz="18" w:space="0" w:color="auto"/>
-          <w:left w:val="nil"/>
-          <w:bottom w:val="single" w:sz="18" w:space="0" w:color="auto"/>
+          <w:top w:val="single" w:color="auto" w:sz="18" w:space="0"/>
+          <w:left w:val="nil"/>
+          <w:bottom w:val="single" w:color="auto" w:sz="18" w:space="0"/>
           <w:right w:val="nil"/>
           <w:insideH w:val="nil"/>
           <w:insideV w:val="nil"/>
@@ -8748,8 +9527,8 @@
       <w:tblStyleRowBandSize w:val="1"/>
       <w:tblStyleColBandSize w:val="1"/>
       <w:tblBorders>
-        <w:top w:val="single" w:sz="18" w:space="0" w:color="auto"/>
-        <w:bottom w:val="single" w:sz="18" w:space="0" w:color="auto"/>
+        <w:top w:val="single" w:color="auto" w:sz="18" w:space="0"/>
+        <w:bottom w:val="single" w:color="auto" w:sz="18" w:space="0"/>
       </w:tblBorders>
     </w:tblPr>
     <w:tblStylePr w:type="firstRow">
@@ -8764,9 +9543,9 @@
       <w:tblPr/>
       <w:tcPr>
         <w:tcBorders>
-          <w:top w:val="single" w:sz="18" w:space="0" w:color="auto"/>
-          <w:left w:val="nil"/>
-          <w:bottom w:val="single" w:sz="18" w:space="0" w:color="auto"/>
+          <w:top w:val="single" w:color="auto" w:sz="18" w:space="0"/>
+          <w:left w:val="nil"/>
+          <w:bottom w:val="single" w:color="auto" w:sz="18" w:space="0"/>
           <w:right w:val="nil"/>
           <w:insideH w:val="nil"/>
           <w:insideV w:val="nil"/>
@@ -8784,9 +9563,9 @@
       <w:tblPr/>
       <w:tcPr>
         <w:tcBorders>
-          <w:top w:val="double" w:sz="6" w:space="0" w:color="auto"/>
-          <w:left w:val="nil"/>
-          <w:bottom w:val="single" w:sz="18" w:space="0" w:color="auto"/>
+          <w:top w:val="double" w:color="auto" w:sz="6" w:space="0"/>
+          <w:left w:val="nil"/>
+          <w:bottom w:val="single" w:color="auto" w:sz="18" w:space="0"/>
           <w:right w:val="nil"/>
           <w:insideH w:val="nil"/>
           <w:insideV w:val="nil"/>
@@ -8805,7 +9584,7 @@
         <w:tcBorders>
           <w:top w:val="nil"/>
           <w:left w:val="nil"/>
-          <w:bottom w:val="single" w:sz="18" w:space="0" w:color="auto"/>
+          <w:bottom w:val="single" w:color="auto" w:sz="18" w:space="0"/>
           <w:right w:val="nil"/>
           <w:insideH w:val="nil"/>
           <w:insideV w:val="nil"/>
@@ -8852,9 +9631,9 @@
       <w:tblPr/>
       <w:tcPr>
         <w:tcBorders>
-          <w:top w:val="single" w:sz="18" w:space="0" w:color="auto"/>
-          <w:left w:val="nil"/>
-          <w:bottom w:val="single" w:sz="18" w:space="0" w:color="auto"/>
+          <w:top w:val="single" w:color="auto" w:sz="18" w:space="0"/>
+          <w:left w:val="nil"/>
+          <w:bottom w:val="single" w:color="auto" w:sz="18" w:space="0"/>
           <w:right w:val="nil"/>
           <w:insideH w:val="nil"/>
           <w:insideV w:val="nil"/>
@@ -8868,9 +9647,9 @@
       <w:tblPr/>
       <w:tcPr>
         <w:tcBorders>
-          <w:top w:val="single" w:sz="18" w:space="0" w:color="auto"/>
-          <w:left w:val="nil"/>
-          <w:bottom w:val="single" w:sz="18" w:space="0" w:color="auto"/>
+          <w:top w:val="single" w:color="auto" w:sz="18" w:space="0"/>
+          <w:left w:val="nil"/>
+          <w:bottom w:val="single" w:color="auto" w:sz="18" w:space="0"/>
           <w:right w:val="nil"/>
           <w:insideH w:val="nil"/>
           <w:insideV w:val="nil"/>
@@ -8890,8 +9669,8 @@
       <w:tblStyleRowBandSize w:val="1"/>
       <w:tblStyleColBandSize w:val="1"/>
       <w:tblBorders>
-        <w:top w:val="single" w:sz="18" w:space="0" w:color="auto"/>
-        <w:bottom w:val="single" w:sz="18" w:space="0" w:color="auto"/>
+        <w:top w:val="single" w:color="auto" w:sz="18" w:space="0"/>
+        <w:bottom w:val="single" w:color="auto" w:sz="18" w:space="0"/>
       </w:tblBorders>
     </w:tblPr>
     <w:tblStylePr w:type="firstRow">
@@ -8906,9 +9685,9 @@
       <w:tblPr/>
       <w:tcPr>
         <w:tcBorders>
-          <w:top w:val="single" w:sz="18" w:space="0" w:color="auto"/>
-          <w:left w:val="nil"/>
-          <w:bottom w:val="single" w:sz="18" w:space="0" w:color="auto"/>
+          <w:top w:val="single" w:color="auto" w:sz="18" w:space="0"/>
+          <w:left w:val="nil"/>
+          <w:bottom w:val="single" w:color="auto" w:sz="18" w:space="0"/>
           <w:right w:val="nil"/>
           <w:insideH w:val="nil"/>
           <w:insideV w:val="nil"/>
@@ -8926,9 +9705,9 @@
       <w:tblPr/>
       <w:tcPr>
         <w:tcBorders>
-          <w:top w:val="double" w:sz="6" w:space="0" w:color="auto"/>
-          <w:left w:val="nil"/>
-          <w:bottom w:val="single" w:sz="18" w:space="0" w:color="auto"/>
+          <w:top w:val="double" w:color="auto" w:sz="6" w:space="0"/>
+          <w:left w:val="nil"/>
+          <w:bottom w:val="single" w:color="auto" w:sz="18" w:space="0"/>
           <w:right w:val="nil"/>
           <w:insideH w:val="nil"/>
           <w:insideV w:val="nil"/>
@@ -8947,7 +9726,7 @@
         <w:tcBorders>
           <w:top w:val="nil"/>
           <w:left w:val="nil"/>
-          <w:bottom w:val="single" w:sz="18" w:space="0" w:color="auto"/>
+          <w:bottom w:val="single" w:color="auto" w:sz="18" w:space="0"/>
           <w:right w:val="nil"/>
           <w:insideH w:val="nil"/>
           <w:insideV w:val="nil"/>
@@ -8994,9 +9773,9 @@
       <w:tblPr/>
       <w:tcPr>
         <w:tcBorders>
-          <w:top w:val="single" w:sz="18" w:space="0" w:color="auto"/>
-          <w:left w:val="nil"/>
-          <w:bottom w:val="single" w:sz="18" w:space="0" w:color="auto"/>
+          <w:top w:val="single" w:color="auto" w:sz="18" w:space="0"/>
+          <w:left w:val="nil"/>
+          <w:bottom w:val="single" w:color="auto" w:sz="18" w:space="0"/>
           <w:right w:val="nil"/>
           <w:insideH w:val="nil"/>
           <w:insideV w:val="nil"/>
@@ -9010,9 +9789,9 @@
       <w:tblPr/>
       <w:tcPr>
         <w:tcBorders>
-          <w:top w:val="single" w:sz="18" w:space="0" w:color="auto"/>
-          <w:left w:val="nil"/>
-          <w:bottom w:val="single" w:sz="18" w:space="0" w:color="auto"/>
+          <w:top w:val="single" w:color="auto" w:sz="18" w:space="0"/>
+          <w:left w:val="nil"/>
+          <w:bottom w:val="single" w:color="auto" w:sz="18" w:space="0"/>
           <w:right w:val="nil"/>
           <w:insideH w:val="nil"/>
           <w:insideV w:val="nil"/>
@@ -9032,8 +9811,8 @@
       <w:tblStyleRowBandSize w:val="1"/>
       <w:tblStyleColBandSize w:val="1"/>
       <w:tblBorders>
-        <w:top w:val="single" w:sz="18" w:space="0" w:color="auto"/>
-        <w:bottom w:val="single" w:sz="18" w:space="0" w:color="auto"/>
+        <w:top w:val="single" w:color="auto" w:sz="18" w:space="0"/>
+        <w:bottom w:val="single" w:color="auto" w:sz="18" w:space="0"/>
       </w:tblBorders>
     </w:tblPr>
     <w:tblStylePr w:type="firstRow">
@@ -9048,9 +9827,9 @@
       <w:tblPr/>
       <w:tcPr>
         <w:tcBorders>
-          <w:top w:val="single" w:sz="18" w:space="0" w:color="auto"/>
-          <w:left w:val="nil"/>
-          <w:bottom w:val="single" w:sz="18" w:space="0" w:color="auto"/>
+          <w:top w:val="single" w:color="auto" w:sz="18" w:space="0"/>
+          <w:left w:val="nil"/>
+          <w:bottom w:val="single" w:color="auto" w:sz="18" w:space="0"/>
           <w:right w:val="nil"/>
           <w:insideH w:val="nil"/>
           <w:insideV w:val="nil"/>
@@ -9068,9 +9847,9 @@
       <w:tblPr/>
       <w:tcPr>
         <w:tcBorders>
-          <w:top w:val="double" w:sz="6" w:space="0" w:color="auto"/>
-          <w:left w:val="nil"/>
-          <w:bottom w:val="single" w:sz="18" w:space="0" w:color="auto"/>
+          <w:top w:val="double" w:color="auto" w:sz="6" w:space="0"/>
+          <w:left w:val="nil"/>
+          <w:bottom w:val="single" w:color="auto" w:sz="18" w:space="0"/>
           <w:right w:val="nil"/>
           <w:insideH w:val="nil"/>
           <w:insideV w:val="nil"/>
@@ -9089,7 +9868,7 @@
         <w:tcBorders>
           <w:top w:val="nil"/>
           <w:left w:val="nil"/>
-          <w:bottom w:val="single" w:sz="18" w:space="0" w:color="auto"/>
+          <w:bottom w:val="single" w:color="auto" w:sz="18" w:space="0"/>
           <w:right w:val="nil"/>
           <w:insideH w:val="nil"/>
           <w:insideV w:val="nil"/>
@@ -9136,9 +9915,9 @@
       <w:tblPr/>
       <w:tcPr>
         <w:tcBorders>
-          <w:top w:val="single" w:sz="18" w:space="0" w:color="auto"/>
-          <w:left w:val="nil"/>
-          <w:bottom w:val="single" w:sz="18" w:space="0" w:color="auto"/>
+          <w:top w:val="single" w:color="auto" w:sz="18" w:space="0"/>
+          <w:left w:val="nil"/>
+          <w:bottom w:val="single" w:color="auto" w:sz="18" w:space="0"/>
           <w:right w:val="nil"/>
           <w:insideH w:val="nil"/>
           <w:insideV w:val="nil"/>
@@ -9152,9 +9931,9 @@
       <w:tblPr/>
       <w:tcPr>
         <w:tcBorders>
-          <w:top w:val="single" w:sz="18" w:space="0" w:color="auto"/>
-          <w:left w:val="nil"/>
-          <w:bottom w:val="single" w:sz="18" w:space="0" w:color="auto"/>
+          <w:top w:val="single" w:color="auto" w:sz="18" w:space="0"/>
+          <w:left w:val="nil"/>
+          <w:bottom w:val="single" w:color="auto" w:sz="18" w:space="0"/>
           <w:right w:val="nil"/>
           <w:insideH w:val="nil"/>
           <w:insideV w:val="nil"/>
@@ -9174,8 +9953,8 @@
       <w:tblStyleRowBandSize w:val="1"/>
       <w:tblStyleColBandSize w:val="1"/>
       <w:tblBorders>
-        <w:top w:val="single" w:sz="18" w:space="0" w:color="auto"/>
-        <w:bottom w:val="single" w:sz="18" w:space="0" w:color="auto"/>
+        <w:top w:val="single" w:color="auto" w:sz="18" w:space="0"/>
+        <w:bottom w:val="single" w:color="auto" w:sz="18" w:space="0"/>
       </w:tblBorders>
     </w:tblPr>
     <w:tblStylePr w:type="firstRow">
@@ -9190,9 +9969,9 @@
       <w:tblPr/>
       <w:tcPr>
         <w:tcBorders>
-          <w:top w:val="single" w:sz="18" w:space="0" w:color="auto"/>
-          <w:left w:val="nil"/>
-          <w:bottom w:val="single" w:sz="18" w:space="0" w:color="auto"/>
+          <w:top w:val="single" w:color="auto" w:sz="18" w:space="0"/>
+          <w:left w:val="nil"/>
+          <w:bottom w:val="single" w:color="auto" w:sz="18" w:space="0"/>
           <w:right w:val="nil"/>
           <w:insideH w:val="nil"/>
           <w:insideV w:val="nil"/>
@@ -9210,9 +9989,9 @@
       <w:tblPr/>
       <w:tcPr>
         <w:tcBorders>
-          <w:top w:val="double" w:sz="6" w:space="0" w:color="auto"/>
-          <w:left w:val="nil"/>
-          <w:bottom w:val="single" w:sz="18" w:space="0" w:color="auto"/>
+          <w:top w:val="double" w:color="auto" w:sz="6" w:space="0"/>
+          <w:left w:val="nil"/>
+          <w:bottom w:val="single" w:color="auto" w:sz="18" w:space="0"/>
           <w:right w:val="nil"/>
           <w:insideH w:val="nil"/>
           <w:insideV w:val="nil"/>
@@ -9231,7 +10010,7 @@
         <w:tcBorders>
           <w:top w:val="nil"/>
           <w:left w:val="nil"/>
-          <w:bottom w:val="single" w:sz="18" w:space="0" w:color="auto"/>
+          <w:bottom w:val="single" w:color="auto" w:sz="18" w:space="0"/>
           <w:right w:val="nil"/>
           <w:insideH w:val="nil"/>
           <w:insideV w:val="nil"/>
@@ -9278,9 +10057,9 @@
       <w:tblPr/>
       <w:tcPr>
         <w:tcBorders>
-          <w:top w:val="single" w:sz="18" w:space="0" w:color="auto"/>
-          <w:left w:val="nil"/>
-          <w:bottom w:val="single" w:sz="18" w:space="0" w:color="auto"/>
+          <w:top w:val="single" w:color="auto" w:sz="18" w:space="0"/>
+          <w:left w:val="nil"/>
+          <w:bottom w:val="single" w:color="auto" w:sz="18" w:space="0"/>
           <w:right w:val="nil"/>
           <w:insideH w:val="nil"/>
           <w:insideV w:val="nil"/>
@@ -9294,9 +10073,9 @@
       <w:tblPr/>
       <w:tcPr>
         <w:tcBorders>
-          <w:top w:val="single" w:sz="18" w:space="0" w:color="auto"/>
-          <w:left w:val="nil"/>
-          <w:bottom w:val="single" w:sz="18" w:space="0" w:color="auto"/>
+          <w:top w:val="single" w:color="auto" w:sz="18" w:space="0"/>
+          <w:left w:val="nil"/>
+          <w:bottom w:val="single" w:color="auto" w:sz="18" w:space="0"/>
           <w:right w:val="nil"/>
           <w:insideH w:val="nil"/>
           <w:insideV w:val="nil"/>
@@ -9316,8 +10095,8 @@
       <w:tblStyleRowBandSize w:val="1"/>
       <w:tblStyleColBandSize w:val="1"/>
       <w:tblBorders>
-        <w:top w:val="single" w:sz="18" w:space="0" w:color="auto"/>
-        <w:bottom w:val="single" w:sz="18" w:space="0" w:color="auto"/>
+        <w:top w:val="single" w:color="auto" w:sz="18" w:space="0"/>
+        <w:bottom w:val="single" w:color="auto" w:sz="18" w:space="0"/>
       </w:tblBorders>
     </w:tblPr>
     <w:tblStylePr w:type="firstRow">
@@ -9332,9 +10111,9 @@
       <w:tblPr/>
       <w:tcPr>
         <w:tcBorders>
-          <w:top w:val="single" w:sz="18" w:space="0" w:color="auto"/>
-          <w:left w:val="nil"/>
-          <w:bottom w:val="single" w:sz="18" w:space="0" w:color="auto"/>
+          <w:top w:val="single" w:color="auto" w:sz="18" w:space="0"/>
+          <w:left w:val="nil"/>
+          <w:bottom w:val="single" w:color="auto" w:sz="18" w:space="0"/>
           <w:right w:val="nil"/>
           <w:insideH w:val="nil"/>
           <w:insideV w:val="nil"/>
@@ -9352,9 +10131,9 @@
       <w:tblPr/>
       <w:tcPr>
         <w:tcBorders>
-          <w:top w:val="double" w:sz="6" w:space="0" w:color="auto"/>
-          <w:left w:val="nil"/>
-          <w:bottom w:val="single" w:sz="18" w:space="0" w:color="auto"/>
+          <w:top w:val="double" w:color="auto" w:sz="6" w:space="0"/>
+          <w:left w:val="nil"/>
+          <w:bottom w:val="single" w:color="auto" w:sz="18" w:space="0"/>
           <w:right w:val="nil"/>
           <w:insideH w:val="nil"/>
           <w:insideV w:val="nil"/>
@@ -9373,7 +10152,7 @@
         <w:tcBorders>
           <w:top w:val="nil"/>
           <w:left w:val="nil"/>
-          <w:bottom w:val="single" w:sz="18" w:space="0" w:color="auto"/>
+          <w:bottom w:val="single" w:color="auto" w:sz="18" w:space="0"/>
           <w:right w:val="nil"/>
           <w:insideH w:val="nil"/>
           <w:insideV w:val="nil"/>
@@ -9420,9 +10199,9 @@
       <w:tblPr/>
       <w:tcPr>
         <w:tcBorders>
-          <w:top w:val="single" w:sz="18" w:space="0" w:color="auto"/>
-          <w:left w:val="nil"/>
-          <w:bottom w:val="single" w:sz="18" w:space="0" w:color="auto"/>
+          <w:top w:val="single" w:color="auto" w:sz="18" w:space="0"/>
+          <w:left w:val="nil"/>
+          <w:bottom w:val="single" w:color="auto" w:sz="18" w:space="0"/>
           <w:right w:val="nil"/>
           <w:insideH w:val="nil"/>
           <w:insideV w:val="nil"/>
@@ -9436,9 +10215,9 @@
       <w:tblPr/>
       <w:tcPr>
         <w:tcBorders>
-          <w:top w:val="single" w:sz="18" w:space="0" w:color="auto"/>
-          <w:left w:val="nil"/>
-          <w:bottom w:val="single" w:sz="18" w:space="0" w:color="auto"/>
+          <w:top w:val="single" w:color="auto" w:sz="18" w:space="0"/>
+          <w:left w:val="nil"/>
+          <w:bottom w:val="single" w:color="auto" w:sz="18" w:space="0"/>
           <w:right w:val="nil"/>
           <w:insideH w:val="nil"/>
           <w:insideV w:val="nil"/>
@@ -9461,19 +10240,19 @@
       <w:tblStyleRowBandSize w:val="1"/>
       <w:tblStyleColBandSize w:val="1"/>
       <w:tblBorders>
-        <w:top w:val="single" w:sz="8" w:space="0" w:color="000000" w:themeColor="text1"/>
-        <w:bottom w:val="single" w:sz="8" w:space="0" w:color="000000" w:themeColor="text1"/>
+        <w:top w:val="single" w:color="000000" w:themeColor="text1" w:sz="8" w:space="0"/>
+        <w:bottom w:val="single" w:color="000000" w:themeColor="text1" w:sz="8" w:space="0"/>
       </w:tblBorders>
     </w:tblPr>
     <w:tblStylePr w:type="firstRow">
       <w:rPr>
-        <w:rFonts w:asciiTheme="majorHAnsi" w:eastAsiaTheme="majorEastAsia" w:hAnsiTheme="majorHAnsi" w:cstheme="majorBidi"/>
+        <w:rFonts w:asciiTheme="majorHAnsi" w:hAnsiTheme="majorHAnsi" w:eastAsiaTheme="majorEastAsia" w:cstheme="majorBidi"/>
       </w:rPr>
       <w:tblPr/>
       <w:tcPr>
         <w:tcBorders>
           <w:top w:val="nil"/>
-          <w:bottom w:val="single" w:sz="8" w:space="0" w:color="000000" w:themeColor="text1"/>
+          <w:bottom w:val="single" w:color="000000" w:themeColor="text1" w:sz="8" w:space="0"/>
         </w:tcBorders>
       </w:tcPr>
     </w:tblStylePr>
@@ -9486,8 +10265,8 @@
       <w:tblPr/>
       <w:tcPr>
         <w:tcBorders>
-          <w:top w:val="single" w:sz="8" w:space="0" w:color="000000" w:themeColor="text1"/>
-          <w:bottom w:val="single" w:sz="8" w:space="0" w:color="000000" w:themeColor="text1"/>
+          <w:top w:val="single" w:color="000000" w:themeColor="text1" w:sz="8" w:space="0"/>
+          <w:bottom w:val="single" w:color="000000" w:themeColor="text1" w:sz="8" w:space="0"/>
         </w:tcBorders>
       </w:tcPr>
     </w:tblStylePr>
@@ -9505,8 +10284,8 @@
       <w:tblPr/>
       <w:tcPr>
         <w:tcBorders>
-          <w:top w:val="single" w:sz="8" w:space="0" w:color="000000" w:themeColor="text1"/>
-          <w:bottom w:val="single" w:sz="8" w:space="0" w:color="000000" w:themeColor="text1"/>
+          <w:top w:val="single" w:color="000000" w:themeColor="text1" w:sz="8" w:space="0"/>
+          <w:bottom w:val="single" w:color="000000" w:themeColor="text1" w:sz="8" w:space="0"/>
         </w:tcBorders>
       </w:tcPr>
     </w:tblStylePr>
@@ -9538,19 +10317,19 @@
       <w:tblStyleRowBandSize w:val="1"/>
       <w:tblStyleColBandSize w:val="1"/>
       <w:tblBorders>
-        <w:top w:val="single" w:sz="8" w:space="0" w:color="4F81BD" w:themeColor="accent1"/>
-        <w:bottom w:val="single" w:sz="8" w:space="0" w:color="4F81BD" w:themeColor="accent1"/>
+        <w:top w:val="single" w:color="4F81BD" w:themeColor="accent1" w:sz="8" w:space="0"/>
+        <w:bottom w:val="single" w:color="4F81BD" w:themeColor="accent1" w:sz="8" w:space="0"/>
       </w:tblBorders>
     </w:tblPr>
     <w:tblStylePr w:type="firstRow">
       <w:rPr>
-        <w:rFonts w:asciiTheme="majorHAnsi" w:eastAsiaTheme="majorEastAsia" w:hAnsiTheme="majorHAnsi" w:cstheme="majorBidi"/>
+        <w:rFonts w:asciiTheme="majorHAnsi" w:hAnsiTheme="majorHAnsi" w:eastAsiaTheme="majorEastAsia" w:cstheme="majorBidi"/>
       </w:rPr>
       <w:tblPr/>
       <w:tcPr>
         <w:tcBorders>
           <w:top w:val="nil"/>
-          <w:bottom w:val="single" w:sz="8" w:space="0" w:color="4F81BD" w:themeColor="accent1"/>
+          <w:bottom w:val="single" w:color="4F81BD" w:themeColor="accent1" w:sz="8" w:space="0"/>
         </w:tcBorders>
       </w:tcPr>
     </w:tblStylePr>
@@ -9563,8 +10342,8 @@
       <w:tblPr/>
       <w:tcPr>
         <w:tcBorders>
-          <w:top w:val="single" w:sz="8" w:space="0" w:color="4F81BD" w:themeColor="accent1"/>
-          <w:bottom w:val="single" w:sz="8" w:space="0" w:color="4F81BD" w:themeColor="accent1"/>
+          <w:top w:val="single" w:color="4F81BD" w:themeColor="accent1" w:sz="8" w:space="0"/>
+          <w:bottom w:val="single" w:color="4F81BD" w:themeColor="accent1" w:sz="8" w:space="0"/>
         </w:tcBorders>
       </w:tcPr>
     </w:tblStylePr>
@@ -9582,8 +10361,8 @@
       <w:tblPr/>
       <w:tcPr>
         <w:tcBorders>
-          <w:top w:val="single" w:sz="8" w:space="0" w:color="4F81BD" w:themeColor="accent1"/>
-          <w:bottom w:val="single" w:sz="8" w:space="0" w:color="4F81BD" w:themeColor="accent1"/>
+          <w:top w:val="single" w:color="4F81BD" w:themeColor="accent1" w:sz="8" w:space="0"/>
+          <w:bottom w:val="single" w:color="4F81BD" w:themeColor="accent1" w:sz="8" w:space="0"/>
         </w:tcBorders>
       </w:tcPr>
     </w:tblStylePr>
@@ -9615,19 +10394,19 @@
       <w:tblStyleRowBandSize w:val="1"/>
       <w:tblStyleColBandSize w:val="1"/>
       <w:tblBorders>
-        <w:top w:val="single" w:sz="8" w:space="0" w:color="C0504D" w:themeColor="accent2"/>
-        <w:bottom w:val="single" w:sz="8" w:space="0" w:color="C0504D" w:themeColor="accent2"/>
+        <w:top w:val="single" w:color="C0504D" w:themeColor="accent2" w:sz="8" w:space="0"/>
+        <w:bottom w:val="single" w:color="C0504D" w:themeColor="accent2" w:sz="8" w:space="0"/>
       </w:tblBorders>
     </w:tblPr>
     <w:tblStylePr w:type="firstRow">
       <w:rPr>
-        <w:rFonts w:asciiTheme="majorHAnsi" w:eastAsiaTheme="majorEastAsia" w:hAnsiTheme="majorHAnsi" w:cstheme="majorBidi"/>
+        <w:rFonts w:asciiTheme="majorHAnsi" w:hAnsiTheme="majorHAnsi" w:eastAsiaTheme="majorEastAsia" w:cstheme="majorBidi"/>
       </w:rPr>
       <w:tblPr/>
       <w:tcPr>
         <w:tcBorders>
           <w:top w:val="nil"/>
-          <w:bottom w:val="single" w:sz="8" w:space="0" w:color="C0504D" w:themeColor="accent2"/>
+          <w:bottom w:val="single" w:color="C0504D" w:themeColor="accent2" w:sz="8" w:space="0"/>
         </w:tcBorders>
       </w:tcPr>
     </w:tblStylePr>
@@ -9640,8 +10419,8 @@
       <w:tblPr/>
       <w:tcPr>
         <w:tcBorders>
-          <w:top w:val="single" w:sz="8" w:space="0" w:color="C0504D" w:themeColor="accent2"/>
-          <w:bottom w:val="single" w:sz="8" w:space="0" w:color="C0504D" w:themeColor="accent2"/>
+          <w:top w:val="single" w:color="C0504D" w:themeColor="accent2" w:sz="8" w:space="0"/>
+          <w:bottom w:val="single" w:color="C0504D" w:themeColor="accent2" w:sz="8" w:space="0"/>
         </w:tcBorders>
       </w:tcPr>
     </w:tblStylePr>
@@ -9659,8 +10438,8 @@
       <w:tblPr/>
       <w:tcPr>
         <w:tcBorders>
-          <w:top w:val="single" w:sz="8" w:space="0" w:color="C0504D" w:themeColor="accent2"/>
-          <w:bottom w:val="single" w:sz="8" w:space="0" w:color="C0504D" w:themeColor="accent2"/>
+          <w:top w:val="single" w:color="C0504D" w:themeColor="accent2" w:sz="8" w:space="0"/>
+          <w:bottom w:val="single" w:color="C0504D" w:themeColor="accent2" w:sz="8" w:space="0"/>
         </w:tcBorders>
       </w:tcPr>
     </w:tblStylePr>
@@ -9692,19 +10471,19 @@
       <w:tblStyleRowBandSize w:val="1"/>
       <w:tblStyleColBandSize w:val="1"/>
       <w:tblBorders>
-        <w:top w:val="single" w:sz="8" w:space="0" w:color="9BBB59" w:themeColor="accent3"/>
-        <w:bottom w:val="single" w:sz="8" w:space="0" w:color="9BBB59" w:themeColor="accent3"/>
+        <w:top w:val="single" w:color="9BBB59" w:themeColor="accent3" w:sz="8" w:space="0"/>
+        <w:bottom w:val="single" w:color="9BBB59" w:themeColor="accent3" w:sz="8" w:space="0"/>
       </w:tblBorders>
     </w:tblPr>
     <w:tblStylePr w:type="firstRow">
       <w:rPr>
-        <w:rFonts w:asciiTheme="majorHAnsi" w:eastAsiaTheme="majorEastAsia" w:hAnsiTheme="majorHAnsi" w:cstheme="majorBidi"/>
+        <w:rFonts w:asciiTheme="majorHAnsi" w:hAnsiTheme="majorHAnsi" w:eastAsiaTheme="majorEastAsia" w:cstheme="majorBidi"/>
       </w:rPr>
       <w:tblPr/>
       <w:tcPr>
         <w:tcBorders>
           <w:top w:val="nil"/>
-          <w:bottom w:val="single" w:sz="8" w:space="0" w:color="9BBB59" w:themeColor="accent3"/>
+          <w:bottom w:val="single" w:color="9BBB59" w:themeColor="accent3" w:sz="8" w:space="0"/>
         </w:tcBorders>
       </w:tcPr>
     </w:tblStylePr>
@@ -9717,8 +10496,8 @@
       <w:tblPr/>
       <w:tcPr>
         <w:tcBorders>
-          <w:top w:val="single" w:sz="8" w:space="0" w:color="9BBB59" w:themeColor="accent3"/>
-          <w:bottom w:val="single" w:sz="8" w:space="0" w:color="9BBB59" w:themeColor="accent3"/>
+          <w:top w:val="single" w:color="9BBB59" w:themeColor="accent3" w:sz="8" w:space="0"/>
+          <w:bottom w:val="single" w:color="9BBB59" w:themeColor="accent3" w:sz="8" w:space="0"/>
         </w:tcBorders>
       </w:tcPr>
     </w:tblStylePr>
@@ -9736,8 +10515,8 @@
       <w:tblPr/>
       <w:tcPr>
         <w:tcBorders>
-          <w:top w:val="single" w:sz="8" w:space="0" w:color="9BBB59" w:themeColor="accent3"/>
-          <w:bottom w:val="single" w:sz="8" w:space="0" w:color="9BBB59" w:themeColor="accent3"/>
+          <w:top w:val="single" w:color="9BBB59" w:themeColor="accent3" w:sz="8" w:space="0"/>
+          <w:bottom w:val="single" w:color="9BBB59" w:themeColor="accent3" w:sz="8" w:space="0"/>
         </w:tcBorders>
       </w:tcPr>
     </w:tblStylePr>
@@ -9769,19 +10548,19 @@
       <w:tblStyleRowBandSize w:val="1"/>
       <w:tblStyleColBandSize w:val="1"/>
       <w:tblBorders>
-        <w:top w:val="single" w:sz="8" w:space="0" w:color="8064A2" w:themeColor="accent4"/>
-        <w:bottom w:val="single" w:sz="8" w:space="0" w:color="8064A2" w:themeColor="accent4"/>
+        <w:top w:val="single" w:color="8064A2" w:themeColor="accent4" w:sz="8" w:space="0"/>
+        <w:bottom w:val="single" w:color="8064A2" w:themeColor="accent4" w:sz="8" w:space="0"/>
       </w:tblBorders>
     </w:tblPr>
     <w:tblStylePr w:type="firstRow">
       <w:rPr>
-        <w:rFonts w:asciiTheme="majorHAnsi" w:eastAsiaTheme="majorEastAsia" w:hAnsiTheme="majorHAnsi" w:cstheme="majorBidi"/>
+        <w:rFonts w:asciiTheme="majorHAnsi" w:hAnsiTheme="majorHAnsi" w:eastAsiaTheme="majorEastAsia" w:cstheme="majorBidi"/>
       </w:rPr>
       <w:tblPr/>
       <w:tcPr>
         <w:tcBorders>
           <w:top w:val="nil"/>
-          <w:bottom w:val="single" w:sz="8" w:space="0" w:color="8064A2" w:themeColor="accent4"/>
+          <w:bottom w:val="single" w:color="8064A2" w:themeColor="accent4" w:sz="8" w:space="0"/>
         </w:tcBorders>
       </w:tcPr>
     </w:tblStylePr>
@@ -9794,8 +10573,8 @@
       <w:tblPr/>
       <w:tcPr>
         <w:tcBorders>
-          <w:top w:val="single" w:sz="8" w:space="0" w:color="8064A2" w:themeColor="accent4"/>
-          <w:bottom w:val="single" w:sz="8" w:space="0" w:color="8064A2" w:themeColor="accent4"/>
+          <w:top w:val="single" w:color="8064A2" w:themeColor="accent4" w:sz="8" w:space="0"/>
+          <w:bottom w:val="single" w:color="8064A2" w:themeColor="accent4" w:sz="8" w:space="0"/>
         </w:tcBorders>
       </w:tcPr>
     </w:tblStylePr>
@@ -9813,8 +10592,8 @@
       <w:tblPr/>
       <w:tcPr>
         <w:tcBorders>
-          <w:top w:val="single" w:sz="8" w:space="0" w:color="8064A2" w:themeColor="accent4"/>
-          <w:bottom w:val="single" w:sz="8" w:space="0" w:color="8064A2" w:themeColor="accent4"/>
+          <w:top w:val="single" w:color="8064A2" w:themeColor="accent4" w:sz="8" w:space="0"/>
+          <w:bottom w:val="single" w:color="8064A2" w:themeColor="accent4" w:sz="8" w:space="0"/>
         </w:tcBorders>
       </w:tcPr>
     </w:tblStylePr>
@@ -9846,19 +10625,19 @@
       <w:tblStyleRowBandSize w:val="1"/>
       <w:tblStyleColBandSize w:val="1"/>
       <w:tblBorders>
-        <w:top w:val="single" w:sz="8" w:space="0" w:color="4BACC6" w:themeColor="accent5"/>
-        <w:bottom w:val="single" w:sz="8" w:space="0" w:color="4BACC6" w:themeColor="accent5"/>
+        <w:top w:val="single" w:color="4BACC6" w:themeColor="accent5" w:sz="8" w:space="0"/>
+        <w:bottom w:val="single" w:color="4BACC6" w:themeColor="accent5" w:sz="8" w:space="0"/>
       </w:tblBorders>
     </w:tblPr>
     <w:tblStylePr w:type="firstRow">
       <w:rPr>
-        <w:rFonts w:asciiTheme="majorHAnsi" w:eastAsiaTheme="majorEastAsia" w:hAnsiTheme="majorHAnsi" w:cstheme="majorBidi"/>
+        <w:rFonts w:asciiTheme="majorHAnsi" w:hAnsiTheme="majorHAnsi" w:eastAsiaTheme="majorEastAsia" w:cstheme="majorBidi"/>
       </w:rPr>
       <w:tblPr/>
       <w:tcPr>
         <w:tcBorders>
           <w:top w:val="nil"/>
-          <w:bottom w:val="single" w:sz="8" w:space="0" w:color="4BACC6" w:themeColor="accent5"/>
+          <w:bottom w:val="single" w:color="4BACC6" w:themeColor="accent5" w:sz="8" w:space="0"/>
         </w:tcBorders>
       </w:tcPr>
     </w:tblStylePr>
@@ -9871,8 +10650,8 @@
       <w:tblPr/>
       <w:tcPr>
         <w:tcBorders>
-          <w:top w:val="single" w:sz="8" w:space="0" w:color="4BACC6" w:themeColor="accent5"/>
-          <w:bottom w:val="single" w:sz="8" w:space="0" w:color="4BACC6" w:themeColor="accent5"/>
+          <w:top w:val="single" w:color="4BACC6" w:themeColor="accent5" w:sz="8" w:space="0"/>
+          <w:bottom w:val="single" w:color="4BACC6" w:themeColor="accent5" w:sz="8" w:space="0"/>
         </w:tcBorders>
       </w:tcPr>
     </w:tblStylePr>
@@ -9890,8 +10669,8 @@
       <w:tblPr/>
       <w:tcPr>
         <w:tcBorders>
-          <w:top w:val="single" w:sz="8" w:space="0" w:color="4BACC6" w:themeColor="accent5"/>
-          <w:bottom w:val="single" w:sz="8" w:space="0" w:color="4BACC6" w:themeColor="accent5"/>
+          <w:top w:val="single" w:color="4BACC6" w:themeColor="accent5" w:sz="8" w:space="0"/>
+          <w:bottom w:val="single" w:color="4BACC6" w:themeColor="accent5" w:sz="8" w:space="0"/>
         </w:tcBorders>
       </w:tcPr>
     </w:tblStylePr>
@@ -9923,19 +10702,19 @@
       <w:tblStyleRowBandSize w:val="1"/>
       <w:tblStyleColBandSize w:val="1"/>
       <w:tblBorders>
-        <w:top w:val="single" w:sz="8" w:space="0" w:color="F79646" w:themeColor="accent6"/>
-        <w:bottom w:val="single" w:sz="8" w:space="0" w:color="F79646" w:themeColor="accent6"/>
+        <w:top w:val="single" w:color="F79646" w:themeColor="accent6" w:sz="8" w:space="0"/>
+        <w:bottom w:val="single" w:color="F79646" w:themeColor="accent6" w:sz="8" w:space="0"/>
       </w:tblBorders>
     </w:tblPr>
     <w:tblStylePr w:type="firstRow">
       <w:rPr>
-        <w:rFonts w:asciiTheme="majorHAnsi" w:eastAsiaTheme="majorEastAsia" w:hAnsiTheme="majorHAnsi" w:cstheme="majorBidi"/>
+        <w:rFonts w:asciiTheme="majorHAnsi" w:hAnsiTheme="majorHAnsi" w:eastAsiaTheme="majorEastAsia" w:cstheme="majorBidi"/>
       </w:rPr>
       <w:tblPr/>
       <w:tcPr>
         <w:tcBorders>
           <w:top w:val="nil"/>
-          <w:bottom w:val="single" w:sz="8" w:space="0" w:color="F79646" w:themeColor="accent6"/>
+          <w:bottom w:val="single" w:color="F79646" w:themeColor="accent6" w:sz="8" w:space="0"/>
         </w:tcBorders>
       </w:tcPr>
     </w:tblStylePr>
@@ -9948,8 +10727,8 @@
       <w:tblPr/>
       <w:tcPr>
         <w:tcBorders>
-          <w:top w:val="single" w:sz="8" w:space="0" w:color="F79646" w:themeColor="accent6"/>
-          <w:bottom w:val="single" w:sz="8" w:space="0" w:color="F79646" w:themeColor="accent6"/>
+          <w:top w:val="single" w:color="F79646" w:themeColor="accent6" w:sz="8" w:space="0"/>
+          <w:bottom w:val="single" w:color="F79646" w:themeColor="accent6" w:sz="8" w:space="0"/>
         </w:tcBorders>
       </w:tcPr>
     </w:tblStylePr>
@@ -9967,8 +10746,8 @@
       <w:tblPr/>
       <w:tcPr>
         <w:tcBorders>
-          <w:top w:val="single" w:sz="8" w:space="0" w:color="F79646" w:themeColor="accent6"/>
-          <w:bottom w:val="single" w:sz="8" w:space="0" w:color="F79646" w:themeColor="accent6"/>
+          <w:top w:val="single" w:color="F79646" w:themeColor="accent6" w:sz="8" w:space="0"/>
+          <w:bottom w:val="single" w:color="F79646" w:themeColor="accent6" w:sz="8" w:space="0"/>
         </w:tcBorders>
       </w:tcPr>
     </w:tblStylePr>
@@ -9994,17 +10773,17 @@
       <w:spacing w:after="0" w:line="240" w:lineRule="auto"/>
     </w:pPr>
     <w:rPr>
-      <w:rFonts w:asciiTheme="majorHAnsi" w:eastAsiaTheme="majorEastAsia" w:hAnsiTheme="majorHAnsi" w:cstheme="majorBidi"/>
+      <w:rFonts w:asciiTheme="majorHAnsi" w:hAnsiTheme="majorHAnsi" w:eastAsiaTheme="majorEastAsia" w:cstheme="majorBidi"/>
       <w:color w:val="000000" w:themeColor="text1"/>
     </w:rPr>
     <w:tblPr>
       <w:tblStyleRowBandSize w:val="1"/>
       <w:tblStyleColBandSize w:val="1"/>
       <w:tblBorders>
-        <w:top w:val="single" w:sz="8" w:space="0" w:color="000000" w:themeColor="text1"/>
-        <w:left w:val="single" w:sz="8" w:space="0" w:color="000000" w:themeColor="text1"/>
-        <w:bottom w:val="single" w:sz="8" w:space="0" w:color="000000" w:themeColor="text1"/>
-        <w:right w:val="single" w:sz="8" w:space="0" w:color="000000" w:themeColor="text1"/>
+        <w:top w:val="single" w:color="000000" w:themeColor="text1" w:sz="8" w:space="0"/>
+        <w:left w:val="single" w:color="000000" w:themeColor="text1" w:sz="8" w:space="0"/>
+        <w:bottom w:val="single" w:color="000000" w:themeColor="text1" w:sz="8" w:space="0"/>
+        <w:right w:val="single" w:color="000000" w:themeColor="text1" w:sz="8" w:space="0"/>
       </w:tblBorders>
     </w:tblPr>
     <w:tblStylePr w:type="firstRow">
@@ -10017,7 +10796,7 @@
         <w:tcBorders>
           <w:top w:val="nil"/>
           <w:left w:val="nil"/>
-          <w:bottom w:val="single" w:sz="24" w:space="0" w:color="000000" w:themeColor="text1"/>
+          <w:bottom w:val="single" w:color="000000" w:themeColor="text1" w:sz="24" w:space="0"/>
           <w:right w:val="nil"/>
           <w:insideH w:val="nil"/>
           <w:insideV w:val="nil"/>
@@ -10029,7 +10808,7 @@
       <w:tblPr/>
       <w:tcPr>
         <w:tcBorders>
-          <w:top w:val="single" w:sz="8" w:space="0" w:color="000000" w:themeColor="text1"/>
+          <w:top w:val="single" w:color="000000" w:themeColor="text1" w:sz="8" w:space="0"/>
           <w:left w:val="nil"/>
           <w:bottom w:val="nil"/>
           <w:right w:val="nil"/>
@@ -10046,7 +10825,7 @@
           <w:top w:val="nil"/>
           <w:left w:val="nil"/>
           <w:bottom w:val="nil"/>
-          <w:right w:val="single" w:sz="8" w:space="0" w:color="000000" w:themeColor="text1"/>
+          <w:right w:val="single" w:color="000000" w:themeColor="text1" w:sz="8" w:space="0"/>
           <w:insideH w:val="nil"/>
           <w:insideV w:val="nil"/>
         </w:tcBorders>
@@ -10058,7 +10837,7 @@
       <w:tcPr>
         <w:tcBorders>
           <w:top w:val="nil"/>
-          <w:left w:val="single" w:sz="8" w:space="0" w:color="000000" w:themeColor="text1"/>
+          <w:left w:val="single" w:color="000000" w:themeColor="text1" w:sz="8" w:space="0"/>
           <w:bottom w:val="nil"/>
           <w:right w:val="nil"/>
           <w:insideH w:val="nil"/>
@@ -10115,17 +10894,17 @@
       <w:spacing w:after="0" w:line="240" w:lineRule="auto"/>
     </w:pPr>
     <w:rPr>
-      <w:rFonts w:asciiTheme="majorHAnsi" w:eastAsiaTheme="majorEastAsia" w:hAnsiTheme="majorHAnsi" w:cstheme="majorBidi"/>
+      <w:rFonts w:asciiTheme="majorHAnsi" w:hAnsiTheme="majorHAnsi" w:eastAsiaTheme="majorEastAsia" w:cstheme="majorBidi"/>
       <w:color w:val="000000" w:themeColor="text1"/>
     </w:rPr>
     <w:tblPr>
       <w:tblStyleRowBandSize w:val="1"/>
       <w:tblStyleColBandSize w:val="1"/>
       <w:tblBorders>
-        <w:top w:val="single" w:sz="8" w:space="0" w:color="4F81BD" w:themeColor="accent1"/>
-        <w:left w:val="single" w:sz="8" w:space="0" w:color="4F81BD" w:themeColor="accent1"/>
-        <w:bottom w:val="single" w:sz="8" w:space="0" w:color="4F81BD" w:themeColor="accent1"/>
-        <w:right w:val="single" w:sz="8" w:space="0" w:color="4F81BD" w:themeColor="accent1"/>
+        <w:top w:val="single" w:color="4F81BD" w:themeColor="accent1" w:sz="8" w:space="0"/>
+        <w:left w:val="single" w:color="4F81BD" w:themeColor="accent1" w:sz="8" w:space="0"/>
+        <w:bottom w:val="single" w:color="4F81BD" w:themeColor="accent1" w:sz="8" w:space="0"/>
+        <w:right w:val="single" w:color="4F81BD" w:themeColor="accent1" w:sz="8" w:space="0"/>
       </w:tblBorders>
     </w:tblPr>
     <w:tblStylePr w:type="firstRow">
@@ -10138,7 +10917,7 @@
         <w:tcBorders>
           <w:top w:val="nil"/>
           <w:left w:val="nil"/>
-          <w:bottom w:val="single" w:sz="24" w:space="0" w:color="4F81BD" w:themeColor="accent1"/>
+          <w:bottom w:val="single" w:color="4F81BD" w:themeColor="accent1" w:sz="24" w:space="0"/>
           <w:right w:val="nil"/>
           <w:insideH w:val="nil"/>
           <w:insideV w:val="nil"/>
@@ -10150,7 +10929,7 @@
       <w:tblPr/>
       <w:tcPr>
         <w:tcBorders>
-          <w:top w:val="single" w:sz="8" w:space="0" w:color="4F81BD" w:themeColor="accent1"/>
+          <w:top w:val="single" w:color="4F81BD" w:themeColor="accent1" w:sz="8" w:space="0"/>
           <w:left w:val="nil"/>
           <w:bottom w:val="nil"/>
           <w:right w:val="nil"/>
@@ -10167,7 +10946,7 @@
           <w:top w:val="nil"/>
           <w:left w:val="nil"/>
           <w:bottom w:val="nil"/>
-          <w:right w:val="single" w:sz="8" w:space="0" w:color="4F81BD" w:themeColor="accent1"/>
+          <w:right w:val="single" w:color="4F81BD" w:themeColor="accent1" w:sz="8" w:space="0"/>
           <w:insideH w:val="nil"/>
           <w:insideV w:val="nil"/>
         </w:tcBorders>
@@ -10179,7 +10958,7 @@
       <w:tcPr>
         <w:tcBorders>
           <w:top w:val="nil"/>
-          <w:left w:val="single" w:sz="8" w:space="0" w:color="4F81BD" w:themeColor="accent1"/>
+          <w:left w:val="single" w:color="4F81BD" w:themeColor="accent1" w:sz="8" w:space="0"/>
           <w:bottom w:val="nil"/>
           <w:right w:val="nil"/>
           <w:insideH w:val="nil"/>
@@ -10236,17 +11015,17 @@
       <w:spacing w:after="0" w:line="240" w:lineRule="auto"/>
     </w:pPr>
     <w:rPr>
-      <w:rFonts w:asciiTheme="majorHAnsi" w:eastAsiaTheme="majorEastAsia" w:hAnsiTheme="majorHAnsi" w:cstheme="majorBidi"/>
+      <w:rFonts w:asciiTheme="majorHAnsi" w:hAnsiTheme="majorHAnsi" w:eastAsiaTheme="majorEastAsia" w:cstheme="majorBidi"/>
       <w:color w:val="000000" w:themeColor="text1"/>
     </w:rPr>
     <w:tblPr>
       <w:tblStyleRowBandSize w:val="1"/>
       <w:tblStyleColBandSize w:val="1"/>
       <w:tblBorders>
-        <w:top w:val="single" w:sz="8" w:space="0" w:color="C0504D" w:themeColor="accent2"/>
-        <w:left w:val="single" w:sz="8" w:space="0" w:color="C0504D" w:themeColor="accent2"/>
-        <w:bottom w:val="single" w:sz="8" w:space="0" w:color="C0504D" w:themeColor="accent2"/>
-        <w:right w:val="single" w:sz="8" w:space="0" w:color="C0504D" w:themeColor="accent2"/>
+        <w:top w:val="single" w:color="C0504D" w:themeColor="accent2" w:sz="8" w:space="0"/>
+        <w:left w:val="single" w:color="C0504D" w:themeColor="accent2" w:sz="8" w:space="0"/>
+        <w:bottom w:val="single" w:color="C0504D" w:themeColor="accent2" w:sz="8" w:space="0"/>
+        <w:right w:val="single" w:color="C0504D" w:themeColor="accent2" w:sz="8" w:space="0"/>
       </w:tblBorders>
     </w:tblPr>
     <w:tblStylePr w:type="firstRow">
@@ -10259,7 +11038,7 @@
         <w:tcBorders>
           <w:top w:val="nil"/>
           <w:left w:val="nil"/>
-          <w:bottom w:val="single" w:sz="24" w:space="0" w:color="C0504D" w:themeColor="accent2"/>
+          <w:bottom w:val="single" w:color="C0504D" w:themeColor="accent2" w:sz="24" w:space="0"/>
           <w:right w:val="nil"/>
           <w:insideH w:val="nil"/>
           <w:insideV w:val="nil"/>
@@ -10271,7 +11050,7 @@
       <w:tblPr/>
       <w:tcPr>
         <w:tcBorders>
-          <w:top w:val="single" w:sz="8" w:space="0" w:color="C0504D" w:themeColor="accent2"/>
+          <w:top w:val="single" w:color="C0504D" w:themeColor="accent2" w:sz="8" w:space="0"/>
           <w:left w:val="nil"/>
           <w:bottom w:val="nil"/>
           <w:right w:val="nil"/>
@@ -10288,7 +11067,7 @@
           <w:top w:val="nil"/>
           <w:left w:val="nil"/>
           <w:bottom w:val="nil"/>
-          <w:right w:val="single" w:sz="8" w:space="0" w:color="C0504D" w:themeColor="accent2"/>
+          <w:right w:val="single" w:color="C0504D" w:themeColor="accent2" w:sz="8" w:space="0"/>
           <w:insideH w:val="nil"/>
           <w:insideV w:val="nil"/>
         </w:tcBorders>
@@ -10300,7 +11079,7 @@
       <w:tcPr>
         <w:tcBorders>
           <w:top w:val="nil"/>
-          <w:left w:val="single" w:sz="8" w:space="0" w:color="C0504D" w:themeColor="accent2"/>
+          <w:left w:val="single" w:color="C0504D" w:themeColor="accent2" w:sz="8" w:space="0"/>
           <w:bottom w:val="nil"/>
           <w:right w:val="nil"/>
           <w:insideH w:val="nil"/>
@@ -10357,17 +11136,17 @@
       <w:spacing w:after="0" w:line="240" w:lineRule="auto"/>
     </w:pPr>
     <w:rPr>
-      <w:rFonts w:asciiTheme="majorHAnsi" w:eastAsiaTheme="majorEastAsia" w:hAnsiTheme="majorHAnsi" w:cstheme="majorBidi"/>
+      <w:rFonts w:asciiTheme="majorHAnsi" w:hAnsiTheme="majorHAnsi" w:eastAsiaTheme="majorEastAsia" w:cstheme="majorBidi"/>
       <w:color w:val="000000" w:themeColor="text1"/>
     </w:rPr>
     <w:tblPr>
       <w:tblStyleRowBandSize w:val="1"/>
       <w:tblStyleColBandSize w:val="1"/>
       <w:tblBorders>
-        <w:top w:val="single" w:sz="8" w:space="0" w:color="9BBB59" w:themeColor="accent3"/>
-        <w:left w:val="single" w:sz="8" w:space="0" w:color="9BBB59" w:themeColor="accent3"/>
-        <w:bottom w:val="single" w:sz="8" w:space="0" w:color="9BBB59" w:themeColor="accent3"/>
-        <w:right w:val="single" w:sz="8" w:space="0" w:color="9BBB59" w:themeColor="accent3"/>
+        <w:top w:val="single" w:color="9BBB59" w:themeColor="accent3" w:sz="8" w:space="0"/>
+        <w:left w:val="single" w:color="9BBB59" w:themeColor="accent3" w:sz="8" w:space="0"/>
+        <w:bottom w:val="single" w:color="9BBB59" w:themeColor="accent3" w:sz="8" w:space="0"/>
+        <w:right w:val="single" w:color="9BBB59" w:themeColor="accent3" w:sz="8" w:space="0"/>
       </w:tblBorders>
     </w:tblPr>
     <w:tblStylePr w:type="firstRow">
@@ -10380,7 +11159,7 @@
         <w:tcBorders>
           <w:top w:val="nil"/>
           <w:left w:val="nil"/>
-          <w:bottom w:val="single" w:sz="24" w:space="0" w:color="9BBB59" w:themeColor="accent3"/>
+          <w:bottom w:val="single" w:color="9BBB59" w:themeColor="accent3" w:sz="24" w:space="0"/>
           <w:right w:val="nil"/>
           <w:insideH w:val="nil"/>
           <w:insideV w:val="nil"/>
@@ -10392,7 +11171,7 @@
       <w:tblPr/>
       <w:tcPr>
         <w:tcBorders>
-          <w:top w:val="single" w:sz="8" w:space="0" w:color="9BBB59" w:themeColor="accent3"/>
+          <w:top w:val="single" w:color="9BBB59" w:themeColor="accent3" w:sz="8" w:space="0"/>
           <w:left w:val="nil"/>
           <w:bottom w:val="nil"/>
           <w:right w:val="nil"/>
@@ -10409,7 +11188,7 @@
           <w:top w:val="nil"/>
           <w:left w:val="nil"/>
           <w:bottom w:val="nil"/>
-          <w:right w:val="single" w:sz="8" w:space="0" w:color="9BBB59" w:themeColor="accent3"/>
+          <w:right w:val="single" w:color="9BBB59" w:themeColor="accent3" w:sz="8" w:space="0"/>
           <w:insideH w:val="nil"/>
           <w:insideV w:val="nil"/>
         </w:tcBorders>
@@ -10421,7 +11200,7 @@
       <w:tcPr>
         <w:tcBorders>
           <w:top w:val="nil"/>
-          <w:left w:val="single" w:sz="8" w:space="0" w:color="9BBB59" w:themeColor="accent3"/>
+          <w:left w:val="single" w:color="9BBB59" w:themeColor="accent3" w:sz="8" w:space="0"/>
           <w:bottom w:val="nil"/>
           <w:right w:val="nil"/>
           <w:insideH w:val="nil"/>
@@ -10478,17 +11257,17 @@
       <w:spacing w:after="0" w:line="240" w:lineRule="auto"/>
     </w:pPr>
     <w:rPr>
-      <w:rFonts w:asciiTheme="majorHAnsi" w:eastAsiaTheme="majorEastAsia" w:hAnsiTheme="majorHAnsi" w:cstheme="majorBidi"/>
+      <w:rFonts w:asciiTheme="majorHAnsi" w:hAnsiTheme="majorHAnsi" w:eastAsiaTheme="majorEastAsia" w:cstheme="majorBidi"/>
       <w:color w:val="000000" w:themeColor="text1"/>
     </w:rPr>
     <w:tblPr>
       <w:tblStyleRowBandSize w:val="1"/>
       <w:tblStyleColBandSize w:val="1"/>
       <w:tblBorders>
-        <w:top w:val="single" w:sz="8" w:space="0" w:color="8064A2" w:themeColor="accent4"/>
-        <w:left w:val="single" w:sz="8" w:space="0" w:color="8064A2" w:themeColor="accent4"/>
-        <w:bottom w:val="single" w:sz="8" w:space="0" w:color="8064A2" w:themeColor="accent4"/>
-        <w:right w:val="single" w:sz="8" w:space="0" w:color="8064A2" w:themeColor="accent4"/>
+        <w:top w:val="single" w:color="8064A2" w:themeColor="accent4" w:sz="8" w:space="0"/>
+        <w:left w:val="single" w:color="8064A2" w:themeColor="accent4" w:sz="8" w:space="0"/>
+        <w:bottom w:val="single" w:color="8064A2" w:themeColor="accent4" w:sz="8" w:space="0"/>
+        <w:right w:val="single" w:color="8064A2" w:themeColor="accent4" w:sz="8" w:space="0"/>
       </w:tblBorders>
     </w:tblPr>
     <w:tblStylePr w:type="firstRow">
@@ -10501,7 +11280,7 @@
         <w:tcBorders>
           <w:top w:val="nil"/>
           <w:left w:val="nil"/>
-          <w:bottom w:val="single" w:sz="24" w:space="0" w:color="8064A2" w:themeColor="accent4"/>
+          <w:bottom w:val="single" w:color="8064A2" w:themeColor="accent4" w:sz="24" w:space="0"/>
           <w:right w:val="nil"/>
           <w:insideH w:val="nil"/>
           <w:insideV w:val="nil"/>
@@ -10513,7 +11292,7 @@
       <w:tblPr/>
       <w:tcPr>
         <w:tcBorders>
-          <w:top w:val="single" w:sz="8" w:space="0" w:color="8064A2" w:themeColor="accent4"/>
+          <w:top w:val="single" w:color="8064A2" w:themeColor="accent4" w:sz="8" w:space="0"/>
           <w:left w:val="nil"/>
           <w:bottom w:val="nil"/>
           <w:right w:val="nil"/>
@@ -10530,7 +11309,7 @@
           <w:top w:val="nil"/>
           <w:left w:val="nil"/>
           <w:bottom w:val="nil"/>
-          <w:right w:val="single" w:sz="8" w:space="0" w:color="8064A2" w:themeColor="accent4"/>
+          <w:right w:val="single" w:color="8064A2" w:themeColor="accent4" w:sz="8" w:space="0"/>
           <w:insideH w:val="nil"/>
           <w:insideV w:val="nil"/>
         </w:tcBorders>
@@ -10542,7 +11321,7 @@
       <w:tcPr>
         <w:tcBorders>
           <w:top w:val="nil"/>
-          <w:left w:val="single" w:sz="8" w:space="0" w:color="8064A2" w:themeColor="accent4"/>
+          <w:left w:val="single" w:color="8064A2" w:themeColor="accent4" w:sz="8" w:space="0"/>
           <w:bottom w:val="nil"/>
           <w:right w:val="nil"/>
           <w:insideH w:val="nil"/>
@@ -10599,17 +11378,17 @@
       <w:spacing w:after="0" w:line="240" w:lineRule="auto"/>
     </w:pPr>
     <w:rPr>
-      <w:rFonts w:asciiTheme="majorHAnsi" w:eastAsiaTheme="majorEastAsia" w:hAnsiTheme="majorHAnsi" w:cstheme="majorBidi"/>
+      <w:rFonts w:asciiTheme="majorHAnsi" w:hAnsiTheme="majorHAnsi" w:eastAsiaTheme="majorEastAsia" w:cstheme="majorBidi"/>
       <w:color w:val="000000" w:themeColor="text1"/>
     </w:rPr>
     <w:tblPr>
       <w:tblStyleRowBandSize w:val="1"/>
       <w:tblStyleColBandSize w:val="1"/>
       <w:tblBorders>
-        <w:top w:val="single" w:sz="8" w:space="0" w:color="4BACC6" w:themeColor="accent5"/>
-        <w:left w:val="single" w:sz="8" w:space="0" w:color="4BACC6" w:themeColor="accent5"/>
-        <w:bottom w:val="single" w:sz="8" w:space="0" w:color="4BACC6" w:themeColor="accent5"/>
-        <w:right w:val="single" w:sz="8" w:space="0" w:color="4BACC6" w:themeColor="accent5"/>
+        <w:top w:val="single" w:color="4BACC6" w:themeColor="accent5" w:sz="8" w:space="0"/>
+        <w:left w:val="single" w:color="4BACC6" w:themeColor="accent5" w:sz="8" w:space="0"/>
+        <w:bottom w:val="single" w:color="4BACC6" w:themeColor="accent5" w:sz="8" w:space="0"/>
+        <w:right w:val="single" w:color="4BACC6" w:themeColor="accent5" w:sz="8" w:space="0"/>
       </w:tblBorders>
     </w:tblPr>
     <w:tblStylePr w:type="firstRow">
@@ -10622,7 +11401,7 @@
         <w:tcBorders>
           <w:top w:val="nil"/>
           <w:left w:val="nil"/>
-          <w:bottom w:val="single" w:sz="24" w:space="0" w:color="4BACC6" w:themeColor="accent5"/>
+          <w:bottom w:val="single" w:color="4BACC6" w:themeColor="accent5" w:sz="24" w:space="0"/>
           <w:right w:val="nil"/>
           <w:insideH w:val="nil"/>
           <w:insideV w:val="nil"/>
@@ -10634,7 +11413,7 @@
       <w:tblPr/>
       <w:tcPr>
         <w:tcBorders>
-          <w:top w:val="single" w:sz="8" w:space="0" w:color="4BACC6" w:themeColor="accent5"/>
+          <w:top w:val="single" w:color="4BACC6" w:themeColor="accent5" w:sz="8" w:space="0"/>
           <w:left w:val="nil"/>
           <w:bottom w:val="nil"/>
           <w:right w:val="nil"/>
@@ -10651,7 +11430,7 @@
           <w:top w:val="nil"/>
           <w:left w:val="nil"/>
           <w:bottom w:val="nil"/>
-          <w:right w:val="single" w:sz="8" w:space="0" w:color="4BACC6" w:themeColor="accent5"/>
+          <w:right w:val="single" w:color="4BACC6" w:themeColor="accent5" w:sz="8" w:space="0"/>
           <w:insideH w:val="nil"/>
           <w:insideV w:val="nil"/>
         </w:tcBorders>
@@ -10663,7 +11442,7 @@
       <w:tcPr>
         <w:tcBorders>
           <w:top w:val="nil"/>
-          <w:left w:val="single" w:sz="8" w:space="0" w:color="4BACC6" w:themeColor="accent5"/>
+          <w:left w:val="single" w:color="4BACC6" w:themeColor="accent5" w:sz="8" w:space="0"/>
           <w:bottom w:val="nil"/>
           <w:right w:val="nil"/>
           <w:insideH w:val="nil"/>
@@ -10720,17 +11499,17 @@
       <w:spacing w:after="0" w:line="240" w:lineRule="auto"/>
     </w:pPr>
     <w:rPr>
-      <w:rFonts w:asciiTheme="majorHAnsi" w:eastAsiaTheme="majorEastAsia" w:hAnsiTheme="majorHAnsi" w:cstheme="majorBidi"/>
+      <w:rFonts w:asciiTheme="majorHAnsi" w:hAnsiTheme="majorHAnsi" w:eastAsiaTheme="majorEastAsia" w:cstheme="majorBidi"/>
       <w:color w:val="000000" w:themeColor="text1"/>
     </w:rPr>
     <w:tblPr>
       <w:tblStyleRowBandSize w:val="1"/>
       <w:tblStyleColBandSize w:val="1"/>
       <w:tblBorders>
-        <w:top w:val="single" w:sz="8" w:space="0" w:color="F79646" w:themeColor="accent6"/>
-        <w:left w:val="single" w:sz="8" w:space="0" w:color="F79646" w:themeColor="accent6"/>
-        <w:bottom w:val="single" w:sz="8" w:space="0" w:color="F79646" w:themeColor="accent6"/>
-        <w:right w:val="single" w:sz="8" w:space="0" w:color="F79646" w:themeColor="accent6"/>
+        <w:top w:val="single" w:color="F79646" w:themeColor="accent6" w:sz="8" w:space="0"/>
+        <w:left w:val="single" w:color="F79646" w:themeColor="accent6" w:sz="8" w:space="0"/>
+        <w:bottom w:val="single" w:color="F79646" w:themeColor="accent6" w:sz="8" w:space="0"/>
+        <w:right w:val="single" w:color="F79646" w:themeColor="accent6" w:sz="8" w:space="0"/>
       </w:tblBorders>
     </w:tblPr>
     <w:tblStylePr w:type="firstRow">
@@ -10743,7 +11522,7 @@
         <w:tcBorders>
           <w:top w:val="nil"/>
           <w:left w:val="nil"/>
-          <w:bottom w:val="single" w:sz="24" w:space="0" w:color="F79646" w:themeColor="accent6"/>
+          <w:bottom w:val="single" w:color="F79646" w:themeColor="accent6" w:sz="24" w:space="0"/>
           <w:right w:val="nil"/>
           <w:insideH w:val="nil"/>
           <w:insideV w:val="nil"/>
@@ -10755,7 +11534,7 @@
       <w:tblPr/>
       <w:tcPr>
         <w:tcBorders>
-          <w:top w:val="single" w:sz="8" w:space="0" w:color="F79646" w:themeColor="accent6"/>
+          <w:top w:val="single" w:color="F79646" w:themeColor="accent6" w:sz="8" w:space="0"/>
           <w:left w:val="nil"/>
           <w:bottom w:val="nil"/>
           <w:right w:val="nil"/>
@@ -10772,7 +11551,7 @@
           <w:top w:val="nil"/>
           <w:left w:val="nil"/>
           <w:bottom w:val="nil"/>
-          <w:right w:val="single" w:sz="8" w:space="0" w:color="F79646" w:themeColor="accent6"/>
+          <w:right w:val="single" w:color="F79646" w:themeColor="accent6" w:sz="8" w:space="0"/>
           <w:insideH w:val="nil"/>
           <w:insideV w:val="nil"/>
         </w:tcBorders>
@@ -10784,7 +11563,7 @@
       <w:tcPr>
         <w:tcBorders>
           <w:top w:val="nil"/>
-          <w:left w:val="single" w:sz="8" w:space="0" w:color="F79646" w:themeColor="accent6"/>
+          <w:left w:val="single" w:color="F79646" w:themeColor="accent6" w:sz="8" w:space="0"/>
           <w:bottom w:val="nil"/>
           <w:right w:val="nil"/>
           <w:insideH w:val="nil"/>
@@ -10844,12 +11623,12 @@
       <w:tblStyleRowBandSize w:val="1"/>
       <w:tblStyleColBandSize w:val="1"/>
       <w:tblBorders>
-        <w:top w:val="single" w:sz="8" w:space="0" w:color="404040" w:themeColor="text1" w:themeTint="BF"/>
-        <w:left w:val="single" w:sz="8" w:space="0" w:color="404040" w:themeColor="text1" w:themeTint="BF"/>
-        <w:bottom w:val="single" w:sz="8" w:space="0" w:color="404040" w:themeColor="text1" w:themeTint="BF"/>
-        <w:right w:val="single" w:sz="8" w:space="0" w:color="404040" w:themeColor="text1" w:themeTint="BF"/>
-        <w:insideH w:val="single" w:sz="8" w:space="0" w:color="404040" w:themeColor="text1" w:themeTint="BF"/>
-        <w:insideV w:val="single" w:sz="8" w:space="0" w:color="404040" w:themeColor="text1" w:themeTint="BF"/>
+        <w:top w:val="single" w:color="404040" w:themeColor="text1" w:themeTint="BF" w:sz="8" w:space="0"/>
+        <w:left w:val="single" w:color="404040" w:themeColor="text1" w:themeTint="BF" w:sz="8" w:space="0"/>
+        <w:bottom w:val="single" w:color="404040" w:themeColor="text1" w:themeTint="BF" w:sz="8" w:space="0"/>
+        <w:right w:val="single" w:color="404040" w:themeColor="text1" w:themeTint="BF" w:sz="8" w:space="0"/>
+        <w:insideH w:val="single" w:color="404040" w:themeColor="text1" w:themeTint="BF" w:sz="8" w:space="0"/>
+        <w:insideV w:val="single" w:color="404040" w:themeColor="text1" w:themeTint="BF" w:sz="8" w:space="0"/>
       </w:tblBorders>
     </w:tblPr>
     <w:tcPr>
@@ -10869,7 +11648,7 @@
       <w:tblPr/>
       <w:tcPr>
         <w:tcBorders>
-          <w:top w:val="single" w:sz="18" w:space="0" w:color="404040" w:themeColor="text1" w:themeTint="BF"/>
+          <w:top w:val="single" w:color="404040" w:themeColor="text1" w:themeTint="BF" w:sz="18" w:space="0"/>
         </w:tcBorders>
       </w:tcPr>
     </w:tblStylePr>
@@ -10910,12 +11689,12 @@
       <w:tblStyleRowBandSize w:val="1"/>
       <w:tblStyleColBandSize w:val="1"/>
       <w:tblBorders>
-        <w:top w:val="single" w:sz="8" w:space="0" w:color="7BA0CD" w:themeColor="accent1" w:themeTint="BF"/>
-        <w:left w:val="single" w:sz="8" w:space="0" w:color="7BA0CD" w:themeColor="accent1" w:themeTint="BF"/>
-        <w:bottom w:val="single" w:sz="8" w:space="0" w:color="7BA0CD" w:themeColor="accent1" w:themeTint="BF"/>
-        <w:right w:val="single" w:sz="8" w:space="0" w:color="7BA0CD" w:themeColor="accent1" w:themeTint="BF"/>
-        <w:insideH w:val="single" w:sz="8" w:space="0" w:color="7BA0CD" w:themeColor="accent1" w:themeTint="BF"/>
-        <w:insideV w:val="single" w:sz="8" w:space="0" w:color="7BA0CD" w:themeColor="accent1" w:themeTint="BF"/>
+        <w:top w:val="single" w:color="7BA0CD" w:themeColor="accent1" w:themeTint="BF" w:sz="8" w:space="0"/>
+        <w:left w:val="single" w:color="7BA0CD" w:themeColor="accent1" w:themeTint="BF" w:sz="8" w:space="0"/>
+        <w:bottom w:val="single" w:color="7BA0CD" w:themeColor="accent1" w:themeTint="BF" w:sz="8" w:space="0"/>
+        <w:right w:val="single" w:color="7BA0CD" w:themeColor="accent1" w:themeTint="BF" w:sz="8" w:space="0"/>
+        <w:insideH w:val="single" w:color="7BA0CD" w:themeColor="accent1" w:themeTint="BF" w:sz="8" w:space="0"/>
+        <w:insideV w:val="single" w:color="7BA0CD" w:themeColor="accent1" w:themeTint="BF" w:sz="8" w:space="0"/>
       </w:tblBorders>
     </w:tblPr>
     <w:tcPr>
@@ -10935,7 +11714,7 @@
       <w:tblPr/>
       <w:tcPr>
         <w:tcBorders>
-          <w:top w:val="single" w:sz="18" w:space="0" w:color="7BA0CD" w:themeColor="accent1" w:themeTint="BF"/>
+          <w:top w:val="single" w:color="7BA0CD" w:themeColor="accent1" w:themeTint="BF" w:sz="18" w:space="0"/>
         </w:tcBorders>
       </w:tcPr>
     </w:tblStylePr>
@@ -10976,12 +11755,12 @@
       <w:tblStyleRowBandSize w:val="1"/>
       <w:tblStyleColBandSize w:val="1"/>
       <w:tblBorders>
-        <w:top w:val="single" w:sz="8" w:space="0" w:color="CF7B79" w:themeColor="accent2" w:themeTint="BF"/>
-        <w:left w:val="single" w:sz="8" w:space="0" w:color="CF7B79" w:themeColor="accent2" w:themeTint="BF"/>
-        <w:bottom w:val="single" w:sz="8" w:space="0" w:color="CF7B79" w:themeColor="accent2" w:themeTint="BF"/>
-        <w:right w:val="single" w:sz="8" w:space="0" w:color="CF7B79" w:themeColor="accent2" w:themeTint="BF"/>
-        <w:insideH w:val="single" w:sz="8" w:space="0" w:color="CF7B79" w:themeColor="accent2" w:themeTint="BF"/>
-        <w:insideV w:val="single" w:sz="8" w:space="0" w:color="CF7B79" w:themeColor="accent2" w:themeTint="BF"/>
+        <w:top w:val="single" w:color="CF7B79" w:themeColor="accent2" w:themeTint="BF" w:sz="8" w:space="0"/>
+        <w:left w:val="single" w:color="CF7B79" w:themeColor="accent2" w:themeTint="BF" w:sz="8" w:space="0"/>
+        <w:bottom w:val="single" w:color="CF7B79" w:themeColor="accent2" w:themeTint="BF" w:sz="8" w:space="0"/>
+        <w:right w:val="single" w:color="CF7B79" w:themeColor="accent2" w:themeTint="BF" w:sz="8" w:space="0"/>
+        <w:insideH w:val="single" w:color="CF7B79" w:themeColor="accent2" w:themeTint="BF" w:sz="8" w:space="0"/>
+        <w:insideV w:val="single" w:color="CF7B79" w:themeColor="accent2" w:themeTint="BF" w:sz="8" w:space="0"/>
       </w:tblBorders>
     </w:tblPr>
     <w:tcPr>
@@ -11001,7 +11780,7 @@
       <w:tblPr/>
       <w:tcPr>
         <w:tcBorders>
-          <w:top w:val="single" w:sz="18" w:space="0" w:color="CF7B79" w:themeColor="accent2" w:themeTint="BF"/>
+          <w:top w:val="single" w:color="CF7B79" w:themeColor="accent2" w:themeTint="BF" w:sz="18" w:space="0"/>
         </w:tcBorders>
       </w:tcPr>
     </w:tblStylePr>
@@ -11042,12 +11821,12 @@
       <w:tblStyleRowBandSize w:val="1"/>
       <w:tblStyleColBandSize w:val="1"/>
       <w:tblBorders>
-        <w:top w:val="single" w:sz="8" w:space="0" w:color="B3CC82" w:themeColor="accent3" w:themeTint="BF"/>
-        <w:left w:val="single" w:sz="8" w:space="0" w:color="B3CC82" w:themeColor="accent3" w:themeTint="BF"/>
-        <w:bottom w:val="single" w:sz="8" w:space="0" w:color="B3CC82" w:themeColor="accent3" w:themeTint="BF"/>
-        <w:right w:val="single" w:sz="8" w:space="0" w:color="B3CC82" w:themeColor="accent3" w:themeTint="BF"/>
-        <w:insideH w:val="single" w:sz="8" w:space="0" w:color="B3CC82" w:themeColor="accent3" w:themeTint="BF"/>
-        <w:insideV w:val="single" w:sz="8" w:space="0" w:color="B3CC82" w:themeColor="accent3" w:themeTint="BF"/>
+        <w:top w:val="single" w:color="B3CC82" w:themeColor="accent3" w:themeTint="BF" w:sz="8" w:space="0"/>
+        <w:left w:val="single" w:color="B3CC82" w:themeColor="accent3" w:themeTint="BF" w:sz="8" w:space="0"/>
+        <w:bottom w:val="single" w:color="B3CC82" w:themeColor="accent3" w:themeTint="BF" w:sz="8" w:space="0"/>
+        <w:right w:val="single" w:color="B3CC82" w:themeColor="accent3" w:themeTint="BF" w:sz="8" w:space="0"/>
+        <w:insideH w:val="single" w:color="B3CC82" w:themeColor="accent3" w:themeTint="BF" w:sz="8" w:space="0"/>
+        <w:insideV w:val="single" w:color="B3CC82" w:themeColor="accent3" w:themeTint="BF" w:sz="8" w:space="0"/>
       </w:tblBorders>
     </w:tblPr>
     <w:tcPr>
@@ -11067,7 +11846,7 @@
       <w:tblPr/>
       <w:tcPr>
         <w:tcBorders>
-          <w:top w:val="single" w:sz="18" w:space="0" w:color="B3CC82" w:themeColor="accent3" w:themeTint="BF"/>
+          <w:top w:val="single" w:color="B3CC82" w:themeColor="accent3" w:themeTint="BF" w:sz="18" w:space="0"/>
         </w:tcBorders>
       </w:tcPr>
     </w:tblStylePr>
@@ -11108,12 +11887,12 @@
       <w:tblStyleRowBandSize w:val="1"/>
       <w:tblStyleColBandSize w:val="1"/>
       <w:tblBorders>
-        <w:top w:val="single" w:sz="8" w:space="0" w:color="9F8AB9" w:themeColor="accent4" w:themeTint="BF"/>
-        <w:left w:val="single" w:sz="8" w:space="0" w:color="9F8AB9" w:themeColor="accent4" w:themeTint="BF"/>
-        <w:bottom w:val="single" w:sz="8" w:space="0" w:color="9F8AB9" w:themeColor="accent4" w:themeTint="BF"/>
-        <w:right w:val="single" w:sz="8" w:space="0" w:color="9F8AB9" w:themeColor="accent4" w:themeTint="BF"/>
-        <w:insideH w:val="single" w:sz="8" w:space="0" w:color="9F8AB9" w:themeColor="accent4" w:themeTint="BF"/>
-        <w:insideV w:val="single" w:sz="8" w:space="0" w:color="9F8AB9" w:themeColor="accent4" w:themeTint="BF"/>
+        <w:top w:val="single" w:color="9F8AB9" w:themeColor="accent4" w:themeTint="BF" w:sz="8" w:space="0"/>
+        <w:left w:val="single" w:color="9F8AB9" w:themeColor="accent4" w:themeTint="BF" w:sz="8" w:space="0"/>
+        <w:bottom w:val="single" w:color="9F8AB9" w:themeColor="accent4" w:themeTint="BF" w:sz="8" w:space="0"/>
+        <w:right w:val="single" w:color="9F8AB9" w:themeColor="accent4" w:themeTint="BF" w:sz="8" w:space="0"/>
+        <w:insideH w:val="single" w:color="9F8AB9" w:themeColor="accent4" w:themeTint="BF" w:sz="8" w:space="0"/>
+        <w:insideV w:val="single" w:color="9F8AB9" w:themeColor="accent4" w:themeTint="BF" w:sz="8" w:space="0"/>
       </w:tblBorders>
     </w:tblPr>
     <w:tcPr>
@@ -11133,7 +11912,7 @@
       <w:tblPr/>
       <w:tcPr>
         <w:tcBorders>
-          <w:top w:val="single" w:sz="18" w:space="0" w:color="9F8AB9" w:themeColor="accent4" w:themeTint="BF"/>
+          <w:top w:val="single" w:color="9F8AB9" w:themeColor="accent4" w:themeTint="BF" w:sz="18" w:space="0"/>
         </w:tcBorders>
       </w:tcPr>
     </w:tblStylePr>
@@ -11174,12 +11953,12 @@
       <w:tblStyleRowBandSize w:val="1"/>
       <w:tblStyleColBandSize w:val="1"/>
       <w:tblBorders>
-        <w:top w:val="single" w:sz="8" w:space="0" w:color="78C0D4" w:themeColor="accent5" w:themeTint="BF"/>
-        <w:left w:val="single" w:sz="8" w:space="0" w:color="78C0D4" w:themeColor="accent5" w:themeTint="BF"/>
-        <w:bottom w:val="single" w:sz="8" w:space="0" w:color="78C0D4" w:themeColor="accent5" w:themeTint="BF"/>
-        <w:right w:val="single" w:sz="8" w:space="0" w:color="78C0D4" w:themeColor="accent5" w:themeTint="BF"/>
-        <w:insideH w:val="single" w:sz="8" w:space="0" w:color="78C0D4" w:themeColor="accent5" w:themeTint="BF"/>
-        <w:insideV w:val="single" w:sz="8" w:space="0" w:color="78C0D4" w:themeColor="accent5" w:themeTint="BF"/>
+        <w:top w:val="single" w:color="78C0D4" w:themeColor="accent5" w:themeTint="BF" w:sz="8" w:space="0"/>
+        <w:left w:val="single" w:color="78C0D4" w:themeColor="accent5" w:themeTint="BF" w:sz="8" w:space="0"/>
+        <w:bottom w:val="single" w:color="78C0D4" w:themeColor="accent5" w:themeTint="BF" w:sz="8" w:space="0"/>
+        <w:right w:val="single" w:color="78C0D4" w:themeColor="accent5" w:themeTint="BF" w:sz="8" w:space="0"/>
+        <w:insideH w:val="single" w:color="78C0D4" w:themeColor="accent5" w:themeTint="BF" w:sz="8" w:space="0"/>
+        <w:insideV w:val="single" w:color="78C0D4" w:themeColor="accent5" w:themeTint="BF" w:sz="8" w:space="0"/>
       </w:tblBorders>
     </w:tblPr>
     <w:tcPr>
@@ -11199,7 +11978,7 @@
       <w:tblPr/>
       <w:tcPr>
         <w:tcBorders>
-          <w:top w:val="single" w:sz="18" w:space="0" w:color="78C0D4" w:themeColor="accent5" w:themeTint="BF"/>
+          <w:top w:val="single" w:color="78C0D4" w:themeColor="accent5" w:themeTint="BF" w:sz="18" w:space="0"/>
         </w:tcBorders>
       </w:tcPr>
     </w:tblStylePr>
@@ -11240,12 +12019,12 @@
       <w:tblStyleRowBandSize w:val="1"/>
       <w:tblStyleColBandSize w:val="1"/>
       <w:tblBorders>
-        <w:top w:val="single" w:sz="8" w:space="0" w:color="F9B074" w:themeColor="accent6" w:themeTint="BF"/>
-        <w:left w:val="single" w:sz="8" w:space="0" w:color="F9B074" w:themeColor="accent6" w:themeTint="BF"/>
-        <w:bottom w:val="single" w:sz="8" w:space="0" w:color="F9B074" w:themeColor="accent6" w:themeTint="BF"/>
-        <w:right w:val="single" w:sz="8" w:space="0" w:color="F9B074" w:themeColor="accent6" w:themeTint="BF"/>
-        <w:insideH w:val="single" w:sz="8" w:space="0" w:color="F9B074" w:themeColor="accent6" w:themeTint="BF"/>
-        <w:insideV w:val="single" w:sz="8" w:space="0" w:color="F9B074" w:themeColor="accent6" w:themeTint="BF"/>
+        <w:top w:val="single" w:color="F9B074" w:themeColor="accent6" w:themeTint="BF" w:sz="8" w:space="0"/>
+        <w:left w:val="single" w:color="F9B074" w:themeColor="accent6" w:themeTint="BF" w:sz="8" w:space="0"/>
+        <w:bottom w:val="single" w:color="F9B074" w:themeColor="accent6" w:themeTint="BF" w:sz="8" w:space="0"/>
+        <w:right w:val="single" w:color="F9B074" w:themeColor="accent6" w:themeTint="BF" w:sz="8" w:space="0"/>
+        <w:insideH w:val="single" w:color="F9B074" w:themeColor="accent6" w:themeTint="BF" w:sz="8" w:space="0"/>
+        <w:insideV w:val="single" w:color="F9B074" w:themeColor="accent6" w:themeTint="BF" w:sz="8" w:space="0"/>
       </w:tblBorders>
     </w:tblPr>
     <w:tcPr>
@@ -11265,7 +12044,7 @@
       <w:tblPr/>
       <w:tcPr>
         <w:tcBorders>
-          <w:top w:val="single" w:sz="18" w:space="0" w:color="F9B074" w:themeColor="accent6" w:themeTint="BF"/>
+          <w:top w:val="single" w:color="F9B074" w:themeColor="accent6" w:themeTint="BF" w:sz="18" w:space="0"/>
         </w:tcBorders>
       </w:tcPr>
     </w:tblStylePr>
@@ -11303,19 +12082,19 @@
       <w:spacing w:after="0" w:line="240" w:lineRule="auto"/>
     </w:pPr>
     <w:rPr>
-      <w:rFonts w:asciiTheme="majorHAnsi" w:eastAsiaTheme="majorEastAsia" w:hAnsiTheme="majorHAnsi" w:cstheme="majorBidi"/>
+      <w:rFonts w:asciiTheme="majorHAnsi" w:hAnsiTheme="majorHAnsi" w:eastAsiaTheme="majorEastAsia" w:cstheme="majorBidi"/>
       <w:color w:val="000000" w:themeColor="text1"/>
     </w:rPr>
     <w:tblPr>
       <w:tblStyleRowBandSize w:val="1"/>
       <w:tblStyleColBandSize w:val="1"/>
       <w:tblBorders>
-        <w:top w:val="single" w:sz="8" w:space="0" w:color="000000" w:themeColor="text1"/>
-        <w:left w:val="single" w:sz="8" w:space="0" w:color="000000" w:themeColor="text1"/>
-        <w:bottom w:val="single" w:sz="8" w:space="0" w:color="000000" w:themeColor="text1"/>
-        <w:right w:val="single" w:sz="8" w:space="0" w:color="000000" w:themeColor="text1"/>
-        <w:insideH w:val="single" w:sz="8" w:space="0" w:color="000000" w:themeColor="text1"/>
-        <w:insideV w:val="single" w:sz="8" w:space="0" w:color="000000" w:themeColor="text1"/>
+        <w:top w:val="single" w:color="000000" w:themeColor="text1" w:sz="8" w:space="0"/>
+        <w:left w:val="single" w:color="000000" w:themeColor="text1" w:sz="8" w:space="0"/>
+        <w:bottom w:val="single" w:color="000000" w:themeColor="text1" w:sz="8" w:space="0"/>
+        <w:right w:val="single" w:color="000000" w:themeColor="text1" w:sz="8" w:space="0"/>
+        <w:insideH w:val="single" w:color="000000" w:themeColor="text1" w:sz="8" w:space="0"/>
+        <w:insideV w:val="single" w:color="000000" w:themeColor="text1" w:sz="8" w:space="0"/>
       </w:tblBorders>
     </w:tblPr>
     <w:tcPr>
@@ -11341,7 +12120,7 @@
       <w:tblPr/>
       <w:tcPr>
         <w:tcBorders>
-          <w:top w:val="single" w:sz="12" w:space="0" w:color="000000" w:themeColor="text1"/>
+          <w:top w:val="single" w:color="000000" w:themeColor="text1" w:sz="12" w:space="0"/>
           <w:left w:val="nil"/>
           <w:bottom w:val="nil"/>
           <w:right w:val="nil"/>
@@ -11399,8 +12178,8 @@
       <w:tblPr/>
       <w:tcPr>
         <w:tcBorders>
-          <w:insideH w:val="single" w:sz="6" w:space="0" w:color="000000" w:themeColor="text1"/>
-          <w:insideV w:val="single" w:sz="6" w:space="0" w:color="000000" w:themeColor="text1"/>
+          <w:insideH w:val="single" w:color="000000" w:themeColor="text1" w:sz="6" w:space="0"/>
+          <w:insideV w:val="single" w:color="000000" w:themeColor="text1" w:sz="6" w:space="0"/>
         </w:tcBorders>
         <w:shd w:val="clear" w:color="auto" w:fill="808080" w:themeFill="text1" w:themeFillTint="7F"/>
       </w:tcPr>
@@ -11421,19 +12200,19 @@
       <w:spacing w:after="0" w:line="240" w:lineRule="auto"/>
     </w:pPr>
     <w:rPr>
-      <w:rFonts w:asciiTheme="majorHAnsi" w:eastAsiaTheme="majorEastAsia" w:hAnsiTheme="majorHAnsi" w:cstheme="majorBidi"/>
+      <w:rFonts w:asciiTheme="majorHAnsi" w:hAnsiTheme="majorHAnsi" w:eastAsiaTheme="majorEastAsia" w:cstheme="majorBidi"/>
       <w:color w:val="000000" w:themeColor="text1"/>
     </w:rPr>
     <w:tblPr>
       <w:tblStyleRowBandSize w:val="1"/>
       <w:tblStyleColBandSize w:val="1"/>
       <w:tblBorders>
-        <w:top w:val="single" w:sz="8" w:space="0" w:color="4F81BD" w:themeColor="accent1"/>
-        <w:left w:val="single" w:sz="8" w:space="0" w:color="4F81BD" w:themeColor="accent1"/>
-        <w:bottom w:val="single" w:sz="8" w:space="0" w:color="4F81BD" w:themeColor="accent1"/>
-        <w:right w:val="single" w:sz="8" w:space="0" w:color="4F81BD" w:themeColor="accent1"/>
-        <w:insideH w:val="single" w:sz="8" w:space="0" w:color="4F81BD" w:themeColor="accent1"/>
-        <w:insideV w:val="single" w:sz="8" w:space="0" w:color="4F81BD" w:themeColor="accent1"/>
+        <w:top w:val="single" w:color="4F81BD" w:themeColor="accent1" w:sz="8" w:space="0"/>
+        <w:left w:val="single" w:color="4F81BD" w:themeColor="accent1" w:sz="8" w:space="0"/>
+        <w:bottom w:val="single" w:color="4F81BD" w:themeColor="accent1" w:sz="8" w:space="0"/>
+        <w:right w:val="single" w:color="4F81BD" w:themeColor="accent1" w:sz="8" w:space="0"/>
+        <w:insideH w:val="single" w:color="4F81BD" w:themeColor="accent1" w:sz="8" w:space="0"/>
+        <w:insideV w:val="single" w:color="4F81BD" w:themeColor="accent1" w:sz="8" w:space="0"/>
       </w:tblBorders>
     </w:tblPr>
     <w:tcPr>
@@ -11459,7 +12238,7 @@
       <w:tblPr/>
       <w:tcPr>
         <w:tcBorders>
-          <w:top w:val="single" w:sz="12" w:space="0" w:color="000000" w:themeColor="text1"/>
+          <w:top w:val="single" w:color="000000" w:themeColor="text1" w:sz="12" w:space="0"/>
           <w:left w:val="nil"/>
           <w:bottom w:val="nil"/>
           <w:right w:val="nil"/>
@@ -11517,8 +12296,8 @@
       <w:tblPr/>
       <w:tcPr>
         <w:tcBorders>
-          <w:insideH w:val="single" w:sz="6" w:space="0" w:color="4F81BD" w:themeColor="accent1"/>
-          <w:insideV w:val="single" w:sz="6" w:space="0" w:color="4F81BD" w:themeColor="accent1"/>
+          <w:insideH w:val="single" w:color="4F81BD" w:themeColor="accent1" w:sz="6" w:space="0"/>
+          <w:insideV w:val="single" w:color="4F81BD" w:themeColor="accent1" w:sz="6" w:space="0"/>
         </w:tcBorders>
         <w:shd w:val="clear" w:color="auto" w:fill="A7BFDE" w:themeFill="accent1" w:themeFillTint="7F"/>
       </w:tcPr>
@@ -11539,19 +12318,19 @@
       <w:spacing w:after="0" w:line="240" w:lineRule="auto"/>
     </w:pPr>
     <w:rPr>
-      <w:rFonts w:asciiTheme="majorHAnsi" w:eastAsiaTheme="majorEastAsia" w:hAnsiTheme="majorHAnsi" w:cstheme="majorBidi"/>
+      <w:rFonts w:asciiTheme="majorHAnsi" w:hAnsiTheme="majorHAnsi" w:eastAsiaTheme="majorEastAsia" w:cstheme="majorBidi"/>
       <w:color w:val="000000" w:themeColor="text1"/>
     </w:rPr>
     <w:tblPr>
       <w:tblStyleRowBandSize w:val="1"/>
       <w:tblStyleColBandSize w:val="1"/>
       <w:tblBorders>
-        <w:top w:val="single" w:sz="8" w:space="0" w:color="C0504D" w:themeColor="accent2"/>
-        <w:left w:val="single" w:sz="8" w:space="0" w:color="C0504D" w:themeColor="accent2"/>
-        <w:bottom w:val="single" w:sz="8" w:space="0" w:color="C0504D" w:themeColor="accent2"/>
-        <w:right w:val="single" w:sz="8" w:space="0" w:color="C0504D" w:themeColor="accent2"/>
-        <w:insideH w:val="single" w:sz="8" w:space="0" w:color="C0504D" w:themeColor="accent2"/>
-        <w:insideV w:val="single" w:sz="8" w:space="0" w:color="C0504D" w:themeColor="accent2"/>
+        <w:top w:val="single" w:color="C0504D" w:themeColor="accent2" w:sz="8" w:space="0"/>
+        <w:left w:val="single" w:color="C0504D" w:themeColor="accent2" w:sz="8" w:space="0"/>
+        <w:bottom w:val="single" w:color="C0504D" w:themeColor="accent2" w:sz="8" w:space="0"/>
+        <w:right w:val="single" w:color="C0504D" w:themeColor="accent2" w:sz="8" w:space="0"/>
+        <w:insideH w:val="single" w:color="C0504D" w:themeColor="accent2" w:sz="8" w:space="0"/>
+        <w:insideV w:val="single" w:color="C0504D" w:themeColor="accent2" w:sz="8" w:space="0"/>
       </w:tblBorders>
     </w:tblPr>
     <w:tcPr>
@@ -11577,7 +12356,7 @@
       <w:tblPr/>
       <w:tcPr>
         <w:tcBorders>
-          <w:top w:val="single" w:sz="12" w:space="0" w:color="000000" w:themeColor="text1"/>
+          <w:top w:val="single" w:color="000000" w:themeColor="text1" w:sz="12" w:space="0"/>
           <w:left w:val="nil"/>
           <w:bottom w:val="nil"/>
           <w:right w:val="nil"/>
@@ -11635,8 +12414,8 @@
       <w:tblPr/>
       <w:tcPr>
         <w:tcBorders>
-          <w:insideH w:val="single" w:sz="6" w:space="0" w:color="C0504D" w:themeColor="accent2"/>
-          <w:insideV w:val="single" w:sz="6" w:space="0" w:color="C0504D" w:themeColor="accent2"/>
+          <w:insideH w:val="single" w:color="C0504D" w:themeColor="accent2" w:sz="6" w:space="0"/>
+          <w:insideV w:val="single" w:color="C0504D" w:themeColor="accent2" w:sz="6" w:space="0"/>
         </w:tcBorders>
         <w:shd w:val="clear" w:color="auto" w:fill="DFA7A6" w:themeFill="accent2" w:themeFillTint="7F"/>
       </w:tcPr>
@@ -11657,19 +12436,19 @@
       <w:spacing w:after="0" w:line="240" w:lineRule="auto"/>
     </w:pPr>
     <w:rPr>
-      <w:rFonts w:asciiTheme="majorHAnsi" w:eastAsiaTheme="majorEastAsia" w:hAnsiTheme="majorHAnsi" w:cstheme="majorBidi"/>
+      <w:rFonts w:asciiTheme="majorHAnsi" w:hAnsiTheme="majorHAnsi" w:eastAsiaTheme="majorEastAsia" w:cstheme="majorBidi"/>
       <w:color w:val="000000" w:themeColor="text1"/>
     </w:rPr>
     <w:tblPr>
       <w:tblStyleRowBandSize w:val="1"/>
       <w:tblStyleColBandSize w:val="1"/>
       <w:tblBorders>
-        <w:top w:val="single" w:sz="8" w:space="0" w:color="9BBB59" w:themeColor="accent3"/>
-        <w:left w:val="single" w:sz="8" w:space="0" w:color="9BBB59" w:themeColor="accent3"/>
-        <w:bottom w:val="single" w:sz="8" w:space="0" w:color="9BBB59" w:themeColor="accent3"/>
-        <w:right w:val="single" w:sz="8" w:space="0" w:color="9BBB59" w:themeColor="accent3"/>
-        <w:insideH w:val="single" w:sz="8" w:space="0" w:color="9BBB59" w:themeColor="accent3"/>
-        <w:insideV w:val="single" w:sz="8" w:space="0" w:color="9BBB59" w:themeColor="accent3"/>
+        <w:top w:val="single" w:color="9BBB59" w:themeColor="accent3" w:sz="8" w:space="0"/>
+        <w:left w:val="single" w:color="9BBB59" w:themeColor="accent3" w:sz="8" w:space="0"/>
+        <w:bottom w:val="single" w:color="9BBB59" w:themeColor="accent3" w:sz="8" w:space="0"/>
+        <w:right w:val="single" w:color="9BBB59" w:themeColor="accent3" w:sz="8" w:space="0"/>
+        <w:insideH w:val="single" w:color="9BBB59" w:themeColor="accent3" w:sz="8" w:space="0"/>
+        <w:insideV w:val="single" w:color="9BBB59" w:themeColor="accent3" w:sz="8" w:space="0"/>
       </w:tblBorders>
     </w:tblPr>
     <w:tcPr>
@@ -11695,7 +12474,7 @@
       <w:tblPr/>
       <w:tcPr>
         <w:tcBorders>
-          <w:top w:val="single" w:sz="12" w:space="0" w:color="000000" w:themeColor="text1"/>
+          <w:top w:val="single" w:color="000000" w:themeColor="text1" w:sz="12" w:space="0"/>
           <w:left w:val="nil"/>
           <w:bottom w:val="nil"/>
           <w:right w:val="nil"/>
@@ -11753,8 +12532,8 @@
       <w:tblPr/>
       <w:tcPr>
         <w:tcBorders>
-          <w:insideH w:val="single" w:sz="6" w:space="0" w:color="9BBB59" w:themeColor="accent3"/>
-          <w:insideV w:val="single" w:sz="6" w:space="0" w:color="9BBB59" w:themeColor="accent3"/>
+          <w:insideH w:val="single" w:color="9BBB59" w:themeColor="accent3" w:sz="6" w:space="0"/>
+          <w:insideV w:val="single" w:color="9BBB59" w:themeColor="accent3" w:sz="6" w:space="0"/>
         </w:tcBorders>
         <w:shd w:val="clear" w:color="auto" w:fill="CDDDAC" w:themeFill="accent3" w:themeFillTint="7F"/>
       </w:tcPr>
@@ -11775,19 +12554,19 @@
       <w:spacing w:after="0" w:line="240" w:lineRule="auto"/>
     </w:pPr>
     <w:rPr>
-      <w:rFonts w:asciiTheme="majorHAnsi" w:eastAsiaTheme="majorEastAsia" w:hAnsiTheme="majorHAnsi" w:cstheme="majorBidi"/>
+      <w:rFonts w:asciiTheme="majorHAnsi" w:hAnsiTheme="majorHAnsi" w:eastAsiaTheme="majorEastAsia" w:cstheme="majorBidi"/>
       <w:color w:val="000000" w:themeColor="text1"/>
     </w:rPr>
     <w:tblPr>
       <w:tblStyleRowBandSize w:val="1"/>
       <w:tblStyleColBandSize w:val="1"/>
       <w:tblBorders>
-        <w:top w:val="single" w:sz="8" w:space="0" w:color="8064A2" w:themeColor="accent4"/>
-        <w:left w:val="single" w:sz="8" w:space="0" w:color="8064A2" w:themeColor="accent4"/>
-        <w:bottom w:val="single" w:sz="8" w:space="0" w:color="8064A2" w:themeColor="accent4"/>
-        <w:right w:val="single" w:sz="8" w:space="0" w:color="8064A2" w:themeColor="accent4"/>
-        <w:insideH w:val="single" w:sz="8" w:space="0" w:color="8064A2" w:themeColor="accent4"/>
-        <w:insideV w:val="single" w:sz="8" w:space="0" w:color="8064A2" w:themeColor="accent4"/>
+        <w:top w:val="single" w:color="8064A2" w:themeColor="accent4" w:sz="8" w:space="0"/>
+        <w:left w:val="single" w:color="8064A2" w:themeColor="accent4" w:sz="8" w:space="0"/>
+        <w:bottom w:val="single" w:color="8064A2" w:themeColor="accent4" w:sz="8" w:space="0"/>
+        <w:right w:val="single" w:color="8064A2" w:themeColor="accent4" w:sz="8" w:space="0"/>
+        <w:insideH w:val="single" w:color="8064A2" w:themeColor="accent4" w:sz="8" w:space="0"/>
+        <w:insideV w:val="single" w:color="8064A2" w:themeColor="accent4" w:sz="8" w:space="0"/>
       </w:tblBorders>
     </w:tblPr>
     <w:tcPr>
@@ -11813,7 +12592,7 @@
       <w:tblPr/>
       <w:tcPr>
         <w:tcBorders>
-          <w:top w:val="single" w:sz="12" w:space="0" w:color="000000" w:themeColor="text1"/>
+          <w:top w:val="single" w:color="000000" w:themeColor="text1" w:sz="12" w:space="0"/>
           <w:left w:val="nil"/>
           <w:bottom w:val="nil"/>
           <w:right w:val="nil"/>
@@ -11871,8 +12650,8 @@
       <w:tblPr/>
       <w:tcPr>
         <w:tcBorders>
-          <w:insideH w:val="single" w:sz="6" w:space="0" w:color="8064A2" w:themeColor="accent4"/>
-          <w:insideV w:val="single" w:sz="6" w:space="0" w:color="8064A2" w:themeColor="accent4"/>
+          <w:insideH w:val="single" w:color="8064A2" w:themeColor="accent4" w:sz="6" w:space="0"/>
+          <w:insideV w:val="single" w:color="8064A2" w:themeColor="accent4" w:sz="6" w:space="0"/>
         </w:tcBorders>
         <w:shd w:val="clear" w:color="auto" w:fill="BFB1D0" w:themeFill="accent4" w:themeFillTint="7F"/>
       </w:tcPr>
@@ -11893,19 +12672,19 @@
       <w:spacing w:after="0" w:line="240" w:lineRule="auto"/>
     </w:pPr>
     <w:rPr>
-      <w:rFonts w:asciiTheme="majorHAnsi" w:eastAsiaTheme="majorEastAsia" w:hAnsiTheme="majorHAnsi" w:cstheme="majorBidi"/>
+      <w:rFonts w:asciiTheme="majorHAnsi" w:hAnsiTheme="majorHAnsi" w:eastAsiaTheme="majorEastAsia" w:cstheme="majorBidi"/>
       <w:color w:val="000000" w:themeColor="text1"/>
     </w:rPr>
     <w:tblPr>
       <w:tblStyleRowBandSize w:val="1"/>
       <w:tblStyleColBandSize w:val="1"/>
       <w:tblBorders>
-        <w:top w:val="single" w:sz="8" w:space="0" w:color="4BACC6" w:themeColor="accent5"/>
-        <w:left w:val="single" w:sz="8" w:space="0" w:color="4BACC6" w:themeColor="accent5"/>
-        <w:bottom w:val="single" w:sz="8" w:space="0" w:color="4BACC6" w:themeColor="accent5"/>
-        <w:right w:val="single" w:sz="8" w:space="0" w:color="4BACC6" w:themeColor="accent5"/>
-        <w:insideH w:val="single" w:sz="8" w:space="0" w:color="4BACC6" w:themeColor="accent5"/>
-        <w:insideV w:val="single" w:sz="8" w:space="0" w:color="4BACC6" w:themeColor="accent5"/>
+        <w:top w:val="single" w:color="4BACC6" w:themeColor="accent5" w:sz="8" w:space="0"/>
+        <w:left w:val="single" w:color="4BACC6" w:themeColor="accent5" w:sz="8" w:space="0"/>
+        <w:bottom w:val="single" w:color="4BACC6" w:themeColor="accent5" w:sz="8" w:space="0"/>
+        <w:right w:val="single" w:color="4BACC6" w:themeColor="accent5" w:sz="8" w:space="0"/>
+        <w:insideH w:val="single" w:color="4BACC6" w:themeColor="accent5" w:sz="8" w:space="0"/>
+        <w:insideV w:val="single" w:color="4BACC6" w:themeColor="accent5" w:sz="8" w:space="0"/>
       </w:tblBorders>
     </w:tblPr>
     <w:tcPr>
@@ -11931,7 +12710,7 @@
       <w:tblPr/>
       <w:tcPr>
         <w:tcBorders>
-          <w:top w:val="single" w:sz="12" w:space="0" w:color="000000" w:themeColor="text1"/>
+          <w:top w:val="single" w:color="000000" w:themeColor="text1" w:sz="12" w:space="0"/>
           <w:left w:val="nil"/>
           <w:bottom w:val="nil"/>
           <w:right w:val="nil"/>
@@ -11989,8 +12768,8 @@
       <w:tblPr/>
       <w:tcPr>
         <w:tcBorders>
-          <w:insideH w:val="single" w:sz="6" w:space="0" w:color="4BACC6" w:themeColor="accent5"/>
-          <w:insideV w:val="single" w:sz="6" w:space="0" w:color="4BACC6" w:themeColor="accent5"/>
+          <w:insideH w:val="single" w:color="4BACC6" w:themeColor="accent5" w:sz="6" w:space="0"/>
+          <w:insideV w:val="single" w:color="4BACC6" w:themeColor="accent5" w:sz="6" w:space="0"/>
         </w:tcBorders>
         <w:shd w:val="clear" w:color="auto" w:fill="A5D5E2" w:themeFill="accent5" w:themeFillTint="7F"/>
       </w:tcPr>
@@ -12011,19 +12790,19 @@
       <w:spacing w:after="0" w:line="240" w:lineRule="auto"/>
     </w:pPr>
     <w:rPr>
-      <w:rFonts w:asciiTheme="majorHAnsi" w:eastAsiaTheme="majorEastAsia" w:hAnsiTheme="majorHAnsi" w:cstheme="majorBidi"/>
+      <w:rFonts w:asciiTheme="majorHAnsi" w:hAnsiTheme="majorHAnsi" w:eastAsiaTheme="majorEastAsia" w:cstheme="majorBidi"/>
       <w:color w:val="000000" w:themeColor="text1"/>
     </w:rPr>
     <w:tblPr>
       <w:tblStyleRowBandSize w:val="1"/>
       <w:tblStyleColBandSize w:val="1"/>
       <w:tblBorders>
-        <w:top w:val="single" w:sz="8" w:space="0" w:color="F79646" w:themeColor="accent6"/>
-        <w:left w:val="single" w:sz="8" w:space="0" w:color="F79646" w:themeColor="accent6"/>
-        <w:bottom w:val="single" w:sz="8" w:space="0" w:color="F79646" w:themeColor="accent6"/>
-        <w:right w:val="single" w:sz="8" w:space="0" w:color="F79646" w:themeColor="accent6"/>
-        <w:insideH w:val="single" w:sz="8" w:space="0" w:color="F79646" w:themeColor="accent6"/>
-        <w:insideV w:val="single" w:sz="8" w:space="0" w:color="F79646" w:themeColor="accent6"/>
+        <w:top w:val="single" w:color="F79646" w:themeColor="accent6" w:sz="8" w:space="0"/>
+        <w:left w:val="single" w:color="F79646" w:themeColor="accent6" w:sz="8" w:space="0"/>
+        <w:bottom w:val="single" w:color="F79646" w:themeColor="accent6" w:sz="8" w:space="0"/>
+        <w:right w:val="single" w:color="F79646" w:themeColor="accent6" w:sz="8" w:space="0"/>
+        <w:insideH w:val="single" w:color="F79646" w:themeColor="accent6" w:sz="8" w:space="0"/>
+        <w:insideV w:val="single" w:color="F79646" w:themeColor="accent6" w:sz="8" w:space="0"/>
       </w:tblBorders>
     </w:tblPr>
     <w:tcPr>
@@ -12049,7 +12828,7 @@
       <w:tblPr/>
       <w:tcPr>
         <w:tcBorders>
-          <w:top w:val="single" w:sz="12" w:space="0" w:color="000000" w:themeColor="text1"/>
+          <w:top w:val="single" w:color="000000" w:themeColor="text1" w:sz="12" w:space="0"/>
           <w:left w:val="nil"/>
           <w:bottom w:val="nil"/>
           <w:right w:val="nil"/>
@@ -12107,8 +12886,8 @@
       <w:tblPr/>
       <w:tcPr>
         <w:tcBorders>
-          <w:insideH w:val="single" w:sz="6" w:space="0" w:color="F79646" w:themeColor="accent6"/>
-          <w:insideV w:val="single" w:sz="6" w:space="0" w:color="F79646" w:themeColor="accent6"/>
+          <w:insideH w:val="single" w:color="F79646" w:themeColor="accent6" w:sz="6" w:space="0"/>
+          <w:insideV w:val="single" w:color="F79646" w:themeColor="accent6" w:sz="6" w:space="0"/>
         </w:tcBorders>
         <w:shd w:val="clear" w:color="auto" w:fill="FBCAA2" w:themeFill="accent6" w:themeFillTint="7F"/>
       </w:tcPr>
@@ -12132,12 +12911,12 @@
       <w:tblStyleRowBandSize w:val="1"/>
       <w:tblStyleColBandSize w:val="1"/>
       <w:tblBorders>
-        <w:top w:val="single" w:sz="8" w:space="0" w:color="FFFFFF" w:themeColor="background1"/>
-        <w:left w:val="single" w:sz="8" w:space="0" w:color="FFFFFF" w:themeColor="background1"/>
-        <w:bottom w:val="single" w:sz="8" w:space="0" w:color="FFFFFF" w:themeColor="background1"/>
-        <w:right w:val="single" w:sz="8" w:space="0" w:color="FFFFFF" w:themeColor="background1"/>
-        <w:insideH w:val="single" w:sz="6" w:space="0" w:color="FFFFFF" w:themeColor="background1"/>
-        <w:insideV w:val="single" w:sz="6" w:space="0" w:color="FFFFFF" w:themeColor="background1"/>
+        <w:top w:val="single" w:color="FFFFFF" w:themeColor="background1" w:sz="8" w:space="0"/>
+        <w:left w:val="single" w:color="FFFFFF" w:themeColor="background1" w:sz="8" w:space="0"/>
+        <w:bottom w:val="single" w:color="FFFFFF" w:themeColor="background1" w:sz="8" w:space="0"/>
+        <w:right w:val="single" w:color="FFFFFF" w:themeColor="background1" w:sz="8" w:space="0"/>
+        <w:insideH w:val="single" w:color="FFFFFF" w:themeColor="background1" w:sz="6" w:space="0"/>
+        <w:insideV w:val="single" w:color="FFFFFF" w:themeColor="background1" w:sz="6" w:space="0"/>
       </w:tblBorders>
     </w:tblPr>
     <w:tcPr>
@@ -12154,12 +12933,12 @@
       <w:tblPr/>
       <w:tcPr>
         <w:tcBorders>
-          <w:top w:val="single" w:sz="8" w:space="0" w:color="FFFFFF" w:themeColor="background1"/>
-          <w:left w:val="single" w:sz="8" w:space="0" w:color="FFFFFF" w:themeColor="background1"/>
-          <w:bottom w:val="single" w:sz="24" w:space="0" w:color="FFFFFF" w:themeColor="background1"/>
-          <w:right w:val="single" w:sz="8" w:space="0" w:color="FFFFFF" w:themeColor="background1"/>
-          <w:insideH w:val="nil"/>
-          <w:insideV w:val="single" w:sz="8" w:space="0" w:color="FFFFFF" w:themeColor="background1"/>
+          <w:top w:val="single" w:color="FFFFFF" w:themeColor="background1" w:sz="8" w:space="0"/>
+          <w:left w:val="single" w:color="FFFFFF" w:themeColor="background1" w:sz="8" w:space="0"/>
+          <w:bottom w:val="single" w:color="FFFFFF" w:themeColor="background1" w:sz="24" w:space="0"/>
+          <w:right w:val="single" w:color="FFFFFF" w:themeColor="background1" w:sz="8" w:space="0"/>
+          <w:insideH w:val="nil"/>
+          <w:insideV w:val="single" w:color="FFFFFF" w:themeColor="background1" w:sz="8" w:space="0"/>
         </w:tcBorders>
         <w:shd w:val="clear" w:color="auto" w:fill="000000" w:themeFill="text1"/>
       </w:tcPr>
@@ -12175,12 +12954,12 @@
       <w:tblPr/>
       <w:tcPr>
         <w:tcBorders>
-          <w:top w:val="single" w:sz="24" w:space="0" w:color="FFFFFF" w:themeColor="background1"/>
-          <w:left w:val="single" w:sz="8" w:space="0" w:color="FFFFFF" w:themeColor="background1"/>
-          <w:bottom w:val="single" w:sz="8" w:space="0" w:color="FFFFFF" w:themeColor="background1"/>
-          <w:right w:val="single" w:sz="8" w:space="0" w:color="FFFFFF" w:themeColor="background1"/>
-          <w:insideH w:val="nil"/>
-          <w:insideV w:val="single" w:sz="8" w:space="0" w:color="FFFFFF" w:themeColor="background1"/>
+          <w:top w:val="single" w:color="FFFFFF" w:themeColor="background1" w:sz="24" w:space="0"/>
+          <w:left w:val="single" w:color="FFFFFF" w:themeColor="background1" w:sz="8" w:space="0"/>
+          <w:bottom w:val="single" w:color="FFFFFF" w:themeColor="background1" w:sz="8" w:space="0"/>
+          <w:right w:val="single" w:color="FFFFFF" w:themeColor="background1" w:sz="8" w:space="0"/>
+          <w:insideH w:val="nil"/>
+          <w:insideV w:val="single" w:color="FFFFFF" w:themeColor="background1" w:sz="8" w:space="0"/>
         </w:tcBorders>
         <w:shd w:val="clear" w:color="auto" w:fill="000000" w:themeFill="text1"/>
       </w:tcPr>
@@ -12196,8 +12975,8 @@
       <w:tblPr/>
       <w:tcPr>
         <w:tcBorders>
-          <w:left w:val="single" w:sz="8" w:space="0" w:color="FFFFFF" w:themeColor="background1"/>
-          <w:right w:val="single" w:sz="24" w:space="0" w:color="FFFFFF" w:themeColor="background1"/>
+          <w:left w:val="single" w:color="FFFFFF" w:themeColor="background1" w:sz="8" w:space="0"/>
+          <w:right w:val="single" w:color="FFFFFF" w:themeColor="background1" w:sz="24" w:space="0"/>
           <w:insideH w:val="nil"/>
           <w:insideV w:val="nil"/>
         </w:tcBorders>
@@ -12216,7 +12995,7 @@
       <w:tcPr>
         <w:tcBorders>
           <w:top w:val="nil"/>
-          <w:left w:val="single" w:sz="24" w:space="0" w:color="FFFFFF" w:themeColor="background1"/>
+          <w:left w:val="single" w:color="FFFFFF" w:themeColor="background1" w:sz="24" w:space="0"/>
           <w:bottom w:val="nil"/>
           <w:right w:val="nil"/>
           <w:insideH w:val="nil"/>
@@ -12229,10 +13008,10 @@
       <w:tblPr/>
       <w:tcPr>
         <w:tcBorders>
-          <w:top w:val="single" w:sz="8" w:space="0" w:color="FFFFFF" w:themeColor="background1"/>
-          <w:left w:val="single" w:sz="8" w:space="0" w:color="FFFFFF" w:themeColor="background1"/>
-          <w:bottom w:val="single" w:sz="8" w:space="0" w:color="FFFFFF" w:themeColor="background1"/>
-          <w:right w:val="single" w:sz="8" w:space="0" w:color="FFFFFF" w:themeColor="background1"/>
+          <w:top w:val="single" w:color="FFFFFF" w:themeColor="background1" w:sz="8" w:space="0"/>
+          <w:left w:val="single" w:color="FFFFFF" w:themeColor="background1" w:sz="8" w:space="0"/>
+          <w:bottom w:val="single" w:color="FFFFFF" w:themeColor="background1" w:sz="8" w:space="0"/>
+          <w:right w:val="single" w:color="FFFFFF" w:themeColor="background1" w:sz="8" w:space="0"/>
           <w:insideH w:val="nil"/>
           <w:insideV w:val="nil"/>
         </w:tcBorders>
@@ -12243,12 +13022,12 @@
       <w:tblPr/>
       <w:tcPr>
         <w:tcBorders>
-          <w:top w:val="single" w:sz="8" w:space="0" w:color="FFFFFF" w:themeColor="background1"/>
-          <w:left w:val="single" w:sz="8" w:space="0" w:color="FFFFFF" w:themeColor="background1"/>
-          <w:bottom w:val="single" w:sz="8" w:space="0" w:color="FFFFFF" w:themeColor="background1"/>
-          <w:right w:val="single" w:sz="8" w:space="0" w:color="FFFFFF" w:themeColor="background1"/>
-          <w:insideH w:val="single" w:sz="8" w:space="0" w:color="FFFFFF" w:themeColor="background1"/>
-          <w:insideV w:val="single" w:sz="8" w:space="0" w:color="FFFFFF" w:themeColor="background1"/>
+          <w:top w:val="single" w:color="FFFFFF" w:themeColor="background1" w:sz="8" w:space="0"/>
+          <w:left w:val="single" w:color="FFFFFF" w:themeColor="background1" w:sz="8" w:space="0"/>
+          <w:bottom w:val="single" w:color="FFFFFF" w:themeColor="background1" w:sz="8" w:space="0"/>
+          <w:right w:val="single" w:color="FFFFFF" w:themeColor="background1" w:sz="8" w:space="0"/>
+          <w:insideH w:val="single" w:color="FFFFFF" w:themeColor="background1" w:sz="8" w:space="0"/>
+          <w:insideV w:val="single" w:color="FFFFFF" w:themeColor="background1" w:sz="8" w:space="0"/>
         </w:tcBorders>
         <w:shd w:val="clear" w:color="auto" w:fill="808080" w:themeFill="text1" w:themeFillTint="7F"/>
       </w:tcPr>
@@ -12266,12 +13045,12 @@
       <w:tblStyleRowBandSize w:val="1"/>
       <w:tblStyleColBandSize w:val="1"/>
       <w:tblBorders>
-        <w:top w:val="single" w:sz="8" w:space="0" w:color="FFFFFF" w:themeColor="background1"/>
-        <w:left w:val="single" w:sz="8" w:space="0" w:color="FFFFFF" w:themeColor="background1"/>
-        <w:bottom w:val="single" w:sz="8" w:space="0" w:color="FFFFFF" w:themeColor="background1"/>
-        <w:right w:val="single" w:sz="8" w:space="0" w:color="FFFFFF" w:themeColor="background1"/>
-        <w:insideH w:val="single" w:sz="6" w:space="0" w:color="FFFFFF" w:themeColor="background1"/>
-        <w:insideV w:val="single" w:sz="6" w:space="0" w:color="FFFFFF" w:themeColor="background1"/>
+        <w:top w:val="single" w:color="FFFFFF" w:themeColor="background1" w:sz="8" w:space="0"/>
+        <w:left w:val="single" w:color="FFFFFF" w:themeColor="background1" w:sz="8" w:space="0"/>
+        <w:bottom w:val="single" w:color="FFFFFF" w:themeColor="background1" w:sz="8" w:space="0"/>
+        <w:right w:val="single" w:color="FFFFFF" w:themeColor="background1" w:sz="8" w:space="0"/>
+        <w:insideH w:val="single" w:color="FFFFFF" w:themeColor="background1" w:sz="6" w:space="0"/>
+        <w:insideV w:val="single" w:color="FFFFFF" w:themeColor="background1" w:sz="6" w:space="0"/>
       </w:tblBorders>
     </w:tblPr>
     <w:tcPr>
@@ -12288,12 +13067,12 @@
       <w:tblPr/>
       <w:tcPr>
         <w:tcBorders>
-          <w:top w:val="single" w:sz="8" w:space="0" w:color="FFFFFF" w:themeColor="background1"/>
-          <w:left w:val="single" w:sz="8" w:space="0" w:color="FFFFFF" w:themeColor="background1"/>
-          <w:bottom w:val="single" w:sz="24" w:space="0" w:color="FFFFFF" w:themeColor="background1"/>
-          <w:right w:val="single" w:sz="8" w:space="0" w:color="FFFFFF" w:themeColor="background1"/>
-          <w:insideH w:val="nil"/>
-          <w:insideV w:val="single" w:sz="8" w:space="0" w:color="FFFFFF" w:themeColor="background1"/>
+          <w:top w:val="single" w:color="FFFFFF" w:themeColor="background1" w:sz="8" w:space="0"/>
+          <w:left w:val="single" w:color="FFFFFF" w:themeColor="background1" w:sz="8" w:space="0"/>
+          <w:bottom w:val="single" w:color="FFFFFF" w:themeColor="background1" w:sz="24" w:space="0"/>
+          <w:right w:val="single" w:color="FFFFFF" w:themeColor="background1" w:sz="8" w:space="0"/>
+          <w:insideH w:val="nil"/>
+          <w:insideV w:val="single" w:color="FFFFFF" w:themeColor="background1" w:sz="8" w:space="0"/>
         </w:tcBorders>
         <w:shd w:val="clear" w:color="auto" w:fill="4F81BD" w:themeFill="accent1"/>
       </w:tcPr>
@@ -12309,12 +13088,12 @@
       <w:tblPr/>
       <w:tcPr>
         <w:tcBorders>
-          <w:top w:val="single" w:sz="24" w:space="0" w:color="FFFFFF" w:themeColor="background1"/>
-          <w:left w:val="single" w:sz="8" w:space="0" w:color="FFFFFF" w:themeColor="background1"/>
-          <w:bottom w:val="single" w:sz="8" w:space="0" w:color="FFFFFF" w:themeColor="background1"/>
-          <w:right w:val="single" w:sz="8" w:space="0" w:color="FFFFFF" w:themeColor="background1"/>
-          <w:insideH w:val="nil"/>
-          <w:insideV w:val="single" w:sz="8" w:space="0" w:color="FFFFFF" w:themeColor="background1"/>
+          <w:top w:val="single" w:color="FFFFFF" w:themeColor="background1" w:sz="24" w:space="0"/>
+          <w:left w:val="single" w:color="FFFFFF" w:themeColor="background1" w:sz="8" w:space="0"/>
+          <w:bottom w:val="single" w:color="FFFFFF" w:themeColor="background1" w:sz="8" w:space="0"/>
+          <w:right w:val="single" w:color="FFFFFF" w:themeColor="background1" w:sz="8" w:space="0"/>
+          <w:insideH w:val="nil"/>
+          <w:insideV w:val="single" w:color="FFFFFF" w:themeColor="background1" w:sz="8" w:space="0"/>
         </w:tcBorders>
         <w:shd w:val="clear" w:color="auto" w:fill="4F81BD" w:themeFill="accent1"/>
       </w:tcPr>
@@ -12330,8 +13109,8 @@
       <w:tblPr/>
       <w:tcPr>
         <w:tcBorders>
-          <w:left w:val="single" w:sz="8" w:space="0" w:color="FFFFFF" w:themeColor="background1"/>
-          <w:right w:val="single" w:sz="24" w:space="0" w:color="FFFFFF" w:themeColor="background1"/>
+          <w:left w:val="single" w:color="FFFFFF" w:themeColor="background1" w:sz="8" w:space="0"/>
+          <w:right w:val="single" w:color="FFFFFF" w:themeColor="background1" w:sz="24" w:space="0"/>
           <w:insideH w:val="nil"/>
           <w:insideV w:val="nil"/>
         </w:tcBorders>
@@ -12350,7 +13129,7 @@
       <w:tcPr>
         <w:tcBorders>
           <w:top w:val="nil"/>
-          <w:left w:val="single" w:sz="24" w:space="0" w:color="FFFFFF" w:themeColor="background1"/>
+          <w:left w:val="single" w:color="FFFFFF" w:themeColor="background1" w:sz="24" w:space="0"/>
           <w:bottom w:val="nil"/>
           <w:right w:val="nil"/>
           <w:insideH w:val="nil"/>
@@ -12363,10 +13142,10 @@
       <w:tblPr/>
       <w:tcPr>
         <w:tcBorders>
-          <w:top w:val="single" w:sz="8" w:space="0" w:color="FFFFFF" w:themeColor="background1"/>
-          <w:left w:val="single" w:sz="8" w:space="0" w:color="FFFFFF" w:themeColor="background1"/>
-          <w:bottom w:val="single" w:sz="8" w:space="0" w:color="FFFFFF" w:themeColor="background1"/>
-          <w:right w:val="single" w:sz="8" w:space="0" w:color="FFFFFF" w:themeColor="background1"/>
+          <w:top w:val="single" w:color="FFFFFF" w:themeColor="background1" w:sz="8" w:space="0"/>
+          <w:left w:val="single" w:color="FFFFFF" w:themeColor="background1" w:sz="8" w:space="0"/>
+          <w:bottom w:val="single" w:color="FFFFFF" w:themeColor="background1" w:sz="8" w:space="0"/>
+          <w:right w:val="single" w:color="FFFFFF" w:themeColor="background1" w:sz="8" w:space="0"/>
           <w:insideH w:val="nil"/>
           <w:insideV w:val="nil"/>
         </w:tcBorders>
@@ -12377,12 +13156,12 @@
       <w:tblPr/>
       <w:tcPr>
         <w:tcBorders>
-          <w:top w:val="single" w:sz="8" w:space="0" w:color="FFFFFF" w:themeColor="background1"/>
-          <w:left w:val="single" w:sz="8" w:space="0" w:color="FFFFFF" w:themeColor="background1"/>
-          <w:bottom w:val="single" w:sz="8" w:space="0" w:color="FFFFFF" w:themeColor="background1"/>
-          <w:right w:val="single" w:sz="8" w:space="0" w:color="FFFFFF" w:themeColor="background1"/>
-          <w:insideH w:val="single" w:sz="8" w:space="0" w:color="FFFFFF" w:themeColor="background1"/>
-          <w:insideV w:val="single" w:sz="8" w:space="0" w:color="FFFFFF" w:themeColor="background1"/>
+          <w:top w:val="single" w:color="FFFFFF" w:themeColor="background1" w:sz="8" w:space="0"/>
+          <w:left w:val="single" w:color="FFFFFF" w:themeColor="background1" w:sz="8" w:space="0"/>
+          <w:bottom w:val="single" w:color="FFFFFF" w:themeColor="background1" w:sz="8" w:space="0"/>
+          <w:right w:val="single" w:color="FFFFFF" w:themeColor="background1" w:sz="8" w:space="0"/>
+          <w:insideH w:val="single" w:color="FFFFFF" w:themeColor="background1" w:sz="8" w:space="0"/>
+          <w:insideV w:val="single" w:color="FFFFFF" w:themeColor="background1" w:sz="8" w:space="0"/>
         </w:tcBorders>
         <w:shd w:val="clear" w:color="auto" w:fill="A7BFDE" w:themeFill="accent1" w:themeFillTint="7F"/>
       </w:tcPr>
@@ -12400,12 +13179,12 @@
       <w:tblStyleRowBandSize w:val="1"/>
       <w:tblStyleColBandSize w:val="1"/>
       <w:tblBorders>
-        <w:top w:val="single" w:sz="8" w:space="0" w:color="FFFFFF" w:themeColor="background1"/>
-        <w:left w:val="single" w:sz="8" w:space="0" w:color="FFFFFF" w:themeColor="background1"/>
-        <w:bottom w:val="single" w:sz="8" w:space="0" w:color="FFFFFF" w:themeColor="background1"/>
-        <w:right w:val="single" w:sz="8" w:space="0" w:color="FFFFFF" w:themeColor="background1"/>
-        <w:insideH w:val="single" w:sz="6" w:space="0" w:color="FFFFFF" w:themeColor="background1"/>
-        <w:insideV w:val="single" w:sz="6" w:space="0" w:color="FFFFFF" w:themeColor="background1"/>
+        <w:top w:val="single" w:color="FFFFFF" w:themeColor="background1" w:sz="8" w:space="0"/>
+        <w:left w:val="single" w:color="FFFFFF" w:themeColor="background1" w:sz="8" w:space="0"/>
+        <w:bottom w:val="single" w:color="FFFFFF" w:themeColor="background1" w:sz="8" w:space="0"/>
+        <w:right w:val="single" w:color="FFFFFF" w:themeColor="background1" w:sz="8" w:space="0"/>
+        <w:insideH w:val="single" w:color="FFFFFF" w:themeColor="background1" w:sz="6" w:space="0"/>
+        <w:insideV w:val="single" w:color="FFFFFF" w:themeColor="background1" w:sz="6" w:space="0"/>
       </w:tblBorders>
     </w:tblPr>
     <w:tcPr>
@@ -12422,12 +13201,12 @@
       <w:tblPr/>
       <w:tcPr>
         <w:tcBorders>
-          <w:top w:val="single" w:sz="8" w:space="0" w:color="FFFFFF" w:themeColor="background1"/>
-          <w:left w:val="single" w:sz="8" w:space="0" w:color="FFFFFF" w:themeColor="background1"/>
-          <w:bottom w:val="single" w:sz="24" w:space="0" w:color="FFFFFF" w:themeColor="background1"/>
-          <w:right w:val="single" w:sz="8" w:space="0" w:color="FFFFFF" w:themeColor="background1"/>
-          <w:insideH w:val="nil"/>
-          <w:insideV w:val="single" w:sz="8" w:space="0" w:color="FFFFFF" w:themeColor="background1"/>
+          <w:top w:val="single" w:color="FFFFFF" w:themeColor="background1" w:sz="8" w:space="0"/>
+          <w:left w:val="single" w:color="FFFFFF" w:themeColor="background1" w:sz="8" w:space="0"/>
+          <w:bottom w:val="single" w:color="FFFFFF" w:themeColor="background1" w:sz="24" w:space="0"/>
+          <w:right w:val="single" w:color="FFFFFF" w:themeColor="background1" w:sz="8" w:space="0"/>
+          <w:insideH w:val="nil"/>
+          <w:insideV w:val="single" w:color="FFFFFF" w:themeColor="background1" w:sz="8" w:space="0"/>
         </w:tcBorders>
         <w:shd w:val="clear" w:color="auto" w:fill="C0504D" w:themeFill="accent2"/>
       </w:tcPr>
@@ -12443,12 +13222,12 @@
       <w:tblPr/>
       <w:tcPr>
         <w:tcBorders>
-          <w:top w:val="single" w:sz="24" w:space="0" w:color="FFFFFF" w:themeColor="background1"/>
-          <w:left w:val="single" w:sz="8" w:space="0" w:color="FFFFFF" w:themeColor="background1"/>
-          <w:bottom w:val="single" w:sz="8" w:space="0" w:color="FFFFFF" w:themeColor="background1"/>
-          <w:right w:val="single" w:sz="8" w:space="0" w:color="FFFFFF" w:themeColor="background1"/>
-          <w:insideH w:val="nil"/>
-          <w:insideV w:val="single" w:sz="8" w:space="0" w:color="FFFFFF" w:themeColor="background1"/>
+          <w:top w:val="single" w:color="FFFFFF" w:themeColor="background1" w:sz="24" w:space="0"/>
+          <w:left w:val="single" w:color="FFFFFF" w:themeColor="background1" w:sz="8" w:space="0"/>
+          <w:bottom w:val="single" w:color="FFFFFF" w:themeColor="background1" w:sz="8" w:space="0"/>
+          <w:right w:val="single" w:color="FFFFFF" w:themeColor="background1" w:sz="8" w:space="0"/>
+          <w:insideH w:val="nil"/>
+          <w:insideV w:val="single" w:color="FFFFFF" w:themeColor="background1" w:sz="8" w:space="0"/>
         </w:tcBorders>
         <w:shd w:val="clear" w:color="auto" w:fill="C0504D" w:themeFill="accent2"/>
       </w:tcPr>
@@ -12464,8 +13243,8 @@
       <w:tblPr/>
       <w:tcPr>
         <w:tcBorders>
-          <w:left w:val="single" w:sz="8" w:space="0" w:color="FFFFFF" w:themeColor="background1"/>
-          <w:right w:val="single" w:sz="24" w:space="0" w:color="FFFFFF" w:themeColor="background1"/>
+          <w:left w:val="single" w:color="FFFFFF" w:themeColor="background1" w:sz="8" w:space="0"/>
+          <w:right w:val="single" w:color="FFFFFF" w:themeColor="background1" w:sz="24" w:space="0"/>
           <w:insideH w:val="nil"/>
           <w:insideV w:val="nil"/>
         </w:tcBorders>
@@ -12484,7 +13263,7 @@
       <w:tcPr>
         <w:tcBorders>
           <w:top w:val="nil"/>
-          <w:left w:val="single" w:sz="24" w:space="0" w:color="FFFFFF" w:themeColor="background1"/>
+          <w:left w:val="single" w:color="FFFFFF" w:themeColor="background1" w:sz="24" w:space="0"/>
           <w:bottom w:val="nil"/>
           <w:right w:val="nil"/>
           <w:insideH w:val="nil"/>
@@ -12497,10 +13276,10 @@
       <w:tblPr/>
       <w:tcPr>
         <w:tcBorders>
-          <w:top w:val="single" w:sz="8" w:space="0" w:color="FFFFFF" w:themeColor="background1"/>
-          <w:left w:val="single" w:sz="8" w:space="0" w:color="FFFFFF" w:themeColor="background1"/>
-          <w:bottom w:val="single" w:sz="8" w:space="0" w:color="FFFFFF" w:themeColor="background1"/>
-          <w:right w:val="single" w:sz="8" w:space="0" w:color="FFFFFF" w:themeColor="background1"/>
+          <w:top w:val="single" w:color="FFFFFF" w:themeColor="background1" w:sz="8" w:space="0"/>
+          <w:left w:val="single" w:color="FFFFFF" w:themeColor="background1" w:sz="8" w:space="0"/>
+          <w:bottom w:val="single" w:color="FFFFFF" w:themeColor="background1" w:sz="8" w:space="0"/>
+          <w:right w:val="single" w:color="FFFFFF" w:themeColor="background1" w:sz="8" w:space="0"/>
           <w:insideH w:val="nil"/>
           <w:insideV w:val="nil"/>
         </w:tcBorders>
@@ -12511,12 +13290,12 @@
       <w:tblPr/>
       <w:tcPr>
         <w:tcBorders>
-          <w:top w:val="single" w:sz="8" w:space="0" w:color="FFFFFF" w:themeColor="background1"/>
-          <w:left w:val="single" w:sz="8" w:space="0" w:color="FFFFFF" w:themeColor="background1"/>
-          <w:bottom w:val="single" w:sz="8" w:space="0" w:color="FFFFFF" w:themeColor="background1"/>
-          <w:right w:val="single" w:sz="8" w:space="0" w:color="FFFFFF" w:themeColor="background1"/>
-          <w:insideH w:val="single" w:sz="8" w:space="0" w:color="FFFFFF" w:themeColor="background1"/>
-          <w:insideV w:val="single" w:sz="8" w:space="0" w:color="FFFFFF" w:themeColor="background1"/>
+          <w:top w:val="single" w:color="FFFFFF" w:themeColor="background1" w:sz="8" w:space="0"/>
+          <w:left w:val="single" w:color="FFFFFF" w:themeColor="background1" w:sz="8" w:space="0"/>
+          <w:bottom w:val="single" w:color="FFFFFF" w:themeColor="background1" w:sz="8" w:space="0"/>
+          <w:right w:val="single" w:color="FFFFFF" w:themeColor="background1" w:sz="8" w:space="0"/>
+          <w:insideH w:val="single" w:color="FFFFFF" w:themeColor="background1" w:sz="8" w:space="0"/>
+          <w:insideV w:val="single" w:color="FFFFFF" w:themeColor="background1" w:sz="8" w:space="0"/>
         </w:tcBorders>
         <w:shd w:val="clear" w:color="auto" w:fill="DFA7A6" w:themeFill="accent2" w:themeFillTint="7F"/>
       </w:tcPr>
@@ -12534,12 +13313,12 @@
       <w:tblStyleRowBandSize w:val="1"/>
       <w:tblStyleColBandSize w:val="1"/>
       <w:tblBorders>
-        <w:top w:val="single" w:sz="8" w:space="0" w:color="FFFFFF" w:themeColor="background1"/>
-        <w:left w:val="single" w:sz="8" w:space="0" w:color="FFFFFF" w:themeColor="background1"/>
-        <w:bottom w:val="single" w:sz="8" w:space="0" w:color="FFFFFF" w:themeColor="background1"/>
-        <w:right w:val="single" w:sz="8" w:space="0" w:color="FFFFFF" w:themeColor="background1"/>
-        <w:insideH w:val="single" w:sz="6" w:space="0" w:color="FFFFFF" w:themeColor="background1"/>
-        <w:insideV w:val="single" w:sz="6" w:space="0" w:color="FFFFFF" w:themeColor="background1"/>
+        <w:top w:val="single" w:color="FFFFFF" w:themeColor="background1" w:sz="8" w:space="0"/>
+        <w:left w:val="single" w:color="FFFFFF" w:themeColor="background1" w:sz="8" w:space="0"/>
+        <w:bottom w:val="single" w:color="FFFFFF" w:themeColor="background1" w:sz="8" w:space="0"/>
+        <w:right w:val="single" w:color="FFFFFF" w:themeColor="background1" w:sz="8" w:space="0"/>
+        <w:insideH w:val="single" w:color="FFFFFF" w:themeColor="background1" w:sz="6" w:space="0"/>
+        <w:insideV w:val="single" w:color="FFFFFF" w:themeColor="background1" w:sz="6" w:space="0"/>
       </w:tblBorders>
     </w:tblPr>
     <w:tcPr>
@@ -12556,12 +13335,12 @@
       <w:tblPr/>
       <w:tcPr>
         <w:tcBorders>
-          <w:top w:val="single" w:sz="8" w:space="0" w:color="FFFFFF" w:themeColor="background1"/>
-          <w:left w:val="single" w:sz="8" w:space="0" w:color="FFFFFF" w:themeColor="background1"/>
-          <w:bottom w:val="single" w:sz="24" w:space="0" w:color="FFFFFF" w:themeColor="background1"/>
-          <w:right w:val="single" w:sz="8" w:space="0" w:color="FFFFFF" w:themeColor="background1"/>
-          <w:insideH w:val="nil"/>
-          <w:insideV w:val="single" w:sz="8" w:space="0" w:color="FFFFFF" w:themeColor="background1"/>
+          <w:top w:val="single" w:color="FFFFFF" w:themeColor="background1" w:sz="8" w:space="0"/>
+          <w:left w:val="single" w:color="FFFFFF" w:themeColor="background1" w:sz="8" w:space="0"/>
+          <w:bottom w:val="single" w:color="FFFFFF" w:themeColor="background1" w:sz="24" w:space="0"/>
+          <w:right w:val="single" w:color="FFFFFF" w:themeColor="background1" w:sz="8" w:space="0"/>
+          <w:insideH w:val="nil"/>
+          <w:insideV w:val="single" w:color="FFFFFF" w:themeColor="background1" w:sz="8" w:space="0"/>
         </w:tcBorders>
         <w:shd w:val="clear" w:color="auto" w:fill="9BBB59" w:themeFill="accent3"/>
       </w:tcPr>
@@ -12577,12 +13356,12 @@
       <w:tblPr/>
       <w:tcPr>
         <w:tcBorders>
-          <w:top w:val="single" w:sz="24" w:space="0" w:color="FFFFFF" w:themeColor="background1"/>
-          <w:left w:val="single" w:sz="8" w:space="0" w:color="FFFFFF" w:themeColor="background1"/>
-          <w:bottom w:val="single" w:sz="8" w:space="0" w:color="FFFFFF" w:themeColor="background1"/>
-          <w:right w:val="single" w:sz="8" w:space="0" w:color="FFFFFF" w:themeColor="background1"/>
-          <w:insideH w:val="nil"/>
-          <w:insideV w:val="single" w:sz="8" w:space="0" w:color="FFFFFF" w:themeColor="background1"/>
+          <w:top w:val="single" w:color="FFFFFF" w:themeColor="background1" w:sz="24" w:space="0"/>
+          <w:left w:val="single" w:color="FFFFFF" w:themeColor="background1" w:sz="8" w:space="0"/>
+          <w:bottom w:val="single" w:color="FFFFFF" w:themeColor="background1" w:sz="8" w:space="0"/>
+          <w:right w:val="single" w:color="FFFFFF" w:themeColor="background1" w:sz="8" w:space="0"/>
+          <w:insideH w:val="nil"/>
+          <w:insideV w:val="single" w:color="FFFFFF" w:themeColor="background1" w:sz="8" w:space="0"/>
         </w:tcBorders>
         <w:shd w:val="clear" w:color="auto" w:fill="9BBB59" w:themeFill="accent3"/>
       </w:tcPr>
@@ -12598,8 +13377,8 @@
       <w:tblPr/>
       <w:tcPr>
         <w:tcBorders>
-          <w:left w:val="single" w:sz="8" w:space="0" w:color="FFFFFF" w:themeColor="background1"/>
-          <w:right w:val="single" w:sz="24" w:space="0" w:color="FFFFFF" w:themeColor="background1"/>
+          <w:left w:val="single" w:color="FFFFFF" w:themeColor="background1" w:sz="8" w:space="0"/>
+          <w:right w:val="single" w:color="FFFFFF" w:themeColor="background1" w:sz="24" w:space="0"/>
           <w:insideH w:val="nil"/>
           <w:insideV w:val="nil"/>
         </w:tcBorders>
@@ -12618,7 +13397,7 @@
       <w:tcPr>
         <w:tcBorders>
           <w:top w:val="nil"/>
-          <w:left w:val="single" w:sz="24" w:space="0" w:color="FFFFFF" w:themeColor="background1"/>
+          <w:left w:val="single" w:color="FFFFFF" w:themeColor="background1" w:sz="24" w:space="0"/>
           <w:bottom w:val="nil"/>
           <w:right w:val="nil"/>
           <w:insideH w:val="nil"/>
@@ -12631,10 +13410,10 @@
       <w:tblPr/>
       <w:tcPr>
         <w:tcBorders>
-          <w:top w:val="single" w:sz="8" w:space="0" w:color="FFFFFF" w:themeColor="background1"/>
-          <w:left w:val="single" w:sz="8" w:space="0" w:color="FFFFFF" w:themeColor="background1"/>
-          <w:bottom w:val="single" w:sz="8" w:space="0" w:color="FFFFFF" w:themeColor="background1"/>
-          <w:right w:val="single" w:sz="8" w:space="0" w:color="FFFFFF" w:themeColor="background1"/>
+          <w:top w:val="single" w:color="FFFFFF" w:themeColor="background1" w:sz="8" w:space="0"/>
+          <w:left w:val="single" w:color="FFFFFF" w:themeColor="background1" w:sz="8" w:space="0"/>
+          <w:bottom w:val="single" w:color="FFFFFF" w:themeColor="background1" w:sz="8" w:space="0"/>
+          <w:right w:val="single" w:color="FFFFFF" w:themeColor="background1" w:sz="8" w:space="0"/>
           <w:insideH w:val="nil"/>
           <w:insideV w:val="nil"/>
         </w:tcBorders>
@@ -12645,12 +13424,12 @@
       <w:tblPr/>
       <w:tcPr>
         <w:tcBorders>
-          <w:top w:val="single" w:sz="8" w:space="0" w:color="FFFFFF" w:themeColor="background1"/>
-          <w:left w:val="single" w:sz="8" w:space="0" w:color="FFFFFF" w:themeColor="background1"/>
-          <w:bottom w:val="single" w:sz="8" w:space="0" w:color="FFFFFF" w:themeColor="background1"/>
-          <w:right w:val="single" w:sz="8" w:space="0" w:color="FFFFFF" w:themeColor="background1"/>
-          <w:insideH w:val="single" w:sz="8" w:space="0" w:color="FFFFFF" w:themeColor="background1"/>
-          <w:insideV w:val="single" w:sz="8" w:space="0" w:color="FFFFFF" w:themeColor="background1"/>
+          <w:top w:val="single" w:color="FFFFFF" w:themeColor="background1" w:sz="8" w:space="0"/>
+          <w:left w:val="single" w:color="FFFFFF" w:themeColor="background1" w:sz="8" w:space="0"/>
+          <w:bottom w:val="single" w:color="FFFFFF" w:themeColor="background1" w:sz="8" w:space="0"/>
+          <w:right w:val="single" w:color="FFFFFF" w:themeColor="background1" w:sz="8" w:space="0"/>
+          <w:insideH w:val="single" w:color="FFFFFF" w:themeColor="background1" w:sz="8" w:space="0"/>
+          <w:insideV w:val="single" w:color="FFFFFF" w:themeColor="background1" w:sz="8" w:space="0"/>
         </w:tcBorders>
         <w:shd w:val="clear" w:color="auto" w:fill="CDDDAC" w:themeFill="accent3" w:themeFillTint="7F"/>
       </w:tcPr>
@@ -12668,12 +13447,12 @@
       <w:tblStyleRowBandSize w:val="1"/>
       <w:tblStyleColBandSize w:val="1"/>
       <w:tblBorders>
-        <w:top w:val="single" w:sz="8" w:space="0" w:color="FFFFFF" w:themeColor="background1"/>
-        <w:left w:val="single" w:sz="8" w:space="0" w:color="FFFFFF" w:themeColor="background1"/>
-        <w:bottom w:val="single" w:sz="8" w:space="0" w:color="FFFFFF" w:themeColor="background1"/>
-        <w:right w:val="single" w:sz="8" w:space="0" w:color="FFFFFF" w:themeColor="background1"/>
-        <w:insideH w:val="single" w:sz="6" w:space="0" w:color="FFFFFF" w:themeColor="background1"/>
-        <w:insideV w:val="single" w:sz="6" w:space="0" w:color="FFFFFF" w:themeColor="background1"/>
+        <w:top w:val="single" w:color="FFFFFF" w:themeColor="background1" w:sz="8" w:space="0"/>
+        <w:left w:val="single" w:color="FFFFFF" w:themeColor="background1" w:sz="8" w:space="0"/>
+        <w:bottom w:val="single" w:color="FFFFFF" w:themeColor="background1" w:sz="8" w:space="0"/>
+        <w:right w:val="single" w:color="FFFFFF" w:themeColor="background1" w:sz="8" w:space="0"/>
+        <w:insideH w:val="single" w:color="FFFFFF" w:themeColor="background1" w:sz="6" w:space="0"/>
+        <w:insideV w:val="single" w:color="FFFFFF" w:themeColor="background1" w:sz="6" w:space="0"/>
       </w:tblBorders>
     </w:tblPr>
     <w:tcPr>
@@ -12690,12 +13469,12 @@
       <w:tblPr/>
       <w:tcPr>
         <w:tcBorders>
-          <w:top w:val="single" w:sz="8" w:space="0" w:color="FFFFFF" w:themeColor="background1"/>
-          <w:left w:val="single" w:sz="8" w:space="0" w:color="FFFFFF" w:themeColor="background1"/>
-          <w:bottom w:val="single" w:sz="24" w:space="0" w:color="FFFFFF" w:themeColor="background1"/>
-          <w:right w:val="single" w:sz="8" w:space="0" w:color="FFFFFF" w:themeColor="background1"/>
-          <w:insideH w:val="nil"/>
-          <w:insideV w:val="single" w:sz="8" w:space="0" w:color="FFFFFF" w:themeColor="background1"/>
+          <w:top w:val="single" w:color="FFFFFF" w:themeColor="background1" w:sz="8" w:space="0"/>
+          <w:left w:val="single" w:color="FFFFFF" w:themeColor="background1" w:sz="8" w:space="0"/>
+          <w:bottom w:val="single" w:color="FFFFFF" w:themeColor="background1" w:sz="24" w:space="0"/>
+          <w:right w:val="single" w:color="FFFFFF" w:themeColor="background1" w:sz="8" w:space="0"/>
+          <w:insideH w:val="nil"/>
+          <w:insideV w:val="single" w:color="FFFFFF" w:themeColor="background1" w:sz="8" w:space="0"/>
         </w:tcBorders>
         <w:shd w:val="clear" w:color="auto" w:fill="8064A2" w:themeFill="accent4"/>
       </w:tcPr>
@@ -12711,12 +13490,12 @@
       <w:tblPr/>
       <w:tcPr>
         <w:tcBorders>
-          <w:top w:val="single" w:sz="24" w:space="0" w:color="FFFFFF" w:themeColor="background1"/>
-          <w:left w:val="single" w:sz="8" w:space="0" w:color="FFFFFF" w:themeColor="background1"/>
-          <w:bottom w:val="single" w:sz="8" w:space="0" w:color="FFFFFF" w:themeColor="background1"/>
-          <w:right w:val="single" w:sz="8" w:space="0" w:color="FFFFFF" w:themeColor="background1"/>
-          <w:insideH w:val="nil"/>
-          <w:insideV w:val="single" w:sz="8" w:space="0" w:color="FFFFFF" w:themeColor="background1"/>
+          <w:top w:val="single" w:color="FFFFFF" w:themeColor="background1" w:sz="24" w:space="0"/>
+          <w:left w:val="single" w:color="FFFFFF" w:themeColor="background1" w:sz="8" w:space="0"/>
+          <w:bottom w:val="single" w:color="FFFFFF" w:themeColor="background1" w:sz="8" w:space="0"/>
+          <w:right w:val="single" w:color="FFFFFF" w:themeColor="background1" w:sz="8" w:space="0"/>
+          <w:insideH w:val="nil"/>
+          <w:insideV w:val="single" w:color="FFFFFF" w:themeColor="background1" w:sz="8" w:space="0"/>
         </w:tcBorders>
         <w:shd w:val="clear" w:color="auto" w:fill="8064A2" w:themeFill="accent4"/>
       </w:tcPr>
@@ -12732,8 +13511,8 @@
       <w:tblPr/>
       <w:tcPr>
         <w:tcBorders>
-          <w:left w:val="single" w:sz="8" w:space="0" w:color="FFFFFF" w:themeColor="background1"/>
-          <w:right w:val="single" w:sz="24" w:space="0" w:color="FFFFFF" w:themeColor="background1"/>
+          <w:left w:val="single" w:color="FFFFFF" w:themeColor="background1" w:sz="8" w:space="0"/>
+          <w:right w:val="single" w:color="FFFFFF" w:themeColor="background1" w:sz="24" w:space="0"/>
           <w:insideH w:val="nil"/>
           <w:insideV w:val="nil"/>
         </w:tcBorders>
@@ -12752,7 +13531,7 @@
       <w:tcPr>
         <w:tcBorders>
           <w:top w:val="nil"/>
-          <w:left w:val="single" w:sz="24" w:space="0" w:color="FFFFFF" w:themeColor="background1"/>
+          <w:left w:val="single" w:color="FFFFFF" w:themeColor="background1" w:sz="24" w:space="0"/>
           <w:bottom w:val="nil"/>
           <w:right w:val="nil"/>
           <w:insideH w:val="nil"/>
@@ -12765,10 +13544,10 @@
       <w:tblPr/>
       <w:tcPr>
         <w:tcBorders>
-          <w:top w:val="single" w:sz="8" w:space="0" w:color="FFFFFF" w:themeColor="background1"/>
-          <w:left w:val="single" w:sz="8" w:space="0" w:color="FFFFFF" w:themeColor="background1"/>
-          <w:bottom w:val="single" w:sz="8" w:space="0" w:color="FFFFFF" w:themeColor="background1"/>
-          <w:right w:val="single" w:sz="8" w:space="0" w:color="FFFFFF" w:themeColor="background1"/>
+          <w:top w:val="single" w:color="FFFFFF" w:themeColor="background1" w:sz="8" w:space="0"/>
+          <w:left w:val="single" w:color="FFFFFF" w:themeColor="background1" w:sz="8" w:space="0"/>
+          <w:bottom w:val="single" w:color="FFFFFF" w:themeColor="background1" w:sz="8" w:space="0"/>
+          <w:right w:val="single" w:color="FFFFFF" w:themeColor="background1" w:sz="8" w:space="0"/>
           <w:insideH w:val="nil"/>
           <w:insideV w:val="nil"/>
         </w:tcBorders>
@@ -12779,12 +13558,12 @@
       <w:tblPr/>
       <w:tcPr>
         <w:tcBorders>
-          <w:top w:val="single" w:sz="8" w:space="0" w:color="FFFFFF" w:themeColor="background1"/>
-          <w:left w:val="single" w:sz="8" w:space="0" w:color="FFFFFF" w:themeColor="background1"/>
-          <w:bottom w:val="single" w:sz="8" w:space="0" w:color="FFFFFF" w:themeColor="background1"/>
-          <w:right w:val="single" w:sz="8" w:space="0" w:color="FFFFFF" w:themeColor="background1"/>
-          <w:insideH w:val="single" w:sz="8" w:space="0" w:color="FFFFFF" w:themeColor="background1"/>
-          <w:insideV w:val="single" w:sz="8" w:space="0" w:color="FFFFFF" w:themeColor="background1"/>
+          <w:top w:val="single" w:color="FFFFFF" w:themeColor="background1" w:sz="8" w:space="0"/>
+          <w:left w:val="single" w:color="FFFFFF" w:themeColor="background1" w:sz="8" w:space="0"/>
+          <w:bottom w:val="single" w:color="FFFFFF" w:themeColor="background1" w:sz="8" w:space="0"/>
+          <w:right w:val="single" w:color="FFFFFF" w:themeColor="background1" w:sz="8" w:space="0"/>
+          <w:insideH w:val="single" w:color="FFFFFF" w:themeColor="background1" w:sz="8" w:space="0"/>
+          <w:insideV w:val="single" w:color="FFFFFF" w:themeColor="background1" w:sz="8" w:space="0"/>
         </w:tcBorders>
         <w:shd w:val="clear" w:color="auto" w:fill="BFB1D0" w:themeFill="accent4" w:themeFillTint="7F"/>
       </w:tcPr>
@@ -12802,12 +13581,12 @@
       <w:tblStyleRowBandSize w:val="1"/>
       <w:tblStyleColBandSize w:val="1"/>
       <w:tblBorders>
-        <w:top w:val="single" w:sz="8" w:space="0" w:color="FFFFFF" w:themeColor="background1"/>
-        <w:left w:val="single" w:sz="8" w:space="0" w:color="FFFFFF" w:themeColor="background1"/>
-        <w:bottom w:val="single" w:sz="8" w:space="0" w:color="FFFFFF" w:themeColor="background1"/>
-        <w:right w:val="single" w:sz="8" w:space="0" w:color="FFFFFF" w:themeColor="background1"/>
-        <w:insideH w:val="single" w:sz="6" w:space="0" w:color="FFFFFF" w:themeColor="background1"/>
-        <w:insideV w:val="single" w:sz="6" w:space="0" w:color="FFFFFF" w:themeColor="background1"/>
+        <w:top w:val="single" w:color="FFFFFF" w:themeColor="background1" w:sz="8" w:space="0"/>
+        <w:left w:val="single" w:color="FFFFFF" w:themeColor="background1" w:sz="8" w:space="0"/>
+        <w:bottom w:val="single" w:color="FFFFFF" w:themeColor="background1" w:sz="8" w:space="0"/>
+        <w:right w:val="single" w:color="FFFFFF" w:themeColor="background1" w:sz="8" w:space="0"/>
+        <w:insideH w:val="single" w:color="FFFFFF" w:themeColor="background1" w:sz="6" w:space="0"/>
+        <w:insideV w:val="single" w:color="FFFFFF" w:themeColor="background1" w:sz="6" w:space="0"/>
       </w:tblBorders>
     </w:tblPr>
     <w:tcPr>
@@ -12824,12 +13603,12 @@
       <w:tblPr/>
       <w:tcPr>
         <w:tcBorders>
-          <w:top w:val="single" w:sz="8" w:space="0" w:color="FFFFFF" w:themeColor="background1"/>
-          <w:left w:val="single" w:sz="8" w:space="0" w:color="FFFFFF" w:themeColor="background1"/>
-          <w:bottom w:val="single" w:sz="24" w:space="0" w:color="FFFFFF" w:themeColor="background1"/>
-          <w:right w:val="single" w:sz="8" w:space="0" w:color="FFFFFF" w:themeColor="background1"/>
-          <w:insideH w:val="nil"/>
-          <w:insideV w:val="single" w:sz="8" w:space="0" w:color="FFFFFF" w:themeColor="background1"/>
+          <w:top w:val="single" w:color="FFFFFF" w:themeColor="background1" w:sz="8" w:space="0"/>
+          <w:left w:val="single" w:color="FFFFFF" w:themeColor="background1" w:sz="8" w:space="0"/>
+          <w:bottom w:val="single" w:color="FFFFFF" w:themeColor="background1" w:sz="24" w:space="0"/>
+          <w:right w:val="single" w:color="FFFFFF" w:themeColor="background1" w:sz="8" w:space="0"/>
+          <w:insideH w:val="nil"/>
+          <w:insideV w:val="single" w:color="FFFFFF" w:themeColor="background1" w:sz="8" w:space="0"/>
         </w:tcBorders>
         <w:shd w:val="clear" w:color="auto" w:fill="4BACC6" w:themeFill="accent5"/>
       </w:tcPr>
@@ -12845,12 +13624,12 @@
       <w:tblPr/>
       <w:tcPr>
         <w:tcBorders>
-          <w:top w:val="single" w:sz="24" w:space="0" w:color="FFFFFF" w:themeColor="background1"/>
-          <w:left w:val="single" w:sz="8" w:space="0" w:color="FFFFFF" w:themeColor="background1"/>
-          <w:bottom w:val="single" w:sz="8" w:space="0" w:color="FFFFFF" w:themeColor="background1"/>
-          <w:right w:val="single" w:sz="8" w:space="0" w:color="FFFFFF" w:themeColor="background1"/>
-          <w:insideH w:val="nil"/>
-          <w:insideV w:val="single" w:sz="8" w:space="0" w:color="FFFFFF" w:themeColor="background1"/>
+          <w:top w:val="single" w:color="FFFFFF" w:themeColor="background1" w:sz="24" w:space="0"/>
+          <w:left w:val="single" w:color="FFFFFF" w:themeColor="background1" w:sz="8" w:space="0"/>
+          <w:bottom w:val="single" w:color="FFFFFF" w:themeColor="background1" w:sz="8" w:space="0"/>
+          <w:right w:val="single" w:color="FFFFFF" w:themeColor="background1" w:sz="8" w:space="0"/>
+          <w:insideH w:val="nil"/>
+          <w:insideV w:val="single" w:color="FFFFFF" w:themeColor="background1" w:sz="8" w:space="0"/>
         </w:tcBorders>
         <w:shd w:val="clear" w:color="auto" w:fill="4BACC6" w:themeFill="accent5"/>
       </w:tcPr>
@@ -12866,8 +13645,8 @@
       <w:tblPr/>
       <w:tcPr>
         <w:tcBorders>
-          <w:left w:val="single" w:sz="8" w:space="0" w:color="FFFFFF" w:themeColor="background1"/>
-          <w:right w:val="single" w:sz="24" w:space="0" w:color="FFFFFF" w:themeColor="background1"/>
+          <w:left w:val="single" w:color="FFFFFF" w:themeColor="background1" w:sz="8" w:space="0"/>
+          <w:right w:val="single" w:color="FFFFFF" w:themeColor="background1" w:sz="24" w:space="0"/>
           <w:insideH w:val="nil"/>
           <w:insideV w:val="nil"/>
         </w:tcBorders>
@@ -12886,7 +13665,7 @@
       <w:tcPr>
         <w:tcBorders>
           <w:top w:val="nil"/>
-          <w:left w:val="single" w:sz="24" w:space="0" w:color="FFFFFF" w:themeColor="background1"/>
+          <w:left w:val="single" w:color="FFFFFF" w:themeColor="background1" w:sz="24" w:space="0"/>
           <w:bottom w:val="nil"/>
           <w:right w:val="nil"/>
           <w:insideH w:val="nil"/>
@@ -12899,10 +13678,10 @@
       <w:tblPr/>
       <w:tcPr>
         <w:tcBorders>
-          <w:top w:val="single" w:sz="8" w:space="0" w:color="FFFFFF" w:themeColor="background1"/>
-          <w:left w:val="single" w:sz="8" w:space="0" w:color="FFFFFF" w:themeColor="background1"/>
-          <w:bottom w:val="single" w:sz="8" w:space="0" w:color="FFFFFF" w:themeColor="background1"/>
-          <w:right w:val="single" w:sz="8" w:space="0" w:color="FFFFFF" w:themeColor="background1"/>
+          <w:top w:val="single" w:color="FFFFFF" w:themeColor="background1" w:sz="8" w:space="0"/>
+          <w:left w:val="single" w:color="FFFFFF" w:themeColor="background1" w:sz="8" w:space="0"/>
+          <w:bottom w:val="single" w:color="FFFFFF" w:themeColor="background1" w:sz="8" w:space="0"/>
+          <w:right w:val="single" w:color="FFFFFF" w:themeColor="background1" w:sz="8" w:space="0"/>
           <w:insideH w:val="nil"/>
           <w:insideV w:val="nil"/>
         </w:tcBorders>
@@ -12913,12 +13692,12 @@
       <w:tblPr/>
       <w:tcPr>
         <w:tcBorders>
-          <w:top w:val="single" w:sz="8" w:space="0" w:color="FFFFFF" w:themeColor="background1"/>
-          <w:left w:val="single" w:sz="8" w:space="0" w:color="FFFFFF" w:themeColor="background1"/>
-          <w:bottom w:val="single" w:sz="8" w:space="0" w:color="FFFFFF" w:themeColor="background1"/>
-          <w:right w:val="single" w:sz="8" w:space="0" w:color="FFFFFF" w:themeColor="background1"/>
-          <w:insideH w:val="single" w:sz="8" w:space="0" w:color="FFFFFF" w:themeColor="background1"/>
-          <w:insideV w:val="single" w:sz="8" w:space="0" w:color="FFFFFF" w:themeColor="background1"/>
+          <w:top w:val="single" w:color="FFFFFF" w:themeColor="background1" w:sz="8" w:space="0"/>
+          <w:left w:val="single" w:color="FFFFFF" w:themeColor="background1" w:sz="8" w:space="0"/>
+          <w:bottom w:val="single" w:color="FFFFFF" w:themeColor="background1" w:sz="8" w:space="0"/>
+          <w:right w:val="single" w:color="FFFFFF" w:themeColor="background1" w:sz="8" w:space="0"/>
+          <w:insideH w:val="single" w:color="FFFFFF" w:themeColor="background1" w:sz="8" w:space="0"/>
+          <w:insideV w:val="single" w:color="FFFFFF" w:themeColor="background1" w:sz="8" w:space="0"/>
         </w:tcBorders>
         <w:shd w:val="clear" w:color="auto" w:fill="A5D5E2" w:themeFill="accent5" w:themeFillTint="7F"/>
       </w:tcPr>
@@ -12936,12 +13715,12 @@
       <w:tblStyleRowBandSize w:val="1"/>
       <w:tblStyleColBandSize w:val="1"/>
       <w:tblBorders>
-        <w:top w:val="single" w:sz="8" w:space="0" w:color="FFFFFF" w:themeColor="background1"/>
-        <w:left w:val="single" w:sz="8" w:space="0" w:color="FFFFFF" w:themeColor="background1"/>
-        <w:bottom w:val="single" w:sz="8" w:space="0" w:color="FFFFFF" w:themeColor="background1"/>
-        <w:right w:val="single" w:sz="8" w:space="0" w:color="FFFFFF" w:themeColor="background1"/>
-        <w:insideH w:val="single" w:sz="6" w:space="0" w:color="FFFFFF" w:themeColor="background1"/>
-        <w:insideV w:val="single" w:sz="6" w:space="0" w:color="FFFFFF" w:themeColor="background1"/>
+        <w:top w:val="single" w:color="FFFFFF" w:themeColor="background1" w:sz="8" w:space="0"/>
+        <w:left w:val="single" w:color="FFFFFF" w:themeColor="background1" w:sz="8" w:space="0"/>
+        <w:bottom w:val="single" w:color="FFFFFF" w:themeColor="background1" w:sz="8" w:space="0"/>
+        <w:right w:val="single" w:color="FFFFFF" w:themeColor="background1" w:sz="8" w:space="0"/>
+        <w:insideH w:val="single" w:color="FFFFFF" w:themeColor="background1" w:sz="6" w:space="0"/>
+        <w:insideV w:val="single" w:color="FFFFFF" w:themeColor="background1" w:sz="6" w:space="0"/>
       </w:tblBorders>
     </w:tblPr>
     <w:tcPr>
@@ -12958,12 +13737,12 @@
       <w:tblPr/>
       <w:tcPr>
         <w:tcBorders>
-          <w:top w:val="single" w:sz="8" w:space="0" w:color="FFFFFF" w:themeColor="background1"/>
-          <w:left w:val="single" w:sz="8" w:space="0" w:color="FFFFFF" w:themeColor="background1"/>
-          <w:bottom w:val="single" w:sz="24" w:space="0" w:color="FFFFFF" w:themeColor="background1"/>
-          <w:right w:val="single" w:sz="8" w:space="0" w:color="FFFFFF" w:themeColor="background1"/>
-          <w:insideH w:val="nil"/>
-          <w:insideV w:val="single" w:sz="8" w:space="0" w:color="FFFFFF" w:themeColor="background1"/>
+          <w:top w:val="single" w:color="FFFFFF" w:themeColor="background1" w:sz="8" w:space="0"/>
+          <w:left w:val="single" w:color="FFFFFF" w:themeColor="background1" w:sz="8" w:space="0"/>
+          <w:bottom w:val="single" w:color="FFFFFF" w:themeColor="background1" w:sz="24" w:space="0"/>
+          <w:right w:val="single" w:color="FFFFFF" w:themeColor="background1" w:sz="8" w:space="0"/>
+          <w:insideH w:val="nil"/>
+          <w:insideV w:val="single" w:color="FFFFFF" w:themeColor="background1" w:sz="8" w:space="0"/>
         </w:tcBorders>
         <w:shd w:val="clear" w:color="auto" w:fill="F79646" w:themeFill="accent6"/>
       </w:tcPr>
@@ -12979,12 +13758,12 @@
       <w:tblPr/>
       <w:tcPr>
         <w:tcBorders>
-          <w:top w:val="single" w:sz="24" w:space="0" w:color="FFFFFF" w:themeColor="background1"/>
-          <w:left w:val="single" w:sz="8" w:space="0" w:color="FFFFFF" w:themeColor="background1"/>
-          <w:bottom w:val="single" w:sz="8" w:space="0" w:color="FFFFFF" w:themeColor="background1"/>
-          <w:right w:val="single" w:sz="8" w:space="0" w:color="FFFFFF" w:themeColor="background1"/>
-          <w:insideH w:val="nil"/>
-          <w:insideV w:val="single" w:sz="8" w:space="0" w:color="FFFFFF" w:themeColor="background1"/>
+          <w:top w:val="single" w:color="FFFFFF" w:themeColor="background1" w:sz="24" w:space="0"/>
+          <w:left w:val="single" w:color="FFFFFF" w:themeColor="background1" w:sz="8" w:space="0"/>
+          <w:bottom w:val="single" w:color="FFFFFF" w:themeColor="background1" w:sz="8" w:space="0"/>
+          <w:right w:val="single" w:color="FFFFFF" w:themeColor="background1" w:sz="8" w:space="0"/>
+          <w:insideH w:val="nil"/>
+          <w:insideV w:val="single" w:color="FFFFFF" w:themeColor="background1" w:sz="8" w:space="0"/>
         </w:tcBorders>
         <w:shd w:val="clear" w:color="auto" w:fill="F79646" w:themeFill="accent6"/>
       </w:tcPr>
@@ -13000,8 +13779,8 @@
       <w:tblPr/>
       <w:tcPr>
         <w:tcBorders>
-          <w:left w:val="single" w:sz="8" w:space="0" w:color="FFFFFF" w:themeColor="background1"/>
-          <w:right w:val="single" w:sz="24" w:space="0" w:color="FFFFFF" w:themeColor="background1"/>
+          <w:left w:val="single" w:color="FFFFFF" w:themeColor="background1" w:sz="8" w:space="0"/>
+          <w:right w:val="single" w:color="FFFFFF" w:themeColor="background1" w:sz="24" w:space="0"/>
           <w:insideH w:val="nil"/>
           <w:insideV w:val="nil"/>
         </w:tcBorders>
@@ -13020,7 +13799,7 @@
       <w:tcPr>
         <w:tcBorders>
           <w:top w:val="nil"/>
-          <w:left w:val="single" w:sz="24" w:space="0" w:color="FFFFFF" w:themeColor="background1"/>
+          <w:left w:val="single" w:color="FFFFFF" w:themeColor="background1" w:sz="24" w:space="0"/>
           <w:bottom w:val="nil"/>
           <w:right w:val="nil"/>
           <w:insideH w:val="nil"/>
@@ -13033,10 +13812,10 @@
       <w:tblPr/>
       <w:tcPr>
         <w:tcBorders>
-          <w:top w:val="single" w:sz="8" w:space="0" w:color="FFFFFF" w:themeColor="background1"/>
-          <w:left w:val="single" w:sz="8" w:space="0" w:color="FFFFFF" w:themeColor="background1"/>
-          <w:bottom w:val="single" w:sz="8" w:space="0" w:color="FFFFFF" w:themeColor="background1"/>
-          <w:right w:val="single" w:sz="8" w:space="0" w:color="FFFFFF" w:themeColor="background1"/>
+          <w:top w:val="single" w:color="FFFFFF" w:themeColor="background1" w:sz="8" w:space="0"/>
+          <w:left w:val="single" w:color="FFFFFF" w:themeColor="background1" w:sz="8" w:space="0"/>
+          <w:bottom w:val="single" w:color="FFFFFF" w:themeColor="background1" w:sz="8" w:space="0"/>
+          <w:right w:val="single" w:color="FFFFFF" w:themeColor="background1" w:sz="8" w:space="0"/>
           <w:insideH w:val="nil"/>
           <w:insideV w:val="nil"/>
         </w:tcBorders>
@@ -13047,12 +13826,12 @@
       <w:tblPr/>
       <w:tcPr>
         <w:tcBorders>
-          <w:top w:val="single" w:sz="8" w:space="0" w:color="FFFFFF" w:themeColor="background1"/>
-          <w:left w:val="single" w:sz="8" w:space="0" w:color="FFFFFF" w:themeColor="background1"/>
-          <w:bottom w:val="single" w:sz="8" w:space="0" w:color="FFFFFF" w:themeColor="background1"/>
-          <w:right w:val="single" w:sz="8" w:space="0" w:color="FFFFFF" w:themeColor="background1"/>
-          <w:insideH w:val="single" w:sz="8" w:space="0" w:color="FFFFFF" w:themeColor="background1"/>
-          <w:insideV w:val="single" w:sz="8" w:space="0" w:color="FFFFFF" w:themeColor="background1"/>
+          <w:top w:val="single" w:color="FFFFFF" w:themeColor="background1" w:sz="8" w:space="0"/>
+          <w:left w:val="single" w:color="FFFFFF" w:themeColor="background1" w:sz="8" w:space="0"/>
+          <w:bottom w:val="single" w:color="FFFFFF" w:themeColor="background1" w:sz="8" w:space="0"/>
+          <w:right w:val="single" w:color="FFFFFF" w:themeColor="background1" w:sz="8" w:space="0"/>
+          <w:insideH w:val="single" w:color="FFFFFF" w:themeColor="background1" w:sz="8" w:space="0"/>
+          <w:insideV w:val="single" w:color="FFFFFF" w:themeColor="background1" w:sz="8" w:space="0"/>
         </w:tcBorders>
         <w:shd w:val="clear" w:color="auto" w:fill="FBCAA2" w:themeFill="accent6" w:themeFillTint="7F"/>
       </w:tcPr>
@@ -13086,7 +13865,7 @@
         <w:tcBorders>
           <w:top w:val="nil"/>
           <w:left w:val="nil"/>
-          <w:bottom w:val="single" w:sz="18" w:space="0" w:color="FFFFFF" w:themeColor="background1"/>
+          <w:bottom w:val="single" w:color="FFFFFF" w:themeColor="background1" w:sz="18" w:space="0"/>
           <w:right w:val="nil"/>
           <w:insideH w:val="nil"/>
           <w:insideV w:val="nil"/>
@@ -13098,7 +13877,7 @@
       <w:tblPr/>
       <w:tcPr>
         <w:tcBorders>
-          <w:top w:val="single" w:sz="18" w:space="0" w:color="FFFFFF" w:themeColor="background1"/>
+          <w:top w:val="single" w:color="FFFFFF" w:themeColor="background1" w:sz="18" w:space="0"/>
           <w:left w:val="nil"/>
           <w:bottom w:val="nil"/>
           <w:right w:val="nil"/>
@@ -13115,7 +13894,7 @@
           <w:top w:val="nil"/>
           <w:left w:val="nil"/>
           <w:bottom w:val="nil"/>
-          <w:right w:val="single" w:sz="18" w:space="0" w:color="FFFFFF" w:themeColor="background1"/>
+          <w:right w:val="single" w:color="FFFFFF" w:themeColor="background1" w:sz="18" w:space="0"/>
           <w:insideH w:val="nil"/>
           <w:insideV w:val="nil"/>
         </w:tcBorders>
@@ -13127,7 +13906,7 @@
       <w:tcPr>
         <w:tcBorders>
           <w:top w:val="nil"/>
-          <w:left w:val="single" w:sz="18" w:space="0" w:color="FFFFFF" w:themeColor="background1"/>
+          <w:left w:val="single" w:color="FFFFFF" w:themeColor="background1" w:sz="18" w:space="0"/>
           <w:bottom w:val="nil"/>
           <w:right w:val="nil"/>
           <w:insideH w:val="nil"/>
@@ -13193,7 +13972,7 @@
         <w:tcBorders>
           <w:top w:val="nil"/>
           <w:left w:val="nil"/>
-          <w:bottom w:val="single" w:sz="18" w:space="0" w:color="FFFFFF" w:themeColor="background1"/>
+          <w:bottom w:val="single" w:color="FFFFFF" w:themeColor="background1" w:sz="18" w:space="0"/>
           <w:right w:val="nil"/>
           <w:insideH w:val="nil"/>
           <w:insideV w:val="nil"/>
@@ -13205,7 +13984,7 @@
       <w:tblPr/>
       <w:tcPr>
         <w:tcBorders>
-          <w:top w:val="single" w:sz="18" w:space="0" w:color="FFFFFF" w:themeColor="background1"/>
+          <w:top w:val="single" w:color="FFFFFF" w:themeColor="background1" w:sz="18" w:space="0"/>
           <w:left w:val="nil"/>
           <w:bottom w:val="nil"/>
           <w:right w:val="nil"/>
@@ -13222,7 +14001,7 @@
           <w:top w:val="nil"/>
           <w:left w:val="nil"/>
           <w:bottom w:val="nil"/>
-          <w:right w:val="single" w:sz="18" w:space="0" w:color="FFFFFF" w:themeColor="background1"/>
+          <w:right w:val="single" w:color="FFFFFF" w:themeColor="background1" w:sz="18" w:space="0"/>
           <w:insideH w:val="nil"/>
           <w:insideV w:val="nil"/>
         </w:tcBorders>
@@ -13234,7 +14013,7 @@
       <w:tcPr>
         <w:tcBorders>
           <w:top w:val="nil"/>
-          <w:left w:val="single" w:sz="18" w:space="0" w:color="FFFFFF" w:themeColor="background1"/>
+          <w:left w:val="single" w:color="FFFFFF" w:themeColor="background1" w:sz="18" w:space="0"/>
           <w:bottom w:val="nil"/>
           <w:right w:val="nil"/>
           <w:insideH w:val="nil"/>
@@ -13300,7 +14079,7 @@
         <w:tcBorders>
           <w:top w:val="nil"/>
           <w:left w:val="nil"/>
-          <w:bottom w:val="single" w:sz="18" w:space="0" w:color="FFFFFF" w:themeColor="background1"/>
+          <w:bottom w:val="single" w:color="FFFFFF" w:themeColor="background1" w:sz="18" w:space="0"/>
           <w:right w:val="nil"/>
           <w:insideH w:val="nil"/>
           <w:insideV w:val="nil"/>
@@ -13312,7 +14091,7 @@
       <w:tblPr/>
       <w:tcPr>
         <w:tcBorders>
-          <w:top w:val="single" w:sz="18" w:space="0" w:color="FFFFFF" w:themeColor="background1"/>
+          <w:top w:val="single" w:color="FFFFFF" w:themeColor="background1" w:sz="18" w:space="0"/>
           <w:left w:val="nil"/>
           <w:bottom w:val="nil"/>
           <w:right w:val="nil"/>
@@ -13329,7 +14108,7 @@
           <w:top w:val="nil"/>
           <w:left w:val="nil"/>
           <w:bottom w:val="nil"/>
-          <w:right w:val="single" w:sz="18" w:space="0" w:color="FFFFFF" w:themeColor="background1"/>
+          <w:right w:val="single" w:color="FFFFFF" w:themeColor="background1" w:sz="18" w:space="0"/>
           <w:insideH w:val="nil"/>
           <w:insideV w:val="nil"/>
         </w:tcBorders>
@@ -13341,7 +14120,7 @@
       <w:tcPr>
         <w:tcBorders>
           <w:top w:val="nil"/>
-          <w:left w:val="single" w:sz="18" w:space="0" w:color="FFFFFF" w:themeColor="background1"/>
+          <w:left w:val="single" w:color="FFFFFF" w:themeColor="background1" w:sz="18" w:space="0"/>
           <w:bottom w:val="nil"/>
           <w:right w:val="nil"/>
           <w:insideH w:val="nil"/>
@@ -13407,7 +14186,7 @@
         <w:tcBorders>
           <w:top w:val="nil"/>
           <w:left w:val="nil"/>
-          <w:bottom w:val="single" w:sz="18" w:space="0" w:color="FFFFFF" w:themeColor="background1"/>
+          <w:bottom w:val="single" w:color="FFFFFF" w:themeColor="background1" w:sz="18" w:space="0"/>
           <w:right w:val="nil"/>
           <w:insideH w:val="nil"/>
           <w:insideV w:val="nil"/>
@@ -13419,7 +14198,7 @@
       <w:tblPr/>
       <w:tcPr>
         <w:tcBorders>
-          <w:top w:val="single" w:sz="18" w:space="0" w:color="FFFFFF" w:themeColor="background1"/>
+          <w:top w:val="single" w:color="FFFFFF" w:themeColor="background1" w:sz="18" w:space="0"/>
           <w:left w:val="nil"/>
           <w:bottom w:val="nil"/>
           <w:right w:val="nil"/>
@@ -13436,7 +14215,7 @@
           <w:top w:val="nil"/>
           <w:left w:val="nil"/>
           <w:bottom w:val="nil"/>
-          <w:right w:val="single" w:sz="18" w:space="0" w:color="FFFFFF" w:themeColor="background1"/>
+          <w:right w:val="single" w:color="FFFFFF" w:themeColor="background1" w:sz="18" w:space="0"/>
           <w:insideH w:val="nil"/>
           <w:insideV w:val="nil"/>
         </w:tcBorders>
@@ -13448,7 +14227,7 @@
       <w:tcPr>
         <w:tcBorders>
           <w:top w:val="nil"/>
-          <w:left w:val="single" w:sz="18" w:space="0" w:color="FFFFFF" w:themeColor="background1"/>
+          <w:left w:val="single" w:color="FFFFFF" w:themeColor="background1" w:sz="18" w:space="0"/>
           <w:bottom w:val="nil"/>
           <w:right w:val="nil"/>
           <w:insideH w:val="nil"/>
@@ -13514,7 +14293,7 @@
         <w:tcBorders>
           <w:top w:val="nil"/>
           <w:left w:val="nil"/>
-          <w:bottom w:val="single" w:sz="18" w:space="0" w:color="FFFFFF" w:themeColor="background1"/>
+          <w:bottom w:val="single" w:color="FFFFFF" w:themeColor="background1" w:sz="18" w:space="0"/>
           <w:right w:val="nil"/>
           <w:insideH w:val="nil"/>
           <w:insideV w:val="nil"/>
@@ -13526,7 +14305,7 @@
       <w:tblPr/>
       <w:tcPr>
         <w:tcBorders>
-          <w:top w:val="single" w:sz="18" w:space="0" w:color="FFFFFF" w:themeColor="background1"/>
+          <w:top w:val="single" w:color="FFFFFF" w:themeColor="background1" w:sz="18" w:space="0"/>
           <w:left w:val="nil"/>
           <w:bottom w:val="nil"/>
           <w:right w:val="nil"/>
@@ -13543,7 +14322,7 @@
           <w:top w:val="nil"/>
           <w:left w:val="nil"/>
           <w:bottom w:val="nil"/>
-          <w:right w:val="single" w:sz="18" w:space="0" w:color="FFFFFF" w:themeColor="background1"/>
+          <w:right w:val="single" w:color="FFFFFF" w:themeColor="background1" w:sz="18" w:space="0"/>
           <w:insideH w:val="nil"/>
           <w:insideV w:val="nil"/>
         </w:tcBorders>
@@ -13555,7 +14334,7 @@
       <w:tcPr>
         <w:tcBorders>
           <w:top w:val="nil"/>
-          <w:left w:val="single" w:sz="18" w:space="0" w:color="FFFFFF" w:themeColor="background1"/>
+          <w:left w:val="single" w:color="FFFFFF" w:themeColor="background1" w:sz="18" w:space="0"/>
           <w:bottom w:val="nil"/>
           <w:right w:val="nil"/>
           <w:insideH w:val="nil"/>
@@ -13621,7 +14400,7 @@
         <w:tcBorders>
           <w:top w:val="nil"/>
           <w:left w:val="nil"/>
-          <w:bottom w:val="single" w:sz="18" w:space="0" w:color="FFFFFF" w:themeColor="background1"/>
+          <w:bottom w:val="single" w:color="FFFFFF" w:themeColor="background1" w:sz="18" w:space="0"/>
           <w:right w:val="nil"/>
           <w:insideH w:val="nil"/>
           <w:insideV w:val="nil"/>
@@ -13633,7 +14412,7 @@
       <w:tblPr/>
       <w:tcPr>
         <w:tcBorders>
-          <w:top w:val="single" w:sz="18" w:space="0" w:color="FFFFFF" w:themeColor="background1"/>
+          <w:top w:val="single" w:color="FFFFFF" w:themeColor="background1" w:sz="18" w:space="0"/>
           <w:left w:val="nil"/>
           <w:bottom w:val="nil"/>
           <w:right w:val="nil"/>
@@ -13650,7 +14429,7 @@
           <w:top w:val="nil"/>
           <w:left w:val="nil"/>
           <w:bottom w:val="nil"/>
-          <w:right w:val="single" w:sz="18" w:space="0" w:color="FFFFFF" w:themeColor="background1"/>
+          <w:right w:val="single" w:color="FFFFFF" w:themeColor="background1" w:sz="18" w:space="0"/>
           <w:insideH w:val="nil"/>
           <w:insideV w:val="nil"/>
         </w:tcBorders>
@@ -13662,7 +14441,7 @@
       <w:tcPr>
         <w:tcBorders>
           <w:top w:val="nil"/>
-          <w:left w:val="single" w:sz="18" w:space="0" w:color="FFFFFF" w:themeColor="background1"/>
+          <w:left w:val="single" w:color="FFFFFF" w:themeColor="background1" w:sz="18" w:space="0"/>
           <w:bottom w:val="nil"/>
           <w:right w:val="nil"/>
           <w:insideH w:val="nil"/>
@@ -13728,7 +14507,7 @@
         <w:tcBorders>
           <w:top w:val="nil"/>
           <w:left w:val="nil"/>
-          <w:bottom w:val="single" w:sz="18" w:space="0" w:color="FFFFFF" w:themeColor="background1"/>
+          <w:bottom w:val="single" w:color="FFFFFF" w:themeColor="background1" w:sz="18" w:space="0"/>
           <w:right w:val="nil"/>
           <w:insideH w:val="nil"/>
           <w:insideV w:val="nil"/>
@@ -13740,7 +14519,7 @@
       <w:tblPr/>
       <w:tcPr>
         <w:tcBorders>
-          <w:top w:val="single" w:sz="18" w:space="0" w:color="FFFFFF" w:themeColor="background1"/>
+          <w:top w:val="single" w:color="FFFFFF" w:themeColor="background1" w:sz="18" w:space="0"/>
           <w:left w:val="nil"/>
           <w:bottom w:val="nil"/>
           <w:right w:val="nil"/>
@@ -13757,7 +14536,7 @@
           <w:top w:val="nil"/>
           <w:left w:val="nil"/>
           <w:bottom w:val="nil"/>
-          <w:right w:val="single" w:sz="18" w:space="0" w:color="FFFFFF" w:themeColor="background1"/>
+          <w:right w:val="single" w:color="FFFFFF" w:themeColor="background1" w:sz="18" w:space="0"/>
           <w:insideH w:val="nil"/>
           <w:insideV w:val="nil"/>
         </w:tcBorders>
@@ -13769,7 +14548,7 @@
       <w:tcPr>
         <w:tcBorders>
           <w:top w:val="nil"/>
-          <w:left w:val="single" w:sz="18" w:space="0" w:color="FFFFFF" w:themeColor="background1"/>
+          <w:left w:val="single" w:color="FFFFFF" w:themeColor="background1" w:sz="18" w:space="0"/>
           <w:bottom w:val="nil"/>
           <w:right w:val="nil"/>
           <w:insideH w:val="nil"/>
@@ -13822,12 +14601,12 @@
       <w:tblStyleRowBandSize w:val="1"/>
       <w:tblStyleColBandSize w:val="1"/>
       <w:tblBorders>
-        <w:top w:val="single" w:sz="24" w:space="0" w:color="C0504D" w:themeColor="accent2"/>
-        <w:left w:val="single" w:sz="4" w:space="0" w:color="000000" w:themeColor="text1"/>
-        <w:bottom w:val="single" w:sz="4" w:space="0" w:color="000000" w:themeColor="text1"/>
-        <w:right w:val="single" w:sz="4" w:space="0" w:color="000000" w:themeColor="text1"/>
-        <w:insideH w:val="single" w:sz="4" w:space="0" w:color="FFFFFF" w:themeColor="background1"/>
-        <w:insideV w:val="single" w:sz="4" w:space="0" w:color="FFFFFF" w:themeColor="background1"/>
+        <w:top w:val="single" w:color="C0504D" w:themeColor="accent2" w:sz="24" w:space="0"/>
+        <w:left w:val="single" w:color="000000" w:themeColor="text1" w:sz="4" w:space="0"/>
+        <w:bottom w:val="single" w:color="000000" w:themeColor="text1" w:sz="4" w:space="0"/>
+        <w:right w:val="single" w:color="000000" w:themeColor="text1" w:sz="4" w:space="0"/>
+        <w:insideH w:val="single" w:color="FFFFFF" w:themeColor="background1" w:sz="4" w:space="0"/>
+        <w:insideV w:val="single" w:color="FFFFFF" w:themeColor="background1" w:sz="4" w:space="0"/>
       </w:tblBorders>
     </w:tblPr>
     <w:tcPr>
@@ -13843,7 +14622,7 @@
         <w:tcBorders>
           <w:top w:val="nil"/>
           <w:left w:val="nil"/>
-          <w:bottom w:val="single" w:sz="24" w:space="0" w:color="C0504D" w:themeColor="accent2"/>
+          <w:bottom w:val="single" w:color="C0504D" w:themeColor="accent2" w:sz="24" w:space="0"/>
           <w:right w:val="nil"/>
           <w:insideH w:val="nil"/>
           <w:insideV w:val="nil"/>
@@ -13860,7 +14639,7 @@
       <w:tblPr/>
       <w:tcPr>
         <w:tcBorders>
-          <w:top w:val="single" w:sz="6" w:space="0" w:color="FFFFFF" w:themeColor="background1"/>
+          <w:top w:val="single" w:color="FFFFFF" w:themeColor="background1" w:sz="6" w:space="0"/>
         </w:tcBorders>
         <w:shd w:val="clear" w:color="auto" w:fill="000000" w:themeFill="text1" w:themeFillShade="99"/>
       </w:tcPr>
@@ -13876,7 +14655,7 @@
           <w:left w:val="nil"/>
           <w:bottom w:val="nil"/>
           <w:right w:val="nil"/>
-          <w:insideH w:val="single" w:sz="4" w:space="0" w:color="000000" w:themeColor="text1" w:themeShade="99"/>
+          <w:insideH w:val="single" w:color="000000" w:themeColor="text1" w:themeShade="99" w:sz="4" w:space="0"/>
           <w:insideV w:val="nil"/>
         </w:tcBorders>
         <w:shd w:val="clear" w:color="auto" w:fill="000000" w:themeFill="text1" w:themeFillShade="99"/>
@@ -13937,12 +14716,12 @@
       <w:tblStyleRowBandSize w:val="1"/>
       <w:tblStyleColBandSize w:val="1"/>
       <w:tblBorders>
-        <w:top w:val="single" w:sz="24" w:space="0" w:color="C0504D" w:themeColor="accent2"/>
-        <w:left w:val="single" w:sz="4" w:space="0" w:color="4F81BD" w:themeColor="accent1"/>
-        <w:bottom w:val="single" w:sz="4" w:space="0" w:color="4F81BD" w:themeColor="accent1"/>
-        <w:right w:val="single" w:sz="4" w:space="0" w:color="4F81BD" w:themeColor="accent1"/>
-        <w:insideH w:val="single" w:sz="4" w:space="0" w:color="FFFFFF" w:themeColor="background1"/>
-        <w:insideV w:val="single" w:sz="4" w:space="0" w:color="FFFFFF" w:themeColor="background1"/>
+        <w:top w:val="single" w:color="C0504D" w:themeColor="accent2" w:sz="24" w:space="0"/>
+        <w:left w:val="single" w:color="4F81BD" w:themeColor="accent1" w:sz="4" w:space="0"/>
+        <w:bottom w:val="single" w:color="4F81BD" w:themeColor="accent1" w:sz="4" w:space="0"/>
+        <w:right w:val="single" w:color="4F81BD" w:themeColor="accent1" w:sz="4" w:space="0"/>
+        <w:insideH w:val="single" w:color="FFFFFF" w:themeColor="background1" w:sz="4" w:space="0"/>
+        <w:insideV w:val="single" w:color="FFFFFF" w:themeColor="background1" w:sz="4" w:space="0"/>
       </w:tblBorders>
     </w:tblPr>
     <w:tcPr>
@@ -13958,7 +14737,7 @@
         <w:tcBorders>
           <w:top w:val="nil"/>
           <w:left w:val="nil"/>
-          <w:bottom w:val="single" w:sz="24" w:space="0" w:color="C0504D" w:themeColor="accent2"/>
+          <w:bottom w:val="single" w:color="C0504D" w:themeColor="accent2" w:sz="24" w:space="0"/>
           <w:right w:val="nil"/>
           <w:insideH w:val="nil"/>
           <w:insideV w:val="nil"/>
@@ -13975,7 +14754,7 @@
       <w:tblPr/>
       <w:tcPr>
         <w:tcBorders>
-          <w:top w:val="single" w:sz="6" w:space="0" w:color="FFFFFF" w:themeColor="background1"/>
+          <w:top w:val="single" w:color="FFFFFF" w:themeColor="background1" w:sz="6" w:space="0"/>
         </w:tcBorders>
         <w:shd w:val="clear" w:color="auto" w:fill="2C4C74" w:themeFill="accent1" w:themeFillShade="99"/>
       </w:tcPr>
@@ -13991,7 +14770,7 @@
           <w:left w:val="nil"/>
           <w:bottom w:val="nil"/>
           <w:right w:val="nil"/>
-          <w:insideH w:val="single" w:sz="4" w:space="0" w:color="2C4C74" w:themeColor="accent1" w:themeShade="99"/>
+          <w:insideH w:val="single" w:color="2C4C74" w:themeColor="accent1" w:themeShade="99" w:sz="4" w:space="0"/>
           <w:insideV w:val="nil"/>
         </w:tcBorders>
         <w:shd w:val="clear" w:color="auto" w:fill="2C4C74" w:themeFill="accent1" w:themeFillShade="99"/>
@@ -14052,12 +14831,12 @@
       <w:tblStyleRowBandSize w:val="1"/>
       <w:tblStyleColBandSize w:val="1"/>
       <w:tblBorders>
-        <w:top w:val="single" w:sz="24" w:space="0" w:color="C0504D" w:themeColor="accent2"/>
-        <w:left w:val="single" w:sz="4" w:space="0" w:color="C0504D" w:themeColor="accent2"/>
-        <w:bottom w:val="single" w:sz="4" w:space="0" w:color="C0504D" w:themeColor="accent2"/>
-        <w:right w:val="single" w:sz="4" w:space="0" w:color="C0504D" w:themeColor="accent2"/>
-        <w:insideH w:val="single" w:sz="4" w:space="0" w:color="FFFFFF" w:themeColor="background1"/>
-        <w:insideV w:val="single" w:sz="4" w:space="0" w:color="FFFFFF" w:themeColor="background1"/>
+        <w:top w:val="single" w:color="C0504D" w:themeColor="accent2" w:sz="24" w:space="0"/>
+        <w:left w:val="single" w:color="C0504D" w:themeColor="accent2" w:sz="4" w:space="0"/>
+        <w:bottom w:val="single" w:color="C0504D" w:themeColor="accent2" w:sz="4" w:space="0"/>
+        <w:right w:val="single" w:color="C0504D" w:themeColor="accent2" w:sz="4" w:space="0"/>
+        <w:insideH w:val="single" w:color="FFFFFF" w:themeColor="background1" w:sz="4" w:space="0"/>
+        <w:insideV w:val="single" w:color="FFFFFF" w:themeColor="background1" w:sz="4" w:space="0"/>
       </w:tblBorders>
     </w:tblPr>
     <w:tcPr>
@@ -14073,7 +14852,7 @@
         <w:tcBorders>
           <w:top w:val="nil"/>
           <w:left w:val="nil"/>
-          <w:bottom w:val="single" w:sz="24" w:space="0" w:color="C0504D" w:themeColor="accent2"/>
+          <w:bottom w:val="single" w:color="C0504D" w:themeColor="accent2" w:sz="24" w:space="0"/>
           <w:right w:val="nil"/>
           <w:insideH w:val="nil"/>
           <w:insideV w:val="nil"/>
@@ -14090,7 +14869,7 @@
       <w:tblPr/>
       <w:tcPr>
         <w:tcBorders>
-          <w:top w:val="single" w:sz="6" w:space="0" w:color="FFFFFF" w:themeColor="background1"/>
+          <w:top w:val="single" w:color="FFFFFF" w:themeColor="background1" w:sz="6" w:space="0"/>
         </w:tcBorders>
         <w:shd w:val="clear" w:color="auto" w:fill="772C2A" w:themeFill="accent2" w:themeFillShade="99"/>
       </w:tcPr>
@@ -14106,7 +14885,7 @@
           <w:left w:val="nil"/>
           <w:bottom w:val="nil"/>
           <w:right w:val="nil"/>
-          <w:insideH w:val="single" w:sz="4" w:space="0" w:color="772C2A" w:themeColor="accent2" w:themeShade="99"/>
+          <w:insideH w:val="single" w:color="772C2A" w:themeColor="accent2" w:themeShade="99" w:sz="4" w:space="0"/>
           <w:insideV w:val="nil"/>
         </w:tcBorders>
         <w:shd w:val="clear" w:color="auto" w:fill="772C2A" w:themeFill="accent2" w:themeFillShade="99"/>
@@ -14167,12 +14946,12 @@
       <w:tblStyleRowBandSize w:val="1"/>
       <w:tblStyleColBandSize w:val="1"/>
       <w:tblBorders>
-        <w:top w:val="single" w:sz="24" w:space="0" w:color="8064A2" w:themeColor="accent4"/>
-        <w:left w:val="single" w:sz="4" w:space="0" w:color="9BBB59" w:themeColor="accent3"/>
-        <w:bottom w:val="single" w:sz="4" w:space="0" w:color="9BBB59" w:themeColor="accent3"/>
-        <w:right w:val="single" w:sz="4" w:space="0" w:color="9BBB59" w:themeColor="accent3"/>
-        <w:insideH w:val="single" w:sz="4" w:space="0" w:color="FFFFFF" w:themeColor="background1"/>
-        <w:insideV w:val="single" w:sz="4" w:space="0" w:color="FFFFFF" w:themeColor="background1"/>
+        <w:top w:val="single" w:color="8064A2" w:themeColor="accent4" w:sz="24" w:space="0"/>
+        <w:left w:val="single" w:color="9BBB59" w:themeColor="accent3" w:sz="4" w:space="0"/>
+        <w:bottom w:val="single" w:color="9BBB59" w:themeColor="accent3" w:sz="4" w:space="0"/>
+        <w:right w:val="single" w:color="9BBB59" w:themeColor="accent3" w:sz="4" w:space="0"/>
+        <w:insideH w:val="single" w:color="FFFFFF" w:themeColor="background1" w:sz="4" w:space="0"/>
+        <w:insideV w:val="single" w:color="FFFFFF" w:themeColor="background1" w:sz="4" w:space="0"/>
       </w:tblBorders>
     </w:tblPr>
     <w:tcPr>
@@ -14188,7 +14967,7 @@
         <w:tcBorders>
           <w:top w:val="nil"/>
           <w:left w:val="nil"/>
-          <w:bottom w:val="single" w:sz="24" w:space="0" w:color="8064A2" w:themeColor="accent4"/>
+          <w:bottom w:val="single" w:color="8064A2" w:themeColor="accent4" w:sz="24" w:space="0"/>
           <w:right w:val="nil"/>
           <w:insideH w:val="nil"/>
           <w:insideV w:val="nil"/>
@@ -14205,7 +14984,7 @@
       <w:tblPr/>
       <w:tcPr>
         <w:tcBorders>
-          <w:top w:val="single" w:sz="6" w:space="0" w:color="FFFFFF" w:themeColor="background1"/>
+          <w:top w:val="single" w:color="FFFFFF" w:themeColor="background1" w:sz="6" w:space="0"/>
         </w:tcBorders>
         <w:shd w:val="clear" w:color="auto" w:fill="5E7530" w:themeFill="accent3" w:themeFillShade="99"/>
       </w:tcPr>
@@ -14221,7 +15000,7 @@
           <w:left w:val="nil"/>
           <w:bottom w:val="nil"/>
           <w:right w:val="nil"/>
-          <w:insideH w:val="single" w:sz="4" w:space="0" w:color="5E7530" w:themeColor="accent3" w:themeShade="99"/>
+          <w:insideH w:val="single" w:color="5E7530" w:themeColor="accent3" w:themeShade="99" w:sz="4" w:space="0"/>
           <w:insideV w:val="nil"/>
         </w:tcBorders>
         <w:shd w:val="clear" w:color="auto" w:fill="5E7530" w:themeFill="accent3" w:themeFillShade="99"/>
@@ -14272,12 +15051,12 @@
       <w:tblStyleRowBandSize w:val="1"/>
       <w:tblStyleColBandSize w:val="1"/>
       <w:tblBorders>
-        <w:top w:val="single" w:sz="24" w:space="0" w:color="9BBB59" w:themeColor="accent3"/>
-        <w:left w:val="single" w:sz="4" w:space="0" w:color="8064A2" w:themeColor="accent4"/>
-        <w:bottom w:val="single" w:sz="4" w:space="0" w:color="8064A2" w:themeColor="accent4"/>
-        <w:right w:val="single" w:sz="4" w:space="0" w:color="8064A2" w:themeColor="accent4"/>
-        <w:insideH w:val="single" w:sz="4" w:space="0" w:color="FFFFFF" w:themeColor="background1"/>
-        <w:insideV w:val="single" w:sz="4" w:space="0" w:color="FFFFFF" w:themeColor="background1"/>
+        <w:top w:val="single" w:color="9BBB59" w:themeColor="accent3" w:sz="24" w:space="0"/>
+        <w:left w:val="single" w:color="8064A2" w:themeColor="accent4" w:sz="4" w:space="0"/>
+        <w:bottom w:val="single" w:color="8064A2" w:themeColor="accent4" w:sz="4" w:space="0"/>
+        <w:right w:val="single" w:color="8064A2" w:themeColor="accent4" w:sz="4" w:space="0"/>
+        <w:insideH w:val="single" w:color="FFFFFF" w:themeColor="background1" w:sz="4" w:space="0"/>
+        <w:insideV w:val="single" w:color="FFFFFF" w:themeColor="background1" w:sz="4" w:space="0"/>
       </w:tblBorders>
     </w:tblPr>
     <w:tcPr>
@@ -14293,7 +15072,7 @@
         <w:tcBorders>
           <w:top w:val="nil"/>
           <w:left w:val="nil"/>
-          <w:bottom w:val="single" w:sz="24" w:space="0" w:color="9BBB59" w:themeColor="accent3"/>
+          <w:bottom w:val="single" w:color="9BBB59" w:themeColor="accent3" w:sz="24" w:space="0"/>
           <w:right w:val="nil"/>
           <w:insideH w:val="nil"/>
           <w:insideV w:val="nil"/>
@@ -14310,7 +15089,7 @@
       <w:tblPr/>
       <w:tcPr>
         <w:tcBorders>
-          <w:top w:val="single" w:sz="6" w:space="0" w:color="FFFFFF" w:themeColor="background1"/>
+          <w:top w:val="single" w:color="FFFFFF" w:themeColor="background1" w:sz="6" w:space="0"/>
         </w:tcBorders>
         <w:shd w:val="clear" w:color="auto" w:fill="4C3B62" w:themeFill="accent4" w:themeFillShade="99"/>
       </w:tcPr>
@@ -14326,7 +15105,7 @@
           <w:left w:val="nil"/>
           <w:bottom w:val="nil"/>
           <w:right w:val="nil"/>
-          <w:insideH w:val="single" w:sz="4" w:space="0" w:color="4C3B62" w:themeColor="accent4" w:themeShade="99"/>
+          <w:insideH w:val="single" w:color="4C3B62" w:themeColor="accent4" w:themeShade="99" w:sz="4" w:space="0"/>
           <w:insideV w:val="nil"/>
         </w:tcBorders>
         <w:shd w:val="clear" w:color="auto" w:fill="4C3B62" w:themeFill="accent4" w:themeFillShade="99"/>
@@ -14387,12 +15166,12 @@
       <w:tblStyleRowBandSize w:val="1"/>
       <w:tblStyleColBandSize w:val="1"/>
       <w:tblBorders>
-        <w:top w:val="single" w:sz="24" w:space="0" w:color="F79646" w:themeColor="accent6"/>
-        <w:left w:val="single" w:sz="4" w:space="0" w:color="4BACC6" w:themeColor="accent5"/>
-        <w:bottom w:val="single" w:sz="4" w:space="0" w:color="4BACC6" w:themeColor="accent5"/>
-        <w:right w:val="single" w:sz="4" w:space="0" w:color="4BACC6" w:themeColor="accent5"/>
-        <w:insideH w:val="single" w:sz="4" w:space="0" w:color="FFFFFF" w:themeColor="background1"/>
-        <w:insideV w:val="single" w:sz="4" w:space="0" w:color="FFFFFF" w:themeColor="background1"/>
+        <w:top w:val="single" w:color="F79646" w:themeColor="accent6" w:sz="24" w:space="0"/>
+        <w:left w:val="single" w:color="4BACC6" w:themeColor="accent5" w:sz="4" w:space="0"/>
+        <w:bottom w:val="single" w:color="4BACC6" w:themeColor="accent5" w:sz="4" w:space="0"/>
+        <w:right w:val="single" w:color="4BACC6" w:themeColor="accent5" w:sz="4" w:space="0"/>
+        <w:insideH w:val="single" w:color="FFFFFF" w:themeColor="background1" w:sz="4" w:space="0"/>
+        <w:insideV w:val="single" w:color="FFFFFF" w:themeColor="background1" w:sz="4" w:space="0"/>
       </w:tblBorders>
     </w:tblPr>
     <w:tcPr>
@@ -14408,7 +15187,7 @@
         <w:tcBorders>
           <w:top w:val="nil"/>
           <w:left w:val="nil"/>
-          <w:bottom w:val="single" w:sz="24" w:space="0" w:color="F79646" w:themeColor="accent6"/>
+          <w:bottom w:val="single" w:color="F79646" w:themeColor="accent6" w:sz="24" w:space="0"/>
           <w:right w:val="nil"/>
           <w:insideH w:val="nil"/>
           <w:insideV w:val="nil"/>
@@ -14425,7 +15204,7 @@
       <w:tblPr/>
       <w:tcPr>
         <w:tcBorders>
-          <w:top w:val="single" w:sz="6" w:space="0" w:color="FFFFFF" w:themeColor="background1"/>
+          <w:top w:val="single" w:color="FFFFFF" w:themeColor="background1" w:sz="6" w:space="0"/>
         </w:tcBorders>
         <w:shd w:val="clear" w:color="auto" w:fill="276A7C" w:themeFill="accent5" w:themeFillShade="99"/>
       </w:tcPr>
@@ -14441,7 +15220,7 @@
           <w:left w:val="nil"/>
           <w:bottom w:val="nil"/>
           <w:right w:val="nil"/>
-          <w:insideH w:val="single" w:sz="4" w:space="0" w:color="276A7C" w:themeColor="accent5" w:themeShade="99"/>
+          <w:insideH w:val="single" w:color="276A7C" w:themeColor="accent5" w:themeShade="99" w:sz="4" w:space="0"/>
           <w:insideV w:val="nil"/>
         </w:tcBorders>
         <w:shd w:val="clear" w:color="auto" w:fill="276A7C" w:themeFill="accent5" w:themeFillShade="99"/>
@@ -14502,12 +15281,12 @@
       <w:tblStyleRowBandSize w:val="1"/>
       <w:tblStyleColBandSize w:val="1"/>
       <w:tblBorders>
-        <w:top w:val="single" w:sz="24" w:space="0" w:color="4BACC6" w:themeColor="accent5"/>
-        <w:left w:val="single" w:sz="4" w:space="0" w:color="F79646" w:themeColor="accent6"/>
-        <w:bottom w:val="single" w:sz="4" w:space="0" w:color="F79646" w:themeColor="accent6"/>
-        <w:right w:val="single" w:sz="4" w:space="0" w:color="F79646" w:themeColor="accent6"/>
-        <w:insideH w:val="single" w:sz="4" w:space="0" w:color="FFFFFF" w:themeColor="background1"/>
-        <w:insideV w:val="single" w:sz="4" w:space="0" w:color="FFFFFF" w:themeColor="background1"/>
+        <w:top w:val="single" w:color="4BACC6" w:themeColor="accent5" w:sz="24" w:space="0"/>
+        <w:left w:val="single" w:color="F79646" w:themeColor="accent6" w:sz="4" w:space="0"/>
+        <w:bottom w:val="single" w:color="F79646" w:themeColor="accent6" w:sz="4" w:space="0"/>
+        <w:right w:val="single" w:color="F79646" w:themeColor="accent6" w:sz="4" w:space="0"/>
+        <w:insideH w:val="single" w:color="FFFFFF" w:themeColor="background1" w:sz="4" w:space="0"/>
+        <w:insideV w:val="single" w:color="FFFFFF" w:themeColor="background1" w:sz="4" w:space="0"/>
       </w:tblBorders>
     </w:tblPr>
     <w:tcPr>
@@ -14523,7 +15302,7 @@
         <w:tcBorders>
           <w:top w:val="nil"/>
           <w:left w:val="nil"/>
-          <w:bottom w:val="single" w:sz="24" w:space="0" w:color="4BACC6" w:themeColor="accent5"/>
+          <w:bottom w:val="single" w:color="4BACC6" w:themeColor="accent5" w:sz="24" w:space="0"/>
           <w:right w:val="nil"/>
           <w:insideH w:val="nil"/>
           <w:insideV w:val="nil"/>
@@ -14540,7 +15319,7 @@
       <w:tblPr/>
       <w:tcPr>
         <w:tcBorders>
-          <w:top w:val="single" w:sz="6" w:space="0" w:color="FFFFFF" w:themeColor="background1"/>
+          <w:top w:val="single" w:color="FFFFFF" w:themeColor="background1" w:sz="6" w:space="0"/>
         </w:tcBorders>
         <w:shd w:val="clear" w:color="auto" w:fill="B65608" w:themeFill="accent6" w:themeFillShade="99"/>
       </w:tcPr>
@@ -14556,7 +15335,7 @@
           <w:left w:val="nil"/>
           <w:bottom w:val="nil"/>
           <w:right w:val="nil"/>
-          <w:insideH w:val="single" w:sz="4" w:space="0" w:color="B65608" w:themeColor="accent6" w:themeShade="99"/>
+          <w:insideH w:val="single" w:color="B65608" w:themeColor="accent6" w:themeShade="99" w:sz="4" w:space="0"/>
           <w:insideV w:val="nil"/>
         </w:tcBorders>
         <w:shd w:val="clear" w:color="auto" w:fill="B65608" w:themeFill="accent6" w:themeFillShade="99"/>
@@ -14629,7 +15408,7 @@
       <w:tblPr/>
       <w:tcPr>
         <w:tcBorders>
-          <w:bottom w:val="single" w:sz="12" w:space="0" w:color="FFFFFF" w:themeColor="background1"/>
+          <w:bottom w:val="single" w:color="FFFFFF" w:themeColor="background1" w:sz="12" w:space="0"/>
         </w:tcBorders>
         <w:shd w:val="clear" w:color="auto" w:fill="9E3A38" w:themeFill="accent2" w:themeFillShade="CC"/>
       </w:tcPr>
@@ -14643,7 +15422,7 @@
       <w:tblPr/>
       <w:tcPr>
         <w:tcBorders>
-          <w:top w:val="single" w:sz="12" w:space="0" w:color="000000" w:themeColor="text1"/>
+          <w:top w:val="single" w:color="000000" w:themeColor="text1" w:sz="12" w:space="0"/>
         </w:tcBorders>
         <w:shd w:val="clear" w:color="auto" w:fill="FFFFFF" w:themeFill="background1"/>
       </w:tcPr>
@@ -14708,7 +15487,7 @@
       <w:tblPr/>
       <w:tcPr>
         <w:tcBorders>
-          <w:bottom w:val="single" w:sz="12" w:space="0" w:color="FFFFFF" w:themeColor="background1"/>
+          <w:bottom w:val="single" w:color="FFFFFF" w:themeColor="background1" w:sz="12" w:space="0"/>
         </w:tcBorders>
         <w:shd w:val="clear" w:color="auto" w:fill="9E3A38" w:themeFill="accent2" w:themeFillShade="CC"/>
       </w:tcPr>
@@ -14722,7 +15501,7 @@
       <w:tblPr/>
       <w:tcPr>
         <w:tcBorders>
-          <w:top w:val="single" w:sz="12" w:space="0" w:color="000000" w:themeColor="text1"/>
+          <w:top w:val="single" w:color="000000" w:themeColor="text1" w:sz="12" w:space="0"/>
         </w:tcBorders>
         <w:shd w:val="clear" w:color="auto" w:fill="FFFFFF" w:themeFill="background1"/>
       </w:tcPr>
@@ -14787,7 +15566,7 @@
       <w:tblPr/>
       <w:tcPr>
         <w:tcBorders>
-          <w:bottom w:val="single" w:sz="12" w:space="0" w:color="FFFFFF" w:themeColor="background1"/>
+          <w:bottom w:val="single" w:color="FFFFFF" w:themeColor="background1" w:sz="12" w:space="0"/>
         </w:tcBorders>
         <w:shd w:val="clear" w:color="auto" w:fill="9E3A38" w:themeFill="accent2" w:themeFillShade="CC"/>
       </w:tcPr>
@@ -14801,7 +15580,7 @@
       <w:tblPr/>
       <w:tcPr>
         <w:tcBorders>
-          <w:top w:val="single" w:sz="12" w:space="0" w:color="000000" w:themeColor="text1"/>
+          <w:top w:val="single" w:color="000000" w:themeColor="text1" w:sz="12" w:space="0"/>
         </w:tcBorders>
         <w:shd w:val="clear" w:color="auto" w:fill="FFFFFF" w:themeFill="background1"/>
       </w:tcPr>
@@ -14866,7 +15645,7 @@
       <w:tblPr/>
       <w:tcPr>
         <w:tcBorders>
-          <w:bottom w:val="single" w:sz="12" w:space="0" w:color="FFFFFF" w:themeColor="background1"/>
+          <w:bottom w:val="single" w:color="FFFFFF" w:themeColor="background1" w:sz="12" w:space="0"/>
         </w:tcBorders>
         <w:shd w:val="clear" w:color="auto" w:fill="664E82" w:themeFill="accent4" w:themeFillShade="CC"/>
       </w:tcPr>
@@ -14880,7 +15659,7 @@
       <w:tblPr/>
       <w:tcPr>
         <w:tcBorders>
-          <w:top w:val="single" w:sz="12" w:space="0" w:color="000000" w:themeColor="text1"/>
+          <w:top w:val="single" w:color="000000" w:themeColor="text1" w:sz="12" w:space="0"/>
         </w:tcBorders>
         <w:shd w:val="clear" w:color="auto" w:fill="FFFFFF" w:themeFill="background1"/>
       </w:tcPr>
@@ -14945,7 +15724,7 @@
       <w:tblPr/>
       <w:tcPr>
         <w:tcBorders>
-          <w:bottom w:val="single" w:sz="12" w:space="0" w:color="FFFFFF" w:themeColor="background1"/>
+          <w:bottom w:val="single" w:color="FFFFFF" w:themeColor="background1" w:sz="12" w:space="0"/>
         </w:tcBorders>
         <w:shd w:val="clear" w:color="auto" w:fill="7E9C40" w:themeFill="accent3" w:themeFillShade="CC"/>
       </w:tcPr>
@@ -14959,7 +15738,7 @@
       <w:tblPr/>
       <w:tcPr>
         <w:tcBorders>
-          <w:top w:val="single" w:sz="12" w:space="0" w:color="000000" w:themeColor="text1"/>
+          <w:top w:val="single" w:color="000000" w:themeColor="text1" w:sz="12" w:space="0"/>
         </w:tcBorders>
         <w:shd w:val="clear" w:color="auto" w:fill="FFFFFF" w:themeFill="background1"/>
       </w:tcPr>
@@ -15024,7 +15803,7 @@
       <w:tblPr/>
       <w:tcPr>
         <w:tcBorders>
-          <w:bottom w:val="single" w:sz="12" w:space="0" w:color="FFFFFF" w:themeColor="background1"/>
+          <w:bottom w:val="single" w:color="FFFFFF" w:themeColor="background1" w:sz="12" w:space="0"/>
         </w:tcBorders>
         <w:shd w:val="clear" w:color="auto" w:fill="F2730A" w:themeFill="accent6" w:themeFillShade="CC"/>
       </w:tcPr>
@@ -15038,7 +15817,7 @@
       <w:tblPr/>
       <w:tcPr>
         <w:tcBorders>
-          <w:top w:val="single" w:sz="12" w:space="0" w:color="000000" w:themeColor="text1"/>
+          <w:top w:val="single" w:color="000000" w:themeColor="text1" w:sz="12" w:space="0"/>
         </w:tcBorders>
         <w:shd w:val="clear" w:color="auto" w:fill="FFFFFF" w:themeFill="background1"/>
       </w:tcPr>
@@ -15103,7 +15882,7 @@
       <w:tblPr/>
       <w:tcPr>
         <w:tcBorders>
-          <w:bottom w:val="single" w:sz="12" w:space="0" w:color="FFFFFF" w:themeColor="background1"/>
+          <w:bottom w:val="single" w:color="FFFFFF" w:themeColor="background1" w:sz="12" w:space="0"/>
         </w:tcBorders>
         <w:shd w:val="clear" w:color="auto" w:fill="348DA5" w:themeFill="accent5" w:themeFillShade="CC"/>
       </w:tcPr>
@@ -15117,7 +15896,7 @@
       <w:tblPr/>
       <w:tcPr>
         <w:tcBorders>
-          <w:top w:val="single" w:sz="12" w:space="0" w:color="000000" w:themeColor="text1"/>
+          <w:top w:val="single" w:color="000000" w:themeColor="text1" w:sz="12" w:space="0"/>
         </w:tcBorders>
         <w:shd w:val="clear" w:color="auto" w:fill="FFFFFF" w:themeFill="background1"/>
       </w:tcPr>
@@ -15170,7 +15949,7 @@
       <w:tblStyleRowBandSize w:val="1"/>
       <w:tblStyleColBandSize w:val="1"/>
       <w:tblBorders>
-        <w:insideH w:val="single" w:sz="4" w:space="0" w:color="FFFFFF" w:themeColor="background1"/>
+        <w:insideH w:val="single" w:color="FFFFFF" w:themeColor="background1" w:sz="4" w:space="0"/>
       </w:tblBorders>
     </w:tblPr>
     <w:tcPr>
@@ -15243,7 +16022,7 @@
       <w:tblStyleRowBandSize w:val="1"/>
       <w:tblStyleColBandSize w:val="1"/>
       <w:tblBorders>
-        <w:insideH w:val="single" w:sz="4" w:space="0" w:color="FFFFFF" w:themeColor="background1"/>
+        <w:insideH w:val="single" w:color="FFFFFF" w:themeColor="background1" w:sz="4" w:space="0"/>
       </w:tblBorders>
     </w:tblPr>
     <w:tcPr>
@@ -15316,7 +16095,7 @@
       <w:tblStyleRowBandSize w:val="1"/>
       <w:tblStyleColBandSize w:val="1"/>
       <w:tblBorders>
-        <w:insideH w:val="single" w:sz="4" w:space="0" w:color="FFFFFF" w:themeColor="background1"/>
+        <w:insideH w:val="single" w:color="FFFFFF" w:themeColor="background1" w:sz="4" w:space="0"/>
       </w:tblBorders>
     </w:tblPr>
     <w:tcPr>
@@ -15389,7 +16168,7 @@
       <w:tblStyleRowBandSize w:val="1"/>
       <w:tblStyleColBandSize w:val="1"/>
       <w:tblBorders>
-        <w:insideH w:val="single" w:sz="4" w:space="0" w:color="FFFFFF" w:themeColor="background1"/>
+        <w:insideH w:val="single" w:color="FFFFFF" w:themeColor="background1" w:sz="4" w:space="0"/>
       </w:tblBorders>
     </w:tblPr>
     <w:tcPr>
@@ -15462,7 +16241,7 @@
       <w:tblStyleRowBandSize w:val="1"/>
       <w:tblStyleColBandSize w:val="1"/>
       <w:tblBorders>
-        <w:insideH w:val="single" w:sz="4" w:space="0" w:color="FFFFFF" w:themeColor="background1"/>
+        <w:insideH w:val="single" w:color="FFFFFF" w:themeColor="background1" w:sz="4" w:space="0"/>
       </w:tblBorders>
     </w:tblPr>
     <w:tcPr>
@@ -15535,7 +16314,7 @@
       <w:tblStyleRowBandSize w:val="1"/>
       <w:tblStyleColBandSize w:val="1"/>
       <w:tblBorders>
-        <w:insideH w:val="single" w:sz="4" w:space="0" w:color="FFFFFF" w:themeColor="background1"/>
+        <w:insideH w:val="single" w:color="FFFFFF" w:themeColor="background1" w:sz="4" w:space="0"/>
       </w:tblBorders>
     </w:tblPr>
     <w:tcPr>
@@ -15608,7 +16387,7 @@
       <w:tblStyleRowBandSize w:val="1"/>
       <w:tblStyleColBandSize w:val="1"/>
       <w:tblBorders>
-        <w:insideH w:val="single" w:sz="4" w:space="0" w:color="FFFFFF" w:themeColor="background1"/>
+        <w:insideH w:val="single" w:color="FFFFFF" w:themeColor="background1" w:sz="4" w:space="0"/>
       </w:tblBorders>
     </w:tblPr>
     <w:tcPr>

--- a/documents/pisteytyslomake_Ryhmä10.docx
+++ b/documents/pisteytyslomake_Ryhmä10.docx
@@ -451,6 +451,7 @@
           <w:tcPr>
             <w:tcW w:w="3402" w:type="dxa"/>
             <w:shd w:val="clear" w:color="auto" w:fill="EEF2FF"/>
+            <w:tcMar/>
           </w:tcPr>
           <w:p>
             <w:proofErr w:type="spellStart"/>
@@ -467,6 +468,7 @@
           <w:tcPr>
             <w:tcW w:w="1134" w:type="dxa"/>
             <w:shd w:val="clear" w:color="auto" w:fill="EEF2FF"/>
+            <w:tcMar/>
           </w:tcPr>
           <w:p>
             <w:r>
@@ -481,6 +483,7 @@
           <w:tcPr>
             <w:tcW w:w="3402" w:type="dxa"/>
             <w:shd w:val="clear" w:color="auto" w:fill="EEF2FF"/>
+            <w:tcMar/>
           </w:tcPr>
           <w:p>
             <w:r>
@@ -495,6 +498,7 @@
           <w:tcPr>
             <w:tcW w:w="1984" w:type="dxa"/>
             <w:shd w:val="clear" w:color="auto" w:fill="EEF2FF"/>
+            <w:tcMar/>
           </w:tcPr>
           <w:p>
             <w:r>
@@ -510,6 +514,7 @@
         <w:tc>
           <w:tcPr>
             <w:tcW w:w="3402" w:type="dxa"/>
+            <w:tcMar/>
           </w:tcPr>
           <w:p>
             <w:r>
@@ -520,6 +525,7 @@
         <w:tc>
           <w:tcPr>
             <w:tcW w:w="1134" w:type="dxa"/>
+            <w:tcMar/>
           </w:tcPr>
           <w:p>
             <w:r>
@@ -533,6 +539,7 @@
         <w:tc>
           <w:tcPr>
             <w:tcW w:w="3402" w:type="dxa"/>
+            <w:tcMar/>
           </w:tcPr>
           <w:p>
             <w:r>
@@ -549,6 +556,7 @@
         <w:tc>
           <w:tcPr>
             <w:tcW w:w="1984" w:type="dxa"/>
+            <w:tcMar/>
           </w:tcPr>
           <w:p/>
         </w:tc>
@@ -557,6 +565,7 @@
         <w:tc>
           <w:tcPr>
             <w:tcW w:w="3402" w:type="dxa"/>
+            <w:tcMar/>
           </w:tcPr>
           <w:p>
             <w:r>
@@ -567,6 +576,7 @@
         <w:tc>
           <w:tcPr>
             <w:tcW w:w="1134" w:type="dxa"/>
+            <w:tcMar/>
           </w:tcPr>
           <w:p>
             <w:r>
@@ -580,6 +590,7 @@
         <w:tc>
           <w:tcPr>
             <w:tcW w:w="3402" w:type="dxa"/>
+            <w:tcMar/>
           </w:tcPr>
           <w:p>
             <w:pPr>
@@ -618,6 +629,7 @@
         <w:tc>
           <w:tcPr>
             <w:tcW w:w="1984" w:type="dxa"/>
+            <w:tcMar/>
           </w:tcPr>
           <w:p>
             <w:pPr>
@@ -632,6 +644,7 @@
         <w:tc>
           <w:tcPr>
             <w:tcW w:w="3402" w:type="dxa"/>
+            <w:tcMar/>
           </w:tcPr>
           <w:p>
             <w:proofErr w:type="spellStart"/>
@@ -663,6 +676,7 @@
         <w:tc>
           <w:tcPr>
             <w:tcW w:w="1134" w:type="dxa"/>
+            <w:tcMar/>
           </w:tcPr>
           <w:p>
             <w:r>
@@ -676,6 +690,7 @@
         <w:tc>
           <w:tcPr>
             <w:tcW w:w="3402" w:type="dxa"/>
+            <w:tcMar/>
           </w:tcPr>
           <w:p>
             <w:r>
@@ -689,6 +704,7 @@
         <w:tc>
           <w:tcPr>
             <w:tcW w:w="1984" w:type="dxa"/>
+            <w:tcMar/>
           </w:tcPr>
           <w:p/>
         </w:tc>
@@ -697,6 +713,7 @@
         <w:tc>
           <w:tcPr>
             <w:tcW w:w="3402" w:type="dxa"/>
+            <w:tcMar/>
           </w:tcPr>
           <w:p>
             <w:r>
@@ -707,6 +724,7 @@
         <w:tc>
           <w:tcPr>
             <w:tcW w:w="1134" w:type="dxa"/>
+            <w:tcMar/>
           </w:tcPr>
           <w:p>
             <w:r>
@@ -720,12 +738,31 @@
         <w:tc>
           <w:tcPr>
             <w:tcW w:w="3402" w:type="dxa"/>
-          </w:tcPr>
-          <w:p/>
+            <w:tcMar/>
+          </w:tcPr>
+          <w:p>
+            <w:pPr>
+              <w:pStyle w:val="Normal"/>
+            </w:pPr>
+            <w:hyperlink r:id="Rf5c39772152e42c4">
+              <w:r>
+                <w:rPr>
+                  <w:rStyle w:val="Hyperlink"/>
+                  <w:rFonts w:ascii="Calibri" w:hAnsi="Calibri" w:eastAsia="Calibri" w:cs="Calibri"/>
+                  <w:noProof w:val="0"/>
+                  <w:sz w:val="22"/>
+                  <w:szCs w:val="22"/>
+                  <w:lang w:val="en-US"/>
+                </w:rPr>
+                <w:t>https://www.youtube.com/watch?v=awmFN-Y4pVs</w:t>
+              </w:r>
+            </w:hyperlink>
+          </w:p>
         </w:tc>
         <w:tc>
           <w:tcPr>
             <w:tcW w:w="1984" w:type="dxa"/>
+            <w:tcMar/>
           </w:tcPr>
           <w:p/>
         </w:tc>
@@ -734,6 +771,7 @@
         <w:tc>
           <w:tcPr>
             <w:tcW w:w="3402" w:type="dxa"/>
+            <w:tcMar/>
           </w:tcPr>
           <w:p>
             <w:r>
@@ -744,6 +782,7 @@
         <w:tc>
           <w:tcPr>
             <w:tcW w:w="1134" w:type="dxa"/>
+            <w:tcMar/>
           </w:tcPr>
           <w:p>
             <w:r>
@@ -757,12 +796,31 @@
         <w:tc>
           <w:tcPr>
             <w:tcW w:w="3402" w:type="dxa"/>
-          </w:tcPr>
-          <w:p/>
+            <w:tcMar/>
+          </w:tcPr>
+          <w:p>
+            <w:pPr>
+              <w:pStyle w:val="Normal"/>
+            </w:pPr>
+            <w:hyperlink r:id="Re08d0fef0c4a4b3f">
+              <w:r>
+                <w:rPr>
+                  <w:rStyle w:val="Hyperlink"/>
+                  <w:rFonts w:ascii="Calibri" w:hAnsi="Calibri" w:eastAsia="Calibri" w:cs="Calibri"/>
+                  <w:noProof w:val="0"/>
+                  <w:sz w:val="22"/>
+                  <w:szCs w:val="22"/>
+                  <w:lang w:val="en-US"/>
+                </w:rPr>
+                <w:t>https://www.youtube.com/watch?v=fez_LTFgl6A</w:t>
+              </w:r>
+            </w:hyperlink>
+          </w:p>
         </w:tc>
         <w:tc>
           <w:tcPr>
             <w:tcW w:w="1984" w:type="dxa"/>
+            <w:tcMar/>
           </w:tcPr>
           <w:p/>
         </w:tc>
@@ -771,6 +829,7 @@
         <w:tc>
           <w:tcPr>
             <w:tcW w:w="3402" w:type="dxa"/>
+            <w:tcMar/>
           </w:tcPr>
           <w:p>
             <w:r>
@@ -786,6 +845,7 @@
         <w:tc>
           <w:tcPr>
             <w:tcW w:w="1134" w:type="dxa"/>
+            <w:tcMar/>
           </w:tcPr>
           <w:p>
             <w:r>
@@ -799,6 +859,7 @@
         <w:tc>
           <w:tcPr>
             <w:tcW w:w="3402" w:type="dxa"/>
+            <w:tcMar/>
           </w:tcPr>
           <w:p>
             <w:r>
@@ -818,6 +879,7 @@
         <w:tc>
           <w:tcPr>
             <w:tcW w:w="1984" w:type="dxa"/>
+            <w:tcMar/>
           </w:tcPr>
           <w:p>
             <w:proofErr w:type="spellStart"/>
@@ -1489,6 +1551,7 @@
           <w:tcPr>
             <w:tcW w:w="2721" w:type="dxa"/>
             <w:shd w:val="clear" w:color="auto" w:fill="EEF2FF"/>
+            <w:tcMar/>
           </w:tcPr>
           <w:p>
             <w:proofErr w:type="spellStart"/>
@@ -1505,6 +1568,7 @@
           <w:tcPr>
             <w:tcW w:w="737" w:type="dxa"/>
             <w:shd w:val="clear" w:color="auto" w:fill="EEF2FF"/>
+            <w:tcMar/>
           </w:tcPr>
           <w:p>
             <w:r>
@@ -1519,6 +1583,7 @@
           <w:tcPr>
             <w:tcW w:w="680" w:type="dxa"/>
             <w:shd w:val="clear" w:color="auto" w:fill="EEF2FF"/>
+            <w:tcMar/>
           </w:tcPr>
           <w:p>
             <w:r>
@@ -1533,6 +1598,7 @@
           <w:tcPr>
             <w:tcW w:w="793" w:type="dxa"/>
             <w:shd w:val="clear" w:color="auto" w:fill="EEF2FF"/>
+            <w:tcMar/>
           </w:tcPr>
           <w:p>
             <w:r>
@@ -1547,6 +1613,7 @@
           <w:tcPr>
             <w:tcW w:w="1701" w:type="dxa"/>
             <w:shd w:val="clear" w:color="auto" w:fill="EEF2FF"/>
+            <w:tcMar/>
           </w:tcPr>
           <w:p>
             <w:r>
@@ -1561,6 +1628,7 @@
           <w:tcPr>
             <w:tcW w:w="1134" w:type="dxa"/>
             <w:shd w:val="clear" w:color="auto" w:fill="EEF2FF"/>
+            <w:tcMar/>
           </w:tcPr>
           <w:p>
             <w:r>
@@ -1575,6 +1643,7 @@
           <w:tcPr>
             <w:tcW w:w="1134" w:type="dxa"/>
             <w:shd w:val="clear" w:color="auto" w:fill="EEF2FF"/>
+            <w:tcMar/>
           </w:tcPr>
           <w:p>
             <w:r>
@@ -1589,6 +1658,7 @@
           <w:tcPr>
             <w:tcW w:w="2154" w:type="dxa"/>
             <w:shd w:val="clear" w:color="auto" w:fill="EEF2FF"/>
+            <w:tcMar/>
           </w:tcPr>
           <w:p>
             <w:pPr>
@@ -1610,6 +1680,7 @@
         <w:tc>
           <w:tcPr>
             <w:tcW w:w="2721" w:type="dxa"/>
+            <w:tcMar/>
           </w:tcPr>
           <w:p>
             <w:pPr>
@@ -1628,6 +1699,7 @@
         <w:tc>
           <w:tcPr>
             <w:tcW w:w="737" w:type="dxa"/>
+            <w:tcMar/>
           </w:tcPr>
           <w:p>
             <w:r>
@@ -1638,6 +1710,7 @@
         <w:tc>
           <w:tcPr>
             <w:tcW w:w="680" w:type="dxa"/>
+            <w:tcMar/>
           </w:tcPr>
           <w:p>
             <w:r>
@@ -1651,6 +1724,7 @@
         <w:tc>
           <w:tcPr>
             <w:tcW w:w="793" w:type="dxa"/>
+            <w:tcMar/>
           </w:tcPr>
           <w:p>
             <w:r>
@@ -1661,6 +1735,7 @@
         <w:tc>
           <w:tcPr>
             <w:tcW w:w="1701" w:type="dxa"/>
+            <w:tcMar/>
           </w:tcPr>
           <w:p>
             <w:r>
@@ -1679,18 +1754,21 @@
         <w:tc>
           <w:tcPr>
             <w:tcW w:w="1134" w:type="dxa"/>
+            <w:tcMar/>
           </w:tcPr>
           <w:p/>
         </w:tc>
         <w:tc>
           <w:tcPr>
             <w:tcW w:w="1134" w:type="dxa"/>
+            <w:tcMar/>
           </w:tcPr>
           <w:p/>
         </w:tc>
         <w:tc>
           <w:tcPr>
             <w:tcW w:w="2154" w:type="dxa"/>
+            <w:tcMar/>
           </w:tcPr>
           <w:p/>
         </w:tc>
@@ -1699,6 +1777,7 @@
         <w:tc>
           <w:tcPr>
             <w:tcW w:w="2721" w:type="dxa"/>
+            <w:tcMar/>
           </w:tcPr>
           <w:p>
             <w:r>
@@ -1709,6 +1788,7 @@
         <w:tc>
           <w:tcPr>
             <w:tcW w:w="737" w:type="dxa"/>
+            <w:tcMar/>
           </w:tcPr>
           <w:p>
             <w:r>
@@ -1719,6 +1799,7 @@
         <w:tc>
           <w:tcPr>
             <w:tcW w:w="680" w:type="dxa"/>
+            <w:tcMar/>
           </w:tcPr>
           <w:p>
             <w:r>
@@ -1732,6 +1813,7 @@
         <w:tc>
           <w:tcPr>
             <w:tcW w:w="793" w:type="dxa"/>
+            <w:tcMar/>
           </w:tcPr>
           <w:p>
             <w:r>
@@ -1742,6 +1824,7 @@
         <w:tc>
           <w:tcPr>
             <w:tcW w:w="1701" w:type="dxa"/>
+            <w:tcMar/>
           </w:tcPr>
           <w:p>
             <w:proofErr w:type="spellStart"/>
@@ -1762,18 +1845,21 @@
         <w:tc>
           <w:tcPr>
             <w:tcW w:w="1134" w:type="dxa"/>
+            <w:tcMar/>
           </w:tcPr>
           <w:p/>
         </w:tc>
         <w:tc>
           <w:tcPr>
             <w:tcW w:w="1134" w:type="dxa"/>
+            <w:tcMar/>
           </w:tcPr>
           <w:p/>
         </w:tc>
         <w:tc>
           <w:tcPr>
             <w:tcW w:w="2154" w:type="dxa"/>
+            <w:tcMar/>
           </w:tcPr>
           <w:p/>
         </w:tc>
@@ -1782,6 +1868,7 @@
         <w:tc>
           <w:tcPr>
             <w:tcW w:w="2721" w:type="dxa"/>
+            <w:tcMar/>
           </w:tcPr>
           <w:p>
             <w:pPr>
@@ -1808,6 +1895,7 @@
         <w:tc>
           <w:tcPr>
             <w:tcW w:w="737" w:type="dxa"/>
+            <w:tcMar/>
           </w:tcPr>
           <w:p>
             <w:r>
@@ -1818,6 +1906,7 @@
         <w:tc>
           <w:tcPr>
             <w:tcW w:w="680" w:type="dxa"/>
+            <w:tcMar/>
           </w:tcPr>
           <w:p>
             <w:r>
@@ -1828,6 +1917,7 @@
         <w:tc>
           <w:tcPr>
             <w:tcW w:w="793" w:type="dxa"/>
+            <w:tcMar/>
           </w:tcPr>
           <w:p>
             <w:r>
@@ -1838,24 +1928,28 @@
         <w:tc>
           <w:tcPr>
             <w:tcW w:w="1701" w:type="dxa"/>
+            <w:tcMar/>
           </w:tcPr>
           <w:p/>
         </w:tc>
         <w:tc>
           <w:tcPr>
             <w:tcW w:w="1134" w:type="dxa"/>
+            <w:tcMar/>
           </w:tcPr>
           <w:p/>
         </w:tc>
         <w:tc>
           <w:tcPr>
             <w:tcW w:w="1134" w:type="dxa"/>
+            <w:tcMar/>
           </w:tcPr>
           <w:p/>
         </w:tc>
         <w:tc>
           <w:tcPr>
             <w:tcW w:w="2154" w:type="dxa"/>
+            <w:tcMar/>
           </w:tcPr>
           <w:p/>
         </w:tc>
@@ -1864,6 +1958,7 @@
         <w:tc>
           <w:tcPr>
             <w:tcW w:w="2721" w:type="dxa"/>
+            <w:tcMar/>
           </w:tcPr>
           <w:p>
             <w:pPr>
@@ -1896,6 +1991,7 @@
         <w:tc>
           <w:tcPr>
             <w:tcW w:w="737" w:type="dxa"/>
+            <w:tcMar/>
           </w:tcPr>
           <w:p>
             <w:r>
@@ -1906,6 +2002,7 @@
         <w:tc>
           <w:tcPr>
             <w:tcW w:w="680" w:type="dxa"/>
+            <w:tcMar/>
           </w:tcPr>
           <w:p>
             <w:r>
@@ -1919,6 +2016,7 @@
         <w:tc>
           <w:tcPr>
             <w:tcW w:w="793" w:type="dxa"/>
+            <w:tcMar/>
           </w:tcPr>
           <w:p>
             <w:r>
@@ -1929,6 +2027,7 @@
         <w:tc>
           <w:tcPr>
             <w:tcW w:w="1701" w:type="dxa"/>
+            <w:tcMar/>
           </w:tcPr>
           <w:p>
             <w:proofErr w:type="spellStart"/>
@@ -1964,18 +2063,21 @@
         <w:tc>
           <w:tcPr>
             <w:tcW w:w="1134" w:type="dxa"/>
+            <w:tcMar/>
           </w:tcPr>
           <w:p/>
         </w:tc>
         <w:tc>
           <w:tcPr>
             <w:tcW w:w="1134" w:type="dxa"/>
+            <w:tcMar/>
           </w:tcPr>
           <w:p/>
         </w:tc>
         <w:tc>
           <w:tcPr>
             <w:tcW w:w="2154" w:type="dxa"/>
+            <w:tcMar/>
           </w:tcPr>
           <w:p/>
         </w:tc>
@@ -1984,6 +2086,7 @@
         <w:tc>
           <w:tcPr>
             <w:tcW w:w="2721" w:type="dxa"/>
+            <w:tcMar/>
           </w:tcPr>
           <w:p>
             <w:r>
@@ -1994,6 +2097,7 @@
         <w:tc>
           <w:tcPr>
             <w:tcW w:w="737" w:type="dxa"/>
+            <w:tcMar/>
           </w:tcPr>
           <w:p>
             <w:r>
@@ -2004,6 +2108,7 @@
         <w:tc>
           <w:tcPr>
             <w:tcW w:w="680" w:type="dxa"/>
+            <w:tcMar/>
           </w:tcPr>
           <w:p>
             <w:r>
@@ -2017,6 +2122,7 @@
         <w:tc>
           <w:tcPr>
             <w:tcW w:w="793" w:type="dxa"/>
+            <w:tcMar/>
           </w:tcPr>
           <w:p>
             <w:r>
@@ -2027,6 +2133,7 @@
         <w:tc>
           <w:tcPr>
             <w:tcW w:w="1701" w:type="dxa"/>
+            <w:tcMar/>
           </w:tcPr>
           <w:p>
             <w:proofErr w:type="spellStart"/>
@@ -2047,18 +2154,21 @@
         <w:tc>
           <w:tcPr>
             <w:tcW w:w="1134" w:type="dxa"/>
+            <w:tcMar/>
           </w:tcPr>
           <w:p/>
         </w:tc>
         <w:tc>
           <w:tcPr>
             <w:tcW w:w="1134" w:type="dxa"/>
+            <w:tcMar/>
           </w:tcPr>
           <w:p/>
         </w:tc>
         <w:tc>
           <w:tcPr>
             <w:tcW w:w="2154" w:type="dxa"/>
+            <w:tcMar/>
           </w:tcPr>
           <w:p/>
         </w:tc>
@@ -2067,6 +2177,7 @@
         <w:tc>
           <w:tcPr>
             <w:tcW w:w="2721" w:type="dxa"/>
+            <w:tcMar/>
           </w:tcPr>
           <w:p>
             <w:r>
@@ -2077,6 +2188,7 @@
         <w:tc>
           <w:tcPr>
             <w:tcW w:w="737" w:type="dxa"/>
+            <w:tcMar/>
           </w:tcPr>
           <w:p>
             <w:r>
@@ -2087,6 +2199,7 @@
         <w:tc>
           <w:tcPr>
             <w:tcW w:w="680" w:type="dxa"/>
+            <w:tcMar/>
           </w:tcPr>
           <w:p>
             <w:r>
@@ -2100,6 +2213,7 @@
         <w:tc>
           <w:tcPr>
             <w:tcW w:w="793" w:type="dxa"/>
+            <w:tcMar/>
           </w:tcPr>
           <w:p>
             <w:r>
@@ -2110,6 +2224,7 @@
         <w:tc>
           <w:tcPr>
             <w:tcW w:w="1701" w:type="dxa"/>
+            <w:tcMar/>
           </w:tcPr>
           <w:p>
             <w:proofErr w:type="spellStart"/>
@@ -2145,18 +2260,21 @@
         <w:tc>
           <w:tcPr>
             <w:tcW w:w="1134" w:type="dxa"/>
+            <w:tcMar/>
           </w:tcPr>
           <w:p/>
         </w:tc>
         <w:tc>
           <w:tcPr>
             <w:tcW w:w="1134" w:type="dxa"/>
+            <w:tcMar/>
           </w:tcPr>
           <w:p/>
         </w:tc>
         <w:tc>
           <w:tcPr>
             <w:tcW w:w="2154" w:type="dxa"/>
+            <w:tcMar/>
           </w:tcPr>
           <w:p/>
         </w:tc>
@@ -2165,6 +2283,7 @@
         <w:tc>
           <w:tcPr>
             <w:tcW w:w="2721" w:type="dxa"/>
+            <w:tcMar/>
           </w:tcPr>
           <w:p>
             <w:r>
@@ -2175,6 +2294,7 @@
         <w:tc>
           <w:tcPr>
             <w:tcW w:w="737" w:type="dxa"/>
+            <w:tcMar/>
           </w:tcPr>
           <w:p>
             <w:r>
@@ -2185,6 +2305,7 @@
         <w:tc>
           <w:tcPr>
             <w:tcW w:w="680" w:type="dxa"/>
+            <w:tcMar/>
           </w:tcPr>
           <w:p>
             <w:r>
@@ -2198,6 +2319,7 @@
         <w:tc>
           <w:tcPr>
             <w:tcW w:w="793" w:type="dxa"/>
+            <w:tcMar/>
           </w:tcPr>
           <w:p>
             <w:r>
@@ -2208,24 +2330,28 @@
         <w:tc>
           <w:tcPr>
             <w:tcW w:w="1701" w:type="dxa"/>
+            <w:tcMar/>
           </w:tcPr>
           <w:p/>
         </w:tc>
         <w:tc>
           <w:tcPr>
             <w:tcW w:w="1134" w:type="dxa"/>
+            <w:tcMar/>
           </w:tcPr>
           <w:p/>
         </w:tc>
         <w:tc>
           <w:tcPr>
             <w:tcW w:w="1134" w:type="dxa"/>
+            <w:tcMar/>
           </w:tcPr>
           <w:p/>
         </w:tc>
         <w:tc>
           <w:tcPr>
             <w:tcW w:w="2154" w:type="dxa"/>
+            <w:tcMar/>
           </w:tcPr>
           <w:p/>
         </w:tc>
@@ -2234,6 +2360,7 @@
         <w:tc>
           <w:tcPr>
             <w:tcW w:w="2721" w:type="dxa"/>
+            <w:tcMar/>
           </w:tcPr>
           <w:p>
             <w:r>
@@ -2244,6 +2371,7 @@
         <w:tc>
           <w:tcPr>
             <w:tcW w:w="737" w:type="dxa"/>
+            <w:tcMar/>
           </w:tcPr>
           <w:p>
             <w:r>
@@ -2254,6 +2382,19 @@
         <w:tc>
           <w:tcPr>
             <w:tcW w:w="680" w:type="dxa"/>
+            <w:tcMar/>
+          </w:tcPr>
+          <w:p>
+            <w:r>
+              <w:rPr/>
+              <w:t>x</w:t>
+            </w:r>
+          </w:p>
+        </w:tc>
+        <w:tc>
+          <w:tcPr>
+            <w:tcW w:w="793" w:type="dxa"/>
+            <w:tcMar/>
           </w:tcPr>
           <w:p>
             <w:r>
@@ -2263,35 +2404,54 @@
         </w:tc>
         <w:tc>
           <w:tcPr>
-            <w:tcW w:w="793" w:type="dxa"/>
-          </w:tcPr>
-          <w:p>
-            <w:r>
-              <w:t>☐</w:t>
-            </w:r>
-          </w:p>
-        </w:tc>
-        <w:tc>
-          <w:tcPr>
             <w:tcW w:w="1701" w:type="dxa"/>
+            <w:tcMar/>
+          </w:tcPr>
+          <w:p>
+            <w:pPr>
+              <w:pStyle w:val="Normal"/>
+              <w:suppressLineNumbers w:val="0"/>
+              <w:bidi w:val="0"/>
+              <w:spacing w:before="0" w:beforeAutospacing="off" w:after="0" w:afterAutospacing="off" w:line="240" w:lineRule="auto"/>
+              <w:ind w:left="0" w:right="0"/>
+              <w:jc w:val="left"/>
+            </w:pPr>
+            <w:r>
+              <w:rPr/>
+              <w:t>SettingsScree.ts</w:t>
+            </w:r>
+            <w:r>
+              <w:rPr/>
+              <w:t xml:space="preserve"> -&gt;</w:t>
+            </w:r>
+            <w:r>
+              <w:rPr/>
+              <w:t xml:space="preserve"> </w:t>
+            </w:r>
+            <w:r>
+              <w:rPr/>
+              <w:t>setProfileImage</w:t>
+            </w:r>
+          </w:p>
+        </w:tc>
+        <w:tc>
+          <w:tcPr>
+            <w:tcW w:w="1134" w:type="dxa"/>
+            <w:tcMar/>
           </w:tcPr>
           <w:p/>
         </w:tc>
         <w:tc>
           <w:tcPr>
             <w:tcW w:w="1134" w:type="dxa"/>
+            <w:tcMar/>
           </w:tcPr>
           <w:p/>
         </w:tc>
         <w:tc>
           <w:tcPr>
-            <w:tcW w:w="1134" w:type="dxa"/>
-          </w:tcPr>
-          <w:p/>
-        </w:tc>
-        <w:tc>
-          <w:tcPr>
             <w:tcW w:w="2154" w:type="dxa"/>
+            <w:tcMar/>
           </w:tcPr>
           <w:p/>
         </w:tc>
@@ -2300,6 +2460,7 @@
         <w:tc>
           <w:tcPr>
             <w:tcW w:w="2721" w:type="dxa"/>
+            <w:tcMar/>
           </w:tcPr>
           <w:p>
             <w:r>
@@ -2310,6 +2471,7 @@
         <w:tc>
           <w:tcPr>
             <w:tcW w:w="737" w:type="dxa"/>
+            <w:tcMar/>
           </w:tcPr>
           <w:p>
             <w:r>
@@ -2320,6 +2482,7 @@
         <w:tc>
           <w:tcPr>
             <w:tcW w:w="680" w:type="dxa"/>
+            <w:tcMar/>
           </w:tcPr>
           <w:p>
             <w:r>
@@ -2333,6 +2496,7 @@
         <w:tc>
           <w:tcPr>
             <w:tcW w:w="793" w:type="dxa"/>
+            <w:tcMar/>
           </w:tcPr>
           <w:p>
             <w:r>
@@ -2343,6 +2507,7 @@
         <w:tc>
           <w:tcPr>
             <w:tcW w:w="1701" w:type="dxa"/>
+            <w:tcMar/>
           </w:tcPr>
           <w:p>
             <w:proofErr w:type="spellStart"/>
@@ -2378,18 +2543,21 @@
         <w:tc>
           <w:tcPr>
             <w:tcW w:w="1134" w:type="dxa"/>
+            <w:tcMar/>
           </w:tcPr>
           <w:p/>
         </w:tc>
         <w:tc>
           <w:tcPr>
             <w:tcW w:w="1134" w:type="dxa"/>
+            <w:tcMar/>
           </w:tcPr>
           <w:p/>
         </w:tc>
         <w:tc>
           <w:tcPr>
             <w:tcW w:w="2154" w:type="dxa"/>
+            <w:tcMar/>
           </w:tcPr>
           <w:p/>
         </w:tc>
@@ -2398,6 +2566,7 @@
         <w:tc>
           <w:tcPr>
             <w:tcW w:w="2721" w:type="dxa"/>
+            <w:tcMar/>
           </w:tcPr>
           <w:p>
             <w:pPr>
@@ -2416,6 +2585,7 @@
         <w:tc>
           <w:tcPr>
             <w:tcW w:w="737" w:type="dxa"/>
+            <w:tcMar/>
           </w:tcPr>
           <w:p>
             <w:r>
@@ -2426,6 +2596,7 @@
         <w:tc>
           <w:tcPr>
             <w:tcW w:w="680" w:type="dxa"/>
+            <w:tcMar/>
           </w:tcPr>
           <w:p>
             <w:pPr>
@@ -2445,6 +2616,7 @@
         <w:tc>
           <w:tcPr>
             <w:tcW w:w="793" w:type="dxa"/>
+            <w:tcMar/>
           </w:tcPr>
           <w:p>
             <w:r>
@@ -2455,24 +2627,28 @@
         <w:tc>
           <w:tcPr>
             <w:tcW w:w="1701" w:type="dxa"/>
+            <w:tcMar/>
           </w:tcPr>
           <w:p/>
         </w:tc>
         <w:tc>
           <w:tcPr>
             <w:tcW w:w="1134" w:type="dxa"/>
+            <w:tcMar/>
           </w:tcPr>
           <w:p/>
         </w:tc>
         <w:tc>
           <w:tcPr>
             <w:tcW w:w="1134" w:type="dxa"/>
+            <w:tcMar/>
           </w:tcPr>
           <w:p/>
         </w:tc>
         <w:tc>
           <w:tcPr>
             <w:tcW w:w="2154" w:type="dxa"/>
+            <w:tcMar/>
           </w:tcPr>
           <w:p/>
         </w:tc>
